--- a/downloads/teacher/ai-3-week-20.docx
+++ b/downloads/teacher/ai-3-week-20.docx
@@ -2751,6 +2751,396 @@
         <w:t>For your Verified Study Buddy, save the input, procedure, observed result and limitation of this check. Label this worked example as practice; use a different, previously unreviewed case when checking independent understanding.</w:t>
       </w:r>
     </w:p>
+    <w:p>
+      <w:pPr>
+        <w:pStyle w:val="Heading1"/>
+      </w:pPr>
+      <w:r>
+        <w:t>07. Prepare, teach and assess</w:t>
+      </w:r>
+    </w:p>
+    <w:p>
+      <w:r>
+        <w:t>Teaching target: Explain the mechanism and terminology of conversation state and retention</w:t>
+      </w:r>
+    </w:p>
+    <w:p>
+      <w:r>
+        <w:t>Prepare the labelled worked-case picture, the matching workbook, fictional input cards and a place for individual responses. No paid AI account is required for the paper reasoning activities.</w:t>
+      </w:r>
+    </w:p>
+    <w:tbl>
+      <w:tblPr>
+        <w:tblStyle w:val="LightShading-Accent1"/>
+        <w:tblW w:type="auto" w:w="0"/>
+        <w:tblLook w:firstColumn="1" w:firstRow="1" w:lastColumn="0" w:lastRow="0" w:noHBand="0" w:noVBand="1" w:val="04A0"/>
+      </w:tblPr>
+      <w:tblGrid>
+        <w:gridCol w:w="3408"/>
+        <w:gridCol w:w="3408"/>
+        <w:gridCol w:w="3408"/>
+      </w:tblGrid>
+      <w:tr>
+        <w:trPr>
+          <w:tblHeader/>
+        </w:trPr>
+        <w:tc>
+          <w:tcPr>
+            <w:tcW w:type="dxa" w:w="3408"/>
+          </w:tcPr>
+          <w:p>
+            <w:r>
+              <w:t>Session</w:t>
+            </w:r>
+          </w:p>
+        </w:tc>
+        <w:tc>
+          <w:tcPr>
+            <w:tcW w:type="dxa" w:w="3408"/>
+          </w:tcPr>
+          <w:p>
+            <w:r>
+              <w:t>Plan</w:t>
+            </w:r>
+          </w:p>
+        </w:tc>
+        <w:tc>
+          <w:tcPr>
+            <w:tcW w:type="dxa" w:w="3408"/>
+          </w:tcPr>
+          <w:p>
+            <w:r>
+              <w:t>Resources</w:t>
+            </w:r>
+          </w:p>
+        </w:tc>
+      </w:tr>
+      <w:tr>
+        <w:tc>
+          <w:tcPr>
+            <w:tcW w:type="dxa" w:w="3408"/>
+          </w:tcPr>
+          <w:p>
+            <w:r>
+              <w:t>Session 1 · Understand · 45 min</w:t>
+            </w:r>
+          </w:p>
+        </w:tc>
+        <w:tc>
+          <w:tcPr>
+            <w:tcW w:type="dxa" w:w="3408"/>
+          </w:tcPr>
+          <w:p>
+            <w:r>
+              <w:t>0–7: recall and prerequisite; 7–15: inspect the concrete case and predict; 15–30: teacher models the worked trace; 30–40: learners explain a step using the text and visual; 40–45: check the core idea.</w:t>
+            </w:r>
+          </w:p>
+        </w:tc>
+        <w:tc>
+          <w:tcPr>
+            <w:tcW w:type="dxa" w:w="3408"/>
+          </w:tcPr>
+          <w:p>
+            <w:r>
+              <w:t>Sections 1–6; record the brief recall in the workbook.</w:t>
+            </w:r>
+          </w:p>
+        </w:tc>
+      </w:tr>
+      <w:tr>
+        <w:tc>
+          <w:tcPr>
+            <w:tcW w:type="dxa" w:w="3408"/>
+          </w:tcPr>
+          <w:p>
+            <w:r>
+              <w:t>Session 2 · Practise · 45 min</w:t>
+            </w:r>
+          </w:p>
+        </w:tc>
+        <w:tc>
+          <w:tcPr>
+            <w:tcW w:type="dxa" w:w="3408"/>
+          </w:tcPr>
+          <w:p>
+            <w:r>
+              <w:t>0–5: retrieve the procedure; 5–15: W2 completion practice; 15–23: explain and check with a partner; 23–30: each learner answers the misconception check; 30–40: targeted reteaching or a harder variation; 40–45: prepare the investigation.</w:t>
+            </w:r>
+          </w:p>
+        </w:tc>
+        <w:tc>
+          <w:tcPr>
+            <w:tcW w:type="dxa" w:w="3408"/>
+          </w:tcPr>
+          <w:p>
+            <w:r>
+              <w:t>Sections 7–10; use the matching workbook W2 and misconception check.</w:t>
+            </w:r>
+          </w:p>
+        </w:tc>
+      </w:tr>
+      <w:tr>
+        <w:tc>
+          <w:tcPr>
+            <w:tcW w:type="dxa" w:w="3408"/>
+          </w:tcPr>
+          <w:p>
+            <w:r>
+              <w:t>Session 3 · Investigate and transfer · 45 min</w:t>
+            </w:r>
+          </w:p>
+        </w:tc>
+        <w:tc>
+          <w:tcPr>
+            <w:tcW w:type="dxa" w:w="3408"/>
+          </w:tcPr>
+          <w:p>
+            <w:r>
+              <w:t>0–5: retrieve the decision rule; 5–20: investigate or trace; 20–30: start the independent case; 30–38: connect the project; 38–43: act on feedback; 43–45: plan the return check.</w:t>
+            </w:r>
+          </w:p>
+        </w:tc>
+        <w:tc>
+          <w:tcPr>
+            <w:tcW w:type="dxa" w:w="3408"/>
+          </w:tcPr>
+          <w:p>
+            <w:r>
+              <w:t>Sections 9 and 11–14. Give extra time to finish the full task set; use Section 15 when the week includes a coding lab.</w:t>
+            </w:r>
+          </w:p>
+        </w:tc>
+      </w:tr>
+    </w:tbl>
+    <w:p>
+      <w:r>
+        <w:t>Before class, solve the supported practice: Turn 1 selects room A; turn 2 corrects to room B. A later answer uses A from an older summary. Show the intermediate steps and give the conclusion with its scope.</w:t>
+      </w:r>
+    </w:p>
+    <w:p>
+      <w:r>
+        <w:t>Reasoned practice answer: Teacher explanation: Active state should be B under the correction rule. The summary is stale; regenerate or invalidate it and preserve the correction audit within the declared session lifetime.</w:t>
+      </w:r>
+    </w:p>
+    <w:p>
+      <w:r>
+        <w:t>Check every learner before discussion: Use the worked case for Conversation state and retention. Proposed explanation: “The worked result establishes every future case”. Decide whether this explanation is supported. Point to the step or supplied fact that decides; explain your repair if needed.</w:t>
+      </w:r>
+    </w:p>
+    <w:p>
+      <w:r>
+        <w:t>Misconception repair: Remembered statements are not automatically current or verified; retention should follow the stated purpose and policy.</w:t>
+      </w:r>
+    </w:p>
+    <w:p>
+      <w:r>
+        <w:t>Support: read the exact case aloud, enlarge the labelled picture, supply input cards and model only the first deciding step. Accept a spoken explanation or drawing; retain the reasoning goal.</w:t>
+      </w:r>
+    </w:p>
+    <w:p>
+      <w:r>
+        <w:t>Extension: The next session asks “summarise my book” without naming one. Require a prediction and a reason before comparing. Expected result: Ask which book the learner wants. Reason: The declared policy clears session state, so yesterday’s choice is unavailable.</w:t>
+      </w:r>
+    </w:p>
+    <w:p>
+      <w:r>
+        <w:t>Independent assessment: withhold the reserved answer until the learner has attempted the new case. Record support separately from correctness.</w:t>
+      </w:r>
+    </w:p>
+    <w:tbl>
+      <w:tblPr>
+        <w:tblStyle w:val="LightShading-Accent1"/>
+        <w:tblW w:type="auto" w:w="0"/>
+        <w:tblLook w:firstColumn="1" w:firstRow="1" w:lastColumn="0" w:lastRow="0" w:noHBand="0" w:noVBand="1" w:val="04A0"/>
+      </w:tblPr>
+      <w:tblGrid>
+        <w:gridCol w:w="2556"/>
+        <w:gridCol w:w="2556"/>
+        <w:gridCol w:w="2556"/>
+        <w:gridCol w:w="2556"/>
+      </w:tblGrid>
+      <w:tr>
+        <w:trPr>
+          <w:tblHeader/>
+        </w:trPr>
+        <w:tc>
+          <w:tcPr>
+            <w:tcW w:type="dxa" w:w="2556"/>
+          </w:tcPr>
+          <w:p>
+            <w:r>
+              <w:t>Criterion</w:t>
+            </w:r>
+          </w:p>
+        </w:tc>
+        <w:tc>
+          <w:tcPr>
+            <w:tcW w:type="dxa" w:w="2556"/>
+          </w:tcPr>
+          <w:p>
+            <w:r>
+              <w:t>Not yet</w:t>
+            </w:r>
+          </w:p>
+        </w:tc>
+        <w:tc>
+          <w:tcPr>
+            <w:tcW w:type="dxa" w:w="2556"/>
+          </w:tcPr>
+          <w:p>
+            <w:r>
+              <w:t>With support</w:t>
+            </w:r>
+          </w:p>
+        </w:tc>
+        <w:tc>
+          <w:tcPr>
+            <w:tcW w:type="dxa" w:w="2556"/>
+          </w:tcPr>
+          <w:p>
+            <w:r>
+              <w:t>Independent</w:t>
+            </w:r>
+          </w:p>
+        </w:tc>
+      </w:tr>
+      <w:tr>
+        <w:tc>
+          <w:tcPr>
+            <w:tcW w:type="dxa" w:w="2556"/>
+          </w:tcPr>
+          <w:p>
+            <w:r>
+              <w:t>Explanation</w:t>
+            </w:r>
+          </w:p>
+        </w:tc>
+        <w:tc>
+          <w:tcPr>
+            <w:tcW w:type="dxa" w:w="2556"/>
+          </w:tcPr>
+          <w:p>
+            <w:r>
+              <w:t>Names an answer without a deciding fact</w:t>
+            </w:r>
+          </w:p>
+        </w:tc>
+        <w:tc>
+          <w:tcPr>
+            <w:tcW w:type="dxa" w:w="2556"/>
+          </w:tcPr>
+          <w:p>
+            <w:r>
+              <w:t>Uses a hint to link fact and decision</w:t>
+            </w:r>
+          </w:p>
+        </w:tc>
+        <w:tc>
+          <w:tcPr>
+            <w:tcW w:type="dxa" w:w="2556"/>
+          </w:tcPr>
+          <w:p>
+            <w:r>
+              <w:t>Explains the deciding fact in own words</w:t>
+            </w:r>
+          </w:p>
+        </w:tc>
+      </w:tr>
+      <w:tr>
+        <w:tc>
+          <w:tcPr>
+            <w:tcW w:type="dxa" w:w="2556"/>
+          </w:tcPr>
+          <w:p>
+            <w:r>
+              <w:t>Trace or test</w:t>
+            </w:r>
+          </w:p>
+        </w:tc>
+        <w:tc>
+          <w:tcPr>
+            <w:tcW w:type="dxa" w:w="2556"/>
+          </w:tcPr>
+          <w:p>
+            <w:r>
+              <w:t>Cannot connect input and result</w:t>
+            </w:r>
+          </w:p>
+        </w:tc>
+        <w:tc>
+          <w:tcPr>
+            <w:tcW w:type="dxa" w:w="2556"/>
+          </w:tcPr>
+          <w:p>
+            <w:r>
+              <w:t>Completes steps with prompts</w:t>
+            </w:r>
+          </w:p>
+        </w:tc>
+        <w:tc>
+          <w:tcPr>
+            <w:tcW w:type="dxa" w:w="2556"/>
+          </w:tcPr>
+          <w:p>
+            <w:r>
+              <w:t>Traces or tests a changed case accurately</w:t>
+            </w:r>
+          </w:p>
+        </w:tc>
+      </w:tr>
+      <w:tr>
+        <w:tc>
+          <w:tcPr>
+            <w:tcW w:type="dxa" w:w="2556"/>
+          </w:tcPr>
+          <w:p>
+            <w:r>
+              <w:t>Limits and revision</w:t>
+            </w:r>
+          </w:p>
+        </w:tc>
+        <w:tc>
+          <w:tcPr>
+            <w:tcW w:type="dxa" w:w="2556"/>
+          </w:tcPr>
+          <w:p>
+            <w:r>
+              <w:t>Claims more than evidence supports</w:t>
+            </w:r>
+          </w:p>
+        </w:tc>
+        <w:tc>
+          <w:tcPr>
+            <w:tcW w:type="dxa" w:w="2556"/>
+          </w:tcPr>
+          <w:p>
+            <w:r>
+              <w:t>Names a limit after a prompt</w:t>
+            </w:r>
+          </w:p>
+        </w:tc>
+        <w:tc>
+          <w:tcPr>
+            <w:tcW w:type="dxa" w:w="2556"/>
+          </w:tcPr>
+          <w:p>
+            <w:r>
+              <w:t>States a defensible limit and useful next test</w:t>
+            </w:r>
+          </w:p>
+        </w:tc>
+      </w:tr>
+    </w:tbl>
+    <w:p>
+      <w:r>
+        <w:t>Project checkpoint: Evaluate and revise. Compare with your starting method, explain errors and record a justified revision.</w:t>
+      </w:r>
+    </w:p>
+    <w:p>
+      <w:r>
+        <w:t>Use the weekly teacher answer for topic-specific reasoning. A saved progress tick is an activity record; judge mastery from the learner’s explanation and evidence.</w:t>
+      </w:r>
+    </w:p>
     <w:sectPr>
       <w:pgSz w:w="12240" w:h="15840"/>
       <w:pgMar w:top="936" w:right="1008" w:bottom="936" w:left="1008" w:header="720" w:footer="720" w:gutter="0"/>

--- a/downloads/teacher/ai-3-week-20.docx
+++ b/downloads/teacher/ai-3-week-20.docx
@@ -3141,6 +3141,39 @@
         <w:t>Use the weekly teacher answer for topic-specific reasoning. A saved progress tick is an activity record; judge mastery from the learner’s explanation and evidence.</w:t>
       </w:r>
     </w:p>
+    <w:p>
+      <w:pPr>
+        <w:pStyle w:val="Heading1"/>
+      </w:pPr>
+      <w:r>
+        <w:t>08. Use feedback, labs and repair paths</w:t>
+      </w:r>
+    </w:p>
+    <w:p>
+      <w:r>
+        <w:t>Use the two formative questions as supported practice, not as independent mastery scores. Discuss the deciding evidence rather than accepting a guessed selection.</w:t>
+      </w:r>
+    </w:p>
+    <w:p>
+      <w:r>
+        <w:t>The feedback comes from the reviewed public worked case. Do not reveal the separately reserved independent teacher answer until the learner has attempted that case.</w:t>
+      </w:r>
+    </w:p>
+    <w:p>
+      <w:r>
+        <w:t>Ask students to predict before running code. Preserve errors and actual outputs; collect a changed test and an explanation. The branch-boundary and indexing lessons deliberately include failure cases.</w:t>
+      </w:r>
+    </w:p>
+    <w:p>
+      <w:r>
+        <w:t>Use the earlier worked-explanation links to address a specific missing building block, then return to the current question. Adapt this suggestion after observing the learner; it is not an automatic diagnosis.</w:t>
+      </w:r>
+    </w:p>
+    <w:p>
+      <w:r>
+        <w:t>Collect the completed-work portfolio as evidence. Record support separately from correctness, and assess explanation, trace/test and limitations. Progress ticks and quiz selections alone do not establish mastery.</w:t>
+      </w:r>
+    </w:p>
     <w:sectPr>
       <w:pgSz w:w="12240" w:h="15840"/>
       <w:pgMar w:top="936" w:right="1008" w:bottom="936" w:left="1008" w:header="720" w:footer="720" w:gutter="0"/>

--- a/downloads/teacher/ai-3-week-20.docx
+++ b/downloads/teacher/ai-3-week-20.docx
@@ -29,6 +29,11 @@
       </w:r>
     </w:p>
     <w:p>
+      <w:r>
+        <w:t>Prepare Conversation State and Memory: check the target, prerequisites, resources and adaptable teaching schedule.</w:t>
+      </w:r>
+    </w:p>
+    <w:p>
       <w:pPr>
         <w:pStyle w:val="Heading3"/>
       </w:pPr>
@@ -37,8 +42,38 @@
       </w:r>
     </w:p>
     <w:p>
-      <w:r>
-        <w:t>Primary target: Explain the mechanism and terminology of conversation state and retention</w:t>
+      <w:pPr>
+        <w:spacing w:line="336" w:lineRule="auto" w:after="180"/>
+      </w:pPr>
+      <w:r>
+        <w:rPr>
+          <w:b w:val="0"/>
+        </w:rPr>
+        <w:t xml:space="preserve">Primary target: Explain the </w:t>
+      </w:r>
+      <w:r>
+        <w:rPr>
+          <w:b/>
+        </w:rPr>
+        <w:t>mechanism</w:t>
+      </w:r>
+      <w:r>
+        <w:rPr>
+          <w:b w:val="0"/>
+        </w:rPr>
+        <w:t xml:space="preserve"> and terminology of conversation </w:t>
+      </w:r>
+      <w:r>
+        <w:rPr>
+          <w:b/>
+        </w:rPr>
+        <w:t>state</w:t>
+      </w:r>
+      <w:r>
+        <w:rPr>
+          <w:b w:val="0"/>
+        </w:rPr>
+        <w:t xml:space="preserve"> and retention</w:t>
       </w:r>
     </w:p>
     <w:tbl>
@@ -185,8 +220,37 @@
       </w:tr>
     </w:tbl>
     <w:p>
-      <w:r>
-        <w:t>This is a starting allocation of 135 minutes, not a validated duration. Preserve all named topics. Schedule extra time for connected examples, the full investigation, independent cases and project building. Repeated copies of a case share one recorded attempt; they are not new evidence.</w:t>
+      <w:pPr>
+        <w:spacing w:line="336" w:lineRule="auto" w:after="180"/>
+      </w:pPr>
+      <w:r>
+        <w:rPr>
+          <w:b w:val="0"/>
+        </w:rPr>
+        <w:t>This is a starting allocation of 135 minutes, not a validated duration. Preserve all named topics. Schedule extra time for connected examples, the full investigation, independent cases and project building.</w:t>
+      </w:r>
+    </w:p>
+    <w:p>
+      <w:pPr>
+        <w:spacing w:line="336" w:lineRule="auto" w:after="180"/>
+      </w:pPr>
+      <w:r>
+        <w:rPr>
+          <w:b w:val="0"/>
+        </w:rPr>
+        <w:t xml:space="preserve">Repeated copies of a case share one recorded attempt; they are not new </w:t>
+      </w:r>
+      <w:r>
+        <w:rPr>
+          <w:b/>
+        </w:rPr>
+        <w:t>evidence</w:t>
+      </w:r>
+      <w:r>
+        <w:rPr>
+          <w:b w:val="0"/>
+        </w:rPr>
+        <w:t>.</w:t>
       </w:r>
     </w:p>
     <w:p>
@@ -206,18 +270,106 @@
       </w:r>
     </w:p>
     <w:p>
-      <w:r>
+      <w:pPr>
+        <w:spacing w:line="336" w:lineRule="auto" w:after="180"/>
+      </w:pPr>
+      <w:r>
+        <w:rPr>
+          <w:b w:val="0"/>
+        </w:rPr>
         <w:t>Without opening the old lesson, explain one key idea from User Need and AI Contribution. Give an example and a mistake that the idea helps you avoid.</w:t>
       </w:r>
     </w:p>
     <w:p>
-      <w:r>
-        <w:t>Look for: Explain the mechanism and terminology of capstone requirements and corpus</w:t>
-      </w:r>
-    </w:p>
-    <w:p>
-      <w:r>
-        <w:t>Reference example, not the only acceptable wording: Teacher explanation: A grounded-assistant capstone begins with bounded requirements and a versioned permitted corpus. A baseline can be a manual lookup process using the same evidence. Specify the user question, source authority, access, output/fallback contract and evaluation plan. Freeze corpus IDs and split cases before implementation. Keep teacher material out of student retrieval.</w:t>
+      <w:pPr>
+        <w:spacing w:line="336" w:lineRule="auto" w:after="180"/>
+      </w:pPr>
+      <w:r>
+        <w:rPr>
+          <w:b w:val="0"/>
+        </w:rPr>
+        <w:t xml:space="preserve">Look for: Explain the </w:t>
+      </w:r>
+      <w:r>
+        <w:rPr>
+          <w:b/>
+        </w:rPr>
+        <w:t>mechanism</w:t>
+      </w:r>
+      <w:r>
+        <w:rPr>
+          <w:b w:val="0"/>
+        </w:rPr>
+        <w:t xml:space="preserve"> and terminology of capstone requirements and corpus</w:t>
+      </w:r>
+    </w:p>
+    <w:p>
+      <w:pPr>
+        <w:spacing w:line="336" w:lineRule="auto" w:after="180"/>
+      </w:pPr>
+      <w:r>
+        <w:rPr>
+          <w:b w:val="0"/>
+        </w:rPr>
+        <w:t>Reference example, not the only acceptable wording: Teacher explanation: A grounded-assistant capstone begins with bounded requirements and a versioned permitted corpus.</w:t>
+      </w:r>
+    </w:p>
+    <w:p>
+      <w:pPr>
+        <w:spacing w:line="336" w:lineRule="auto" w:after="180"/>
+      </w:pPr>
+      <w:r>
+        <w:rPr>
+          <w:b w:val="0"/>
+        </w:rPr>
+        <w:t xml:space="preserve">A baseline can be a manual lookup </w:t>
+      </w:r>
+      <w:r>
+        <w:rPr>
+          <w:b/>
+        </w:rPr>
+        <w:t>process</w:t>
+      </w:r>
+      <w:r>
+        <w:rPr>
+          <w:b w:val="0"/>
+        </w:rPr>
+        <w:t xml:space="preserve"> using the same </w:t>
+      </w:r>
+      <w:r>
+        <w:rPr>
+          <w:b/>
+        </w:rPr>
+        <w:t>evidence</w:t>
+      </w:r>
+      <w:r>
+        <w:rPr>
+          <w:b w:val="0"/>
+        </w:rPr>
+        <w:t xml:space="preserve">. Specify the user question, source authority, access, </w:t>
+      </w:r>
+      <w:r>
+        <w:rPr>
+          <w:b/>
+        </w:rPr>
+        <w:t>output</w:t>
+      </w:r>
+      <w:r>
+        <w:rPr>
+          <w:b w:val="0"/>
+        </w:rPr>
+        <w:t>/fallback contract and evaluation plan. Freeze corpus IDs and split cases before implementation.</w:t>
+      </w:r>
+    </w:p>
+    <w:p>
+      <w:pPr>
+        <w:spacing w:line="336" w:lineRule="auto" w:after="180"/>
+      </w:pPr>
+      <w:r>
+        <w:rPr>
+          <w:b w:val="0"/>
+        </w:rPr>
+        <w:t>Keep teacher material out of student retrieval.</w:t>
       </w:r>
     </w:p>
     <w:p>
@@ -229,18 +381,70 @@
       </w:r>
     </w:p>
     <w:p>
-      <w:r>
+      <w:pPr>
+        <w:spacing w:line="336" w:lineRule="auto" w:after="180"/>
+      </w:pPr>
+      <w:r>
+        <w:rPr>
+          <w:b w:val="0"/>
+        </w:rPr>
         <w:t>Without opening the old lesson, explain one key idea from Model Memory vs Retrieval. Give an example and a mistake that the idea helps you avoid.</w:t>
       </w:r>
     </w:p>
     <w:p>
-      <w:r>
-        <w:t>Look for: Explain the mechanism and terminology of retrieval and indexing</w:t>
-      </w:r>
-    </w:p>
-    <w:p>
-      <w:r>
-        <w:t>Reference example, not the only acceptable wording: Teacher explanation: Retrieval returns stored records selected for a query. An index is a searchable representation of a versioned corpus; generated wording is a later operation. Assign stable document IDs, versions and permitted access before indexing. Retrieve only authorised records. Preserve source references and define behaviour when a document is missing, outdated or access-restricted.</w:t>
+      <w:pPr>
+        <w:spacing w:line="336" w:lineRule="auto" w:after="180"/>
+      </w:pPr>
+      <w:r>
+        <w:rPr>
+          <w:b w:val="0"/>
+        </w:rPr>
+        <w:t xml:space="preserve">Look for: Explain the </w:t>
+      </w:r>
+      <w:r>
+        <w:rPr>
+          <w:b/>
+        </w:rPr>
+        <w:t>mechanism</w:t>
+      </w:r>
+      <w:r>
+        <w:rPr>
+          <w:b w:val="0"/>
+        </w:rPr>
+        <w:t xml:space="preserve"> and terminology of retrieval and indexing</w:t>
+      </w:r>
+    </w:p>
+    <w:p>
+      <w:pPr>
+        <w:spacing w:line="336" w:lineRule="auto" w:after="180"/>
+      </w:pPr>
+      <w:r>
+        <w:rPr>
+          <w:b w:val="0"/>
+        </w:rPr>
+        <w:t>Reference example, not the only acceptable wording: Teacher explanation: Retrieval returns stored records selected for a query.</w:t>
+      </w:r>
+    </w:p>
+    <w:p>
+      <w:pPr>
+        <w:spacing w:line="336" w:lineRule="auto" w:after="180"/>
+      </w:pPr>
+      <w:r>
+        <w:rPr>
+          <w:b w:val="0"/>
+        </w:rPr>
+        <w:t>An index is a searchable representation of a versioned corpus; generated wording is a later operation. Assign stable document IDs, versions and permitted access before indexing. Retrieve only authorised records.</w:t>
+      </w:r>
+    </w:p>
+    <w:p>
+      <w:pPr>
+        <w:spacing w:line="336" w:lineRule="auto" w:after="180"/>
+      </w:pPr>
+      <w:r>
+        <w:rPr>
+          <w:b w:val="0"/>
+        </w:rPr>
+        <w:t>Preserve source references and define behaviour when a document is missing, outdated or access-restricted.</w:t>
       </w:r>
     </w:p>
     <w:p>
@@ -252,22 +456,92 @@
       </w:r>
     </w:p>
     <w:p>
-      <w:r>
+      <w:pPr>
+        <w:spacing w:line="336" w:lineRule="auto" w:after="180"/>
+      </w:pPr>
+      <w:r>
+        <w:rPr>
+          <w:b w:val="0"/>
+        </w:rPr>
         <w:t>Without opening the old lesson, explain one key idea from Hallucination Failure Types. Give an example and a mistake that the idea helps you avoid.</w:t>
       </w:r>
     </w:p>
     <w:p>
-      <w:r>
-        <w:t>Look for: Explain the mechanism and terminology of generation failures and verification</w:t>
-      </w:r>
-    </w:p>
-    <w:p>
-      <w:r>
-        <w:t>Reference example, not the only acceptable wording: Teacher explanation: Generated answers may invent facts, misread quantities or cite irrelevant passages. Verification checks each claim against evidence rather than accepting fluent wording. Split an answer into atomic claims. For each, record the exact source passage, support status and any needed calculation. Mark unsupported and contradicted claims separately; do not repair them by inventing sources.</w:t>
-      </w:r>
-    </w:p>
-    <w:p>
-      <w:r>
+      <w:pPr>
+        <w:spacing w:line="336" w:lineRule="auto" w:after="180"/>
+      </w:pPr>
+      <w:r>
+        <w:rPr>
+          <w:b w:val="0"/>
+        </w:rPr>
+        <w:t xml:space="preserve">Look for: Explain the </w:t>
+      </w:r>
+      <w:r>
+        <w:rPr>
+          <w:b/>
+        </w:rPr>
+        <w:t>mechanism</w:t>
+      </w:r>
+      <w:r>
+        <w:rPr>
+          <w:b w:val="0"/>
+        </w:rPr>
+        <w:t xml:space="preserve"> and terminology of generation failures and verification</w:t>
+      </w:r>
+    </w:p>
+    <w:p>
+      <w:pPr>
+        <w:spacing w:line="336" w:lineRule="auto" w:after="180"/>
+      </w:pPr>
+      <w:r>
+        <w:rPr>
+          <w:b w:val="0"/>
+        </w:rPr>
+        <w:t>Reference example, not the only acceptable wording: Teacher explanation: Generated answers may invent facts, misread quantities or cite irrelevant passages.</w:t>
+      </w:r>
+    </w:p>
+    <w:p>
+      <w:pPr>
+        <w:spacing w:line="336" w:lineRule="auto" w:after="180"/>
+      </w:pPr>
+      <w:r>
+        <w:rPr>
+          <w:b w:val="0"/>
+        </w:rPr>
+        <w:t xml:space="preserve">Verification checks each claim against </w:t>
+      </w:r>
+      <w:r>
+        <w:rPr>
+          <w:b/>
+        </w:rPr>
+        <w:t>evidence</w:t>
+      </w:r>
+      <w:r>
+        <w:rPr>
+          <w:b w:val="0"/>
+        </w:rPr>
+        <w:t xml:space="preserve"> rather than accepting fluent wording. Split an answer into atomic claims. For each, record the exact source passage, support status and any needed calculation.</w:t>
+      </w:r>
+    </w:p>
+    <w:p>
+      <w:pPr>
+        <w:spacing w:line="336" w:lineRule="auto" w:after="180"/>
+      </w:pPr>
+      <w:r>
+        <w:rPr>
+          <w:b w:val="0"/>
+        </w:rPr>
+        <w:t>Mark unsupported and contradicted claims separately; do not repair them by inventing sources.</w:t>
+      </w:r>
+    </w:p>
+    <w:p>
+      <w:pPr>
+        <w:spacing w:line="336" w:lineRule="auto" w:after="180"/>
+      </w:pPr>
+      <w:r>
+        <w:rPr>
+          <w:b w:val="0"/>
+        </w:rPr>
         <w:t>Use the student module and workbook section with this exact week title. The worked case, independent question and answers below form one aligned lesson sequence.</w:t>
       </w:r>
     </w:p>
@@ -280,8 +554,38 @@
       </w:r>
     </w:p>
     <w:p>
-      <w:r>
-        <w:t>The conversation state is topic=plants, level=Grade 8. The user says 'Keep the topic, explain for Grade 6'. Write the updated state and a reset behaviour.</w:t>
+      <w:pPr>
+        <w:spacing w:line="336" w:lineRule="auto" w:after="180"/>
+      </w:pPr>
+      <w:r>
+        <w:rPr>
+          <w:b w:val="0"/>
+        </w:rPr>
+        <w:t xml:space="preserve">The conversation </w:t>
+      </w:r>
+      <w:r>
+        <w:rPr>
+          <w:b/>
+        </w:rPr>
+        <w:t>state</w:t>
+      </w:r>
+      <w:r>
+        <w:rPr>
+          <w:b w:val="0"/>
+        </w:rPr>
+        <w:t xml:space="preserve"> is topic=plants, level=Grade 8. The user says 'Keep the topic, explain for Grade 6'. Write the updated </w:t>
+      </w:r>
+      <w:r>
+        <w:rPr>
+          <w:b/>
+        </w:rPr>
+        <w:t>state</w:t>
+      </w:r>
+      <w:r>
+        <w:rPr>
+          <w:b w:val="0"/>
+        </w:rPr>
+        <w:t xml:space="preserve"> and a reset behaviour.</w:t>
       </w:r>
     </w:p>
     <w:p>
@@ -293,8 +597,26 @@
       </w:r>
     </w:p>
     <w:p>
-      <w:r>
-        <w:t>Week 20: Conversation State and Memory</w:t>
+      <w:pPr>
+        <w:spacing w:line="336" w:lineRule="auto" w:after="180"/>
+      </w:pPr>
+      <w:r>
+        <w:rPr>
+          <w:b w:val="0"/>
+        </w:rPr>
+        <w:t xml:space="preserve">Week 20: Conversation </w:t>
+      </w:r>
+      <w:r>
+        <w:rPr>
+          <w:b/>
+        </w:rPr>
+        <w:t>State</w:t>
+      </w:r>
+      <w:r>
+        <w:rPr>
+          <w:b w:val="0"/>
+        </w:rPr>
+        <w:t xml:space="preserve"> and Memory</w:t>
       </w:r>
     </w:p>
     <w:tbl>
@@ -430,12 +752,38 @@
       </w:r>
     </w:p>
     <w:p>
-      <w:r>
+      <w:pPr>
+        <w:spacing w:line="336" w:lineRule="auto" w:after="180"/>
+      </w:pPr>
+      <w:r>
+        <w:rPr>
+          <w:b w:val="0"/>
+        </w:rPr>
         <w:t>Use the supplied scenario, student illustrations and blank paper. For numeric work, offer counters or a calculator after learners show the setup. Fictional records are supplied; personal data and paid accounts are unnecessary.</w:t>
       </w:r>
     </w:p>
     <w:p>
-      <w:r>
+      <w:pPr>
+        <w:pStyle w:val="Heading3"/>
+      </w:pPr>
+      <w:r>
+        <w:t>Alternative compact allocation</w:t>
+      </w:r>
+    </w:p>
+    <w:p>
+      <w:r>
+        <w:t>This compact option is not the full-week schedule. Use the main teaching cycle and allow extra sessions for the investigation, independent work and project.</w:t>
+      </w:r>
+    </w:p>
+    <w:p>
+      <w:pPr>
+        <w:spacing w:line="336" w:lineRule="auto" w:after="180"/>
+        <w:shd w:fill="F1F6F8"/>
+      </w:pPr>
+      <w:r>
+        <w:rPr>
+          <w:b w:val="0"/>
+        </w:rPr>
         <w:t>Allow 80 minutes: recall 8; explanation 12; worked demonstration 15; guided practice 20; independent assessment 15; project and reflection 10. Extend the lab into a second session when needed.</w:t>
       </w:r>
     </w:p>
@@ -448,8 +796,84 @@
       </w:r>
     </w:p>
     <w:p>
-      <w:r>
-        <w:t>Two 45-minute sessions. Conversation state stores facts or prior interactions for later use. It needs scope, provenance, correction and retention rules rather than indefinite accumulation. Use the supplied constructed scenarios to make the mechanism inspectable. Collect W4 before sharing solutions. Students should name intermediate evidence and limitations; classroom pacing and learning effectiveness remain unvalidated.</w:t>
+      <w:pPr>
+        <w:spacing w:line="336" w:lineRule="auto" w:after="180"/>
+      </w:pPr>
+      <w:r>
+        <w:rPr>
+          <w:b w:val="0"/>
+        </w:rPr>
+        <w:t xml:space="preserve">Two 45-minute sessions. Conversation </w:t>
+      </w:r>
+      <w:r>
+        <w:rPr>
+          <w:b/>
+        </w:rPr>
+        <w:t>state</w:t>
+      </w:r>
+      <w:r>
+        <w:rPr>
+          <w:b w:val="0"/>
+        </w:rPr>
+        <w:t xml:space="preserve"> stores facts or prior interactions for later use. It needs scope, provenance, correction and </w:t>
+      </w:r>
+      <w:r>
+        <w:rPr>
+          <w:b/>
+        </w:rPr>
+        <w:t>retention rule</w:t>
+      </w:r>
+      <w:r>
+        <w:rPr>
+          <w:b w:val="0"/>
+        </w:rPr>
+        <w:t>s rather than indefinite accumulation.</w:t>
+      </w:r>
+    </w:p>
+    <w:p>
+      <w:pPr>
+        <w:spacing w:line="336" w:lineRule="auto" w:after="180"/>
+      </w:pPr>
+      <w:r>
+        <w:rPr>
+          <w:b w:val="0"/>
+        </w:rPr>
+        <w:t xml:space="preserve">Use the supplied constructed scenarios to make the </w:t>
+      </w:r>
+      <w:r>
+        <w:rPr>
+          <w:b/>
+        </w:rPr>
+        <w:t>mechanism</w:t>
+      </w:r>
+      <w:r>
+        <w:rPr>
+          <w:b w:val="0"/>
+        </w:rPr>
+        <w:t xml:space="preserve"> inspectable. Collect W4 before sharing solutions.</w:t>
+      </w:r>
+    </w:p>
+    <w:p>
+      <w:pPr>
+        <w:spacing w:line="336" w:lineRule="auto" w:after="180"/>
+      </w:pPr>
+      <w:r>
+        <w:rPr>
+          <w:b w:val="0"/>
+        </w:rPr>
+        <w:t xml:space="preserve">Students should name intermediate </w:t>
+      </w:r>
+      <w:r>
+        <w:rPr>
+          <w:b/>
+        </w:rPr>
+        <w:t>evidence</w:t>
+      </w:r>
+      <w:r>
+        <w:rPr>
+          <w:b w:val="0"/>
+        </w:rPr>
+        <w:t xml:space="preserve"> and limitations; classroom pacing and learning effectiveness remain unvalidated.</w:t>
       </w:r>
     </w:p>
     <w:p>
@@ -461,22 +885,81 @@
       </w:r>
     </w:p>
     <w:p>
-      <w:r>
-        <w:t>A result depends on the inputs, procedure and conditions that produced it. Preserve data roles and distinguish observed outcomes from predictions or unmeasured conditions. If the prior concept cannot be explained, use a short retrieval activity before this chapter.</w:t>
-      </w:r>
-    </w:p>
-    <w:p>
-      <w:r>
+      <w:pPr>
+        <w:spacing w:line="336" w:lineRule="auto" w:after="180"/>
+      </w:pPr>
+      <w:r>
+        <w:rPr>
+          <w:b w:val="0"/>
+        </w:rPr>
+        <w:t xml:space="preserve">A result depends on the </w:t>
+      </w:r>
+      <w:r>
+        <w:rPr>
+          <w:b/>
+        </w:rPr>
+        <w:t>input</w:t>
+      </w:r>
+      <w:r>
+        <w:rPr>
+          <w:b w:val="0"/>
+        </w:rPr>
+        <w:t xml:space="preserve">s, procedure and conditions that produced it. Preserve data roles and distinguish observed outcomes from </w:t>
+      </w:r>
+      <w:r>
+        <w:rPr>
+          <w:b/>
+        </w:rPr>
+        <w:t>prediction</w:t>
+      </w:r>
+      <w:r>
+        <w:rPr>
+          <w:b w:val="0"/>
+        </w:rPr>
+        <w:t>s or unmeasured conditions.</w:t>
+      </w:r>
+    </w:p>
+    <w:p>
+      <w:pPr>
+        <w:spacing w:line="336" w:lineRule="auto" w:after="180"/>
+      </w:pPr>
+      <w:r>
+        <w:rPr>
+          <w:b w:val="0"/>
+        </w:rPr>
+        <w:t>If the prior concept cannot be explained, use a short retrieval activity before this chapter.</w:t>
+      </w:r>
+    </w:p>
+    <w:p>
+      <w:pPr>
+        <w:spacing w:line="336" w:lineRule="auto" w:after="180"/>
+      </w:pPr>
+      <w:r>
+        <w:rPr>
+          <w:b w:val="0"/>
+        </w:rPr>
         <w:t>Lesson and workbook; paper and pencil</w:t>
       </w:r>
     </w:p>
     <w:p>
-      <w:r>
+      <w:pPr>
+        <w:spacing w:line="336" w:lineRule="auto" w:after="180"/>
+      </w:pPr>
+      <w:r>
+        <w:rPr>
+          <w:b w:val="0"/>
+        </w:rPr>
         <w:t>Calculator and optional local Python 3 for arithmetic; no live API or private data</w:t>
       </w:r>
     </w:p>
     <w:p>
-      <w:r>
+      <w:pPr>
+        <w:spacing w:line="336" w:lineRule="auto" w:after="180"/>
+      </w:pPr>
+      <w:r>
+        <w:rPr>
+          <w:b w:val="0"/>
+        </w:rPr>
         <w:t>Prepare the fresh retry separately and withhold its solution until after collection</w:t>
       </w:r>
     </w:p>
@@ -489,12 +972,48 @@
       </w:r>
     </w:p>
     <w:p>
-      <w:r>
-        <w:t>By the end, I can explain conversation state and memory using a traced example and a stated limitation.</w:t>
-      </w:r>
-    </w:p>
-    <w:p>
-      <w:r>
+      <w:pPr>
+        <w:spacing w:line="336" w:lineRule="auto" w:after="180"/>
+      </w:pPr>
+      <w:r>
+        <w:rPr>
+          <w:b w:val="0"/>
+        </w:rPr>
+        <w:t xml:space="preserve">By the end, I can explain conversation </w:t>
+      </w:r>
+      <w:r>
+        <w:rPr>
+          <w:b/>
+        </w:rPr>
+        <w:t>state</w:t>
+      </w:r>
+      <w:r>
+        <w:rPr>
+          <w:b w:val="0"/>
+        </w:rPr>
+        <w:t xml:space="preserve"> and memory using a traced example and a </w:t>
+      </w:r>
+      <w:r>
+        <w:rPr>
+          <w:b/>
+        </w:rPr>
+        <w:t>state</w:t>
+      </w:r>
+      <w:r>
+        <w:rPr>
+          <w:b w:val="0"/>
+        </w:rPr>
+        <w:t>d limitation.</w:t>
+      </w:r>
+    </w:p>
+    <w:p>
+      <w:pPr>
+        <w:spacing w:line="336" w:lineRule="auto" w:after="180"/>
+      </w:pPr>
+      <w:r>
+        <w:rPr>
+          <w:b w:val="0"/>
+        </w:rPr>
         <w:t>This added worked case illustrates the week’s main idea. Retain all original and connected topics; schedule its practice within the teaching cycle.</w:t>
       </w:r>
     </w:p>
@@ -507,61 +1026,191 @@
       </w:r>
     </w:p>
     <w:p>
+      <w:r>
+        <w:t>Model Conversation State and Memory using the supplied case, labelled mechanism and reasoning. Make the scope of each conclusion explicit.</w:t>
+      </w:r>
+    </w:p>
+    <w:p>
+      <w:pPr>
+        <w:spacing w:line="336" w:lineRule="auto" w:after="180"/>
+      </w:pPr>
+      <w:r>
+        <w:rPr>
+          <w:b/>
+        </w:rPr>
+        <w:t>Input</w:t>
+      </w:r>
+      <w:r>
+        <w:rPr>
+          <w:b w:val="0"/>
+        </w:rPr>
+        <w:t xml:space="preserve"> → </w:t>
+      </w:r>
+      <w:r>
+        <w:rPr>
+          <w:b/>
+        </w:rPr>
+        <w:t>Process</w:t>
+      </w:r>
+      <w:r>
+        <w:rPr>
+          <w:b w:val="0"/>
+        </w:rPr>
+        <w:t xml:space="preserve"> → </w:t>
+      </w:r>
+      <w:r>
+        <w:rPr>
+          <w:b/>
+        </w:rPr>
+        <w:t>Output</w:t>
+      </w:r>
+    </w:p>
+    <w:p>
+      <w:pPr>
+        <w:spacing w:line="336" w:lineRule="auto" w:after="180"/>
+      </w:pPr>
+      <w:r>
+        <w:rPr>
+          <w:b w:val="0"/>
+        </w:rPr>
+        <w:t>Trace the information. At each stage, ask what changed and how you could test it.</w:t>
+      </w:r>
+    </w:p>
+    <w:p>
+      <w:pPr>
+        <w:spacing w:line="336" w:lineRule="auto" w:after="180"/>
+      </w:pPr>
+      <w:r>
+        <w:rPr>
+          <w:b w:val="0"/>
+        </w:rPr>
+        <w:t>Which stage could fail even when the other two are correct? Explain:</w:t>
+      </w:r>
+    </w:p>
+    <w:p>
+      <w:pPr>
+        <w:spacing w:line="336" w:lineRule="auto" w:after="180"/>
+      </w:pPr>
+      <w:r>
+        <w:rPr>
+          <w:b w:val="0"/>
+        </w:rPr>
+        <w:t xml:space="preserve">Predict first. Then check each step. A correct answer without visible reasoning is incomplete </w:t>
+      </w:r>
+      <w:r>
+        <w:rPr>
+          <w:b/>
+        </w:rPr>
+        <w:t>evidence</w:t>
+      </w:r>
+      <w:r>
+        <w:rPr>
+          <w:b w:val="0"/>
+        </w:rPr>
+        <w:t>.</w:t>
+      </w:r>
+    </w:p>
+    <w:p>
+      <w:pPr>
+        <w:spacing w:line="336" w:lineRule="auto" w:after="180"/>
+        <w:shd w:fill="F4F9FC"/>
+      </w:pPr>
+      <w:r>
+        <w:rPr>
+          <w:b w:val="0"/>
+        </w:rPr>
+        <w:t>1. Keep current topic and learner’s chosen difficulty for the session.</w:t>
+      </w:r>
+    </w:p>
+    <w:p>
+      <w:pPr>
+        <w:spacing w:line="336" w:lineRule="auto" w:after="180"/>
+        <w:shd w:fill="F4F9FC"/>
+      </w:pPr>
+      <w:r>
+        <w:rPr>
+          <w:b w:val="0"/>
+        </w:rPr>
+        <w:t>2. Summarize progress without storing full private conversation.</w:t>
+      </w:r>
+    </w:p>
+    <w:p>
+      <w:pPr>
+        <w:spacing w:line="336" w:lineRule="auto" w:after="180"/>
+        <w:shd w:fill="F4F9FC"/>
+      </w:pPr>
+      <w:r>
+        <w:rPr>
+          <w:b w:val="0"/>
+        </w:rPr>
+        <w:t>3. Forget sensitive or unnecessary details.</w:t>
+      </w:r>
+    </w:p>
+    <w:p>
+      <w:pPr>
+        <w:spacing w:line="336" w:lineRule="auto" w:after="180"/>
+        <w:shd w:fill="F4F9FC"/>
+      </w:pPr>
+      <w:r>
+        <w:rPr>
+          <w:b w:val="0"/>
+        </w:rPr>
+        <w:t>4. Retrieve approved study notes only when the learner requests that topic.</w:t>
+      </w:r>
+    </w:p>
+    <w:p>
+      <w:pPr>
+        <w:spacing w:line="336" w:lineRule="auto" w:after="180"/>
+      </w:pPr>
+      <w:r>
+        <w:rPr>
+          <w:b w:val="0"/>
+        </w:rPr>
+        <w:t>Recalculate, retrace, or re</w:t>
+      </w:r>
+      <w:r>
+        <w:rPr>
+          <w:b/>
+        </w:rPr>
+        <w:t>state</w:t>
+      </w:r>
+      <w:r>
+        <w:rPr>
+          <w:b w:val="0"/>
+        </w:rPr>
+        <w:t xml:space="preserve"> the reasoning in your own representation:</w:t>
+      </w:r>
+    </w:p>
+    <w:p>
+      <w:pPr>
+        <w:spacing w:line="336" w:lineRule="auto" w:after="180"/>
+        <w:shd w:fill="F5F1FB"/>
+      </w:pPr>
+      <w:r>
+        <w:rPr>
+          <w:b w:val="0"/>
+        </w:rPr>
+        <w:t xml:space="preserve">CHECK Did the </w:t>
+      </w:r>
+      <w:r>
+        <w:rPr>
+          <w:b/>
+        </w:rPr>
+        <w:t>evidence</w:t>
+      </w:r>
+      <w:r>
+        <w:rPr>
+          <w:b w:val="0"/>
+        </w:rPr>
+        <w:t xml:space="preserve"> answer the exact question? Did the total, path, or source record stay consistent?</w:t>
+      </w:r>
+    </w:p>
+    <w:p>
       <w:pPr>
         <w:pStyle w:val="Heading3"/>
       </w:pPr>
       <w:r>
-        <w:t>Explain the mechanism</w:t>
-      </w:r>
-    </w:p>
-    <w:p>
-      <w:r>
-        <w:t>Input → Process → Output</w:t>
-      </w:r>
-    </w:p>
-    <w:p>
-      <w:r>
-        <w:t>Trace the information. At each stage, ask what changed and how you could test it.</w:t>
-      </w:r>
-    </w:p>
-    <w:p>
-      <w:r>
-        <w:t>Which stage could fail even when the other two are correct? Explain:</w:t>
-      </w:r>
-    </w:p>
-    <w:p>
-      <w:r>
-        <w:t>Predict first. Then check each step. A correct answer without visible reasoning is incomplete evidence.</w:t>
-      </w:r>
-    </w:p>
-    <w:p>
-      <w:r>
-        <w:t>1. Keep current topic and learner’s chosen difficulty for the session.</w:t>
-      </w:r>
-    </w:p>
-    <w:p>
-      <w:r>
-        <w:t>2. Summarize progress without storing full private conversation.</w:t>
-      </w:r>
-    </w:p>
-    <w:p>
-      <w:r>
-        <w:t>3. Forget sensitive or unnecessary details.</w:t>
-      </w:r>
-    </w:p>
-    <w:p>
-      <w:r>
-        <w:t>4. Retrieve approved study notes only when the learner requests that topic.</w:t>
-      </w:r>
-    </w:p>
-    <w:p>
-      <w:r>
-        <w:t>Recalculate, retrace, or restate the reasoning in your own representation:</w:t>
-      </w:r>
-    </w:p>
-    <w:p>
-      <w:r>
-        <w:t>CHECK Did the evidence answer the exact question? Did the total, path, or source record stay consistent?</w:t>
+        <w:t>Concrete teaching case</w:t>
       </w:r>
     </w:p>
     <w:p>
@@ -569,16 +1218,36 @@
         <w:pStyle w:val="Heading3"/>
       </w:pPr>
       <w:r>
-        <w:t>Concrete teaching case</w:t>
-      </w:r>
-    </w:p>
-    <w:p>
-      <w:r>
-        <w:t>State stores topic=plants and reading_level=beginner. User requests advanced explanation.</w:t>
-      </w:r>
-    </w:p>
-    <w:p>
-      <w:r>
+        <w:t>The teaching case</w:t>
+      </w:r>
+    </w:p>
+    <w:p>
+      <w:pPr>
+        <w:spacing w:line="336" w:lineRule="auto" w:after="180"/>
+        <w:shd w:fill="F1F6FC"/>
+      </w:pPr>
+      <w:r>
+        <w:rPr>
+          <w:b/>
+        </w:rPr>
+        <w:t>State</w:t>
+      </w:r>
+      <w:r>
+        <w:rPr>
+          <w:b w:val="0"/>
+        </w:rPr>
+        <w:t xml:space="preserve"> stores topic=plants and reading_level=beginner. User requests advanced explanation.</w:t>
+      </w:r>
+    </w:p>
+    <w:p>
+      <w:pPr>
+        <w:spacing w:line="336" w:lineRule="auto" w:after="180"/>
+        <w:shd w:fill="F5F1FB"/>
+      </w:pPr>
+      <w:r>
+        <w:rPr>
+          <w:b w:val="0"/>
+        </w:rPr>
         <w:t>What changes?</w:t>
       </w:r>
     </w:p>
@@ -591,36 +1260,196 @@
       </w:r>
     </w:p>
     <w:p>
-      <w:r>
-        <w:t>Update reading level, retain topic unless changed. Keep only necessary state with correction/reset. Context does not guarantee permanent memory.</w:t>
-      </w:r>
-    </w:p>
-    <w:p>
       <w:pPr>
         <w:pStyle w:val="Heading3"/>
       </w:pPr>
       <w:r>
+        <w:t>Why the result follows</w:t>
+      </w:r>
+    </w:p>
+    <w:p>
+      <w:pPr>
+        <w:spacing w:line="336" w:lineRule="auto" w:after="180"/>
+        <w:shd w:fill="F1F6FC"/>
+      </w:pPr>
+      <w:r>
+        <w:rPr>
+          <w:b w:val="0"/>
+        </w:rPr>
+        <w:t xml:space="preserve">Update reading level, retain topic unless changed. Keep only necessary </w:t>
+      </w:r>
+      <w:r>
+        <w:rPr>
+          <w:b/>
+        </w:rPr>
+        <w:t>state</w:t>
+      </w:r>
+      <w:r>
+        <w:rPr>
+          <w:b w:val="0"/>
+        </w:rPr>
+        <w:t xml:space="preserve"> with correction/reset. Context does not guarantee permanent memory.</w:t>
+      </w:r>
+    </w:p>
+    <w:p>
+      <w:pPr>
+        <w:pStyle w:val="Heading3"/>
+      </w:pPr>
+      <w:r>
         <w:t>Explain the added worked example</w:t>
       </w:r>
     </w:p>
     <w:p>
-      <w:r>
-        <w:t>Conversation state stores facts or prior interactions for later use. It needs scope, provenance, correction and retention rules rather than indefinite accumulation.</w:t>
-      </w:r>
-    </w:p>
-    <w:p>
-      <w:r>
-        <w:t>Begin by writing the question the procedure is intended to answer. Identify the information already supplied, the information it will produce and the information still missing. These are constructed classroom examples; they do not require live accounts, private records or an external service. Do not treat a plausible explanation as a measured outcome.</w:t>
-      </w:r>
-    </w:p>
-    <w:p>
-      <w:r>
-        <w:t>This classroom assistant keeps an approved room ID only for the current session. A later correction replaces the active value but retains an audit event until session end. Do not persist private text merely because it appeared in conversation.</w:t>
-      </w:r>
-    </w:p>
-    <w:p>
-      <w:r>
-        <w:t>Before applying the procedure, write its units, denominator or decision boundary where relevant. A partner should be able to repeat each step using the same inputs. If a required input is absent or violates the stated contract, record that condition explicitly instead of quietly replacing it with a convenient value.</w:t>
+      <w:pPr>
+        <w:spacing w:line="336" w:lineRule="auto" w:after="180"/>
+      </w:pPr>
+      <w:r>
+        <w:rPr>
+          <w:b w:val="0"/>
+        </w:rPr>
+        <w:t xml:space="preserve">Conversation </w:t>
+      </w:r>
+      <w:r>
+        <w:rPr>
+          <w:b/>
+        </w:rPr>
+        <w:t>state</w:t>
+      </w:r>
+      <w:r>
+        <w:rPr>
+          <w:b w:val="0"/>
+        </w:rPr>
+        <w:t xml:space="preserve"> stores facts or prior interactions for later use. It needs scope, provenance, correction and </w:t>
+      </w:r>
+      <w:r>
+        <w:rPr>
+          <w:b/>
+        </w:rPr>
+        <w:t>retention rule</w:t>
+      </w:r>
+      <w:r>
+        <w:rPr>
+          <w:b w:val="0"/>
+        </w:rPr>
+        <w:t>s rather than indefinite accumulation.</w:t>
+      </w:r>
+    </w:p>
+    <w:p>
+      <w:pPr>
+        <w:pStyle w:val="Heading3"/>
+      </w:pPr>
+      <w:r>
+        <w:t>Explain the added worked example · 1</w:t>
+      </w:r>
+    </w:p>
+    <w:p>
+      <w:pPr>
+        <w:spacing w:line="336" w:lineRule="auto" w:after="180"/>
+      </w:pPr>
+      <w:r>
+        <w:rPr>
+          <w:b w:val="0"/>
+        </w:rPr>
+        <w:t>Begin by writing the question the procedure is intended to answer. Identify the information already supplied, the information it will produce and the information still missing.</w:t>
+      </w:r>
+    </w:p>
+    <w:p>
+      <w:pPr>
+        <w:spacing w:line="336" w:lineRule="auto" w:after="180"/>
+      </w:pPr>
+      <w:r>
+        <w:rPr>
+          <w:b w:val="0"/>
+        </w:rPr>
+        <w:t>These are constructed classroom examples; they do not require live accounts, private records or an external service. Do not treat a plausible explanation as a measured outcome.</w:t>
+      </w:r>
+    </w:p>
+    <w:p>
+      <w:pPr>
+        <w:spacing w:line="336" w:lineRule="auto" w:after="180"/>
+      </w:pPr>
+      <w:r>
+        <w:rPr>
+          <w:b w:val="0"/>
+        </w:rPr>
+        <w:t>This classroom assistant keeps an approved room ID only for the current session. A later correction replaces the active value but retains an audit event until session end.</w:t>
+      </w:r>
+    </w:p>
+    <w:p>
+      <w:pPr>
+        <w:spacing w:line="336" w:lineRule="auto" w:after="180"/>
+      </w:pPr>
+      <w:r>
+        <w:rPr>
+          <w:b w:val="0"/>
+        </w:rPr>
+        <w:t>Do not persist private text merely because it appeared in conversation.</w:t>
+      </w:r>
+    </w:p>
+    <w:p>
+      <w:pPr>
+        <w:pStyle w:val="Heading3"/>
+      </w:pPr>
+      <w:r>
+        <w:t>Explain the added worked example · 2</w:t>
+      </w:r>
+    </w:p>
+    <w:p>
+      <w:pPr>
+        <w:spacing w:line="336" w:lineRule="auto" w:after="180"/>
+      </w:pPr>
+      <w:r>
+        <w:rPr>
+          <w:b w:val="0"/>
+        </w:rPr>
+        <w:t xml:space="preserve">Before applying the procedure, write its units, denominator or decision boundary where relevant. A partner should be able to repeat each step using the same </w:t>
+      </w:r>
+      <w:r>
+        <w:rPr>
+          <w:b/>
+        </w:rPr>
+        <w:t>input</w:t>
+      </w:r>
+      <w:r>
+        <w:rPr>
+          <w:b w:val="0"/>
+        </w:rPr>
+        <w:t>s.</w:t>
+      </w:r>
+    </w:p>
+    <w:p>
+      <w:pPr>
+        <w:spacing w:line="336" w:lineRule="auto" w:after="180"/>
+      </w:pPr>
+      <w:r>
+        <w:rPr>
+          <w:b w:val="0"/>
+        </w:rPr>
+        <w:t xml:space="preserve">If a required </w:t>
+      </w:r>
+      <w:r>
+        <w:rPr>
+          <w:b/>
+        </w:rPr>
+        <w:t>input</w:t>
+      </w:r>
+      <w:r>
+        <w:rPr>
+          <w:b w:val="0"/>
+        </w:rPr>
+        <w:t xml:space="preserve"> is absent or violates the </w:t>
+      </w:r>
+      <w:r>
+        <w:rPr>
+          <w:b/>
+        </w:rPr>
+        <w:t>state</w:t>
+      </w:r>
+      <w:r>
+        <w:rPr>
+          <w:b w:val="0"/>
+        </w:rPr>
+        <w:t>d contract, record that condition explicitly instead of quietly replacing it with a convenient value.</w:t>
       </w:r>
     </w:p>
     <w:p>
@@ -742,23 +1571,161 @@
       </w:r>
     </w:p>
     <w:p>
-      <w:r>
-        <w:t>Use the complete worked example below before asking learners to complete W2. Reveal a small part, invite a prediction, then explain the deciding step. These teacher notes contain solutions; do not reveal the independent case answer during modelling.</w:t>
-      </w:r>
-    </w:p>
-    <w:p>
-      <w:r>
+      <w:pPr>
+        <w:spacing w:line="336" w:lineRule="auto" w:after="180"/>
+      </w:pPr>
+      <w:r>
+        <w:rPr>
+          <w:b w:val="0"/>
+        </w:rPr>
+        <w:t xml:space="preserve">Use the complete worked example below before asking learners to complete W2. Reveal a small part, invite a </w:t>
+      </w:r>
+      <w:r>
+        <w:rPr>
+          <w:b/>
+        </w:rPr>
+        <w:t>prediction</w:t>
+      </w:r>
+      <w:r>
+        <w:rPr>
+          <w:b w:val="0"/>
+        </w:rPr>
+        <w:t>, then explain the deciding step.</w:t>
+      </w:r>
+    </w:p>
+    <w:p>
+      <w:pPr>
+        <w:spacing w:line="336" w:lineRule="auto" w:after="180"/>
+      </w:pPr>
+      <w:r>
+        <w:rPr>
+          <w:b w:val="0"/>
+        </w:rPr>
+        <w:t>These teacher notes contain solutions; do not reveal the independent case answer during modelling.</w:t>
+      </w:r>
+    </w:p>
+    <w:p>
+      <w:pPr>
+        <w:spacing w:line="336" w:lineRule="auto" w:after="180"/>
+      </w:pPr>
+      <w:r>
+        <w:rPr>
+          <w:b w:val="0"/>
+        </w:rPr>
         <w:t>Turn 1 selects room A; turn 2 corrects to room B. A later answer uses A from an older summary.</w:t>
       </w:r>
     </w:p>
     <w:p>
-      <w:r>
-        <w:t>Active state should be B under the correction rule. The summary is stale; regenerate or invalidate it and preserve the correction audit within the declared session lifetime.</w:t>
-      </w:r>
-    </w:p>
-    <w:p>
-      <w:r>
-        <w:t>Compare the intermediate evidence with the final statement. Explain why each number or decision follows from the stated inputs. The conclusion belongs to this scenario and procedure; changing the inputs, evaluation population or authority can change what it establishes. Retain the raw record so a later revision can be compared honestly.</w:t>
+      <w:pPr>
+        <w:spacing w:line="336" w:lineRule="auto" w:after="180"/>
+      </w:pPr>
+      <w:r>
+        <w:rPr>
+          <w:b w:val="0"/>
+        </w:rPr>
+        <w:t xml:space="preserve">Active </w:t>
+      </w:r>
+      <w:r>
+        <w:rPr>
+          <w:b/>
+        </w:rPr>
+        <w:t>state</w:t>
+      </w:r>
+      <w:r>
+        <w:rPr>
+          <w:b w:val="0"/>
+        </w:rPr>
+        <w:t xml:space="preserve"> should be B under the correction rule. The summary is stale; regenerate or invalidate it and preserve the correction audit within the declared session lifetime.</w:t>
+      </w:r>
+    </w:p>
+    <w:p>
+      <w:pPr>
+        <w:pStyle w:val="Heading3"/>
+      </w:pPr>
+      <w:r>
+        <w:t>Model the reasoning aloud · 3</w:t>
+      </w:r>
+    </w:p>
+    <w:p>
+      <w:pPr>
+        <w:spacing w:line="336" w:lineRule="auto" w:after="180"/>
+      </w:pPr>
+      <w:r>
+        <w:rPr>
+          <w:b w:val="0"/>
+        </w:rPr>
+        <w:t xml:space="preserve">Compare the intermediate </w:t>
+      </w:r>
+      <w:r>
+        <w:rPr>
+          <w:b/>
+        </w:rPr>
+        <w:t>evidence</w:t>
+      </w:r>
+      <w:r>
+        <w:rPr>
+          <w:b w:val="0"/>
+        </w:rPr>
+        <w:t xml:space="preserve"> with the final </w:t>
+      </w:r>
+      <w:r>
+        <w:rPr>
+          <w:b/>
+        </w:rPr>
+        <w:t>state</w:t>
+      </w:r>
+      <w:r>
+        <w:rPr>
+          <w:b w:val="0"/>
+        </w:rPr>
+        <w:t xml:space="preserve">ment. Explain why each number or decision follows from the </w:t>
+      </w:r>
+      <w:r>
+        <w:rPr>
+          <w:b/>
+        </w:rPr>
+        <w:t>state</w:t>
+      </w:r>
+      <w:r>
+        <w:rPr>
+          <w:b w:val="0"/>
+        </w:rPr>
+        <w:t xml:space="preserve">d </w:t>
+      </w:r>
+      <w:r>
+        <w:rPr>
+          <w:b/>
+        </w:rPr>
+        <w:t>input</w:t>
+      </w:r>
+      <w:r>
+        <w:rPr>
+          <w:b w:val="0"/>
+        </w:rPr>
+        <w:t>s.</w:t>
+      </w:r>
+    </w:p>
+    <w:p>
+      <w:pPr>
+        <w:spacing w:line="336" w:lineRule="auto" w:after="180"/>
+      </w:pPr>
+      <w:r>
+        <w:rPr>
+          <w:b w:val="0"/>
+        </w:rPr>
+        <w:t xml:space="preserve">The conclusion belongs to this scenario and procedure; changing the </w:t>
+      </w:r>
+      <w:r>
+        <w:rPr>
+          <w:b/>
+        </w:rPr>
+        <w:t>input</w:t>
+      </w:r>
+      <w:r>
+        <w:rPr>
+          <w:b w:val="0"/>
+        </w:rPr>
+        <w:t>s, evaluation population or authority can change what it establishes. Retain the raw record so a later revision can be compared honestly.</w:t>
       </w:r>
     </w:p>
     <w:tbl>
@@ -864,7 +1831,13 @@
       </w:tr>
     </w:tbl>
     <w:p>
-      <w:r>
+      <w:pPr>
+        <w:spacing w:line="336" w:lineRule="auto" w:after="180"/>
+      </w:pPr>
+      <w:r>
+        <w:rPr>
+          <w:b w:val="0"/>
+        </w:rPr>
         <w:t>Use the diagram and verbal explanation together. Ask learners to match a sentence to a specific visual step; do not assign learners fixed visual or auditory learning styles.</w:t>
       </w:r>
     </w:p>
@@ -877,7 +1850,13 @@
       </w:r>
     </w:p>
     <w:p>
-      <w:r>
+      <w:pPr>
+        <w:spacing w:line="336" w:lineRule="auto" w:after="180"/>
+      </w:pPr>
+      <w:r>
+        <w:rPr>
+          <w:b w:val="0"/>
+        </w:rPr>
         <w:t>Keep a reading conversation consistent when the learner changes the selected book.</w:t>
       </w:r>
     </w:p>
@@ -890,13 +1869,67 @@
       </w:r>
     </w:p>
     <w:p>
-      <w:r>
-        <w:t>In this toy session, “choose Cedar” sets selected_book=Cedar; “change to Maple” replaces it. Session state is cleared on exit.</w:t>
-      </w:r>
-    </w:p>
-    <w:p>
-      <w:r>
-        <w:t>All inputs and outcomes in this worked example are invented classroom data; no real model run is claimed.</w:t>
+      <w:pPr>
+        <w:pStyle w:val="Heading3"/>
+      </w:pPr>
+      <w:r>
+        <w:t>Supplied facts</w:t>
+      </w:r>
+    </w:p>
+    <w:p>
+      <w:pPr>
+        <w:spacing w:line="336" w:lineRule="auto" w:after="180"/>
+        <w:shd w:fill="F1F6FC"/>
+      </w:pPr>
+      <w:r>
+        <w:rPr>
+          <w:b w:val="0"/>
+        </w:rPr>
+        <w:t xml:space="preserve">In this toy session, “choose Cedar” sets selected_book=Cedar; “change to Maple” replaces it. </w:t>
+      </w:r>
+      <w:r>
+        <w:rPr>
+          <w:b/>
+        </w:rPr>
+        <w:t>Session state</w:t>
+      </w:r>
+      <w:r>
+        <w:rPr>
+          <w:b w:val="0"/>
+        </w:rPr>
+        <w:t xml:space="preserve"> is cleared on exit.</w:t>
+      </w:r>
+    </w:p>
+    <w:p>
+      <w:pPr>
+        <w:pStyle w:val="Heading3"/>
+      </w:pPr>
+      <w:r>
+        <w:t>Supplied facts</w:t>
+      </w:r>
+    </w:p>
+    <w:p>
+      <w:pPr>
+        <w:spacing w:line="336" w:lineRule="auto" w:after="180"/>
+        <w:shd w:fill="F1F6FC"/>
+      </w:pPr>
+      <w:r>
+        <w:rPr>
+          <w:b w:val="0"/>
+        </w:rPr>
+        <w:t xml:space="preserve">All </w:t>
+      </w:r>
+      <w:r>
+        <w:rPr>
+          <w:b/>
+        </w:rPr>
+        <w:t>input</w:t>
+      </w:r>
+      <w:r>
+        <w:rPr>
+          <w:b w:val="0"/>
+        </w:rPr>
+        <w:t>s and outcomes in this worked example are invented classroom data; no real model run is claimed.</w:t>
       </w:r>
     </w:p>
     <w:p>
@@ -1059,57 +2092,247 @@
       </w:r>
     </w:p>
     <w:p>
-      <w:r>
-        <w:t>Read the picture in order. Clear selected_book. A new session begins with no selected book. The arrows show which recorded input or intermediate result each decision uses. Explain the deciding step aloud before checking the changed case; pointing to the final answer alone does not show how it follows.</w:t>
-      </w:r>
-    </w:p>
-    <w:p>
       <w:pPr>
         <w:pStyle w:val="Heading3"/>
       </w:pPr>
       <w:r>
+        <w:t>Why the result follows</w:t>
+      </w:r>
+    </w:p>
+    <w:p>
+      <w:pPr>
+        <w:spacing w:line="336" w:lineRule="auto" w:after="180"/>
+        <w:shd w:fill="F1F6FC"/>
+      </w:pPr>
+      <w:r>
+        <w:rPr>
+          <w:b w:val="0"/>
+        </w:rPr>
+        <w:t xml:space="preserve">Read the picture in order. Clear selected_book. A new session begins with no selected book. The arrows show which recorded </w:t>
+      </w:r>
+      <w:r>
+        <w:rPr>
+          <w:b/>
+        </w:rPr>
+        <w:t>input</w:t>
+      </w:r>
+      <w:r>
+        <w:rPr>
+          <w:b w:val="0"/>
+        </w:rPr>
+        <w:t xml:space="preserve"> or intermediate result each decision uses.</w:t>
+      </w:r>
+    </w:p>
+    <w:p>
+      <w:pPr>
+        <w:spacing w:line="336" w:lineRule="auto" w:after="180"/>
+        <w:shd w:fill="F1F6FC"/>
+      </w:pPr>
+      <w:r>
+        <w:rPr>
+          <w:b w:val="0"/>
+        </w:rPr>
+        <w:t>Explain the deciding step aloud before checking the changed case; pointing to the final answer alone does not show how it follows.</w:t>
+      </w:r>
+    </w:p>
+    <w:p>
+      <w:pPr>
+        <w:pStyle w:val="Heading3"/>
+      </w:pPr>
+      <w:r>
         <w:t>What this example does not establish</w:t>
       </w:r>
     </w:p>
     <w:p>
-      <w:r>
-        <w:t>Conversation state is an application record; it is not evidence that the model permanently learned the learner’s preferences.</w:t>
-      </w:r>
-    </w:p>
-    <w:p>
       <w:pPr>
         <w:pStyle w:val="Heading3"/>
       </w:pPr>
       <w:r>
+        <w:t>Keep the stated limit</w:t>
+      </w:r>
+    </w:p>
+    <w:p>
+      <w:pPr>
+        <w:spacing w:line="336" w:lineRule="auto" w:after="180"/>
+        <w:shd w:fill="FFF5E6"/>
+      </w:pPr>
+      <w:r>
+        <w:rPr>
+          <w:b w:val="0"/>
+        </w:rPr>
+        <w:t xml:space="preserve">Conversation </w:t>
+      </w:r>
+      <w:r>
+        <w:rPr>
+          <w:b/>
+        </w:rPr>
+        <w:t>state</w:t>
+      </w:r>
+      <w:r>
+        <w:rPr>
+          <w:b w:val="0"/>
+        </w:rPr>
+        <w:t xml:space="preserve"> is an application record; it is not </w:t>
+      </w:r>
+      <w:r>
+        <w:rPr>
+          <w:b/>
+        </w:rPr>
+        <w:t>evidence</w:t>
+      </w:r>
+      <w:r>
+        <w:rPr>
+          <w:b w:val="0"/>
+        </w:rPr>
+        <w:t xml:space="preserve"> that the model permanently learned the learner’s preferences.</w:t>
+      </w:r>
+    </w:p>
+    <w:p>
+      <w:pPr>
+        <w:pStyle w:val="Heading3"/>
+      </w:pPr>
+      <w:r>
         <w:t>Change one thing in the pictured case</w:t>
       </w:r>
     </w:p>
     <w:p>
-      <w:r>
+      <w:pPr>
+        <w:pStyle w:val="Heading3"/>
+      </w:pPr>
+      <w:r>
+        <w:t>Change one thing</w:t>
+      </w:r>
+    </w:p>
+    <w:p>
+      <w:pPr>
+        <w:spacing w:line="336" w:lineRule="auto" w:after="180"/>
+        <w:shd w:fill="F5F1FB"/>
+      </w:pPr>
+      <w:r>
+        <w:rPr>
+          <w:b w:val="0"/>
+        </w:rPr>
         <w:t>Change: The next session asks “summarise my book” without naming one.</w:t>
       </w:r>
     </w:p>
     <w:p>
-      <w:r>
-        <w:t>Prediction: Ask which book the learner wants.</w:t>
-      </w:r>
-    </w:p>
-    <w:p>
-      <w:r>
-        <w:t>Reason: The declared policy clears session state, so yesterday’s choice is unavailable.</w:t>
-      </w:r>
-    </w:p>
-    <w:p>
       <w:pPr>
         <w:pStyle w:val="Heading3"/>
       </w:pPr>
       <w:r>
+        <w:t>Predicted result</w:t>
+      </w:r>
+    </w:p>
+    <w:p>
+      <w:pPr>
+        <w:spacing w:line="336" w:lineRule="auto" w:after="180"/>
+        <w:shd w:fill="F1F6FC"/>
+      </w:pPr>
+      <w:r>
+        <w:rPr>
+          <w:b/>
+        </w:rPr>
+        <w:t>Prediction</w:t>
+      </w:r>
+      <w:r>
+        <w:rPr>
+          <w:b w:val="0"/>
+        </w:rPr>
+        <w:t>: Ask which book the learner wants.</w:t>
+      </w:r>
+    </w:p>
+    <w:p>
+      <w:pPr>
+        <w:pStyle w:val="Heading3"/>
+      </w:pPr>
+      <w:r>
+        <w:t>Why the result follows</w:t>
+      </w:r>
+    </w:p>
+    <w:p>
+      <w:pPr>
+        <w:spacing w:line="336" w:lineRule="auto" w:after="180"/>
+        <w:shd w:fill="F1F6FC"/>
+      </w:pPr>
+      <w:r>
+        <w:rPr>
+          <w:b w:val="0"/>
+        </w:rPr>
+        <w:t xml:space="preserve">Reason: The declared policy clears </w:t>
+      </w:r>
+      <w:r>
+        <w:rPr>
+          <w:b/>
+        </w:rPr>
+        <w:t>session state</w:t>
+      </w:r>
+      <w:r>
+        <w:rPr>
+          <w:b w:val="0"/>
+        </w:rPr>
+        <w:t>, so yesterday’s choice is unavailable.</w:t>
+      </w:r>
+    </w:p>
+    <w:p>
+      <w:pPr>
+        <w:pStyle w:val="Heading3"/>
+      </w:pPr>
+      <w:r>
         <w:t>Ask while showing the picture</w:t>
       </w:r>
     </w:p>
     <w:p>
-      <w:r>
-        <w:t>Cover the result. Ask learners to name the inputs and predict the next step. Uncover one step, connect the icon to the actual procedure, and explain its evidence. Then change the supplied condition and compare. The picture is a representation; it does not document execution of a real AI model.</w:t>
+      <w:pPr>
+        <w:pStyle w:val="Heading3"/>
+      </w:pPr>
+      <w:r>
+        <w:t>Ask while showing the picture · 4</w:t>
+      </w:r>
+    </w:p>
+    <w:p>
+      <w:pPr>
+        <w:spacing w:line="336" w:lineRule="auto" w:after="180"/>
+      </w:pPr>
+      <w:r>
+        <w:rPr>
+          <w:b w:val="0"/>
+        </w:rPr>
+        <w:t xml:space="preserve">Cover the result. Ask learners to name the </w:t>
+      </w:r>
+      <w:r>
+        <w:rPr>
+          <w:b/>
+        </w:rPr>
+        <w:t>input</w:t>
+      </w:r>
+      <w:r>
+        <w:rPr>
+          <w:b w:val="0"/>
+        </w:rPr>
+        <w:t xml:space="preserve">s and predict the next step. Uncover one step, connect the icon to the actual procedure, and explain its </w:t>
+      </w:r>
+      <w:r>
+        <w:rPr>
+          <w:b/>
+        </w:rPr>
+        <w:t>evidence</w:t>
+      </w:r>
+      <w:r>
+        <w:rPr>
+          <w:b w:val="0"/>
+        </w:rPr>
+        <w:t>. Then change the supplied condition and compare.</w:t>
+      </w:r>
+    </w:p>
+    <w:p>
+      <w:pPr>
+        <w:spacing w:line="336" w:lineRule="auto" w:after="180"/>
+      </w:pPr>
+      <w:r>
+        <w:rPr>
+          <w:b w:val="0"/>
+        </w:rPr>
+        <w:t>The picture is a representation; it does not document execution of a real AI model.</w:t>
       </w:r>
     </w:p>
     <w:p>
@@ -1121,11 +2344,16 @@
       </w:r>
     </w:p>
     <w:p>
+      <w:r>
+        <w:t>Demonstrate Conversation State and Memory, reduce support deliberately and check individual reasoning before discussing answers.</w:t>
+      </w:r>
+    </w:p>
+    <w:p>
       <w:pPr>
         <w:pStyle w:val="Heading3"/>
       </w:pPr>
       <w:r>
-        <w:t>Demonstrate and guide practice</w:t>
+        <w:t>Board sequence</w:t>
       </w:r>
     </w:p>
     <w:p>
@@ -1133,55 +2361,209 @@
         <w:pStyle w:val="Heading3"/>
       </w:pPr>
       <w:r>
-        <w:t>Board sequence</w:t>
-      </w:r>
-    </w:p>
-    <w:p>
-      <w:r>
-        <w:t>Write the given facts: State stores topic=plants and reading_level=beginner. User requests advanced explanation.</w:t>
-      </w:r>
-    </w:p>
-    <w:p>
-      <w:r>
+        <w:t>1. Put the facts on the board</w:t>
+      </w:r>
+    </w:p>
+    <w:p>
+      <w:pPr>
+        <w:spacing w:line="336" w:lineRule="auto" w:after="180"/>
+        <w:shd w:fill="F4F9FC"/>
+      </w:pPr>
+      <w:r>
+        <w:rPr>
+          <w:b w:val="0"/>
+        </w:rPr>
+        <w:t xml:space="preserve">Write the given facts: </w:t>
+      </w:r>
+      <w:r>
+        <w:rPr>
+          <w:b/>
+        </w:rPr>
+        <w:t>State</w:t>
+      </w:r>
+      <w:r>
+        <w:rPr>
+          <w:b w:val="0"/>
+        </w:rPr>
+        <w:t xml:space="preserve"> stores topic=plants and reading_level=beginner. User requests advanced explanation.</w:t>
+      </w:r>
+    </w:p>
+    <w:p>
+      <w:pPr>
+        <w:pStyle w:val="Heading3"/>
+      </w:pPr>
+      <w:r>
+        <w:t>2. State the decision to explain</w:t>
+      </w:r>
+    </w:p>
+    <w:p>
+      <w:pPr>
+        <w:spacing w:line="336" w:lineRule="auto" w:after="180"/>
+        <w:shd w:fill="F5F1FB"/>
+      </w:pPr>
+      <w:r>
+        <w:rPr>
+          <w:b w:val="0"/>
+        </w:rPr>
         <w:t>Write the question to explain: What changes?</w:t>
       </w:r>
     </w:p>
     <w:p>
-      <w:r>
-        <w:t>Reveal after predictions: Update reading level, retain topic unless changed. Keep only necessary state with correction/reset. Context does not guarantee permanent memory.</w:t>
-      </w:r>
-    </w:p>
-    <w:p>
-      <w:r>
-        <w:t>Keep for an independent attempt: A learner corrects their project topic from oceans to forests. The next reply still uses oceans. What state should change, and what should not be saved unnecessarily?</w:t>
-      </w:r>
-    </w:p>
-    <w:p>
       <w:pPr>
         <w:pStyle w:val="Heading3"/>
       </w:pPr>
       <w:r>
+        <w:t>3. Reveal the worked reasoning</w:t>
+      </w:r>
+    </w:p>
+    <w:p>
+      <w:pPr>
+        <w:spacing w:line="336" w:lineRule="auto" w:after="180"/>
+        <w:shd w:fill="F1F6FC"/>
+      </w:pPr>
+      <w:r>
+        <w:rPr>
+          <w:b w:val="0"/>
+        </w:rPr>
+        <w:t xml:space="preserve">Reveal after </w:t>
+      </w:r>
+      <w:r>
+        <w:rPr>
+          <w:b/>
+        </w:rPr>
+        <w:t>prediction</w:t>
+      </w:r>
+      <w:r>
+        <w:rPr>
+          <w:b w:val="0"/>
+        </w:rPr>
+        <w:t xml:space="preserve">s: Update reading level, retain topic unless changed. Keep only necessary </w:t>
+      </w:r>
+      <w:r>
+        <w:rPr>
+          <w:b/>
+        </w:rPr>
+        <w:t>state</w:t>
+      </w:r>
+      <w:r>
+        <w:rPr>
+          <w:b w:val="0"/>
+        </w:rPr>
+        <w:t xml:space="preserve"> with correction/reset. Context does not guarantee permanent memory.</w:t>
+      </w:r>
+    </w:p>
+    <w:p>
+      <w:pPr>
+        <w:pStyle w:val="Heading3"/>
+      </w:pPr>
+      <w:r>
+        <w:t>Hold back the independent task</w:t>
+      </w:r>
+    </w:p>
+    <w:p>
+      <w:pPr>
+        <w:spacing w:line="336" w:lineRule="auto" w:after="180"/>
+        <w:shd w:fill="F5F1FB"/>
+      </w:pPr>
+      <w:r>
+        <w:rPr>
+          <w:b w:val="0"/>
+        </w:rPr>
+        <w:t xml:space="preserve">Keep for an independent attempt: A learner corrects their project topic from oceans to forests. The next reply still uses oceans. What </w:t>
+      </w:r>
+      <w:r>
+        <w:rPr>
+          <w:b/>
+        </w:rPr>
+        <w:t>state</w:t>
+      </w:r>
+      <w:r>
+        <w:rPr>
+          <w:b w:val="0"/>
+        </w:rPr>
+        <w:t xml:space="preserve"> should change, and what should not be saved unnecessarily?</w:t>
+      </w:r>
+    </w:p>
+    <w:p>
+      <w:pPr>
+        <w:pStyle w:val="Heading3"/>
+      </w:pPr>
+      <w:r>
         <w:t>Classroom dialogue</w:t>
       </w:r>
     </w:p>
     <w:p>
-      <w:r>
+      <w:pPr>
+        <w:pStyle w:val="Heading3"/>
+      </w:pPr>
+      <w:r>
+        <w:t>Ask the class</w:t>
+      </w:r>
+    </w:p>
+    <w:p>
+      <w:pPr>
+        <w:spacing w:line="336" w:lineRule="auto" w:after="180"/>
+        <w:shd w:fill="F5F1FB"/>
+      </w:pPr>
+      <w:r>
+        <w:rPr>
+          <w:b w:val="0"/>
+        </w:rPr>
         <w:t>Ask: Which facts are given, and which would we have to assume? Learners mark relevant details before discussing answers.</w:t>
       </w:r>
     </w:p>
     <w:p>
-      <w:r>
+      <w:pPr>
+        <w:pStyle w:val="Heading3"/>
+      </w:pPr>
+      <w:r>
+        <w:t>Language to model</w:t>
+      </w:r>
+    </w:p>
+    <w:p>
+      <w:pPr>
+        <w:spacing w:line="336" w:lineRule="auto" w:after="180"/>
+        <w:shd w:fill="F1F6F8"/>
+      </w:pPr>
+      <w:r>
+        <w:rPr>
+          <w:b w:val="0"/>
+        </w:rPr>
         <w:t>Say: Predict first. Show the rule, information path or calculation that would produce the result. A correct guess is not yet an explanation.</w:t>
       </w:r>
     </w:p>
     <w:p>
-      <w:r>
+      <w:pPr>
+        <w:spacing w:line="336" w:lineRule="auto" w:after="180"/>
+      </w:pPr>
+      <w:r>
+        <w:rPr>
+          <w:b w:val="0"/>
+        </w:rPr>
         <w:t>Reveal reasoning one step at a time. Explain why a tempting alternative fails. Write units and denominators for arithmetic, trace conditions for decisions, and identify supporting sources for claims.</w:t>
       </w:r>
     </w:p>
     <w:p>
-      <w:r>
-        <w:t>In pairs, one learner solves while the other checks evidence; exchange roles. Remove the worked answer before independent assessment.</w:t>
+      <w:pPr>
+        <w:spacing w:line="336" w:lineRule="auto" w:after="180"/>
+      </w:pPr>
+      <w:r>
+        <w:rPr>
+          <w:b w:val="0"/>
+        </w:rPr>
+        <w:t xml:space="preserve">In pairs, one learner solves while the other checks </w:t>
+      </w:r>
+      <w:r>
+        <w:rPr>
+          <w:b/>
+        </w:rPr>
+        <w:t>evidence</w:t>
+      </w:r>
+      <w:r>
+        <w:rPr>
+          <w:b w:val="0"/>
+        </w:rPr>
+        <w:t>; exchange roles. Remove the worked answer before independent assessment.</w:t>
       </w:r>
     </w:p>
     <w:p>
@@ -1193,8 +2575,108 @@
       </w:r>
     </w:p>
     <w:p>
-      <w:r>
-        <w:t>Guided: Active state should be B under the correction rule. The summary is stale; regenerate or invalidate it and preserve the correction audit within the declared session lifetime. Qualification: Remembered statements are not automatically current or verified; retention should follow the stated purpose and policy. Exit: accept a concrete variation with its predicted outcome and a stated condition that would challenge the mechanism; reject a claim resting on unmeasured evidence.</w:t>
+      <w:pPr>
+        <w:spacing w:line="336" w:lineRule="auto" w:after="180"/>
+      </w:pPr>
+      <w:r>
+        <w:rPr>
+          <w:b w:val="0"/>
+        </w:rPr>
+        <w:t xml:space="preserve">Guided: Active </w:t>
+      </w:r>
+      <w:r>
+        <w:rPr>
+          <w:b/>
+        </w:rPr>
+        <w:t>state</w:t>
+      </w:r>
+      <w:r>
+        <w:rPr>
+          <w:b w:val="0"/>
+        </w:rPr>
+        <w:t xml:space="preserve"> should be B under the correction rule. The summary is stale; regenerate or invalidate it and preserve the correction audit within the declared session lifetime.</w:t>
+      </w:r>
+    </w:p>
+    <w:p>
+      <w:pPr>
+        <w:spacing w:line="336" w:lineRule="auto" w:after="180"/>
+      </w:pPr>
+      <w:r>
+        <w:rPr>
+          <w:b w:val="0"/>
+        </w:rPr>
+        <w:t xml:space="preserve">Qualification: Remembered </w:t>
+      </w:r>
+      <w:r>
+        <w:rPr>
+          <w:b/>
+        </w:rPr>
+        <w:t>state</w:t>
+      </w:r>
+      <w:r>
+        <w:rPr>
+          <w:b w:val="0"/>
+        </w:rPr>
+        <w:t xml:space="preserve">ments are not automatically current or verified; retention should follow the </w:t>
+      </w:r>
+      <w:r>
+        <w:rPr>
+          <w:b/>
+        </w:rPr>
+        <w:t>state</w:t>
+      </w:r>
+      <w:r>
+        <w:rPr>
+          <w:b w:val="0"/>
+        </w:rPr>
+        <w:t>d purpose and policy.</w:t>
+      </w:r>
+    </w:p>
+    <w:p>
+      <w:pPr>
+        <w:spacing w:line="336" w:lineRule="auto" w:after="180"/>
+      </w:pPr>
+      <w:r>
+        <w:rPr>
+          <w:b w:val="0"/>
+        </w:rPr>
+        <w:t xml:space="preserve">Exit: accept a concrete variation with its predicted outcome and a </w:t>
+      </w:r>
+      <w:r>
+        <w:rPr>
+          <w:b/>
+        </w:rPr>
+        <w:t>state</w:t>
+      </w:r>
+      <w:r>
+        <w:rPr>
+          <w:b w:val="0"/>
+        </w:rPr>
+        <w:t xml:space="preserve">d condition that would challenge the </w:t>
+      </w:r>
+      <w:r>
+        <w:rPr>
+          <w:b/>
+        </w:rPr>
+        <w:t>mechanism</w:t>
+      </w:r>
+      <w:r>
+        <w:rPr>
+          <w:b w:val="0"/>
+        </w:rPr>
+        <w:t xml:space="preserve">; reject a claim resting on unmeasured </w:t>
+      </w:r>
+      <w:r>
+        <w:rPr>
+          <w:b/>
+        </w:rPr>
+        <w:t>evidence</w:t>
+      </w:r>
+      <w:r>
+        <w:rPr>
+          <w:b w:val="0"/>
+        </w:rPr>
+        <w:t>.</w:t>
       </w:r>
     </w:p>
     <w:p>
@@ -1426,41 +2908,131 @@
       </w:r>
     </w:p>
     <w:p>
-      <w:r>
+      <w:pPr>
+        <w:pStyle w:val="Heading3"/>
+      </w:pPr>
+      <w:r>
+        <w:t>Completion practice</w:t>
+      </w:r>
+    </w:p>
+    <w:p>
+      <w:pPr>
+        <w:spacing w:line="336" w:lineRule="auto" w:after="180"/>
+        <w:shd w:fill="F5F1FB"/>
+      </w:pPr>
+      <w:r>
+        <w:rPr>
+          <w:b w:val="0"/>
+        </w:rPr>
         <w:t>Completion task: Turn 1 selects room A; turn 2 corrects to room B. A later answer uses A from an older summary. Show the intermediate steps and give the conclusion with its scope.</w:t>
       </w:r>
     </w:p>
     <w:p>
-      <w:r>
-        <w:t>Teacher check: Teacher explanation: Active state should be B under the correction rule. The summary is stale; regenerate or invalidate it and preserve the correction audit within the declared session lifetime.</w:t>
-      </w:r>
-    </w:p>
-    <w:p>
-      <w:r>
-        <w:t>Start by identifying the given inputs together. Leave the intermediate steps blank. If needed, model one step, then withdraw that help on the next step. Move to a full trace only when the partial trace is understood. For partners, alternate explainer and checker; collect a response from every learner before discussion.</w:t>
-      </w:r>
-    </w:p>
-    <w:p>
       <w:pPr>
         <w:pStyle w:val="Heading3"/>
       </w:pPr>
       <w:r>
+        <w:t>Reasoning to listen for</w:t>
+      </w:r>
+    </w:p>
+    <w:p>
+      <w:pPr>
+        <w:spacing w:line="336" w:lineRule="auto" w:after="180"/>
+        <w:shd w:fill="F1F6FC"/>
+      </w:pPr>
+      <w:r>
+        <w:rPr>
+          <w:b w:val="0"/>
+        </w:rPr>
+        <w:t xml:space="preserve">Teacher check: Teacher explanation: Active </w:t>
+      </w:r>
+      <w:r>
+        <w:rPr>
+          <w:b/>
+        </w:rPr>
+        <w:t>state</w:t>
+      </w:r>
+      <w:r>
+        <w:rPr>
+          <w:b w:val="0"/>
+        </w:rPr>
+        <w:t xml:space="preserve"> should be B under the correction rule. The summary is stale; regenerate or invalidate it and preserve the correction audit within the declared session lifetime.</w:t>
+      </w:r>
+    </w:p>
+    <w:p>
+      <w:pPr>
+        <w:spacing w:line="336" w:lineRule="auto" w:after="180"/>
+      </w:pPr>
+      <w:r>
+        <w:rPr>
+          <w:b w:val="0"/>
+        </w:rPr>
+        <w:t xml:space="preserve">Start by identifying the given </w:t>
+      </w:r>
+      <w:r>
+        <w:rPr>
+          <w:b/>
+        </w:rPr>
+        <w:t>input</w:t>
+      </w:r>
+      <w:r>
+        <w:rPr>
+          <w:b w:val="0"/>
+        </w:rPr>
+        <w:t>s together. Leave the intermediate steps blank. If needed, model one step, then withdraw that help on the next step. Move to a full trace only when the partial trace is understood.</w:t>
+      </w:r>
+    </w:p>
+    <w:p>
+      <w:pPr>
+        <w:spacing w:line="336" w:lineRule="auto" w:after="180"/>
+      </w:pPr>
+      <w:r>
+        <w:rPr>
+          <w:b w:val="0"/>
+        </w:rPr>
+        <w:t>For partners, alternate explainer and checker; collect a response from every learner before discussion.</w:t>
+      </w:r>
+    </w:p>
+    <w:p>
+      <w:pPr>
+        <w:pStyle w:val="Heading3"/>
+      </w:pPr>
+      <w:r>
         <w:t>Individual reasoning check</w:t>
       </w:r>
     </w:p>
     <w:p>
-      <w:r>
-        <w:t>Use the worked case for Conversation state and retention. Proposed explanation: “The worked result establishes every future case”. Decide whether this explanation is supported. Point to the step or supplied fact that decides; explain your repair if needed.</w:t>
-      </w:r>
-    </w:p>
-    <w:p>
-      <w:r>
-        <w:t>Expected correction: Remembered statements are not automatically current or verified; retention should follow the stated purpose and policy.</w:t>
-      </w:r>
-    </w:p>
-    <w:p>
-      <w:r>
-        <w:t>Collect explanations, not only yes/no votes. If a misunderstanding is common, re-model the relevant step for the class. If it affects a few learners, give a short targeted group explanation while others solve a more demanding variation.</w:t>
+      <w:pPr>
+        <w:spacing w:line="336" w:lineRule="auto" w:after="180"/>
+      </w:pPr>
+      <w:r>
+        <w:rPr>
+          <w:b w:val="0"/>
+        </w:rPr>
+        <w:t xml:space="preserve">Use the worked case for Conversation </w:t>
+      </w:r>
+      <w:r>
+        <w:rPr>
+          <w:b/>
+        </w:rPr>
+        <w:t>state</w:t>
+      </w:r>
+      <w:r>
+        <w:rPr>
+          <w:b w:val="0"/>
+        </w:rPr>
+        <w:t xml:space="preserve"> and retention. Proposed explanation: “The worked result establishes every future case”. Decide whether this explanation is supported.</w:t>
+      </w:r>
+    </w:p>
+    <w:p>
+      <w:pPr>
+        <w:spacing w:line="336" w:lineRule="auto" w:after="180"/>
+      </w:pPr>
+      <w:r>
+        <w:rPr>
+          <w:b w:val="0"/>
+        </w:rPr>
+        <w:t>Point to the step or supplied fact that decides; explain your repair if needed.</w:t>
       </w:r>
     </w:p>
     <w:p>
@@ -1468,12 +3040,96 @@
         <w:pStyle w:val="Heading3"/>
       </w:pPr>
       <w:r>
+        <w:t>Expected repair</w:t>
+      </w:r>
+    </w:p>
+    <w:p>
+      <w:pPr>
+        <w:spacing w:line="336" w:lineRule="auto" w:after="180"/>
+        <w:shd w:fill="F1F6FC"/>
+      </w:pPr>
+      <w:r>
+        <w:rPr>
+          <w:b w:val="0"/>
+        </w:rPr>
+        <w:t xml:space="preserve">Expected correction: Remembered </w:t>
+      </w:r>
+      <w:r>
+        <w:rPr>
+          <w:b/>
+        </w:rPr>
+        <w:t>state</w:t>
+      </w:r>
+      <w:r>
+        <w:rPr>
+          <w:b w:val="0"/>
+        </w:rPr>
+        <w:t xml:space="preserve">ments are not automatically current or verified; retention should follow the </w:t>
+      </w:r>
+      <w:r>
+        <w:rPr>
+          <w:b/>
+        </w:rPr>
+        <w:t>state</w:t>
+      </w:r>
+      <w:r>
+        <w:rPr>
+          <w:b w:val="0"/>
+        </w:rPr>
+        <w:t>d purpose and policy.</w:t>
+      </w:r>
+    </w:p>
+    <w:p>
+      <w:pPr>
+        <w:spacing w:line="336" w:lineRule="auto" w:after="180"/>
+      </w:pPr>
+      <w:r>
+        <w:rPr>
+          <w:b w:val="0"/>
+        </w:rPr>
+        <w:t>Collect explanations, not only yes/no votes. If a misunderstanding is common, re-model the relevant step for the class.</w:t>
+      </w:r>
+    </w:p>
+    <w:p>
+      <w:pPr>
+        <w:spacing w:line="336" w:lineRule="auto" w:after="180"/>
+      </w:pPr>
+      <w:r>
+        <w:rPr>
+          <w:b w:val="0"/>
+        </w:rPr>
+        <w:t>If it affects a few learners, give a short targeted group explanation while others solve a more demanding variation.</w:t>
+      </w:r>
+    </w:p>
+    <w:p>
+      <w:pPr>
+        <w:pStyle w:val="Heading3"/>
+      </w:pPr>
+      <w:r>
         <w:t>Pictorial practice question</w:t>
       </w:r>
     </w:p>
     <w:p>
-      <w:r>
-        <w:t>What is selected_book after the correction and after exit? Point to the relevant step in the picture, then write the changed result and the rule or evidence that supports it.</w:t>
+      <w:pPr>
+        <w:spacing w:line="336" w:lineRule="auto" w:after="180"/>
+      </w:pPr>
+      <w:r>
+        <w:rPr>
+          <w:b w:val="0"/>
+        </w:rPr>
+        <w:t xml:space="preserve">What is selected_book after the correction and after exit? Point to the relevant step in the picture, then write the changed result and the rule or </w:t>
+      </w:r>
+      <w:r>
+        <w:rPr>
+          <w:b/>
+        </w:rPr>
+        <w:t>evidence</w:t>
+      </w:r>
+      <w:r>
+        <w:rPr>
+          <w:b w:val="0"/>
+        </w:rPr>
+        <w:t xml:space="preserve"> that supports it.</w:t>
       </w:r>
     </w:p>
     <w:p>
@@ -1485,18 +3141,95 @@
       </w:r>
     </w:p>
     <w:p>
-      <w:r>
-        <w:t>After correction it is Maple; after exit it is unset. Ask for a new selection before making a summary. Changed-case check: Ask which book the learner wants. The declared policy clears session state, so yesterday’s choice is unavailable.</w:t>
-      </w:r>
-    </w:p>
-    <w:p>
-      <w:r>
-        <w:t>Changed-case reasoning: Ask which book the learner wants. The declared policy clears session state, so yesterday’s choice is unavailable.</w:t>
-      </w:r>
-    </w:p>
-    <w:p>
-      <w:r>
-        <w:t>Collect each learner’s explanation before discussion. Use the first missing connection between input, deciding step and result to choose support. This question is worked-case practice, not fresh mastery evidence.</w:t>
+      <w:pPr>
+        <w:spacing w:line="336" w:lineRule="auto" w:after="180"/>
+      </w:pPr>
+      <w:r>
+        <w:rPr>
+          <w:b w:val="0"/>
+        </w:rPr>
+        <w:t>After correction it is Maple; after exit it is unset. Ask for a new selection before making a summary. Changed-case check: Ask which book the learner wants.</w:t>
+      </w:r>
+    </w:p>
+    <w:p>
+      <w:pPr>
+        <w:spacing w:line="336" w:lineRule="auto" w:after="180"/>
+      </w:pPr>
+      <w:r>
+        <w:rPr>
+          <w:b w:val="0"/>
+        </w:rPr>
+        <w:t xml:space="preserve">The declared policy clears </w:t>
+      </w:r>
+      <w:r>
+        <w:rPr>
+          <w:b/>
+        </w:rPr>
+        <w:t>session state</w:t>
+      </w:r>
+      <w:r>
+        <w:rPr>
+          <w:b w:val="0"/>
+        </w:rPr>
+        <w:t>, so yesterday’s choice is unavailable.</w:t>
+      </w:r>
+    </w:p>
+    <w:p>
+      <w:pPr>
+        <w:spacing w:line="336" w:lineRule="auto" w:after="180"/>
+      </w:pPr>
+      <w:r>
+        <w:rPr>
+          <w:b w:val="0"/>
+        </w:rPr>
+        <w:t xml:space="preserve">Changed-case reasoning: Ask which book the learner wants. The declared policy clears </w:t>
+      </w:r>
+      <w:r>
+        <w:rPr>
+          <w:b/>
+        </w:rPr>
+        <w:t>session state</w:t>
+      </w:r>
+      <w:r>
+        <w:rPr>
+          <w:b w:val="0"/>
+        </w:rPr>
+        <w:t>, so yesterday’s choice is unavailable.</w:t>
+      </w:r>
+    </w:p>
+    <w:p>
+      <w:pPr>
+        <w:spacing w:line="336" w:lineRule="auto" w:after="180"/>
+      </w:pPr>
+      <w:r>
+        <w:rPr>
+          <w:b w:val="0"/>
+        </w:rPr>
+        <w:t xml:space="preserve">Collect each learner’s explanation before discussion. Use the first missing connection between </w:t>
+      </w:r>
+      <w:r>
+        <w:rPr>
+          <w:b/>
+        </w:rPr>
+        <w:t>input</w:t>
+      </w:r>
+      <w:r>
+        <w:rPr>
+          <w:b w:val="0"/>
+        </w:rPr>
+        <w:t xml:space="preserve">, deciding step and result to choose support. This question is worked-case practice, not fresh mastery </w:t>
+      </w:r>
+      <w:r>
+        <w:rPr>
+          <w:b/>
+        </w:rPr>
+        <w:t>evidence</w:t>
+      </w:r>
+      <w:r>
+        <w:rPr>
+          <w:b w:val="0"/>
+        </w:rPr>
+        <w:t>.</w:t>
       </w:r>
     </w:p>
     <w:p>
@@ -1508,54 +3241,105 @@
       </w:r>
     </w:p>
     <w:p>
+      <w:r>
+        <w:t>Run the Conversation State and Memory investigation and use the first unsupported step to choose a teaching response.</w:t>
+      </w:r>
+    </w:p>
+    <w:p>
+      <w:pPr>
+        <w:spacing w:line="336" w:lineRule="auto" w:after="180"/>
+      </w:pPr>
+      <w:r>
+        <w:rPr>
+          <w:b w:val="0"/>
+        </w:rPr>
+        <w:t>Words You Can Use to Reason</w:t>
+      </w:r>
+    </w:p>
+    <w:p>
+      <w:pPr>
+        <w:spacing w:line="336" w:lineRule="auto" w:after="180"/>
+      </w:pPr>
+      <w:r>
+        <w:rPr>
+          <w:b w:val="0"/>
+        </w:rPr>
+        <w:t>A definition matters when you can recognize the idea, use it, and contrast it with a near-miss.</w:t>
+      </w:r>
+    </w:p>
+    <w:p>
+      <w:pPr>
+        <w:spacing w:line="336" w:lineRule="auto" w:after="180"/>
+      </w:pPr>
+      <w:r>
+        <w:rPr>
+          <w:b w:val="0"/>
+        </w:rPr>
+        <w:t>Predict → Test → Record → Explain</w:t>
+      </w:r>
+    </w:p>
+    <w:p>
+      <w:pPr>
+        <w:spacing w:line="336" w:lineRule="auto" w:after="180"/>
+      </w:pPr>
+      <w:r>
+        <w:rPr>
+          <w:b w:val="0"/>
+        </w:rPr>
+        <w:t>Keep expected and actual results separate. Surprises are useful data when recorded honestly.</w:t>
+      </w:r>
+    </w:p>
+    <w:p>
+      <w:pPr>
+        <w:spacing w:line="336" w:lineRule="auto" w:after="180"/>
+      </w:pPr>
+      <w:r>
+        <w:rPr>
+          <w:b w:val="0"/>
+        </w:rPr>
+        <w:t>Sort information cards into keep, summarize, forget, or retrieve; justify purpose, permission, and retention time.</w:t>
+      </w:r>
+    </w:p>
+    <w:p>
+      <w:pPr>
+        <w:spacing w:line="336" w:lineRule="auto" w:after="180"/>
+        <w:shd w:fill="F5F1FB"/>
+      </w:pPr>
+      <w:r>
+        <w:rPr>
+          <w:b w:val="0"/>
+        </w:rPr>
+        <w:t>What did the hardest test teach you that the normal test did not?</w:t>
+      </w:r>
+    </w:p>
+    <w:p>
       <w:pPr>
         <w:pStyle w:val="Heading3"/>
       </w:pPr>
       <w:r>
-        <w:t>Run the weekly evidence lab</w:t>
-      </w:r>
-    </w:p>
-    <w:p>
-      <w:r>
-        <w:t>Words You Can Use to Reason</w:t>
-      </w:r>
-    </w:p>
-    <w:p>
-      <w:r>
-        <w:t>A definition matters when you can recognize the idea, use it, and contrast it with a near-miss.</w:t>
-      </w:r>
-    </w:p>
-    <w:p>
-      <w:r>
-        <w:t>Predict → Test → Record → Explain</w:t>
-      </w:r>
-    </w:p>
-    <w:p>
-      <w:r>
-        <w:t>Keep expected and actual results separate. Surprises are useful data when recorded honestly.</w:t>
-      </w:r>
-    </w:p>
-    <w:p>
-      <w:r>
-        <w:t>Sort information cards into keep, summarize, forget, or retrieve; justify purpose, permission, and retention time.</w:t>
-      </w:r>
-    </w:p>
-    <w:p>
-      <w:r>
-        <w:t>What did the hardest test teach you that the normal test did not?</w:t>
-      </w:r>
-    </w:p>
-    <w:p>
-      <w:pPr>
-        <w:pStyle w:val="Heading3"/>
-      </w:pPr>
-      <w:r>
         <w:t>Make the lab runnable</w:t>
       </w:r>
     </w:p>
     <w:p>
-      <w:r>
-        <w:t>Use the concrete case as the shared normal case and the independent question as a second case. Each pair creates a boundary or missing-information case and predicts its result before testing. Keep the expected result separate from an observed mistake.</w:t>
+      <w:pPr>
+        <w:spacing w:line="336" w:lineRule="auto" w:after="180"/>
+      </w:pPr>
+      <w:r>
+        <w:rPr>
+          <w:b w:val="0"/>
+        </w:rPr>
+        <w:t>Use the concrete case as the shared normal case and the independent question as a second case. Each pair creates a boundary or missing-information case and predicts its result before testing.</w:t>
+      </w:r>
+    </w:p>
+    <w:p>
+      <w:pPr>
+        <w:spacing w:line="336" w:lineRule="auto" w:after="180"/>
+      </w:pPr>
+      <w:r>
+        <w:rPr>
+          <w:b w:val="0"/>
+        </w:rPr>
+        <w:t>Keep the expected result separate from an observed mistake.</w:t>
       </w:r>
     </w:p>
     <w:tbl>
@@ -1713,8 +3497,25 @@
       </w:r>
     </w:p>
     <w:p>
-      <w:r>
-        <w:t>For guessing, return to given facts and request a trace. For vocabulary without application, use one example and one non-example. For arithmetic errors, check the setup before the calculation. Finish with a different uncoached case before recording mastery.</w:t>
+      <w:pPr>
+        <w:spacing w:line="336" w:lineRule="auto" w:after="180"/>
+      </w:pPr>
+      <w:r>
+        <w:rPr>
+          <w:b w:val="0"/>
+        </w:rPr>
+        <w:t>For guessing, return to given facts and request a trace. For vocabulary without application, use one example and one non-example. For arithmetic errors, check the setup before the calculation.</w:t>
+      </w:r>
+    </w:p>
+    <w:p>
+      <w:pPr>
+        <w:spacing w:line="336" w:lineRule="auto" w:after="180"/>
+      </w:pPr>
+      <w:r>
+        <w:rPr>
+          <w:b w:val="0"/>
+        </w:rPr>
+        <w:t>Finish with a different uncoached case before recording mastery.</w:t>
       </w:r>
     </w:p>
     <w:p>
@@ -1726,18 +3527,96 @@
       </w:r>
     </w:p>
     <w:p>
-      <w:r>
-        <w:t>The worked result establishes every future case: Remembered statements are not automatically current or verified; retention should follow the stated purpose and policy.</w:t>
-      </w:r>
-    </w:p>
-    <w:p>
-      <w:r>
-        <w:t>A missing input may be replaced without recording the change: A replacement changes the evidence or contract. Record the change and its justification; do not silently turn unknown into a measured value.</w:t>
-      </w:r>
-    </w:p>
-    <w:p>
-      <w:r>
-        <w:t>Repeating an assessed case is new independent evidence: A replay checks consistency. An example used for feedback or revision cannot later be described as untouched final evaluation.</w:t>
+      <w:pPr>
+        <w:spacing w:line="336" w:lineRule="auto" w:after="180"/>
+      </w:pPr>
+      <w:r>
+        <w:rPr>
+          <w:b w:val="0"/>
+        </w:rPr>
+        <w:t xml:space="preserve">The worked result establishes every future case: Remembered </w:t>
+      </w:r>
+      <w:r>
+        <w:rPr>
+          <w:b/>
+        </w:rPr>
+        <w:t>state</w:t>
+      </w:r>
+      <w:r>
+        <w:rPr>
+          <w:b w:val="0"/>
+        </w:rPr>
+        <w:t xml:space="preserve">ments are not automatically current or verified; retention should follow the </w:t>
+      </w:r>
+      <w:r>
+        <w:rPr>
+          <w:b/>
+        </w:rPr>
+        <w:t>state</w:t>
+      </w:r>
+      <w:r>
+        <w:rPr>
+          <w:b w:val="0"/>
+        </w:rPr>
+        <w:t>d purpose and policy.</w:t>
+      </w:r>
+    </w:p>
+    <w:p>
+      <w:pPr>
+        <w:spacing w:line="336" w:lineRule="auto" w:after="180"/>
+      </w:pPr>
+      <w:r>
+        <w:rPr>
+          <w:b w:val="0"/>
+        </w:rPr>
+        <w:t xml:space="preserve">A missing </w:t>
+      </w:r>
+      <w:r>
+        <w:rPr>
+          <w:b/>
+        </w:rPr>
+        <w:t>input</w:t>
+      </w:r>
+      <w:r>
+        <w:rPr>
+          <w:b w:val="0"/>
+        </w:rPr>
+        <w:t xml:space="preserve"> may be replaced without recording the change: A replacement changes the </w:t>
+      </w:r>
+      <w:r>
+        <w:rPr>
+          <w:b/>
+        </w:rPr>
+        <w:t>evidence</w:t>
+      </w:r>
+      <w:r>
+        <w:rPr>
+          <w:b w:val="0"/>
+        </w:rPr>
+        <w:t xml:space="preserve"> or contract. Record the change and its justification; do not silently turn unknown into a measured value.</w:t>
+      </w:r>
+    </w:p>
+    <w:p>
+      <w:pPr>
+        <w:spacing w:line="336" w:lineRule="auto" w:after="180"/>
+      </w:pPr>
+      <w:r>
+        <w:rPr>
+          <w:b w:val="0"/>
+        </w:rPr>
+        <w:t xml:space="preserve">Repeating an assessed case is new independent </w:t>
+      </w:r>
+      <w:r>
+        <w:rPr>
+          <w:b/>
+        </w:rPr>
+        <w:t>evidence</w:t>
+      </w:r>
+      <w:r>
+        <w:rPr>
+          <w:b w:val="0"/>
+        </w:rPr>
+        <w:t>: A replay checks consistency. An example used for feedback or revision cannot later be described as untouched final evaluation.</w:t>
       </w:r>
     </w:p>
     <w:p>
@@ -1895,8 +3774,25 @@
       </w:tr>
     </w:tbl>
     <w:p>
-      <w:r>
-        <w:t>Offer an oral explanation, drawing, enlarged visual or fewer examples when that removes a reading/writing barrier. Keep the same reasoning goal. Stretch secure learners by changing a boundary or assumption and asking them to defend the effect, not simply by assigning more of the same questions.</w:t>
+      <w:pPr>
+        <w:spacing w:line="336" w:lineRule="auto" w:after="180"/>
+      </w:pPr>
+      <w:r>
+        <w:rPr>
+          <w:b w:val="0"/>
+        </w:rPr>
+        <w:t>Offer an oral explanation, drawing, enlarged visual or fewer examples when that removes a reading/writing barrier. Keep the same reasoning goal.</w:t>
+      </w:r>
+    </w:p>
+    <w:p>
+      <w:pPr>
+        <w:spacing w:line="336" w:lineRule="auto" w:after="180"/>
+      </w:pPr>
+      <w:r>
+        <w:rPr>
+          <w:b w:val="0"/>
+        </w:rPr>
+        <w:t>Stretch secure learners by changing a boundary or assumption and asking them to defend the effect, not simply by assigning more of the same questions.</w:t>
       </w:r>
     </w:p>
     <w:p>
@@ -1908,11 +3804,16 @@
       </w:r>
     </w:p>
     <w:p>
+      <w:r>
+        <w:t>Use the Conversation State and Memory questions, teacher keys and criteria after the relevant attempts. Previously discussed cases are practice; protect the separately selected independent task.</w:t>
+      </w:r>
+    </w:p>
+    <w:p>
       <w:pPr>
         <w:pStyle w:val="Heading3"/>
       </w:pPr>
       <w:r>
-        <w:t>Assess and explain the answers</w:t>
+        <w:t>Worked case answer</w:t>
       </w:r>
     </w:p>
     <w:p>
@@ -1920,12 +3821,31 @@
         <w:pStyle w:val="Heading3"/>
       </w:pPr>
       <w:r>
-        <w:t>Worked case answer</w:t>
-      </w:r>
-    </w:p>
-    <w:p>
-      <w:r>
-        <w:t>Update reading level, retain topic unless changed. Keep only necessary state with correction/reset. Context does not guarantee permanent memory.</w:t>
+        <w:t>Teacher key · Worked case answer</w:t>
+      </w:r>
+    </w:p>
+    <w:p>
+      <w:pPr>
+        <w:spacing w:line="336" w:lineRule="auto" w:after="180"/>
+        <w:shd w:fill="F1F6FC"/>
+      </w:pPr>
+      <w:r>
+        <w:rPr>
+          <w:b w:val="0"/>
+        </w:rPr>
+        <w:t xml:space="preserve">Update reading level, retain topic unless changed. Keep only necessary </w:t>
+      </w:r>
+      <w:r>
+        <w:rPr>
+          <w:b/>
+        </w:rPr>
+        <w:t>state</w:t>
+      </w:r>
+      <w:r>
+        <w:rPr>
+          <w:b w:val="0"/>
+        </w:rPr>
+        <w:t xml:space="preserve"> with correction/reset. Context does not guarantee permanent memory.</w:t>
       </w:r>
     </w:p>
     <w:p>
@@ -1937,20 +3857,62 @@
       </w:r>
     </w:p>
     <w:p>
-      <w:r>
-        <w:t>A learner corrects their project topic from oceans to forests. The next reply still uses oceans. What state should change, and what should not be saved unnecessarily?</w:t>
-      </w:r>
-    </w:p>
-    <w:p>
       <w:pPr>
         <w:pStyle w:val="Heading3"/>
       </w:pPr>
       <w:r>
+        <w:t>Independent question · withhold the key</w:t>
+      </w:r>
+    </w:p>
+    <w:p>
+      <w:pPr>
+        <w:spacing w:line="336" w:lineRule="auto" w:after="180"/>
+        <w:shd w:fill="F5F1FB"/>
+      </w:pPr>
+      <w:r>
+        <w:rPr>
+          <w:b w:val="0"/>
+        </w:rPr>
+        <w:t xml:space="preserve">A learner corrects their project topic from oceans to forests. The next reply still uses oceans. What </w:t>
+      </w:r>
+      <w:r>
+        <w:rPr>
+          <w:b/>
+        </w:rPr>
+        <w:t>state</w:t>
+      </w:r>
+      <w:r>
+        <w:rPr>
+          <w:b w:val="0"/>
+        </w:rPr>
+        <w:t xml:space="preserve"> should change, and what should not be saved unnecessarily?</w:t>
+      </w:r>
+    </w:p>
+    <w:p>
+      <w:pPr>
+        <w:pStyle w:val="Heading3"/>
+      </w:pPr>
+      <w:r>
         <w:t>Expected independent answer</w:t>
       </w:r>
     </w:p>
     <w:p>
-      <w:r>
+      <w:pPr>
+        <w:pStyle w:val="Heading3"/>
+      </w:pPr>
+      <w:r>
+        <w:t>Teacher key · Expected independent answer</w:t>
+      </w:r>
+    </w:p>
+    <w:p>
+      <w:pPr>
+        <w:spacing w:line="336" w:lineRule="auto" w:after="180"/>
+        <w:shd w:fill="F1F6FC"/>
+      </w:pPr>
+      <w:r>
+        <w:rPr>
+          <w:b w:val="0"/>
+        </w:rPr>
         <w:t>Update the active project topic to forests. Retain only information needed for the task, with clear scope and deletion behavior.</w:t>
       </w:r>
     </w:p>
@@ -2189,8 +4151,25 @@
       </w:tr>
     </w:tbl>
     <w:p>
-      <w:r>
-        <w:t>Use 6/8 as a classroom checkpoint, with 2 required for both Result and Reasoning. This is a proposed teaching rule, not a validated certification threshold. Do not count a coached answer as independent mastery; correct unsafe or unsupported claims regardless of total.</w:t>
+      <w:pPr>
+        <w:spacing w:line="336" w:lineRule="auto" w:after="180"/>
+      </w:pPr>
+      <w:r>
+        <w:rPr>
+          <w:b w:val="0"/>
+        </w:rPr>
+        <w:t>Use 6/8 as a classroom checkpoint, with 2 required for both Result and Reasoning. This is a proposed teaching rule, not a validated certification threshold.</w:t>
+      </w:r>
+    </w:p>
+    <w:p>
+      <w:pPr>
+        <w:spacing w:line="336" w:lineRule="auto" w:after="180"/>
+      </w:pPr>
+      <w:r>
+        <w:rPr>
+          <w:b w:val="0"/>
+        </w:rPr>
+        <w:t>Do not count a coached answer as independent mastery; correct unsafe or unsupported claims regardless of total.</w:t>
       </w:r>
     </w:p>
     <w:p>
@@ -2202,8 +4181,26 @@
       </w:r>
     </w:p>
     <w:p>
-      <w:r>
-        <w:t>Ask the learner to find the evidence that challenges this claim: “Conversation memory should retain every detail indefinitely.” Keep the first attempt and an uncoached retry separate.</w:t>
+      <w:pPr>
+        <w:spacing w:line="336" w:lineRule="auto" w:after="180"/>
+      </w:pPr>
+      <w:r>
+        <w:rPr>
+          <w:b w:val="0"/>
+        </w:rPr>
+        <w:t xml:space="preserve">Ask the learner to find the </w:t>
+      </w:r>
+      <w:r>
+        <w:rPr>
+          <w:b/>
+        </w:rPr>
+        <w:t>evidence</w:t>
+      </w:r>
+      <w:r>
+        <w:rPr>
+          <w:b w:val="0"/>
+        </w:rPr>
+        <w:t xml:space="preserve"> that challenges this claim: “Conversation memory should retain every detail indefinitely.” Keep the first attempt and an uncoached retry separate.</w:t>
       </w:r>
     </w:p>
     <w:p>
@@ -2215,15 +4212,54 @@
       </w:r>
     </w:p>
     <w:p>
-      <w:r>
-        <w:t>New state is topic=plants, level=Grade 6. Keep only needed fields and let the user correct or reset them. Session context does not by itself establish storage beyond the interaction; explicit persistence requires its own design and controls.</w:t>
-      </w:r>
-    </w:p>
-    <w:p>
       <w:pPr>
         <w:pStyle w:val="Heading3"/>
       </w:pPr>
       <w:r>
+        <w:t>Teacher key · Original transfer answer</w:t>
+      </w:r>
+    </w:p>
+    <w:p>
+      <w:pPr>
+        <w:spacing w:line="336" w:lineRule="auto" w:after="180"/>
+        <w:shd w:fill="F1F6FC"/>
+      </w:pPr>
+      <w:r>
+        <w:rPr>
+          <w:b w:val="0"/>
+        </w:rPr>
+        <w:t xml:space="preserve">New </w:t>
+      </w:r>
+      <w:r>
+        <w:rPr>
+          <w:b/>
+        </w:rPr>
+        <w:t>state</w:t>
+      </w:r>
+      <w:r>
+        <w:rPr>
+          <w:b w:val="0"/>
+        </w:rPr>
+        <w:t xml:space="preserve"> is topic=plants, level=Grade 6. Keep only needed fields and let the user correct or reset them.</w:t>
+      </w:r>
+    </w:p>
+    <w:p>
+      <w:pPr>
+        <w:spacing w:line="336" w:lineRule="auto" w:after="180"/>
+        <w:shd w:fill="F1F6FC"/>
+      </w:pPr>
+      <w:r>
+        <w:rPr>
+          <w:b w:val="0"/>
+        </w:rPr>
+        <w:t>Session context does not by itself establish storage beyond the interaction; explicit persistence requires its own design and controls.</w:t>
+      </w:r>
+    </w:p>
+    <w:p>
+      <w:pPr>
+        <w:pStyle w:val="Heading3"/>
+      </w:pPr>
+      <w:r>
         <w:t>Explanations for the additional workbook examples</w:t>
       </w:r>
     </w:p>
@@ -2236,66 +4272,396 @@
       </w:r>
     </w:p>
     <w:p>
-      <w:r>
-        <w:t>Explain the weekly mechanism in your own words. Use the worked scenario to name its input, decision rule and output.</w:t>
-      </w:r>
-    </w:p>
-    <w:p>
-      <w:r>
-        <w:t>Teacher explanation: Conversation state stores facts or prior interactions for later use. It needs scope, provenance, correction and retention rules rather than indefinite accumulation. This classroom assistant keeps an approved room ID only for the current session. A later correction replaces the active value but retains an audit event until session end. Do not persist private text merely because it appeared in conversation.</w:t>
-      </w:r>
-    </w:p>
-    <w:p>
       <w:pPr>
         <w:pStyle w:val="Heading3"/>
       </w:pPr>
       <w:r>
+        <w:t>Workbook question · W1</w:t>
+      </w:r>
+    </w:p>
+    <w:p>
+      <w:pPr>
+        <w:spacing w:line="336" w:lineRule="auto" w:after="180"/>
+        <w:shd w:fill="F5F1FB"/>
+      </w:pPr>
+      <w:r>
+        <w:rPr>
+          <w:b w:val="0"/>
+        </w:rPr>
+        <w:t xml:space="preserve">Explain the weekly </w:t>
+      </w:r>
+      <w:r>
+        <w:rPr>
+          <w:b/>
+        </w:rPr>
+        <w:t>mechanism</w:t>
+      </w:r>
+      <w:r>
+        <w:rPr>
+          <w:b w:val="0"/>
+        </w:rPr>
+        <w:t xml:space="preserve"> in your own words. Use the worked scenario to name its </w:t>
+      </w:r>
+      <w:r>
+        <w:rPr>
+          <w:b/>
+        </w:rPr>
+        <w:t>input</w:t>
+      </w:r>
+      <w:r>
+        <w:rPr>
+          <w:b w:val="0"/>
+        </w:rPr>
+        <w:t xml:space="preserve">, decision rule and </w:t>
+      </w:r>
+      <w:r>
+        <w:rPr>
+          <w:b/>
+        </w:rPr>
+        <w:t>output</w:t>
+      </w:r>
+      <w:r>
+        <w:rPr>
+          <w:b w:val="0"/>
+        </w:rPr>
+        <w:t>.</w:t>
+      </w:r>
+    </w:p>
+    <w:p>
+      <w:pPr>
+        <w:pStyle w:val="Heading3"/>
+      </w:pPr>
+      <w:r>
+        <w:t>Teacher reasoning · W1</w:t>
+      </w:r>
+    </w:p>
+    <w:p>
+      <w:pPr>
+        <w:spacing w:line="336" w:lineRule="auto" w:after="180"/>
+        <w:shd w:fill="F1F6FC"/>
+      </w:pPr>
+      <w:r>
+        <w:rPr>
+          <w:b w:val="0"/>
+        </w:rPr>
+        <w:t xml:space="preserve">Teacher explanation: Conversation </w:t>
+      </w:r>
+      <w:r>
+        <w:rPr>
+          <w:b/>
+        </w:rPr>
+        <w:t>state</w:t>
+      </w:r>
+      <w:r>
+        <w:rPr>
+          <w:b w:val="0"/>
+        </w:rPr>
+        <w:t xml:space="preserve"> stores facts or prior interactions for later use. It needs scope, provenance, correction and </w:t>
+      </w:r>
+      <w:r>
+        <w:rPr>
+          <w:b/>
+        </w:rPr>
+        <w:t>retention rule</w:t>
+      </w:r>
+      <w:r>
+        <w:rPr>
+          <w:b w:val="0"/>
+        </w:rPr>
+        <w:t>s rather than indefinite accumulation.</w:t>
+      </w:r>
+    </w:p>
+    <w:p>
+      <w:pPr>
+        <w:spacing w:line="336" w:lineRule="auto" w:after="180"/>
+        <w:shd w:fill="F1F6FC"/>
+      </w:pPr>
+      <w:r>
+        <w:rPr>
+          <w:b w:val="0"/>
+        </w:rPr>
+        <w:t>This classroom assistant keeps an approved room ID only for the current session. A later correction replaces the active value but retains an audit event until session end.</w:t>
+      </w:r>
+    </w:p>
+    <w:p>
+      <w:pPr>
+        <w:spacing w:line="336" w:lineRule="auto" w:after="180"/>
+        <w:shd w:fill="F1F6FC"/>
+      </w:pPr>
+      <w:r>
+        <w:rPr>
+          <w:b w:val="0"/>
+        </w:rPr>
+        <w:t>Do not persist private text merely because it appeared in conversation.</w:t>
+      </w:r>
+    </w:p>
+    <w:p>
+      <w:pPr>
+        <w:pStyle w:val="Heading3"/>
+      </w:pPr>
+      <w:r>
         <w:t>W2 Trace the worked case</w:t>
       </w:r>
     </w:p>
     <w:p>
-      <w:r>
+      <w:pPr>
+        <w:pStyle w:val="Heading3"/>
+      </w:pPr>
+      <w:r>
+        <w:t>Workbook question · W2</w:t>
+      </w:r>
+    </w:p>
+    <w:p>
+      <w:pPr>
+        <w:spacing w:line="336" w:lineRule="auto" w:after="180"/>
+        <w:shd w:fill="F5F1FB"/>
+      </w:pPr>
+      <w:r>
+        <w:rPr>
+          <w:b w:val="0"/>
+        </w:rPr>
         <w:t>Turn 1 selects room A; turn 2 corrects to room B. A later answer uses A from an older summary. Show the intermediate steps and give the conclusion with its scope.</w:t>
       </w:r>
     </w:p>
     <w:p>
-      <w:r>
-        <w:t>Teacher explanation: Active state should be B under the correction rule. The summary is stale; regenerate or invalidate it and preserve the correction audit within the declared session lifetime.</w:t>
-      </w:r>
-    </w:p>
-    <w:p>
       <w:pPr>
         <w:pStyle w:val="Heading3"/>
       </w:pPr>
       <w:r>
+        <w:t>Teacher reasoning · W2</w:t>
+      </w:r>
+    </w:p>
+    <w:p>
+      <w:pPr>
+        <w:spacing w:line="336" w:lineRule="auto" w:after="180"/>
+        <w:shd w:fill="F1F6FC"/>
+      </w:pPr>
+      <w:r>
+        <w:rPr>
+          <w:b w:val="0"/>
+        </w:rPr>
+        <w:t xml:space="preserve">Teacher explanation: Active </w:t>
+      </w:r>
+      <w:r>
+        <w:rPr>
+          <w:b/>
+        </w:rPr>
+        <w:t>state</w:t>
+      </w:r>
+      <w:r>
+        <w:rPr>
+          <w:b w:val="0"/>
+        </w:rPr>
+        <w:t xml:space="preserve"> should be B under the correction rule. The summary is stale; regenerate or invalidate it and preserve the correction audit within the declared session lifetime.</w:t>
+      </w:r>
+    </w:p>
+    <w:p>
+      <w:pPr>
+        <w:pStyle w:val="Heading3"/>
+      </w:pPr>
+      <w:r>
         <w:t>W3 Audit the limit</w:t>
       </w:r>
     </w:p>
     <w:p>
-      <w:r>
-        <w:t>A report omits this qualification: Remembered statements are not automatically current or verified; retention should follow the stated purpose and policy. Explain how omitting it could change a reader's interpretation, and write an accurate replacement.</w:t>
-      </w:r>
-    </w:p>
-    <w:p>
-      <w:r>
-        <w:t>Teacher explanation: Remembered statements are not automatically current or verified; retention should follow the stated purpose and policy. State the observed result separately from the unverified or out-of-scope claim; preserve the original evidence rather than inventing a missing fact.</w:t>
-      </w:r>
-    </w:p>
-    <w:p>
       <w:pPr>
         <w:pStyle w:val="Heading3"/>
       </w:pPr>
       <w:r>
+        <w:t>Workbook question · W3</w:t>
+      </w:r>
+    </w:p>
+    <w:p>
+      <w:pPr>
+        <w:spacing w:line="336" w:lineRule="auto" w:after="180"/>
+        <w:shd w:fill="F5F1FB"/>
+      </w:pPr>
+      <w:r>
+        <w:rPr>
+          <w:b w:val="0"/>
+        </w:rPr>
+        <w:t xml:space="preserve">A report omits this qualification: Remembered </w:t>
+      </w:r>
+      <w:r>
+        <w:rPr>
+          <w:b/>
+        </w:rPr>
+        <w:t>state</w:t>
+      </w:r>
+      <w:r>
+        <w:rPr>
+          <w:b w:val="0"/>
+        </w:rPr>
+        <w:t xml:space="preserve">ments are not automatically current or verified; retention should follow the </w:t>
+      </w:r>
+      <w:r>
+        <w:rPr>
+          <w:b/>
+        </w:rPr>
+        <w:t>state</w:t>
+      </w:r>
+      <w:r>
+        <w:rPr>
+          <w:b w:val="0"/>
+        </w:rPr>
+        <w:t>d purpose and policy.</w:t>
+      </w:r>
+    </w:p>
+    <w:p>
+      <w:pPr>
+        <w:spacing w:line="336" w:lineRule="auto" w:after="180"/>
+        <w:shd w:fill="F5F1FB"/>
+      </w:pPr>
+      <w:r>
+        <w:rPr>
+          <w:b w:val="0"/>
+        </w:rPr>
+        <w:t>Explain how omitting it could change a reader's interpretation, and write an accurate replacement.</w:t>
+      </w:r>
+    </w:p>
+    <w:p>
+      <w:pPr>
+        <w:pStyle w:val="Heading3"/>
+      </w:pPr>
+      <w:r>
+        <w:t>Teacher reasoning · W3</w:t>
+      </w:r>
+    </w:p>
+    <w:p>
+      <w:pPr>
+        <w:spacing w:line="336" w:lineRule="auto" w:after="180"/>
+        <w:shd w:fill="F1F6FC"/>
+      </w:pPr>
+      <w:r>
+        <w:rPr>
+          <w:b w:val="0"/>
+        </w:rPr>
+        <w:t xml:space="preserve">Teacher explanation: Remembered </w:t>
+      </w:r>
+      <w:r>
+        <w:rPr>
+          <w:b/>
+        </w:rPr>
+        <w:t>state</w:t>
+      </w:r>
+      <w:r>
+        <w:rPr>
+          <w:b w:val="0"/>
+        </w:rPr>
+        <w:t xml:space="preserve">ments are not automatically current or verified; retention should follow the </w:t>
+      </w:r>
+      <w:r>
+        <w:rPr>
+          <w:b/>
+        </w:rPr>
+        <w:t>state</w:t>
+      </w:r>
+      <w:r>
+        <w:rPr>
+          <w:b w:val="0"/>
+        </w:rPr>
+        <w:t>d purpose and policy.</w:t>
+      </w:r>
+    </w:p>
+    <w:p>
+      <w:pPr>
+        <w:spacing w:line="336" w:lineRule="auto" w:after="180"/>
+        <w:shd w:fill="F1F6FC"/>
+      </w:pPr>
+      <w:r>
+        <w:rPr>
+          <w:b/>
+        </w:rPr>
+        <w:t>State</w:t>
+      </w:r>
+      <w:r>
+        <w:rPr>
+          <w:b w:val="0"/>
+        </w:rPr>
+        <w:t xml:space="preserve"> the observed result separately from the unverified or out-of-scope claim; preserve the original </w:t>
+      </w:r>
+      <w:r>
+        <w:rPr>
+          <w:b/>
+        </w:rPr>
+        <w:t>evidence</w:t>
+      </w:r>
+      <w:r>
+        <w:rPr>
+          <w:b w:val="0"/>
+        </w:rPr>
+        <w:t xml:space="preserve"> rather than inventing a missing fact.</w:t>
+      </w:r>
+    </w:p>
+    <w:p>
+      <w:pPr>
+        <w:pStyle w:val="Heading3"/>
+      </w:pPr>
+      <w:r>
         <w:t>W4 Apply a new case independently</w:t>
       </w:r>
     </w:p>
     <w:p>
-      <w:r>
-        <w:t>A session stores lab L1 then corrects to L2; session ends. A new session has no room input. State the active values at each stage.</w:t>
-      </w:r>
-    </w:p>
-    <w:p>
-      <w:r>
+      <w:pPr>
+        <w:pStyle w:val="Heading3"/>
+      </w:pPr>
+      <w:r>
+        <w:t>Workbook question · W4</w:t>
+      </w:r>
+    </w:p>
+    <w:p>
+      <w:pPr>
+        <w:spacing w:line="336" w:lineRule="auto" w:after="180"/>
+        <w:shd w:fill="F5F1FB"/>
+      </w:pPr>
+      <w:r>
+        <w:rPr>
+          <w:b w:val="0"/>
+        </w:rPr>
+        <w:t xml:space="preserve">A session stores lab L1 then corrects to L2; session ends. A new session has no room </w:t>
+      </w:r>
+      <w:r>
+        <w:rPr>
+          <w:b/>
+        </w:rPr>
+        <w:t>input</w:t>
+      </w:r>
+      <w:r>
+        <w:rPr>
+          <w:b w:val="0"/>
+        </w:rPr>
+        <w:t xml:space="preserve">. </w:t>
+      </w:r>
+      <w:r>
+        <w:rPr>
+          <w:b/>
+        </w:rPr>
+        <w:t>State</w:t>
+      </w:r>
+      <w:r>
+        <w:rPr>
+          <w:b w:val="0"/>
+        </w:rPr>
+        <w:t xml:space="preserve"> the active values at each stage.</w:t>
+      </w:r>
+    </w:p>
+    <w:p>
+      <w:pPr>
+        <w:pStyle w:val="Heading3"/>
+      </w:pPr>
+      <w:r>
+        <w:t>Teacher reasoning · W4</w:t>
+      </w:r>
+    </w:p>
+    <w:p>
+      <w:pPr>
+        <w:spacing w:line="336" w:lineRule="auto" w:after="180"/>
+        <w:shd w:fill="F1F6FC"/>
+      </w:pPr>
+      <w:r>
+        <w:rPr>
+          <w:b w:val="0"/>
+        </w:rPr>
         <w:t>Teacher explanation: L1 then L2; after session end no retained active lab under this contract. New session must ask instead of silently retrieving old L2.</w:t>
       </w:r>
     </w:p>
@@ -2308,38 +4674,230 @@
       </w:r>
     </w:p>
     <w:p>
-      <w:r>
-        <w:t>For the worked scenario, propose one additional case that could reveal a failure, describe its expected outcome before running it, and explain what would need to remain fixed for a fair comparison. Do not reuse W4 as a new final test after receiving feedback.</w:t>
-      </w:r>
-    </w:p>
-    <w:p>
-      <w:r>
-        <w:t>Teacher explanation: Accept a concrete variant of the worked input or a missing/conflicting/boundary condition, with an expectation derived from the declared procedure. Require preserved settings, original outputs and data roles. Remembered statements are not automatically current or verified; retention should follow the stated purpose and policy. The new case should test this particular mechanism rather than merely restate the original result.</w:t>
-      </w:r>
-    </w:p>
-    <w:p>
       <w:pPr>
         <w:pStyle w:val="Heading3"/>
       </w:pPr>
       <w:r>
+        <w:t>Workbook question · W5</w:t>
+      </w:r>
+    </w:p>
+    <w:p>
+      <w:pPr>
+        <w:spacing w:line="336" w:lineRule="auto" w:after="180"/>
+        <w:shd w:fill="F5F1FB"/>
+      </w:pPr>
+      <w:r>
+        <w:rPr>
+          <w:b w:val="0"/>
+        </w:rPr>
+        <w:t>For the worked scenario, propose one additional case that could reveal a failure, describe its expected outcome before running it, and explain what would need to remain fixed for a fair comparison.</w:t>
+      </w:r>
+    </w:p>
+    <w:p>
+      <w:pPr>
+        <w:spacing w:line="336" w:lineRule="auto" w:after="180"/>
+        <w:shd w:fill="F5F1FB"/>
+      </w:pPr>
+      <w:r>
+        <w:rPr>
+          <w:b w:val="0"/>
+        </w:rPr>
+        <w:t>Do not reuse W4 as a new final test after receiving feedback.</w:t>
+      </w:r>
+    </w:p>
+    <w:p>
+      <w:pPr>
+        <w:pStyle w:val="Heading3"/>
+      </w:pPr>
+      <w:r>
+        <w:t>Teacher reasoning · W5</w:t>
+      </w:r>
+    </w:p>
+    <w:p>
+      <w:pPr>
+        <w:spacing w:line="336" w:lineRule="auto" w:after="180"/>
+        <w:shd w:fill="F1F6FC"/>
+      </w:pPr>
+      <w:r>
+        <w:rPr>
+          <w:b w:val="0"/>
+        </w:rPr>
+        <w:t xml:space="preserve">Teacher explanation: Accept a concrete variant of the worked </w:t>
+      </w:r>
+      <w:r>
+        <w:rPr>
+          <w:b/>
+        </w:rPr>
+        <w:t>input</w:t>
+      </w:r>
+      <w:r>
+        <w:rPr>
+          <w:b w:val="0"/>
+        </w:rPr>
+        <w:t xml:space="preserve"> or a missing/conflicting/boundary condition, with an expectation derived from the declared procedure.</w:t>
+      </w:r>
+    </w:p>
+    <w:p>
+      <w:pPr>
+        <w:spacing w:line="336" w:lineRule="auto" w:after="180"/>
+        <w:shd w:fill="F1F6FC"/>
+      </w:pPr>
+      <w:r>
+        <w:rPr>
+          <w:b w:val="0"/>
+        </w:rPr>
+        <w:t xml:space="preserve">Require preserved settings, original </w:t>
+      </w:r>
+      <w:r>
+        <w:rPr>
+          <w:b/>
+        </w:rPr>
+        <w:t>output</w:t>
+      </w:r>
+      <w:r>
+        <w:rPr>
+          <w:b w:val="0"/>
+        </w:rPr>
+        <w:t xml:space="preserve">s and data roles. Remembered </w:t>
+      </w:r>
+      <w:r>
+        <w:rPr>
+          <w:b/>
+        </w:rPr>
+        <w:t>state</w:t>
+      </w:r>
+      <w:r>
+        <w:rPr>
+          <w:b w:val="0"/>
+        </w:rPr>
+        <w:t xml:space="preserve">ments are not automatically current or verified; retention should follow the </w:t>
+      </w:r>
+      <w:r>
+        <w:rPr>
+          <w:b/>
+        </w:rPr>
+        <w:t>state</w:t>
+      </w:r>
+      <w:r>
+        <w:rPr>
+          <w:b w:val="0"/>
+        </w:rPr>
+        <w:t>d purpose and policy.</w:t>
+      </w:r>
+    </w:p>
+    <w:p>
+      <w:pPr>
+        <w:spacing w:line="336" w:lineRule="auto" w:after="180"/>
+        <w:shd w:fill="F1F6FC"/>
+      </w:pPr>
+      <w:r>
+        <w:rPr>
+          <w:b w:val="0"/>
+        </w:rPr>
+        <w:t xml:space="preserve">The new case should test this particular </w:t>
+      </w:r>
+      <w:r>
+        <w:rPr>
+          <w:b/>
+        </w:rPr>
+        <w:t>mechanism</w:t>
+      </w:r>
+      <w:r>
+        <w:rPr>
+          <w:b w:val="0"/>
+        </w:rPr>
+        <w:t xml:space="preserve"> rather than merely re</w:t>
+      </w:r>
+      <w:r>
+        <w:rPr>
+          <w:b/>
+        </w:rPr>
+        <w:t>state</w:t>
+      </w:r>
+      <w:r>
+        <w:rPr>
+          <w:b w:val="0"/>
+        </w:rPr>
+        <w:t xml:space="preserve"> the original result.</w:t>
+      </w:r>
+    </w:p>
+    <w:p>
+      <w:pPr>
+        <w:pStyle w:val="Heading3"/>
+      </w:pPr>
+      <w:r>
         <w:t>Assess independent transfer</w:t>
       </w:r>
     </w:p>
     <w:p>
-      <w:r>
-        <w:t>Selected case: A session stores lab L1 then corrects to L2; session ends. A new session has no room input. State the active values at each stage.</w:t>
-      </w:r>
-    </w:p>
-    <w:p>
       <w:pPr>
         <w:pStyle w:val="Heading3"/>
       </w:pPr>
       <w:r>
+        <w:t>Independent question · withhold the key</w:t>
+      </w:r>
+    </w:p>
+    <w:p>
+      <w:pPr>
+        <w:spacing w:line="336" w:lineRule="auto" w:after="180"/>
+        <w:shd w:fill="F5F1FB"/>
+      </w:pPr>
+      <w:r>
+        <w:rPr>
+          <w:b w:val="0"/>
+        </w:rPr>
+        <w:t xml:space="preserve">Selected case: A session stores lab L1 then corrects to L2; session ends. A new session has no room </w:t>
+      </w:r>
+      <w:r>
+        <w:rPr>
+          <w:b/>
+        </w:rPr>
+        <w:t>input</w:t>
+      </w:r>
+      <w:r>
+        <w:rPr>
+          <w:b w:val="0"/>
+        </w:rPr>
+        <w:t xml:space="preserve">. </w:t>
+      </w:r>
+      <w:r>
+        <w:rPr>
+          <w:b/>
+        </w:rPr>
+        <w:t>State</w:t>
+      </w:r>
+      <w:r>
+        <w:rPr>
+          <w:b w:val="0"/>
+        </w:rPr>
+        <w:t xml:space="preserve"> the active values at each stage.</w:t>
+      </w:r>
+    </w:p>
+    <w:p>
+      <w:pPr>
+        <w:pStyle w:val="Heading3"/>
+      </w:pPr>
+      <w:r>
         <w:t>Selected case answer</w:t>
       </w:r>
     </w:p>
     <w:p>
-      <w:r>
+      <w:pPr>
+        <w:pStyle w:val="Heading3"/>
+      </w:pPr>
+      <w:r>
+        <w:t>Teacher key · Selected case answer</w:t>
+      </w:r>
+    </w:p>
+    <w:p>
+      <w:pPr>
+        <w:spacing w:line="336" w:lineRule="auto" w:after="180"/>
+        <w:shd w:fill="F1F6FC"/>
+      </w:pPr>
+      <w:r>
+        <w:rPr>
+          <w:b w:val="0"/>
+        </w:rPr>
         <w:t>Teacher explanation: L1 then L2; after session end no retained active lab under this contract. New session must ask instead of silently retrieving old L2.</w:t>
       </w:r>
     </w:p>
@@ -2446,21 +5004,77 @@
       </w:tr>
     </w:tbl>
     <w:p>
-      <w:r>
-        <w:t>Record each dimension as not yet, with support, or independent. Accept a valid alternative procedure with a defensible trace. Do not penalise an honestly recorded model failure if the learner correctly explains its evidence and limits.</w:t>
-      </w:r>
-    </w:p>
-    <w:p>
       <w:pPr>
         <w:pStyle w:val="Heading3"/>
       </w:pPr>
       <w:r>
+        <w:t>Teacher key · Selected case answer</w:t>
+      </w:r>
+    </w:p>
+    <w:p>
+      <w:pPr>
+        <w:spacing w:line="336" w:lineRule="auto" w:after="180"/>
+        <w:shd w:fill="F1F6FC"/>
+      </w:pPr>
+      <w:r>
+        <w:rPr>
+          <w:b w:val="0"/>
+        </w:rPr>
+        <w:t>Record each dimension as not yet, with support, or independent. Accept a valid alternative procedure with a defensible trace.</w:t>
+      </w:r>
+    </w:p>
+    <w:p>
+      <w:pPr>
+        <w:spacing w:line="336" w:lineRule="auto" w:after="180"/>
+        <w:shd w:fill="F1F6FC"/>
+      </w:pPr>
+      <w:r>
+        <w:rPr>
+          <w:b w:val="0"/>
+        </w:rPr>
+        <w:t xml:space="preserve">Do not penalise an honestly recorded model failure if the learner correctly explains its </w:t>
+      </w:r>
+      <w:r>
+        <w:rPr>
+          <w:b/>
+        </w:rPr>
+        <w:t>evidence</w:t>
+      </w:r>
+      <w:r>
+        <w:rPr>
+          <w:b w:val="0"/>
+        </w:rPr>
+        <w:t xml:space="preserve"> and limits.</w:t>
+      </w:r>
+    </w:p>
+    <w:p>
+      <w:pPr>
+        <w:pStyle w:val="Heading3"/>
+      </w:pPr>
+      <w:r>
         <w:t>Feedback that the learner uses</w:t>
       </w:r>
     </w:p>
     <w:p>
-      <w:r>
-        <w:t>Name the earliest unsupported step and give one action to repair it. Have the learner make that repair now and explain why. Then assess the relevant skill on a fresh, fully specified case. Confirm it was not previously practised with feedback; solve and check the new case before assigning it. A follow-up design prompt is a starting brief, not automatically an equivalent test.</w:t>
+      <w:pPr>
+        <w:spacing w:line="336" w:lineRule="auto" w:after="180"/>
+      </w:pPr>
+      <w:r>
+        <w:rPr>
+          <w:b w:val="0"/>
+        </w:rPr>
+        <w:t>Name the earliest unsupported step and give one action to repair it. Have the learner make that repair now and explain why. Then assess the relevant skill on a fresh, fully specified case.</w:t>
+      </w:r>
+    </w:p>
+    <w:p>
+      <w:pPr>
+        <w:spacing w:line="336" w:lineRule="auto" w:after="180"/>
+      </w:pPr>
+      <w:r>
+        <w:rPr>
+          <w:b w:val="0"/>
+        </w:rPr>
+        <w:t>Confirm it was not previously practised with feedback; solve and check the new case before assigning it. A follow-up design prompt is a starting brief, not automatically an equivalent test.</w:t>
       </w:r>
     </w:p>
     <w:p>
@@ -2472,11 +5086,86 @@
       </w:r>
     </w:p>
     <w:p>
+      <w:r>
+        <w:t>Connect Conversation State and Memory to Verified Study Buddy, adapt support and plan a later changed-case check.</w:t>
+      </w:r>
+    </w:p>
+    <w:p>
       <w:pPr>
         <w:pStyle w:val="Heading3"/>
       </w:pPr>
       <w:r>
-        <w:t>Connect and extend learning</w:t>
+        <w:t>Verified Study Buddy</w:t>
+      </w:r>
+    </w:p>
+    <w:p>
+      <w:pPr>
+        <w:spacing w:line="336" w:lineRule="auto" w:after="180"/>
+      </w:pPr>
+      <w:r>
+        <w:rPr>
+          <w:b w:val="0"/>
+        </w:rPr>
+        <w:t xml:space="preserve">Store minimal </w:t>
+      </w:r>
+      <w:r>
+        <w:rPr>
+          <w:b/>
+        </w:rPr>
+        <w:t>session state</w:t>
+      </w:r>
+      <w:r>
+        <w:rPr>
+          <w:b w:val="0"/>
+        </w:rPr>
+        <w:t xml:space="preserve"> and make </w:t>
+      </w:r>
+      <w:r>
+        <w:rPr>
+          <w:b/>
+        </w:rPr>
+        <w:t>persistent memory</w:t>
+      </w:r>
+      <w:r>
+        <w:rPr>
+          <w:b w:val="0"/>
+        </w:rPr>
+        <w:t xml:space="preserve"> optional, visible, and erasable.</w:t>
+      </w:r>
+    </w:p>
+    <w:p>
+      <w:pPr>
+        <w:spacing w:line="336" w:lineRule="auto" w:after="180"/>
+      </w:pPr>
+      <w:r>
+        <w:rPr>
+          <w:b w:val="0"/>
+        </w:rPr>
+        <w:t xml:space="preserve">Keep the decision, </w:t>
+      </w:r>
+      <w:r>
+        <w:rPr>
+          <w:b/>
+        </w:rPr>
+        <w:t>input</w:t>
+      </w:r>
+      <w:r>
+        <w:rPr>
+          <w:b w:val="0"/>
+        </w:rPr>
+        <w:t xml:space="preserve">, result, explanation and remaining limitation in the project </w:t>
+      </w:r>
+      <w:r>
+        <w:rPr>
+          <w:b/>
+        </w:rPr>
+        <w:t>evidence</w:t>
+      </w:r>
+      <w:r>
+        <w:rPr>
+          <w:b w:val="0"/>
+        </w:rPr>
+        <w:t xml:space="preserve"> record. Retrieve this record next week rather than restarting the project.</w:t>
       </w:r>
     </w:p>
     <w:p>
@@ -2484,17 +5173,54 @@
         <w:pStyle w:val="Heading3"/>
       </w:pPr>
       <w:r>
-        <w:t>Verified Study Buddy</w:t>
-      </w:r>
-    </w:p>
-    <w:p>
-      <w:r>
-        <w:t>Store minimal session state and make persistent memory optional, visible, and erasable.</w:t>
-      </w:r>
-    </w:p>
-    <w:p>
-      <w:r>
-        <w:t>Keep the decision, input, result, explanation and remaining limitation in the project evidence record. Retrieve this record next week rather than restarting the project.</w:t>
+        <w:t>Support and stretch</w:t>
+      </w:r>
+    </w:p>
+    <w:p>
+      <w:pPr>
+        <w:spacing w:line="336" w:lineRule="auto" w:after="180"/>
+      </w:pPr>
+      <w:r>
+        <w:rPr>
+          <w:b w:val="0"/>
+        </w:rPr>
+        <w:t xml:space="preserve">Provide one short approved passage; separate instruction, </w:t>
+      </w:r>
+      <w:r>
+        <w:rPr>
+          <w:b/>
+        </w:rPr>
+        <w:t>input</w:t>
+      </w:r>
+      <w:r>
+        <w:rPr>
+          <w:b w:val="0"/>
+        </w:rPr>
+        <w:t xml:space="preserve">, </w:t>
+      </w:r>
+      <w:r>
+        <w:rPr>
+          <w:b/>
+        </w:rPr>
+        <w:t>output</w:t>
+      </w:r>
+      <w:r>
+        <w:rPr>
+          <w:b w:val="0"/>
+        </w:rPr>
+        <w:t xml:space="preserve"> and </w:t>
+      </w:r>
+      <w:r>
+        <w:rPr>
+          <w:b/>
+        </w:rPr>
+        <w:t>evidence</w:t>
+      </w:r>
+      <w:r>
+        <w:rPr>
+          <w:b w:val="0"/>
+        </w:rPr>
+        <w:t>. Stretch: introduce an unsupported claim or conflicting source and validate claim by claim with a fallback.</w:t>
       </w:r>
     </w:p>
     <w:p>
@@ -2502,12 +5228,30 @@
         <w:pStyle w:val="Heading3"/>
       </w:pPr>
       <w:r>
-        <w:t>Support and stretch</w:t>
-      </w:r>
-    </w:p>
-    <w:p>
-      <w:r>
-        <w:t>Provide one short approved passage; separate instruction, input, output and evidence. Stretch: introduce an unsupported claim or conflicting source and validate claim by claim with a fallback.</w:t>
+        <w:t>Exit reflection</w:t>
+      </w:r>
+    </w:p>
+    <w:p>
+      <w:pPr>
+        <w:spacing w:line="336" w:lineRule="auto" w:after="180"/>
+      </w:pPr>
+      <w:r>
+        <w:rPr>
+          <w:b w:val="0"/>
+        </w:rPr>
+        <w:t xml:space="preserve">Ask for one decision the learner can now justify and one situation requiring more </w:t>
+      </w:r>
+      <w:r>
+        <w:rPr>
+          <w:b/>
+        </w:rPr>
+        <w:t>evidence</w:t>
+      </w:r>
+      <w:r>
+        <w:rPr>
+          <w:b w:val="0"/>
+        </w:rPr>
+        <w:t xml:space="preserve"> or human review. Confidence ratings are separate from correct independent performance.</w:t>
       </w:r>
     </w:p>
     <w:p>
@@ -2515,12 +5259,30 @@
         <w:pStyle w:val="Heading3"/>
       </w:pPr>
       <w:r>
-        <w:t>Exit reflection</w:t>
-      </w:r>
-    </w:p>
-    <w:p>
-      <w:r>
-        <w:t>Ask for one decision the learner can now justify and one situation requiring more evidence or human review. Confidence ratings are separate from correct independent performance.</w:t>
+        <w:t>Bridge to the next week</w:t>
+      </w:r>
+    </w:p>
+    <w:p>
+      <w:pPr>
+        <w:spacing w:line="336" w:lineRule="auto" w:after="180"/>
+      </w:pPr>
+      <w:r>
+        <w:rPr>
+          <w:b w:val="0"/>
+        </w:rPr>
+        <w:t xml:space="preserve">Next: Week 21: Tools and APIs. Retrieve today’s </w:t>
+      </w:r>
+      <w:r>
+        <w:rPr>
+          <w:b/>
+        </w:rPr>
+        <w:t>evidence</w:t>
+      </w:r>
+      <w:r>
+        <w:rPr>
+          <w:b w:val="0"/>
+        </w:rPr>
+        <w:t xml:space="preserve"> and identify what carries forward and what is new.</w:t>
       </w:r>
     </w:p>
     <w:p>
@@ -2528,12 +5290,121 @@
         <w:pStyle w:val="Heading3"/>
       </w:pPr>
       <w:r>
-        <w:t>Bridge to the next week</w:t>
-      </w:r>
-    </w:p>
-    <w:p>
-      <w:r>
-        <w:t>Next: Week 21: Tools and APIs. Retrieve today’s evidence and identify what carries forward and what is new.</w:t>
+        <w:t>Support and fresh reassessment</w:t>
+      </w:r>
+    </w:p>
+    <w:p>
+      <w:pPr>
+        <w:spacing w:line="336" w:lineRule="auto" w:after="180"/>
+      </w:pPr>
+      <w:r>
+        <w:rPr>
+          <w:b w:val="0"/>
+        </w:rPr>
+        <w:t xml:space="preserve">Provide an </w:t>
+      </w:r>
+      <w:r>
+        <w:rPr>
+          <w:b/>
+        </w:rPr>
+        <w:t>input</w:t>
+      </w:r>
+      <w:r>
+        <w:rPr>
+          <w:b w:val="0"/>
+        </w:rPr>
+        <w:t>/procedure/result/limit frame and a calculator when needed. Ask students to identify the first step before completing the whole trace.</w:t>
+      </w:r>
+    </w:p>
+    <w:p>
+      <w:pPr>
+        <w:spacing w:line="336" w:lineRule="auto" w:after="180"/>
+      </w:pPr>
+      <w:r>
+        <w:rPr>
+          <w:b w:val="0"/>
+        </w:rPr>
+        <w:t xml:space="preserve">Extension: compare two concrete variants of this </w:t>
+      </w:r>
+      <w:r>
+        <w:rPr>
+          <w:b/>
+        </w:rPr>
+        <w:t>mechanism</w:t>
+      </w:r>
+      <w:r>
+        <w:rPr>
+          <w:b w:val="0"/>
+        </w:rPr>
+        <w:t xml:space="preserve"> while holding unrelated conditions fixed; report both successful and unsuccessful outcomes.</w:t>
+      </w:r>
+    </w:p>
+    <w:p>
+      <w:pPr>
+        <w:spacing w:line="336" w:lineRule="auto" w:after="180"/>
+      </w:pPr>
+      <w:r>
+        <w:rPr>
+          <w:b w:val="0"/>
+        </w:rPr>
+        <w:t xml:space="preserve">W4: L1 then L2; after session end no retained active lab under this contract. New session must ask instead of silently retrieving old L2. Require intermediate reasoning and the </w:t>
+      </w:r>
+      <w:r>
+        <w:rPr>
+          <w:b/>
+        </w:rPr>
+        <w:t>state</w:t>
+      </w:r>
+      <w:r>
+        <w:rPr>
+          <w:b w:val="0"/>
+        </w:rPr>
+        <w:t>d scope.</w:t>
+      </w:r>
+    </w:p>
+    <w:p>
+      <w:pPr>
+        <w:spacing w:line="336" w:lineRule="auto" w:after="180"/>
+      </w:pPr>
+      <w:r>
+        <w:rPr>
+          <w:b w:val="0"/>
+        </w:rPr>
+        <w:t>Fresh retry: A session stores team T, correction U; new session starts with no team. Expected reasoning: Active U within the old session; absent in the new session. Ask for the current team.</w:t>
+      </w:r>
+    </w:p>
+    <w:p>
+      <w:pPr>
+        <w:spacing w:line="336" w:lineRule="auto" w:after="180"/>
+      </w:pPr>
+      <w:r>
+        <w:rPr>
+          <w:b w:val="0"/>
+        </w:rPr>
+        <w:t>If students need support, record it and reassess with another new case rather than awarding independence to a copied answer.</w:t>
+      </w:r>
+    </w:p>
+    <w:p>
+      <w:pPr>
+        <w:spacing w:line="336" w:lineRule="auto" w:after="180"/>
+      </w:pPr>
+      <w:r>
+        <w:rPr>
+          <w:b w:val="0"/>
+        </w:rPr>
+        <w:t xml:space="preserve">Next connection: Copyright and permitted sources. Preserve the current case record and retrieve its </w:t>
+      </w:r>
+      <w:r>
+        <w:rPr>
+          <w:b/>
+        </w:rPr>
+        <w:t>evidence</w:t>
+      </w:r>
+      <w:r>
+        <w:rPr>
+          <w:b w:val="0"/>
+        </w:rPr>
+        <w:t xml:space="preserve"> boundary before moving on.</w:t>
       </w:r>
     </w:p>
     <w:p>
@@ -2541,40 +5412,40 @@
         <w:pStyle w:val="Heading3"/>
       </w:pPr>
       <w:r>
-        <w:t>Support and fresh reassessment</w:t>
-      </w:r>
-    </w:p>
-    <w:p>
-      <w:r>
-        <w:t>Provide an input/procedure/result/limit frame and a calculator when needed. Ask students to identify the first step before completing the whole trace. Extension: compare two concrete variants of this mechanism while holding unrelated conditions fixed; report both successful and unsuccessful outcomes.</w:t>
-      </w:r>
-    </w:p>
-    <w:p>
-      <w:r>
-        <w:t>W4: L1 then L2; after session end no retained active lab under this contract. New session must ask instead of silently retrieving old L2. Require intermediate reasoning and the stated scope. Fresh retry: A session stores team T, correction U; new session starts with no team. Expected reasoning: Active U within the old session; absent in the new session. Ask for the current team. If students need support, record it and reassess with another new case rather than awarding independence to a copied answer.</w:t>
-      </w:r>
-    </w:p>
-    <w:p>
-      <w:r>
-        <w:t>Next connection: Copyright and permitted sources. Preserve the current case record and retrieve its evidence boundary before moving on.</w:t>
-      </w:r>
-    </w:p>
-    <w:p>
-      <w:pPr>
-        <w:pStyle w:val="Heading3"/>
-      </w:pPr>
-      <w:r>
         <w:t>Plan the delayed return</w:t>
       </w:r>
     </w:p>
     <w:p>
-      <w:r>
+      <w:pPr>
+        <w:spacing w:line="336" w:lineRule="auto" w:after="180"/>
+      </w:pPr>
+      <w:r>
+        <w:rPr>
+          <w:b w:val="0"/>
+        </w:rPr>
         <w:t>Suggested return points in this level: ai-3/21, ai-3/23, ai-3/26. Use actual classroom dates, adjusting for holidays and gaps. One, three and six teaching weeks are scheduling choices, not a claimed optimal spacing.</w:t>
       </w:r>
     </w:p>
     <w:p>
-      <w:r>
-        <w:t>At a delayed check, ask for the idea from memory and a changed application. Compare with the earlier independent response and record support used. For a new level, revisit the previous capstone before checking the new prerequisites.</w:t>
+      <w:pPr>
+        <w:spacing w:line="336" w:lineRule="auto" w:after="180"/>
+      </w:pPr>
+      <w:r>
+        <w:rPr>
+          <w:b w:val="0"/>
+        </w:rPr>
+        <w:t>At a delayed check, ask for the idea from memory and a changed application. Compare with the earlier independent response and record support used.</w:t>
+      </w:r>
+    </w:p>
+    <w:p>
+      <w:pPr>
+        <w:spacing w:line="336" w:lineRule="auto" w:after="180"/>
+      </w:pPr>
+      <w:r>
+        <w:rPr>
+          <w:b w:val="0"/>
+        </w:rPr>
+        <w:t>For a new level, revisit the previous capstone before checking the new prerequisites.</w:t>
       </w:r>
     </w:p>
     <w:tbl>
@@ -2734,8 +5605,26 @@
       </w:tr>
     </w:tbl>
     <w:p>
-      <w:r>
-        <w:t>Use the evidence to choose reteaching or the next step. A completed page, confidence rating or attractive project does not by itself demonstrate understanding.</w:t>
+      <w:pPr>
+        <w:spacing w:line="336" w:lineRule="auto" w:after="180"/>
+      </w:pPr>
+      <w:r>
+        <w:rPr>
+          <w:b w:val="0"/>
+        </w:rPr>
+        <w:t xml:space="preserve">Use the </w:t>
+      </w:r>
+      <w:r>
+        <w:rPr>
+          <w:b/>
+        </w:rPr>
+        <w:t>evidence</w:t>
+      </w:r>
+      <w:r>
+        <w:rPr>
+          <w:b w:val="0"/>
+        </w:rPr>
+        <w:t xml:space="preserve"> to choose reteaching or the next step. A completed page, confidence rating or attractive project does not by itself demonstrate understanding.</w:t>
       </w:r>
     </w:p>
     <w:p>
@@ -2747,8 +5636,37 @@
       </w:r>
     </w:p>
     <w:p>
-      <w:r>
-        <w:t>For your Verified Study Buddy, save the input, procedure, observed result and limitation of this check. Label this worked example as practice; use a different, previously unreviewed case when checking independent understanding.</w:t>
+      <w:pPr>
+        <w:spacing w:line="336" w:lineRule="auto" w:after="180"/>
+      </w:pPr>
+      <w:r>
+        <w:rPr>
+          <w:b w:val="0"/>
+        </w:rPr>
+        <w:t xml:space="preserve">For your Verified Study Buddy, save the </w:t>
+      </w:r>
+      <w:r>
+        <w:rPr>
+          <w:b/>
+        </w:rPr>
+        <w:t>input</w:t>
+      </w:r>
+      <w:r>
+        <w:rPr>
+          <w:b w:val="0"/>
+        </w:rPr>
+        <w:t>, procedure, observed result and limitation of this check.</w:t>
+      </w:r>
+    </w:p>
+    <w:p>
+      <w:pPr>
+        <w:spacing w:line="336" w:lineRule="auto" w:after="180"/>
+      </w:pPr>
+      <w:r>
+        <w:rPr>
+          <w:b w:val="0"/>
+        </w:rPr>
+        <w:t>Label this worked example as practice; use a different, previously unreviewed case when checking independent understanding.</w:t>
       </w:r>
     </w:p>
     <w:p>
@@ -2761,12 +5679,74 @@
     </w:p>
     <w:p>
       <w:r>
-        <w:t>Teaching target: Explain the mechanism and terminology of conversation state and retention</w:t>
-      </w:r>
-    </w:p>
-    <w:p>
-      <w:r>
-        <w:t>Prepare the labelled worked-case picture, the matching workbook, fictional input cards and a place for individual responses. No paid AI account is required for the paper reasoning activities.</w:t>
+        <w:t>Use this preparation summary alongside the detailed Conversation State and Memory lesson; it is a checklist rather than a replacement for the full sequence.</w:t>
+      </w:r>
+    </w:p>
+    <w:p>
+      <w:pPr>
+        <w:pStyle w:val="Heading3"/>
+      </w:pPr>
+      <w:r>
+        <w:t>Teaching target</w:t>
+      </w:r>
+    </w:p>
+    <w:p>
+      <w:pPr>
+        <w:spacing w:line="336" w:lineRule="auto" w:after="180"/>
+        <w:shd w:fill="EDF7F3"/>
+      </w:pPr>
+      <w:r>
+        <w:rPr>
+          <w:b w:val="0"/>
+        </w:rPr>
+        <w:t xml:space="preserve">Teaching target: Explain the </w:t>
+      </w:r>
+      <w:r>
+        <w:rPr>
+          <w:b/>
+        </w:rPr>
+        <w:t>mechanism</w:t>
+      </w:r>
+      <w:r>
+        <w:rPr>
+          <w:b w:val="0"/>
+        </w:rPr>
+        <w:t xml:space="preserve"> and terminology of conversation </w:t>
+      </w:r>
+      <w:r>
+        <w:rPr>
+          <w:b/>
+        </w:rPr>
+        <w:t>state</w:t>
+      </w:r>
+      <w:r>
+        <w:rPr>
+          <w:b w:val="0"/>
+        </w:rPr>
+        <w:t xml:space="preserve"> and retention</w:t>
+      </w:r>
+    </w:p>
+    <w:p>
+      <w:pPr>
+        <w:spacing w:line="336" w:lineRule="auto" w:after="180"/>
+      </w:pPr>
+      <w:r>
+        <w:rPr>
+          <w:b w:val="0"/>
+        </w:rPr>
+        <w:t xml:space="preserve">Prepare the labelled worked-case picture, the matching workbook, fictional </w:t>
+      </w:r>
+      <w:r>
+        <w:rPr>
+          <w:b/>
+        </w:rPr>
+        <w:t>input</w:t>
+      </w:r>
+      <w:r>
+        <w:rPr>
+          <w:b w:val="0"/>
+        </w:rPr>
+        <w:t xml:space="preserve"> cards and a place for individual responses. No paid AI account is required for the paper reasoning activities.</w:t>
       </w:r>
     </w:p>
     <w:tbl>
@@ -2913,37 +5893,231 @@
       </w:tr>
     </w:tbl>
     <w:p>
-      <w:r>
+      <w:pPr>
+        <w:spacing w:line="336" w:lineRule="auto" w:after="180"/>
+      </w:pPr>
+      <w:r>
+        <w:rPr>
+          <w:b w:val="0"/>
+        </w:rPr>
         <w:t>Before class, solve the supported practice: Turn 1 selects room A; turn 2 corrects to room B. A later answer uses A from an older summary. Show the intermediate steps and give the conclusion with its scope.</w:t>
       </w:r>
     </w:p>
     <w:p>
-      <w:r>
-        <w:t>Reasoned practice answer: Teacher explanation: Active state should be B under the correction rule. The summary is stale; regenerate or invalidate it and preserve the correction audit within the declared session lifetime.</w:t>
-      </w:r>
-    </w:p>
-    <w:p>
-      <w:r>
-        <w:t>Check every learner before discussion: Use the worked case for Conversation state and retention. Proposed explanation: “The worked result establishes every future case”. Decide whether this explanation is supported. Point to the step or supplied fact that decides; explain your repair if needed.</w:t>
-      </w:r>
-    </w:p>
-    <w:p>
-      <w:r>
-        <w:t>Misconception repair: Remembered statements are not automatically current or verified; retention should follow the stated purpose and policy.</w:t>
-      </w:r>
-    </w:p>
-    <w:p>
-      <w:r>
-        <w:t>Support: read the exact case aloud, enlarge the labelled picture, supply input cards and model only the first deciding step. Accept a spoken explanation or drawing; retain the reasoning goal.</w:t>
-      </w:r>
-    </w:p>
-    <w:p>
-      <w:r>
-        <w:t>Extension: The next session asks “summarise my book” without naming one. Require a prediction and a reason before comparing. Expected result: Ask which book the learner wants. Reason: The declared policy clears session state, so yesterday’s choice is unavailable.</w:t>
-      </w:r>
-    </w:p>
-    <w:p>
-      <w:r>
+      <w:pPr>
+        <w:pStyle w:val="Heading3"/>
+      </w:pPr>
+      <w:r>
+        <w:t>Supported practice answer</w:t>
+      </w:r>
+    </w:p>
+    <w:p>
+      <w:pPr>
+        <w:spacing w:line="336" w:lineRule="auto" w:after="180"/>
+        <w:shd w:fill="F1F6FC"/>
+      </w:pPr>
+      <w:r>
+        <w:rPr>
+          <w:b w:val="0"/>
+        </w:rPr>
+        <w:t xml:space="preserve">Reasoned practice answer: Teacher explanation: Active </w:t>
+      </w:r>
+      <w:r>
+        <w:rPr>
+          <w:b/>
+        </w:rPr>
+        <w:t>state</w:t>
+      </w:r>
+      <w:r>
+        <w:rPr>
+          <w:b w:val="0"/>
+        </w:rPr>
+        <w:t xml:space="preserve"> should be B under the correction rule. The summary is stale; regenerate or invalidate it and preserve the correction audit within the declared session lifetime.</w:t>
+      </w:r>
+    </w:p>
+    <w:p>
+      <w:pPr>
+        <w:spacing w:line="336" w:lineRule="auto" w:after="180"/>
+      </w:pPr>
+      <w:r>
+        <w:rPr>
+          <w:b w:val="0"/>
+        </w:rPr>
+        <w:t xml:space="preserve">Check every learner before discussion: Use the worked case for Conversation </w:t>
+      </w:r>
+      <w:r>
+        <w:rPr>
+          <w:b/>
+        </w:rPr>
+        <w:t>state</w:t>
+      </w:r>
+      <w:r>
+        <w:rPr>
+          <w:b w:val="0"/>
+        </w:rPr>
+        <w:t xml:space="preserve"> and retention. Proposed explanation: “The worked result establishes every future case”. Decide whether this explanation is supported.</w:t>
+      </w:r>
+    </w:p>
+    <w:p>
+      <w:pPr>
+        <w:spacing w:line="336" w:lineRule="auto" w:after="180"/>
+      </w:pPr>
+      <w:r>
+        <w:rPr>
+          <w:b w:val="0"/>
+        </w:rPr>
+        <w:t>Point to the step or supplied fact that decides; explain your repair if needed.</w:t>
+      </w:r>
+    </w:p>
+    <w:p>
+      <w:pPr>
+        <w:pStyle w:val="Heading3"/>
+      </w:pPr>
+      <w:r>
+        <w:t>Repair the misconception</w:t>
+      </w:r>
+    </w:p>
+    <w:p>
+      <w:pPr>
+        <w:spacing w:line="336" w:lineRule="auto" w:after="180"/>
+        <w:shd w:fill="FFF5E6"/>
+      </w:pPr>
+      <w:r>
+        <w:rPr>
+          <w:b w:val="0"/>
+        </w:rPr>
+        <w:t xml:space="preserve">Misconception repair: Remembered </w:t>
+      </w:r>
+      <w:r>
+        <w:rPr>
+          <w:b/>
+        </w:rPr>
+        <w:t>state</w:t>
+      </w:r>
+      <w:r>
+        <w:rPr>
+          <w:b w:val="0"/>
+        </w:rPr>
+        <w:t xml:space="preserve">ments are not automatically current or verified; retention should follow the </w:t>
+      </w:r>
+      <w:r>
+        <w:rPr>
+          <w:b/>
+        </w:rPr>
+        <w:t>state</w:t>
+      </w:r>
+      <w:r>
+        <w:rPr>
+          <w:b w:val="0"/>
+        </w:rPr>
+        <w:t>d purpose and policy.</w:t>
+      </w:r>
+    </w:p>
+    <w:p>
+      <w:pPr>
+        <w:pStyle w:val="Heading3"/>
+      </w:pPr>
+      <w:r>
+        <w:t>Support without giving away the answer</w:t>
+      </w:r>
+    </w:p>
+    <w:p>
+      <w:pPr>
+        <w:spacing w:line="336" w:lineRule="auto" w:after="180"/>
+        <w:shd w:fill="F1F6F8"/>
+      </w:pPr>
+      <w:r>
+        <w:rPr>
+          <w:b w:val="0"/>
+        </w:rPr>
+        <w:t xml:space="preserve">Support: read the exact case aloud, enlarge the labelled picture, supply </w:t>
+      </w:r>
+      <w:r>
+        <w:rPr>
+          <w:b/>
+        </w:rPr>
+        <w:t>input</w:t>
+      </w:r>
+      <w:r>
+        <w:rPr>
+          <w:b w:val="0"/>
+        </w:rPr>
+        <w:t xml:space="preserve"> cards and model only the first deciding step. Accept a spoken explanation or drawing; retain the reasoning goal.</w:t>
+      </w:r>
+    </w:p>
+    <w:p>
+      <w:pPr>
+        <w:pStyle w:val="Heading3"/>
+      </w:pPr>
+      <w:r>
+        <w:t>Extend the reasoning</w:t>
+      </w:r>
+    </w:p>
+    <w:p>
+      <w:pPr>
+        <w:spacing w:line="336" w:lineRule="auto" w:after="180"/>
+        <w:shd w:fill="F5F1FB"/>
+      </w:pPr>
+      <w:r>
+        <w:rPr>
+          <w:b w:val="0"/>
+        </w:rPr>
+        <w:t xml:space="preserve">Extension: The next session asks “summarise my book” without naming one. Require a </w:t>
+      </w:r>
+      <w:r>
+        <w:rPr>
+          <w:b/>
+        </w:rPr>
+        <w:t>prediction</w:t>
+      </w:r>
+      <w:r>
+        <w:rPr>
+          <w:b w:val="0"/>
+        </w:rPr>
+        <w:t xml:space="preserve"> and a reason before comparing. Expected result: Ask which book the learner wants.</w:t>
+      </w:r>
+    </w:p>
+    <w:p>
+      <w:pPr>
+        <w:spacing w:line="336" w:lineRule="auto" w:after="180"/>
+        <w:shd w:fill="F5F1FB"/>
+      </w:pPr>
+      <w:r>
+        <w:rPr>
+          <w:b w:val="0"/>
+        </w:rPr>
+        <w:t xml:space="preserve">Reason: The declared policy clears </w:t>
+      </w:r>
+      <w:r>
+        <w:rPr>
+          <w:b/>
+        </w:rPr>
+        <w:t>session state</w:t>
+      </w:r>
+      <w:r>
+        <w:rPr>
+          <w:b w:val="0"/>
+        </w:rPr>
+        <w:t>, so yesterday’s choice is unavailable.</w:t>
+      </w:r>
+    </w:p>
+    <w:p>
+      <w:pPr>
+        <w:pStyle w:val="Heading3"/>
+      </w:pPr>
+      <w:r>
+        <w:t>Protect the independent attempt</w:t>
+      </w:r>
+    </w:p>
+    <w:p>
+      <w:pPr>
+        <w:spacing w:line="336" w:lineRule="auto" w:after="180"/>
+        <w:shd w:fill="FFF5E6"/>
+      </w:pPr>
+      <w:r>
+        <w:rPr>
+          <w:b w:val="0"/>
+        </w:rPr>
         <w:t>Independent assessment: withhold the reserved answer until the learner has attempted the new case. Record support separately from correctness.</w:t>
       </w:r>
     </w:p>
@@ -3132,13 +6306,46 @@
       </w:tr>
     </w:tbl>
     <w:p>
-      <w:r>
+      <w:pPr>
+        <w:pStyle w:val="Heading3"/>
+      </w:pPr>
+      <w:r>
+        <w:t>Project checkpoint</w:t>
+      </w:r>
+    </w:p>
+    <w:p>
+      <w:pPr>
+        <w:spacing w:line="336" w:lineRule="auto" w:after="180"/>
+        <w:shd w:fill="EDF7F3"/>
+      </w:pPr>
+      <w:r>
+        <w:rPr>
+          <w:b w:val="0"/>
+        </w:rPr>
         <w:t>Project checkpoint: Evaluate and revise. Compare with your starting method, explain errors and record a justified revision.</w:t>
       </w:r>
     </w:p>
     <w:p>
-      <w:r>
-        <w:t>Use the weekly teacher answer for topic-specific reasoning. A saved progress tick is an activity record; judge mastery from the learner’s explanation and evidence.</w:t>
+      <w:pPr>
+        <w:spacing w:line="336" w:lineRule="auto" w:after="180"/>
+      </w:pPr>
+      <w:r>
+        <w:rPr>
+          <w:b w:val="0"/>
+        </w:rPr>
+        <w:t xml:space="preserve">Use the weekly teacher answer for topic-specific reasoning. A saved progress tick is an activity record; judge mastery from the learner’s explanation and </w:t>
+      </w:r>
+      <w:r>
+        <w:rPr>
+          <w:b/>
+        </w:rPr>
+        <w:t>evidence</w:t>
+      </w:r>
+      <w:r>
+        <w:rPr>
+          <w:b w:val="0"/>
+        </w:rPr>
+        <w:t>.</w:t>
       </w:r>
     </w:p>
     <w:p>
@@ -3151,27 +6358,1023 @@
     </w:p>
     <w:p>
       <w:r>
-        <w:t>Use the two formative questions as supported practice, not as independent mastery scores. Discuss the deciding evidence rather than accepting a guessed selection.</w:t>
-      </w:r>
-    </w:p>
-    <w:p>
-      <w:r>
+        <w:t>Use feedback, earlier review and portfolios purposefully. Apply the coding routine only when this lesson has an executable lab.</w:t>
+      </w:r>
+    </w:p>
+    <w:p>
+      <w:pPr>
+        <w:spacing w:line="336" w:lineRule="auto" w:after="180"/>
+      </w:pPr>
+      <w:r>
+        <w:rPr>
+          <w:b w:val="0"/>
+        </w:rPr>
+        <w:t xml:space="preserve">Use the two formative questions as supported practice, not as independent mastery scores. Discuss the deciding </w:t>
+      </w:r>
+      <w:r>
+        <w:rPr>
+          <w:b/>
+        </w:rPr>
+        <w:t>evidence</w:t>
+      </w:r>
+      <w:r>
+        <w:rPr>
+          <w:b w:val="0"/>
+        </w:rPr>
+        <w:t xml:space="preserve"> rather than accepting a guessed selection.</w:t>
+      </w:r>
+    </w:p>
+    <w:p>
+      <w:pPr>
+        <w:spacing w:line="336" w:lineRule="auto" w:after="180"/>
+      </w:pPr>
+      <w:r>
+        <w:rPr>
+          <w:b w:val="0"/>
+        </w:rPr>
         <w:t>The feedback comes from the reviewed public worked case. Do not reveal the separately reserved independent teacher answer until the learner has attempted that case.</w:t>
       </w:r>
     </w:p>
     <w:p>
-      <w:r>
-        <w:t>Ask students to predict before running code. Preserve errors and actual outputs; collect a changed test and an explanation. The branch-boundary and indexing lessons deliberately include failure cases.</w:t>
-      </w:r>
-    </w:p>
-    <w:p>
-      <w:r>
+      <w:pPr>
+        <w:pStyle w:val="Heading3"/>
+      </w:pPr>
+      <w:r>
+        <w:t>For later coding lessons</w:t>
+      </w:r>
+    </w:p>
+    <w:p>
+      <w:r>
+        <w:t>This week has no code block. Use this routine when a later lesson includes an executable lab.</w:t>
+      </w:r>
+    </w:p>
+    <w:p>
+      <w:pPr>
+        <w:spacing w:line="336" w:lineRule="auto" w:after="180"/>
+        <w:shd w:fill="F1F6F8"/>
+      </w:pPr>
+      <w:r>
+        <w:rPr>
+          <w:b w:val="0"/>
+        </w:rPr>
+        <w:t xml:space="preserve">Ask students to predict before running code. Preserve errors and actual </w:t>
+      </w:r>
+      <w:r>
+        <w:rPr>
+          <w:b/>
+        </w:rPr>
+        <w:t>output</w:t>
+      </w:r>
+      <w:r>
+        <w:rPr>
+          <w:b w:val="0"/>
+        </w:rPr>
+        <w:t>s; collect a changed test and an explanation. The branch-boundary and indexing lessons deliberately include failure cases.</w:t>
+      </w:r>
+    </w:p>
+    <w:p>
+      <w:pPr>
+        <w:spacing w:line="336" w:lineRule="auto" w:after="180"/>
+      </w:pPr>
+      <w:r>
+        <w:rPr>
+          <w:b w:val="0"/>
+        </w:rPr>
         <w:t>Use the earlier worked-explanation links to address a specific missing building block, then return to the current question. Adapt this suggestion after observing the learner; it is not an automatic diagnosis.</w:t>
       </w:r>
     </w:p>
     <w:p>
-      <w:r>
-        <w:t>Collect the completed-work portfolio as evidence. Record support separately from correctness, and assess explanation, trace/test and limitations. Progress ticks and quiz selections alone do not establish mastery.</w:t>
+      <w:pPr>
+        <w:spacing w:line="336" w:lineRule="auto" w:after="180"/>
+      </w:pPr>
+      <w:r>
+        <w:rPr>
+          <w:b w:val="0"/>
+        </w:rPr>
+        <w:t xml:space="preserve">Collect the completed-work portfolio as </w:t>
+      </w:r>
+      <w:r>
+        <w:rPr>
+          <w:b/>
+        </w:rPr>
+        <w:t>evidence</w:t>
+      </w:r>
+      <w:r>
+        <w:rPr>
+          <w:b w:val="0"/>
+        </w:rPr>
+        <w:t>. Record support separately from correctness, and assess explanation, trace/test and limitations. Progress ticks and quiz selections alone do not establish mastery.</w:t>
+      </w:r>
+    </w:p>
+    <w:p>
+      <w:pPr>
+        <w:pStyle w:val="Heading1"/>
+      </w:pPr>
+      <w:r>
+        <w:t>09. Visual concept journey</w:t>
+      </w:r>
+    </w:p>
+    <w:p>
+      <w:r>
+        <w:t>Show one Conversation State and Memory graphic at a time, request a prediction and discuss its trace before the independent assessment.</w:t>
+      </w:r>
+    </w:p>
+    <w:p>
+      <w:pPr>
+        <w:spacing w:line="336" w:lineRule="auto" w:after="180"/>
+      </w:pPr>
+      <w:r>
+        <w:rPr>
+          <w:b w:val="0"/>
+        </w:rPr>
+        <w:t xml:space="preserve">Use one picture at a time. Hide a worked result before asking for a </w:t>
+      </w:r>
+      <w:r>
+        <w:rPr>
+          <w:b/>
+        </w:rPr>
+        <w:t>prediction</w:t>
+      </w:r>
+      <w:r>
+        <w:rPr>
+          <w:b w:val="0"/>
+        </w:rPr>
+        <w:t>, then reveal it for feedback. These are supported teaching cases; retain the separate independent assessment for a fresh first attempt.</w:t>
+      </w:r>
+    </w:p>
+    <w:p>
+      <w:pPr>
+        <w:pStyle w:val="Heading3"/>
+      </w:pPr>
+      <w:r>
+        <w:t>01. Conversation State and Memory: the case</w:t>
+      </w:r>
+    </w:p>
+    <w:p>
+      <w:r>
+        <w:drawing>
+          <wp:inline xmlns:a="http://schemas.openxmlformats.org/drawingml/2006/main" xmlns:pic="http://schemas.openxmlformats.org/drawingml/2006/picture">
+            <wp:extent cx="5486400" cy="3142488"/>
+            <wp:docPr id="2" name="Picture 2" descr="Keep a reading conversation consistent when the learner changes the selected book. Supplied facts: In this toy session, “choose Cedar” sets selected_book=Cedar; “change to Maple” replaces it. Session state is cleared on exit. All inputs and outcomes in this worked example are invented classroom data; no real model run is claimed."/>
+            <wp:cNvGraphicFramePr>
+              <a:graphicFrameLocks noChangeAspect="1"/>
+            </wp:cNvGraphicFramePr>
+            <a:graphic>
+              <a:graphicData uri="http://schemas.openxmlformats.org/drawingml/2006/picture">
+                <pic:pic>
+                  <pic:nvPicPr>
+                    <pic:cNvPr id="0" name="academy-story-ai-3-20-01.png"/>
+                    <pic:cNvPicPr/>
+                  </pic:nvPicPr>
+                  <pic:blipFill>
+                    <a:blip r:embed="rId10"/>
+                    <a:stretch>
+                      <a:fillRect/>
+                    </a:stretch>
+                  </pic:blipFill>
+                  <pic:spPr>
+                    <a:xfrm>
+                      <a:off x="0" y="0"/>
+                      <a:ext cx="5486400" cy="3142488"/>
+                    </a:xfrm>
+                    <a:prstGeom prst="rect"/>
+                  </pic:spPr>
+                </pic:pic>
+              </a:graphicData>
+            </a:graphic>
+          </wp:inline>
+        </w:drawing>
+      </w:r>
+    </w:p>
+    <w:p>
+      <w:pPr>
+        <w:spacing w:line="336" w:lineRule="auto" w:after="180"/>
+      </w:pPr>
+      <w:r>
+        <w:rPr>
+          <w:b w:val="0"/>
+        </w:rPr>
+        <w:t xml:space="preserve">Keep a reading conversation consistent when the learner changes the selected book. Supplied facts: In this toy session, “choose Cedar” sets selected_book=Cedar; “change to Maple” replaces it. </w:t>
+      </w:r>
+      <w:r>
+        <w:rPr>
+          <w:b/>
+        </w:rPr>
+        <w:t>Session state</w:t>
+      </w:r>
+      <w:r>
+        <w:rPr>
+          <w:b w:val="0"/>
+        </w:rPr>
+        <w:t xml:space="preserve"> is cleared on exit.</w:t>
+      </w:r>
+    </w:p>
+    <w:p>
+      <w:pPr>
+        <w:spacing w:line="336" w:lineRule="auto" w:after="180"/>
+      </w:pPr>
+      <w:r>
+        <w:rPr>
+          <w:b w:val="0"/>
+        </w:rPr>
+        <w:t xml:space="preserve">All </w:t>
+      </w:r>
+      <w:r>
+        <w:rPr>
+          <w:b/>
+        </w:rPr>
+        <w:t>input</w:t>
+      </w:r>
+      <w:r>
+        <w:rPr>
+          <w:b w:val="0"/>
+        </w:rPr>
+        <w:t>s and outcomes in this worked example are invented classroom data; no real model run is claimed.</w:t>
+      </w:r>
+    </w:p>
+    <w:p>
+      <w:pPr>
+        <w:spacing w:line="336" w:lineRule="auto" w:after="180"/>
+        <w:shd w:fill="F5F1FB"/>
+      </w:pPr>
+      <w:r>
+        <w:rPr>
+          <w:b w:val="0"/>
+        </w:rPr>
+        <w:t>Point to the given fact that matters most. Explain why it matters.</w:t>
+      </w:r>
+    </w:p>
+    <w:p>
+      <w:pPr>
+        <w:pStyle w:val="Heading3"/>
+      </w:pPr>
+      <w:r>
+        <w:t>Discuss while showing the picture</w:t>
+      </w:r>
+    </w:p>
+    <w:p>
+      <w:pPr>
+        <w:spacing w:line="336" w:lineRule="auto" w:after="180"/>
+        <w:shd w:fill="F1F6F8"/>
+      </w:pPr>
+      <w:r>
+        <w:rPr>
+          <w:b w:val="0"/>
+        </w:rPr>
+        <w:t>Teacher prompt: Point to the given fact that matters most. Explain why it matters. Ask learners to describe one label or arrow in ordinary words. Use the adjacent transcript if the image is difficult to see.</w:t>
+      </w:r>
+    </w:p>
+    <w:p>
+      <w:pPr>
+        <w:pStyle w:val="Heading3"/>
+      </w:pPr>
+      <w:r>
+        <w:t>02. Follow the deciding steps</w:t>
+      </w:r>
+    </w:p>
+    <w:p>
+      <w:r>
+        <w:drawing>
+          <wp:inline xmlns:a="http://schemas.openxmlformats.org/drawingml/2006/main" xmlns:pic="http://schemas.openxmlformats.org/drawingml/2006/picture">
+            <wp:extent cx="5486400" cy="3182112"/>
+            <wp:docPr id="3" name="Picture 3" descr="First choice: Store Cedar as this session’s selected book. → Correct choice: Replace Cedar with Maple; do not append an equally active second choice. → End session: Clear selected_book. A new session begins with no selected book."/>
+            <wp:cNvGraphicFramePr>
+              <a:graphicFrameLocks noChangeAspect="1"/>
+            </wp:cNvGraphicFramePr>
+            <a:graphic>
+              <a:graphicData uri="http://schemas.openxmlformats.org/drawingml/2006/picture">
+                <pic:pic>
+                  <pic:nvPicPr>
+                    <pic:cNvPr id="0" name="academy-story-ai-3-20-02.png"/>
+                    <pic:cNvPicPr/>
+                  </pic:nvPicPr>
+                  <pic:blipFill>
+                    <a:blip r:embed="rId11"/>
+                    <a:stretch>
+                      <a:fillRect/>
+                    </a:stretch>
+                  </pic:blipFill>
+                  <pic:spPr>
+                    <a:xfrm>
+                      <a:off x="0" y="0"/>
+                      <a:ext cx="5486400" cy="3182112"/>
+                    </a:xfrm>
+                    <a:prstGeom prst="rect"/>
+                  </pic:spPr>
+                </pic:pic>
+              </a:graphicData>
+            </a:graphic>
+          </wp:inline>
+        </w:drawing>
+      </w:r>
+    </w:p>
+    <w:p>
+      <w:pPr>
+        <w:spacing w:line="336" w:lineRule="auto" w:after="180"/>
+      </w:pPr>
+      <w:r>
+        <w:rPr>
+          <w:b w:val="0"/>
+        </w:rPr>
+        <w:t>First choice: Store Cedar as this session’s selected book. → Correct choice: Replace Cedar with Maple; do not append an equally active second choice. → End session: Clear selected_book.</w:t>
+      </w:r>
+    </w:p>
+    <w:p>
+      <w:pPr>
+        <w:spacing w:line="336" w:lineRule="auto" w:after="180"/>
+      </w:pPr>
+      <w:r>
+        <w:rPr>
+          <w:b w:val="0"/>
+        </w:rPr>
+        <w:t>A new session begins with no selected book.</w:t>
+      </w:r>
+    </w:p>
+    <w:p>
+      <w:pPr>
+        <w:spacing w:line="336" w:lineRule="auto" w:after="180"/>
+        <w:shd w:fill="F5F1FB"/>
+      </w:pPr>
+      <w:r>
+        <w:rPr>
+          <w:b w:val="0"/>
+        </w:rPr>
+        <w:t xml:space="preserve">Point to each numbered stage and explain which recorded </w:t>
+      </w:r>
+      <w:r>
+        <w:rPr>
+          <w:b/>
+        </w:rPr>
+        <w:t>input</w:t>
+      </w:r>
+      <w:r>
+        <w:rPr>
+          <w:b w:val="0"/>
+        </w:rPr>
+        <w:t xml:space="preserve"> it uses.</w:t>
+      </w:r>
+    </w:p>
+    <w:p>
+      <w:pPr>
+        <w:pStyle w:val="Heading3"/>
+      </w:pPr>
+      <w:r>
+        <w:t>Discuss while showing the picture</w:t>
+      </w:r>
+    </w:p>
+    <w:p>
+      <w:pPr>
+        <w:spacing w:line="336" w:lineRule="auto" w:after="180"/>
+        <w:shd w:fill="F1F6F8"/>
+      </w:pPr>
+      <w:r>
+        <w:rPr>
+          <w:b w:val="0"/>
+        </w:rPr>
+        <w:t xml:space="preserve">Teacher prompt: Point to each numbered stage and explain which recorded </w:t>
+      </w:r>
+      <w:r>
+        <w:rPr>
+          <w:b/>
+        </w:rPr>
+        <w:t>input</w:t>
+      </w:r>
+      <w:r>
+        <w:rPr>
+          <w:b w:val="0"/>
+        </w:rPr>
+        <w:t xml:space="preserve"> it uses. Ask learners to describe one label or arrow in ordinary words. Use the adjacent transcript if the image is difficult to see.</w:t>
+      </w:r>
+    </w:p>
+    <w:p>
+      <w:pPr>
+        <w:pStyle w:val="Heading3"/>
+      </w:pPr>
+      <w:r>
+        <w:t>03. The session record changes — the model is not retrained</w:t>
+      </w:r>
+    </w:p>
+    <w:p>
+      <w:r>
+        <w:drawing>
+          <wp:inline xmlns:a="http://schemas.openxmlformats.org/drawingml/2006/main" xmlns:pic="http://schemas.openxmlformats.org/drawingml/2006/picture">
+            <wp:extent cx="5486400" cy="3444240"/>
+            <wp:docPr id="4" name="Picture 4" descr="The selected_book session state is Cedar after the first choice, Maple after correction, and unset after exit. This is an application record, not proof of permanent learning."/>
+            <wp:cNvGraphicFramePr>
+              <a:graphicFrameLocks noChangeAspect="1"/>
+            </wp:cNvGraphicFramePr>
+            <a:graphic>
+              <a:graphicData uri="http://schemas.openxmlformats.org/drawingml/2006/picture">
+                <pic:pic>
+                  <pic:nvPicPr>
+                    <pic:cNvPr id="0" name="academy-story-ai-3-20-03.png"/>
+                    <pic:cNvPicPr/>
+                  </pic:nvPicPr>
+                  <pic:blipFill>
+                    <a:blip r:embed="rId12"/>
+                    <a:stretch>
+                      <a:fillRect/>
+                    </a:stretch>
+                  </pic:blipFill>
+                  <pic:spPr>
+                    <a:xfrm>
+                      <a:off x="0" y="0"/>
+                      <a:ext cx="5486400" cy="3444240"/>
+                    </a:xfrm>
+                    <a:prstGeom prst="rect"/>
+                  </pic:spPr>
+                </pic:pic>
+              </a:graphicData>
+            </a:graphic>
+          </wp:inline>
+        </w:drawing>
+      </w:r>
+    </w:p>
+    <w:p>
+      <w:pPr>
+        <w:spacing w:line="336" w:lineRule="auto" w:after="180"/>
+      </w:pPr>
+      <w:r>
+        <w:rPr>
+          <w:b w:val="0"/>
+        </w:rPr>
+        <w:t xml:space="preserve">The selected_book </w:t>
+      </w:r>
+      <w:r>
+        <w:rPr>
+          <w:b/>
+        </w:rPr>
+        <w:t>session state</w:t>
+      </w:r>
+      <w:r>
+        <w:rPr>
+          <w:b w:val="0"/>
+        </w:rPr>
+        <w:t xml:space="preserve"> is Cedar after the first choice, Maple after correction, and unset after exit. This is an application record, not proof of permanent learning.</w:t>
+      </w:r>
+    </w:p>
+    <w:p>
+      <w:pPr>
+        <w:spacing w:line="336" w:lineRule="auto" w:after="180"/>
+        <w:shd w:fill="F5F1FB"/>
+      </w:pPr>
+      <w:r>
+        <w:rPr>
+          <w:b w:val="0"/>
+        </w:rPr>
+        <w:t>Read the labels and values. Explain the relationship the model shows.</w:t>
+      </w:r>
+    </w:p>
+    <w:p>
+      <w:pPr>
+        <w:pStyle w:val="Heading3"/>
+      </w:pPr>
+      <w:r>
+        <w:t>Discuss while showing the picture</w:t>
+      </w:r>
+    </w:p>
+    <w:p>
+      <w:pPr>
+        <w:spacing w:line="336" w:lineRule="auto" w:after="180"/>
+        <w:shd w:fill="F1F6F8"/>
+      </w:pPr>
+      <w:r>
+        <w:rPr>
+          <w:b w:val="0"/>
+        </w:rPr>
+        <w:t>Teacher prompt: Read the labels and values. Explain the relationship the model shows. Ask learners to describe one label or arrow in ordinary words. Use the adjacent transcript if the image is difficult to see.</w:t>
+      </w:r>
+    </w:p>
+    <w:p>
+      <w:pPr>
+        <w:pStyle w:val="Heading3"/>
+      </w:pPr>
+      <w:r>
+        <w:t>04. Change one thing. Trace what follows.</w:t>
+      </w:r>
+    </w:p>
+    <w:p>
+      <w:r>
+        <w:drawing>
+          <wp:inline xmlns:a="http://schemas.openxmlformats.org/drawingml/2006/main" xmlns:pic="http://schemas.openxmlformats.org/drawingml/2006/picture">
+            <wp:extent cx="5486400" cy="3026664"/>
+            <wp:docPr id="5" name="Picture 5" descr="Original case: Clear selected_book. A new session begins with no selected book. Changed condition: The next session asks “summarise my book” without naming one. Expected result: Ask which book the learner wants. Reason: The declared policy clears session state, so yesterday’s choice is unavailable."/>
+            <wp:cNvGraphicFramePr>
+              <a:graphicFrameLocks noChangeAspect="1"/>
+            </wp:cNvGraphicFramePr>
+            <a:graphic>
+              <a:graphicData uri="http://schemas.openxmlformats.org/drawingml/2006/picture">
+                <pic:pic>
+                  <pic:nvPicPr>
+                    <pic:cNvPr id="0" name="academy-story-ai-3-20-04.png"/>
+                    <pic:cNvPicPr/>
+                  </pic:nvPicPr>
+                  <pic:blipFill>
+                    <a:blip r:embed="rId13"/>
+                    <a:stretch>
+                      <a:fillRect/>
+                    </a:stretch>
+                  </pic:blipFill>
+                  <pic:spPr>
+                    <a:xfrm>
+                      <a:off x="0" y="0"/>
+                      <a:ext cx="5486400" cy="3026664"/>
+                    </a:xfrm>
+                    <a:prstGeom prst="rect"/>
+                  </pic:spPr>
+                </pic:pic>
+              </a:graphicData>
+            </a:graphic>
+          </wp:inline>
+        </w:drawing>
+      </w:r>
+    </w:p>
+    <w:p>
+      <w:pPr>
+        <w:spacing w:line="336" w:lineRule="auto" w:after="180"/>
+      </w:pPr>
+      <w:r>
+        <w:rPr>
+          <w:b w:val="0"/>
+        </w:rPr>
+        <w:t>Original case: Clear selected_book. A new session begins with no selected book. Changed condition: The next session asks “summarise my book” without naming one. Expected result: Ask which book the learner wants.</w:t>
+      </w:r>
+    </w:p>
+    <w:p>
+      <w:pPr>
+        <w:spacing w:line="336" w:lineRule="auto" w:after="180"/>
+      </w:pPr>
+      <w:r>
+        <w:rPr>
+          <w:b w:val="0"/>
+        </w:rPr>
+        <w:t xml:space="preserve">Reason: The declared policy clears </w:t>
+      </w:r>
+      <w:r>
+        <w:rPr>
+          <w:b/>
+        </w:rPr>
+        <w:t>session state</w:t>
+      </w:r>
+      <w:r>
+        <w:rPr>
+          <w:b w:val="0"/>
+        </w:rPr>
+        <w:t>, so yesterday’s choice is unavailable.</w:t>
+      </w:r>
+    </w:p>
+    <w:p>
+      <w:pPr>
+        <w:spacing w:line="336" w:lineRule="auto" w:after="180"/>
+        <w:shd w:fill="F5F1FB"/>
+      </w:pPr>
+      <w:r>
+        <w:rPr>
+          <w:b w:val="0"/>
+        </w:rPr>
+        <w:t>Predict before checking the worked changed-case result. Name what changed and what the supplied facts allow you to conclude.</w:t>
+      </w:r>
+    </w:p>
+    <w:p>
+      <w:pPr>
+        <w:pStyle w:val="Heading3"/>
+      </w:pPr>
+      <w:r>
+        <w:t>Discuss while showing the picture</w:t>
+      </w:r>
+    </w:p>
+    <w:p>
+      <w:pPr>
+        <w:spacing w:line="336" w:lineRule="auto" w:after="180"/>
+        <w:shd w:fill="F1F6F8"/>
+      </w:pPr>
+      <w:r>
+        <w:rPr>
+          <w:b w:val="0"/>
+        </w:rPr>
+        <w:t>Teacher prompt: Predict before checking the worked changed-case result. Name what changed and what the supplied facts allow you to conclude. Ask learners to describe one label or arrow in ordinary words.</w:t>
+      </w:r>
+    </w:p>
+    <w:p>
+      <w:pPr>
+        <w:spacing w:line="336" w:lineRule="auto" w:after="180"/>
+        <w:shd w:fill="F1F6F8"/>
+      </w:pPr>
+      <w:r>
+        <w:rPr>
+          <w:b w:val="0"/>
+        </w:rPr>
+        <w:t xml:space="preserve">Use the adjacent transcript if the image is difficult to see. Changed-case reasoning: The declared policy clears </w:t>
+      </w:r>
+      <w:r>
+        <w:rPr>
+          <w:b/>
+        </w:rPr>
+        <w:t>session state</w:t>
+      </w:r>
+      <w:r>
+        <w:rPr>
+          <w:b w:val="0"/>
+        </w:rPr>
+        <w:t>, so yesterday’s choice is unavailable.</w:t>
+      </w:r>
+    </w:p>
+    <w:p>
+      <w:pPr>
+        <w:pStyle w:val="Heading3"/>
+      </w:pPr>
+      <w:r>
+        <w:t>05. Connect the explanation to its limit</w:t>
+      </w:r>
+    </w:p>
+    <w:p>
+      <w:r>
+        <w:drawing>
+          <wp:inline xmlns:a="http://schemas.openxmlformats.org/drawingml/2006/main" xmlns:pic="http://schemas.openxmlformats.org/drawingml/2006/picture">
+            <wp:extent cx="5486400" cy="2834640"/>
+            <wp:docPr id="6" name="Picture 6" descr="Read the picture in order. Clear selected_book. A new session begins with no selected book. The arrows show which recorded input or intermediate result each decision uses. Explain the deciding step aloud before checking the changed case; pointing to the final answer alone does not show how it follows. Limit: Conversation state is an application record; it is not evidence that the model permanently learned the learner’s preferences."/>
+            <wp:cNvGraphicFramePr>
+              <a:graphicFrameLocks noChangeAspect="1"/>
+            </wp:cNvGraphicFramePr>
+            <a:graphic>
+              <a:graphicData uri="http://schemas.openxmlformats.org/drawingml/2006/picture">
+                <pic:pic>
+                  <pic:nvPicPr>
+                    <pic:cNvPr id="0" name="academy-story-ai-3-20-05.png"/>
+                    <pic:cNvPicPr/>
+                  </pic:nvPicPr>
+                  <pic:blipFill>
+                    <a:blip r:embed="rId14"/>
+                    <a:stretch>
+                      <a:fillRect/>
+                    </a:stretch>
+                  </pic:blipFill>
+                  <pic:spPr>
+                    <a:xfrm>
+                      <a:off x="0" y="0"/>
+                      <a:ext cx="5486400" cy="2834640"/>
+                    </a:xfrm>
+                    <a:prstGeom prst="rect"/>
+                  </pic:spPr>
+                </pic:pic>
+              </a:graphicData>
+            </a:graphic>
+          </wp:inline>
+        </w:drawing>
+      </w:r>
+    </w:p>
+    <w:p>
+      <w:pPr>
+        <w:spacing w:line="336" w:lineRule="auto" w:after="180"/>
+      </w:pPr>
+      <w:r>
+        <w:rPr>
+          <w:b w:val="0"/>
+        </w:rPr>
+        <w:t xml:space="preserve">Read the picture in order. Clear selected_book. A new session begins with no selected book. The arrows show which recorded </w:t>
+      </w:r>
+      <w:r>
+        <w:rPr>
+          <w:b/>
+        </w:rPr>
+        <w:t>input</w:t>
+      </w:r>
+      <w:r>
+        <w:rPr>
+          <w:b w:val="0"/>
+        </w:rPr>
+        <w:t xml:space="preserve"> or intermediate result each decision uses.</w:t>
+      </w:r>
+    </w:p>
+    <w:p>
+      <w:pPr>
+        <w:spacing w:line="336" w:lineRule="auto" w:after="180"/>
+      </w:pPr>
+      <w:r>
+        <w:rPr>
+          <w:b w:val="0"/>
+        </w:rPr>
+        <w:t>Explain the deciding step aloud before checking the changed case; pointing to the final answer alone does not show how it follows.</w:t>
+      </w:r>
+    </w:p>
+    <w:p>
+      <w:pPr>
+        <w:spacing w:line="336" w:lineRule="auto" w:after="180"/>
+      </w:pPr>
+      <w:r>
+        <w:rPr>
+          <w:b w:val="0"/>
+        </w:rPr>
+        <w:t xml:space="preserve">Limit: Conversation </w:t>
+      </w:r>
+      <w:r>
+        <w:rPr>
+          <w:b/>
+        </w:rPr>
+        <w:t>state</w:t>
+      </w:r>
+      <w:r>
+        <w:rPr>
+          <w:b w:val="0"/>
+        </w:rPr>
+        <w:t xml:space="preserve"> is an application record; it is not </w:t>
+      </w:r>
+      <w:r>
+        <w:rPr>
+          <w:b/>
+        </w:rPr>
+        <w:t>evidence</w:t>
+      </w:r>
+      <w:r>
+        <w:rPr>
+          <w:b w:val="0"/>
+        </w:rPr>
+        <w:t xml:space="preserve"> that the model permanently learned the learner’s preferences.</w:t>
+      </w:r>
+    </w:p>
+    <w:p>
+      <w:pPr>
+        <w:spacing w:line="336" w:lineRule="auto" w:after="180"/>
+        <w:shd w:fill="F5F1FB"/>
+      </w:pPr>
+      <w:r>
+        <w:rPr>
+          <w:b w:val="0"/>
+        </w:rPr>
+        <w:t>Explain the case, then point to a limit on the claim.</w:t>
+      </w:r>
+    </w:p>
+    <w:p>
+      <w:pPr>
+        <w:pStyle w:val="Heading3"/>
+      </w:pPr>
+      <w:r>
+        <w:t>Discuss while showing the picture</w:t>
+      </w:r>
+    </w:p>
+    <w:p>
+      <w:pPr>
+        <w:spacing w:line="336" w:lineRule="auto" w:after="180"/>
+        <w:shd w:fill="F1F6F8"/>
+      </w:pPr>
+      <w:r>
+        <w:rPr>
+          <w:b w:val="0"/>
+        </w:rPr>
+        <w:t>Teacher prompt: Explain the case, then point to a limit on the claim. Ask learners to describe one label or arrow in ordinary words. Use the adjacent transcript if the image is difficult to see.</w:t>
+      </w:r>
+    </w:p>
+    <w:p>
+      <w:pPr>
+        <w:spacing w:line="336" w:lineRule="auto" w:after="180"/>
+        <w:shd w:fill="F1F6F8"/>
+      </w:pPr>
+      <w:r>
+        <w:rPr>
+          <w:b w:val="0"/>
+        </w:rPr>
+        <w:t xml:space="preserve">Keep the </w:t>
+      </w:r>
+      <w:r>
+        <w:rPr>
+          <w:b/>
+        </w:rPr>
+        <w:t>state</w:t>
+      </w:r>
+      <w:r>
+        <w:rPr>
+          <w:b w:val="0"/>
+        </w:rPr>
+        <w:t xml:space="preserve">d scope: Conversation </w:t>
+      </w:r>
+      <w:r>
+        <w:rPr>
+          <w:b/>
+        </w:rPr>
+        <w:t>state</w:t>
+      </w:r>
+      <w:r>
+        <w:rPr>
+          <w:b w:val="0"/>
+        </w:rPr>
+        <w:t xml:space="preserve"> is an application record; it is not </w:t>
+      </w:r>
+      <w:r>
+        <w:rPr>
+          <w:b/>
+        </w:rPr>
+        <w:t>evidence</w:t>
+      </w:r>
+      <w:r>
+        <w:rPr>
+          <w:b w:val="0"/>
+        </w:rPr>
+        <w:t xml:space="preserve"> that the model permanently learned the learner’s preferences.</w:t>
+      </w:r>
+    </w:p>
+    <w:p>
+      <w:pPr>
+        <w:pStyle w:val="Heading3"/>
+      </w:pPr>
+      <w:r>
+        <w:t>06. Make the idea visible in your project</w:t>
+      </w:r>
+    </w:p>
+    <w:p>
+      <w:r>
+        <w:drawing>
+          <wp:inline xmlns:a="http://schemas.openxmlformats.org/drawingml/2006/main" xmlns:pic="http://schemas.openxmlformats.org/drawingml/2006/picture">
+            <wp:extent cx="5486400" cy="3681984"/>
+            <wp:docPr id="7" name="Picture 7" descr="For your Verified Study Buddy, save the input, procedure, observed result and limitation of this check. Label this worked example as practice; use a different, previously unreviewed case when checking independent understanding. Draw your input, deciding step, result and limit. Supported question: What is selected_book after the correction and after exit? Point to the relevant step in the picture, then write the changed result and the rule or evidence that supports it."/>
+            <wp:cNvGraphicFramePr>
+              <a:graphicFrameLocks noChangeAspect="1"/>
+            </wp:cNvGraphicFramePr>
+            <a:graphic>
+              <a:graphicData uri="http://schemas.openxmlformats.org/drawingml/2006/picture">
+                <pic:pic>
+                  <pic:nvPicPr>
+                    <pic:cNvPr id="0" name="academy-story-ai-3-20-06.png"/>
+                    <pic:cNvPicPr/>
+                  </pic:nvPicPr>
+                  <pic:blipFill>
+                    <a:blip r:embed="rId15"/>
+                    <a:stretch>
+                      <a:fillRect/>
+                    </a:stretch>
+                  </pic:blipFill>
+                  <pic:spPr>
+                    <a:xfrm>
+                      <a:off x="0" y="0"/>
+                      <a:ext cx="5486400" cy="3681984"/>
+                    </a:xfrm>
+                    <a:prstGeom prst="rect"/>
+                  </pic:spPr>
+                </pic:pic>
+              </a:graphicData>
+            </a:graphic>
+          </wp:inline>
+        </w:drawing>
+      </w:r>
+    </w:p>
+    <w:p>
+      <w:pPr>
+        <w:spacing w:line="336" w:lineRule="auto" w:after="180"/>
+      </w:pPr>
+      <w:r>
+        <w:rPr>
+          <w:b w:val="0"/>
+        </w:rPr>
+        <w:t xml:space="preserve">For your Verified Study Buddy, save the </w:t>
+      </w:r>
+      <w:r>
+        <w:rPr>
+          <w:b/>
+        </w:rPr>
+        <w:t>input</w:t>
+      </w:r>
+      <w:r>
+        <w:rPr>
+          <w:b w:val="0"/>
+        </w:rPr>
+        <w:t>, procedure, observed result and limitation of this check.</w:t>
+      </w:r>
+    </w:p>
+    <w:p>
+      <w:pPr>
+        <w:spacing w:line="336" w:lineRule="auto" w:after="180"/>
+      </w:pPr>
+      <w:r>
+        <w:rPr>
+          <w:b w:val="0"/>
+        </w:rPr>
+        <w:t xml:space="preserve">Label this worked example as practice; use a different, previously unreviewed case when checking independent understanding. Draw your </w:t>
+      </w:r>
+      <w:r>
+        <w:rPr>
+          <w:b/>
+        </w:rPr>
+        <w:t>input</w:t>
+      </w:r>
+      <w:r>
+        <w:rPr>
+          <w:b w:val="0"/>
+        </w:rPr>
+        <w:t>, deciding step, result and limit.</w:t>
+      </w:r>
+    </w:p>
+    <w:p>
+      <w:pPr>
+        <w:spacing w:line="336" w:lineRule="auto" w:after="180"/>
+      </w:pPr>
+      <w:r>
+        <w:rPr>
+          <w:b w:val="0"/>
+        </w:rPr>
+        <w:t xml:space="preserve">Supported question: What is selected_book after the correction and after exit? Point to the relevant step in the picture, then write the changed result and the rule or </w:t>
+      </w:r>
+      <w:r>
+        <w:rPr>
+          <w:b/>
+        </w:rPr>
+        <w:t>evidence</w:t>
+      </w:r>
+      <w:r>
+        <w:rPr>
+          <w:b w:val="0"/>
+        </w:rPr>
+        <w:t xml:space="preserve"> that supports it.</w:t>
+      </w:r>
+    </w:p>
+    <w:p>
+      <w:pPr>
+        <w:spacing w:line="336" w:lineRule="auto" w:after="180"/>
+        <w:shd w:fill="F5F1FB"/>
+      </w:pPr>
+      <w:r>
+        <w:rPr>
+          <w:b w:val="0"/>
+        </w:rPr>
+        <w:t xml:space="preserve">Draw your project trace and justify the deciding step using </w:t>
+      </w:r>
+      <w:r>
+        <w:rPr>
+          <w:b/>
+        </w:rPr>
+        <w:t>evidence</w:t>
+      </w:r>
+      <w:r>
+        <w:rPr>
+          <w:b w:val="0"/>
+        </w:rPr>
+        <w:t>.</w:t>
+      </w:r>
+    </w:p>
+    <w:p>
+      <w:pPr>
+        <w:pStyle w:val="Heading3"/>
+      </w:pPr>
+      <w:r>
+        <w:t>Discuss while showing the picture</w:t>
+      </w:r>
+    </w:p>
+    <w:p>
+      <w:pPr>
+        <w:spacing w:line="336" w:lineRule="auto" w:after="180"/>
+        <w:shd w:fill="F1F6F8"/>
+      </w:pPr>
+      <w:r>
+        <w:rPr>
+          <w:b w:val="0"/>
+        </w:rPr>
+        <w:t xml:space="preserve">Teacher prompt: Draw your project trace and justify the deciding step using </w:t>
+      </w:r>
+      <w:r>
+        <w:rPr>
+          <w:b/>
+        </w:rPr>
+        <w:t>evidence</w:t>
+      </w:r>
+      <w:r>
+        <w:rPr>
+          <w:b w:val="0"/>
+        </w:rPr>
+        <w:t>. Ask learners to describe one label or arrow in ordinary words. Use the adjacent transcript if the image is difficult to see.</w:t>
+      </w:r>
+    </w:p>
+    <w:p>
+      <w:pPr>
+        <w:spacing w:line="336" w:lineRule="auto" w:after="180"/>
+        <w:shd w:fill="F1F6F8"/>
+      </w:pPr>
+      <w:r>
+        <w:rPr>
+          <w:b w:val="0"/>
+        </w:rPr>
+        <w:t>Supported practice key: After correction it is Maple; after exit it is unset. Ask for a new selection before making a summary. Changed-case check: Ask which book the learner wants.</w:t>
+      </w:r>
+    </w:p>
+    <w:p>
+      <w:pPr>
+        <w:spacing w:line="336" w:lineRule="auto" w:after="180"/>
+        <w:shd w:fill="F1F6F8"/>
+      </w:pPr>
+      <w:r>
+        <w:rPr>
+          <w:b w:val="0"/>
+        </w:rPr>
+        <w:t xml:space="preserve">The declared policy clears </w:t>
+      </w:r>
+      <w:r>
+        <w:rPr>
+          <w:b/>
+        </w:rPr>
+        <w:t>session state</w:t>
+      </w:r>
+      <w:r>
+        <w:rPr>
+          <w:b w:val="0"/>
+        </w:rPr>
+        <w:t>, so yesterday’s choice is unavailable.</w:t>
       </w:r>
     </w:p>
     <w:sectPr>

--- a/downloads/teacher/ai-3-week-20.docx
+++ b/downloads/teacher/ai-3-week-20.docx
@@ -213,7 +213,7 @@
           </w:tcPr>
           <w:p>
             <w:r>
-              <w:t>Sections 9 and 11–14. Give extra time to finish the full task set; use Section 15 when the week includes a coding lab.</w:t>
+              <w:t>Use “Run the investigation”, “Connect your project”, “Show what you know”, “Study a complete case” and “Try a new case independently”. Give extra time for the full task set. If this week has a coding lab, use its named section; section numbers can change when extra explanations are included.</w:t>
             </w:r>
           </w:p>
         </w:tc>
@@ -5886,7 +5886,7 @@
           </w:tcPr>
           <w:p>
             <w:r>
-              <w:t>Sections 9 and 11–14. Give extra time to finish the full task set; use Section 15 when the week includes a coding lab.</w:t>
+              <w:t>Use “Run the investigation”, “Connect your project”, “Show what you know”, “Study a complete case” and “Try a new case independently”. Give extra time for the full task set. If this week has a coding lab, use its named section; section numbers can change when extra explanations are included.</w:t>
             </w:r>
           </w:p>
         </w:tc>

--- a/downloads/teacher/ai-3-week-20.docx
+++ b/downloads/teacher/ai-3-week-20.docx
@@ -25,20 +25,38 @@
         <w:pStyle w:val="Heading1"/>
       </w:pPr>
       <w:r>
-        <w:t>01. Conversation State and Memory</w:t>
-      </w:r>
-    </w:p>
-    <w:p>
-      <w:r>
-        <w:t>Prepare Conversation State and Memory: check the target, prerequisites, resources and adaptable teaching schedule.</w:t>
-      </w:r>
-    </w:p>
-    <w:p>
-      <w:pPr>
-        <w:pStyle w:val="Heading3"/>
-      </w:pPr>
-      <w:r>
-        <w:t>Teach the learning cycle</w:t>
+        <w:t>Teach memory through explicit fields and lifetimes.</w:t>
+      </w:r>
+    </w:p>
+    <w:p>
+      <w:r>
+        <w:t>Supply the correction/reset policy and assess a fresh trace without claiming permanent learning or real-service deletion.</w:t>
+      </w:r>
+    </w:p>
+    <w:p>
+      <w:r>
+        <w:t>Ask which value is active, which derived copies must change and what survives session end.</w:t>
+      </w:r>
+    </w:p>
+    <w:p>
+      <w:pPr>
+        <w:pStyle w:val="Heading1"/>
+      </w:pPr>
+      <w:r>
+        <w:t>01. Prepare this connected week</w:t>
+      </w:r>
+    </w:p>
+    <w:p>
+      <w:r>
+        <w:t>Use one main plan and keep practice separate from the independent first attempt.</w:t>
+      </w:r>
+    </w:p>
+    <w:p>
+      <w:pPr>
+        <w:pStyle w:val="Heading2"/>
+      </w:pPr>
+      <w:r>
+        <w:t>Learning goal and precision</w:t>
       </w:r>
     </w:p>
     <w:p>
@@ -74,6 +92,170 @@
           <w:b w:val="0"/>
         </w:rPr>
         <w:t xml:space="preserve"> and retention</w:t>
+      </w:r>
+    </w:p>
+    <w:p>
+      <w:pPr>
+        <w:spacing w:line="336" w:lineRule="auto" w:after="180"/>
+      </w:pPr>
+      <w:r>
+        <w:rPr>
+          <w:b w:val="0"/>
+        </w:rPr>
+        <w:t xml:space="preserve">Two 45-minute sessions. Conversation </w:t>
+      </w:r>
+      <w:r>
+        <w:rPr>
+          <w:b/>
+        </w:rPr>
+        <w:t>state</w:t>
+      </w:r>
+      <w:r>
+        <w:rPr>
+          <w:b w:val="0"/>
+        </w:rPr>
+        <w:t xml:space="preserve"> stores facts or prior interactions for later use. It needs scope, provenance, correction and </w:t>
+      </w:r>
+      <w:r>
+        <w:rPr>
+          <w:b/>
+        </w:rPr>
+        <w:t>retention rule</w:t>
+      </w:r>
+      <w:r>
+        <w:rPr>
+          <w:b w:val="0"/>
+        </w:rPr>
+        <w:t>s rather than indefinite accumulation.</w:t>
+      </w:r>
+    </w:p>
+    <w:p>
+      <w:pPr>
+        <w:spacing w:line="336" w:lineRule="auto" w:after="180"/>
+      </w:pPr>
+      <w:r>
+        <w:rPr>
+          <w:b w:val="0"/>
+        </w:rPr>
+        <w:t xml:space="preserve">Use the supplied constructed scenarios to make the </w:t>
+      </w:r>
+      <w:r>
+        <w:rPr>
+          <w:b/>
+        </w:rPr>
+        <w:t>mechanism</w:t>
+      </w:r>
+      <w:r>
+        <w:rPr>
+          <w:b w:val="0"/>
+        </w:rPr>
+        <w:t xml:space="preserve"> inspectable. Collect W4 before sharing solutions.</w:t>
+      </w:r>
+    </w:p>
+    <w:p>
+      <w:pPr>
+        <w:spacing w:line="336" w:lineRule="auto" w:after="180"/>
+      </w:pPr>
+      <w:r>
+        <w:rPr>
+          <w:b w:val="0"/>
+        </w:rPr>
+        <w:t xml:space="preserve">Students should name intermediate </w:t>
+      </w:r>
+      <w:r>
+        <w:rPr>
+          <w:b/>
+        </w:rPr>
+        <w:t>evidence</w:t>
+      </w:r>
+      <w:r>
+        <w:rPr>
+          <w:b w:val="0"/>
+        </w:rPr>
+        <w:t xml:space="preserve"> and limitations; classroom pacing and learning effectiveness remain unvalidated.</w:t>
+      </w:r>
+    </w:p>
+    <w:p>
+      <w:pPr>
+        <w:spacing w:line="336" w:lineRule="auto" w:after="180"/>
+      </w:pPr>
+      <w:r>
+        <w:rPr>
+          <w:b w:val="0"/>
+        </w:rPr>
+        <w:t xml:space="preserve">By the end, I can explain conversation </w:t>
+      </w:r>
+      <w:r>
+        <w:rPr>
+          <w:b/>
+        </w:rPr>
+        <w:t>state</w:t>
+      </w:r>
+      <w:r>
+        <w:rPr>
+          <w:b w:val="0"/>
+        </w:rPr>
+        <w:t xml:space="preserve"> and memory using a traced example and a </w:t>
+      </w:r>
+      <w:r>
+        <w:rPr>
+          <w:b/>
+        </w:rPr>
+        <w:t>state</w:t>
+      </w:r>
+      <w:r>
+        <w:rPr>
+          <w:b w:val="0"/>
+        </w:rPr>
+        <w:t>d limitation.</w:t>
+      </w:r>
+    </w:p>
+    <w:p>
+      <w:pPr>
+        <w:pStyle w:val="Heading2"/>
+      </w:pPr>
+      <w:r>
+        <w:t>What to prepare</w:t>
+      </w:r>
+    </w:p>
+    <w:p>
+      <w:pPr>
+        <w:pStyle w:val="ListBullet"/>
+      </w:pPr>
+      <w:r>
+        <w:t>Use the supplied scenario, student illustrations and blank paper. For numeric work, offer counters or a calculator after learners show the setup. Fictional records are supplied; personal data and paid accounts are unnecessary.</w:t>
+      </w:r>
+    </w:p>
+    <w:p>
+      <w:pPr>
+        <w:pStyle w:val="ListBullet"/>
+      </w:pPr>
+      <w:r>
+        <w:t>Lesson and workbook; paper and pencil</w:t>
+      </w:r>
+    </w:p>
+    <w:p>
+      <w:pPr>
+        <w:pStyle w:val="ListBullet"/>
+      </w:pPr>
+      <w:r>
+        <w:t>Calculator and optional local Python 3 for arithmetic; no live API or private data</w:t>
+      </w:r>
+    </w:p>
+    <w:p>
+      <w:pPr>
+        <w:pStyle w:val="ListBullet"/>
+      </w:pPr>
+      <w:r>
+        <w:t>Prepare the fresh retry separately and withhold its solution until after collection</w:t>
+      </w:r>
+    </w:p>
+    <w:p>
+      <w:pPr>
+        <w:pStyle w:val="Heading2"/>
+      </w:pPr>
+      <w:r>
+        <w:t>Main teaching plan</w:t>
       </w:r>
     </w:p>
     <w:tbl>
@@ -255,9 +437,328 @@
     </w:p>
     <w:p>
       <w:pPr>
+        <w:pStyle w:val="Heading2"/>
+      </w:pPr>
+      <w:r>
+        <w:t>Opening retrieval and readiness</w:t>
+      </w:r>
+    </w:p>
+    <w:p>
+      <w:pPr>
+        <w:spacing w:line="336" w:lineRule="auto" w:after="180"/>
+      </w:pPr>
+      <w:r>
+        <w:rPr>
+          <w:b w:val="0"/>
+        </w:rPr>
+        <w:t>Without opening the old lesson, explain one key idea from User Need and AI Contribution. Give an example and a mistake that the idea helps you avoid.</w:t>
+      </w:r>
+    </w:p>
+    <w:p>
+      <w:pPr>
+        <w:spacing w:line="336" w:lineRule="auto" w:after="180"/>
+      </w:pPr>
+      <w:r>
+        <w:rPr>
+          <w:b w:val="0"/>
+        </w:rPr>
+        <w:t xml:space="preserve">Look for: Explain the </w:t>
+      </w:r>
+      <w:r>
+        <w:rPr>
+          <w:b/>
+        </w:rPr>
+        <w:t>mechanism</w:t>
+      </w:r>
+      <w:r>
+        <w:rPr>
+          <w:b w:val="0"/>
+        </w:rPr>
+        <w:t xml:space="preserve"> and terminology of capstone requirements and corpus</w:t>
+      </w:r>
+    </w:p>
+    <w:p>
+      <w:pPr>
+        <w:spacing w:line="336" w:lineRule="auto" w:after="180"/>
+      </w:pPr>
+      <w:r>
+        <w:rPr>
+          <w:b w:val="0"/>
+        </w:rPr>
+        <w:t>Reference example, not the only acceptable wording: Teacher explanation: A grounded-assistant capstone begins with bounded requirements and a versioned permitted corpus.</w:t>
+      </w:r>
+    </w:p>
+    <w:p>
+      <w:pPr>
+        <w:spacing w:line="336" w:lineRule="auto" w:after="180"/>
+      </w:pPr>
+      <w:r>
+        <w:rPr>
+          <w:b w:val="0"/>
+        </w:rPr>
+        <w:t xml:space="preserve">A baseline can be a manual lookup </w:t>
+      </w:r>
+      <w:r>
+        <w:rPr>
+          <w:b/>
+        </w:rPr>
+        <w:t>process</w:t>
+      </w:r>
+      <w:r>
+        <w:rPr>
+          <w:b w:val="0"/>
+        </w:rPr>
+        <w:t xml:space="preserve"> using the same </w:t>
+      </w:r>
+      <w:r>
+        <w:rPr>
+          <w:b/>
+        </w:rPr>
+        <w:t>evidence</w:t>
+      </w:r>
+      <w:r>
+        <w:rPr>
+          <w:b w:val="0"/>
+        </w:rPr>
+        <w:t xml:space="preserve">. Specify the user question, source authority, access, </w:t>
+      </w:r>
+      <w:r>
+        <w:rPr>
+          <w:b/>
+        </w:rPr>
+        <w:t>output</w:t>
+      </w:r>
+      <w:r>
+        <w:rPr>
+          <w:b w:val="0"/>
+        </w:rPr>
+        <w:t>/fallback contract and evaluation plan. Freeze corpus IDs and split cases before implementation.</w:t>
+      </w:r>
+    </w:p>
+    <w:p>
+      <w:pPr>
+        <w:spacing w:line="336" w:lineRule="auto" w:after="180"/>
+      </w:pPr>
+      <w:r>
+        <w:rPr>
+          <w:b w:val="0"/>
+        </w:rPr>
+        <w:t>Keep teacher material out of student retrieval.</w:t>
+      </w:r>
+    </w:p>
+    <w:p>
+      <w:pPr>
+        <w:spacing w:line="336" w:lineRule="auto" w:after="180"/>
+      </w:pPr>
+      <w:r>
+        <w:rPr>
+          <w:b w:val="0"/>
+        </w:rPr>
+        <w:t>Without opening the old lesson, explain one key idea from Model Memory vs Retrieval. Give an example and a mistake that the idea helps you avoid.</w:t>
+      </w:r>
+    </w:p>
+    <w:p>
+      <w:pPr>
+        <w:spacing w:line="336" w:lineRule="auto" w:after="180"/>
+      </w:pPr>
+      <w:r>
+        <w:rPr>
+          <w:b w:val="0"/>
+        </w:rPr>
+        <w:t xml:space="preserve">Look for: Explain the </w:t>
+      </w:r>
+      <w:r>
+        <w:rPr>
+          <w:b/>
+        </w:rPr>
+        <w:t>mechanism</w:t>
+      </w:r>
+      <w:r>
+        <w:rPr>
+          <w:b w:val="0"/>
+        </w:rPr>
+        <w:t xml:space="preserve"> and terminology of retrieval and indexing</w:t>
+      </w:r>
+    </w:p>
+    <w:p>
+      <w:pPr>
+        <w:spacing w:line="336" w:lineRule="auto" w:after="180"/>
+      </w:pPr>
+      <w:r>
+        <w:rPr>
+          <w:b w:val="0"/>
+        </w:rPr>
+        <w:t>Reference example, not the only acceptable wording: Teacher explanation: Retrieval returns stored records selected for a query.</w:t>
+      </w:r>
+    </w:p>
+    <w:p>
+      <w:pPr>
+        <w:spacing w:line="336" w:lineRule="auto" w:after="180"/>
+      </w:pPr>
+      <w:r>
+        <w:rPr>
+          <w:b w:val="0"/>
+        </w:rPr>
+        <w:t>An index is a searchable representation of a versioned corpus; generated wording is a later operation. Assign stable document IDs, versions and permitted access before indexing. Retrieve only authorised records.</w:t>
+      </w:r>
+    </w:p>
+    <w:p>
+      <w:pPr>
+        <w:spacing w:line="336" w:lineRule="auto" w:after="180"/>
+      </w:pPr>
+      <w:r>
+        <w:rPr>
+          <w:b w:val="0"/>
+        </w:rPr>
+        <w:t>Preserve source references and define behaviour when a document is missing, outdated or access-restricted.</w:t>
+      </w:r>
+    </w:p>
+    <w:p>
+      <w:pPr>
+        <w:spacing w:line="336" w:lineRule="auto" w:after="180"/>
+      </w:pPr>
+      <w:r>
+        <w:rPr>
+          <w:b w:val="0"/>
+        </w:rPr>
+        <w:t>Without opening the old lesson, explain one key idea from Hallucination Failure Types. Give an example and a mistake that the idea helps you avoid.</w:t>
+      </w:r>
+    </w:p>
+    <w:p>
+      <w:pPr>
+        <w:spacing w:line="336" w:lineRule="auto" w:after="180"/>
+      </w:pPr>
+      <w:r>
+        <w:rPr>
+          <w:b w:val="0"/>
+        </w:rPr>
+        <w:t xml:space="preserve">Look for: Explain the </w:t>
+      </w:r>
+      <w:r>
+        <w:rPr>
+          <w:b/>
+        </w:rPr>
+        <w:t>mechanism</w:t>
+      </w:r>
+      <w:r>
+        <w:rPr>
+          <w:b w:val="0"/>
+        </w:rPr>
+        <w:t xml:space="preserve"> and terminology of generation failures and verification</w:t>
+      </w:r>
+    </w:p>
+    <w:p>
+      <w:pPr>
+        <w:spacing w:line="336" w:lineRule="auto" w:after="180"/>
+      </w:pPr>
+      <w:r>
+        <w:rPr>
+          <w:b w:val="0"/>
+        </w:rPr>
+        <w:t>Reference example, not the only acceptable wording: Teacher explanation: Generated answers may invent facts, misread quantities or cite irrelevant passages.</w:t>
+      </w:r>
+    </w:p>
+    <w:p>
+      <w:pPr>
+        <w:spacing w:line="336" w:lineRule="auto" w:after="180"/>
+      </w:pPr>
+      <w:r>
+        <w:rPr>
+          <w:b w:val="0"/>
+        </w:rPr>
+        <w:t xml:space="preserve">Verification checks each claim against </w:t>
+      </w:r>
+      <w:r>
+        <w:rPr>
+          <w:b/>
+        </w:rPr>
+        <w:t>evidence</w:t>
+      </w:r>
+      <w:r>
+        <w:rPr>
+          <w:b w:val="0"/>
+        </w:rPr>
+        <w:t xml:space="preserve"> rather than accepting fluent wording. Split an answer into atomic claims. For each, record the exact source passage, support status and any needed calculation.</w:t>
+      </w:r>
+    </w:p>
+    <w:p>
+      <w:pPr>
+        <w:spacing w:line="336" w:lineRule="auto" w:after="180"/>
+      </w:pPr>
+      <w:r>
+        <w:rPr>
+          <w:b w:val="0"/>
+        </w:rPr>
+        <w:t>Mark unsupported and contradicted claims separately; do not repair them by inventing sources.</w:t>
+      </w:r>
+    </w:p>
+    <w:p>
+      <w:pPr>
+        <w:spacing w:line="336" w:lineRule="auto" w:after="180"/>
+      </w:pPr>
+      <w:r>
+        <w:rPr>
+          <w:b w:val="0"/>
+        </w:rPr>
+        <w:t xml:space="preserve">A result depends on the </w:t>
+      </w:r>
+      <w:r>
+        <w:rPr>
+          <w:b/>
+        </w:rPr>
+        <w:t>input</w:t>
+      </w:r>
+      <w:r>
+        <w:rPr>
+          <w:b w:val="0"/>
+        </w:rPr>
+        <w:t xml:space="preserve">s, procedure and conditions that produced it. Preserve data roles and distinguish observed outcomes from </w:t>
+      </w:r>
+      <w:r>
+        <w:rPr>
+          <w:b/>
+        </w:rPr>
+        <w:t>prediction</w:t>
+      </w:r>
+      <w:r>
+        <w:rPr>
+          <w:b w:val="0"/>
+        </w:rPr>
+        <w:t>s or unmeasured conditions.</w:t>
+      </w:r>
+    </w:p>
+    <w:p>
+      <w:pPr>
+        <w:spacing w:line="336" w:lineRule="auto" w:after="180"/>
+      </w:pPr>
+      <w:r>
+        <w:rPr>
+          <w:b w:val="0"/>
+        </w:rPr>
+        <w:t>If the prior concept cannot be explained, use a short retrieval activity before this chapter.</w:t>
+      </w:r>
+    </w:p>
+    <w:p>
+      <w:pPr>
+        <w:pStyle w:val="Heading2"/>
+      </w:pPr>
+      <w:r>
+        <w:t>Earlier wording, alternatives and picture transcripts · reference / check after trying</w:t>
+      </w:r>
+    </w:p>
+    <w:p>
+      <w:pPr>
         <w:pStyle w:val="Heading3"/>
       </w:pPr>
       <w:r>
+        <w:t>Teach the learning cycle</w:t>
+      </w:r>
+    </w:p>
+    <w:p>
+      <w:pPr>
+        <w:pStyle w:val="Heading3"/>
+      </w:pPr>
+      <w:r>
         <w:t>Retrieval answer guidance</w:t>
       </w:r>
     </w:p>
@@ -271,109 +772,6 @@
     </w:p>
     <w:p>
       <w:pPr>
-        <w:spacing w:line="336" w:lineRule="auto" w:after="180"/>
-      </w:pPr>
-      <w:r>
-        <w:rPr>
-          <w:b w:val="0"/>
-        </w:rPr>
-        <w:t>Without opening the old lesson, explain one key idea from User Need and AI Contribution. Give an example and a mistake that the idea helps you avoid.</w:t>
-      </w:r>
-    </w:p>
-    <w:p>
-      <w:pPr>
-        <w:spacing w:line="336" w:lineRule="auto" w:after="180"/>
-      </w:pPr>
-      <w:r>
-        <w:rPr>
-          <w:b w:val="0"/>
-        </w:rPr>
-        <w:t xml:space="preserve">Look for: Explain the </w:t>
-      </w:r>
-      <w:r>
-        <w:rPr>
-          <w:b/>
-        </w:rPr>
-        <w:t>mechanism</w:t>
-      </w:r>
-      <w:r>
-        <w:rPr>
-          <w:b w:val="0"/>
-        </w:rPr>
-        <w:t xml:space="preserve"> and terminology of capstone requirements and corpus</w:t>
-      </w:r>
-    </w:p>
-    <w:p>
-      <w:pPr>
-        <w:spacing w:line="336" w:lineRule="auto" w:after="180"/>
-      </w:pPr>
-      <w:r>
-        <w:rPr>
-          <w:b w:val="0"/>
-        </w:rPr>
-        <w:t>Reference example, not the only acceptable wording: Teacher explanation: A grounded-assistant capstone begins with bounded requirements and a versioned permitted corpus.</w:t>
-      </w:r>
-    </w:p>
-    <w:p>
-      <w:pPr>
-        <w:spacing w:line="336" w:lineRule="auto" w:after="180"/>
-      </w:pPr>
-      <w:r>
-        <w:rPr>
-          <w:b w:val="0"/>
-        </w:rPr>
-        <w:t xml:space="preserve">A baseline can be a manual lookup </w:t>
-      </w:r>
-      <w:r>
-        <w:rPr>
-          <w:b/>
-        </w:rPr>
-        <w:t>process</w:t>
-      </w:r>
-      <w:r>
-        <w:rPr>
-          <w:b w:val="0"/>
-        </w:rPr>
-        <w:t xml:space="preserve"> using the same </w:t>
-      </w:r>
-      <w:r>
-        <w:rPr>
-          <w:b/>
-        </w:rPr>
-        <w:t>evidence</w:t>
-      </w:r>
-      <w:r>
-        <w:rPr>
-          <w:b w:val="0"/>
-        </w:rPr>
-        <w:t xml:space="preserve">. Specify the user question, source authority, access, </w:t>
-      </w:r>
-      <w:r>
-        <w:rPr>
-          <w:b/>
-        </w:rPr>
-        <w:t>output</w:t>
-      </w:r>
-      <w:r>
-        <w:rPr>
-          <w:b w:val="0"/>
-        </w:rPr>
-        <w:t>/fallback contract and evaluation plan. Freeze corpus IDs and split cases before implementation.</w:t>
-      </w:r>
-    </w:p>
-    <w:p>
-      <w:pPr>
-        <w:spacing w:line="336" w:lineRule="auto" w:after="180"/>
-      </w:pPr>
-      <w:r>
-        <w:rPr>
-          <w:b w:val="0"/>
-        </w:rPr>
-        <w:t>Keep teacher material out of student retrieval.</w:t>
-      </w:r>
-    </w:p>
-    <w:p>
-      <w:pPr>
         <w:pStyle w:val="Heading3"/>
       </w:pPr>
       <w:r>
@@ -382,156 +780,10 @@
     </w:p>
     <w:p>
       <w:pPr>
-        <w:spacing w:line="336" w:lineRule="auto" w:after="180"/>
-      </w:pPr>
-      <w:r>
-        <w:rPr>
-          <w:b w:val="0"/>
-        </w:rPr>
-        <w:t>Without opening the old lesson, explain one key idea from Model Memory vs Retrieval. Give an example and a mistake that the idea helps you avoid.</w:t>
-      </w:r>
-    </w:p>
-    <w:p>
-      <w:pPr>
-        <w:spacing w:line="336" w:lineRule="auto" w:after="180"/>
-      </w:pPr>
-      <w:r>
-        <w:rPr>
-          <w:b w:val="0"/>
-        </w:rPr>
-        <w:t xml:space="preserve">Look for: Explain the </w:t>
-      </w:r>
-      <w:r>
-        <w:rPr>
-          <w:b/>
-        </w:rPr>
-        <w:t>mechanism</w:t>
-      </w:r>
-      <w:r>
-        <w:rPr>
-          <w:b w:val="0"/>
-        </w:rPr>
-        <w:t xml:space="preserve"> and terminology of retrieval and indexing</w:t>
-      </w:r>
-    </w:p>
-    <w:p>
-      <w:pPr>
-        <w:spacing w:line="336" w:lineRule="auto" w:after="180"/>
-      </w:pPr>
-      <w:r>
-        <w:rPr>
-          <w:b w:val="0"/>
-        </w:rPr>
-        <w:t>Reference example, not the only acceptable wording: Teacher explanation: Retrieval returns stored records selected for a query.</w:t>
-      </w:r>
-    </w:p>
-    <w:p>
-      <w:pPr>
-        <w:spacing w:line="336" w:lineRule="auto" w:after="180"/>
-      </w:pPr>
-      <w:r>
-        <w:rPr>
-          <w:b w:val="0"/>
-        </w:rPr>
-        <w:t>An index is a searchable representation of a versioned corpus; generated wording is a later operation. Assign stable document IDs, versions and permitted access before indexing. Retrieve only authorised records.</w:t>
-      </w:r>
-    </w:p>
-    <w:p>
-      <w:pPr>
-        <w:spacing w:line="336" w:lineRule="auto" w:after="180"/>
-      </w:pPr>
-      <w:r>
-        <w:rPr>
-          <w:b w:val="0"/>
-        </w:rPr>
-        <w:t>Preserve source references and define behaviour when a document is missing, outdated or access-restricted.</w:t>
-      </w:r>
-    </w:p>
-    <w:p>
-      <w:pPr>
         <w:pStyle w:val="Heading3"/>
       </w:pPr>
       <w:r>
         <w:t>Hallucination Failure Types</w:t>
-      </w:r>
-    </w:p>
-    <w:p>
-      <w:pPr>
-        <w:spacing w:line="336" w:lineRule="auto" w:after="180"/>
-      </w:pPr>
-      <w:r>
-        <w:rPr>
-          <w:b w:val="0"/>
-        </w:rPr>
-        <w:t>Without opening the old lesson, explain one key idea from Hallucination Failure Types. Give an example and a mistake that the idea helps you avoid.</w:t>
-      </w:r>
-    </w:p>
-    <w:p>
-      <w:pPr>
-        <w:spacing w:line="336" w:lineRule="auto" w:after="180"/>
-      </w:pPr>
-      <w:r>
-        <w:rPr>
-          <w:b w:val="0"/>
-        </w:rPr>
-        <w:t xml:space="preserve">Look for: Explain the </w:t>
-      </w:r>
-      <w:r>
-        <w:rPr>
-          <w:b/>
-        </w:rPr>
-        <w:t>mechanism</w:t>
-      </w:r>
-      <w:r>
-        <w:rPr>
-          <w:b w:val="0"/>
-        </w:rPr>
-        <w:t xml:space="preserve"> and terminology of generation failures and verification</w:t>
-      </w:r>
-    </w:p>
-    <w:p>
-      <w:pPr>
-        <w:spacing w:line="336" w:lineRule="auto" w:after="180"/>
-      </w:pPr>
-      <w:r>
-        <w:rPr>
-          <w:b w:val="0"/>
-        </w:rPr>
-        <w:t>Reference example, not the only acceptable wording: Teacher explanation: Generated answers may invent facts, misread quantities or cite irrelevant passages.</w:t>
-      </w:r>
-    </w:p>
-    <w:p>
-      <w:pPr>
-        <w:spacing w:line="336" w:lineRule="auto" w:after="180"/>
-      </w:pPr>
-      <w:r>
-        <w:rPr>
-          <w:b w:val="0"/>
-        </w:rPr>
-        <w:t xml:space="preserve">Verification checks each claim against </w:t>
-      </w:r>
-      <w:r>
-        <w:rPr>
-          <w:b/>
-        </w:rPr>
-        <w:t>evidence</w:t>
-      </w:r>
-      <w:r>
-        <w:rPr>
-          <w:b w:val="0"/>
-        </w:rPr>
-        <w:t xml:space="preserve"> rather than accepting fluent wording. Split an answer into atomic claims. For each, record the exact source passage, support status and any needed calculation.</w:t>
-      </w:r>
-    </w:p>
-    <w:p>
-      <w:pPr>
-        <w:spacing w:line="336" w:lineRule="auto" w:after="180"/>
-      </w:pPr>
-      <w:r>
-        <w:rPr>
-          <w:b w:val="0"/>
-        </w:rPr>
-        <w:t>Mark unsupported and contradicted claims separately; do not repair them by inventing sources.</w:t>
       </w:r>
     </w:p>
     <w:p>
@@ -752,6 +1004,11 @@
       </w:r>
     </w:p>
     <w:p>
+      <w:r>
+        <w:t>This compact option is not the full-week schedule. Use the main teaching cycle and allow extra sessions for the investigation, independent work and project.</w:t>
+      </w:r>
+    </w:p>
+    <w:p>
       <w:pPr>
         <w:spacing w:line="336" w:lineRule="auto" w:after="180"/>
       </w:pPr>
@@ -759,7 +1016,7 @@
         <w:rPr>
           <w:b w:val="0"/>
         </w:rPr>
-        <w:t>Use the supplied scenario, student illustrations and blank paper. For numeric work, offer counters or a calculator after learners show the setup. Fictional records are supplied; personal data and paid accounts are unnecessary.</w:t>
+        <w:t>Allow 80 minutes: recall 8; explanation 12; worked demonstration 15; guided practice 20; independent assessment 15; project and reflection 10. Extend the lab into a second session when needed.</w:t>
       </w:r>
     </w:p>
     <w:p>
@@ -767,24 +1024,287 @@
         <w:pStyle w:val="Heading3"/>
       </w:pPr>
       <w:r>
-        <w:t>Alternative compact allocation</w:t>
-      </w:r>
-    </w:p>
-    <w:p>
-      <w:r>
-        <w:t>This compact option is not the full-week schedule. Use the main teaching cycle and allow extra sessions for the investigation, independent work and project.</w:t>
+        <w:t>Preparation for the connected explanation</w:t>
+      </w:r>
+    </w:p>
+    <w:p>
+      <w:pPr>
+        <w:pStyle w:val="Heading3"/>
+      </w:pPr>
+      <w:r>
+        <w:t>Readiness answer</w:t>
+      </w:r>
+    </w:p>
+    <w:p>
+      <w:pPr>
+        <w:pStyle w:val="Heading3"/>
+      </w:pPr>
+      <w:r>
+        <w:t>End goal for the pictorial case</w:t>
       </w:r>
     </w:p>
     <w:p>
       <w:pPr>
         <w:spacing w:line="336" w:lineRule="auto" w:after="180"/>
-        <w:shd w:fill="F1F6F8"/>
-      </w:pPr>
-      <w:r>
-        <w:rPr>
-          <w:b w:val="0"/>
-        </w:rPr>
-        <w:t>Allow 80 minutes: recall 8; explanation 12; worked demonstration 15; guided practice 20; independent assessment 15; project and reflection 10. Extend the lab into a second session when needed.</w:t>
+      </w:pPr>
+      <w:r>
+        <w:rPr>
+          <w:b w:val="0"/>
+        </w:rPr>
+        <w:t>This added worked case illustrates the week’s main idea. Retain all original and connected topics; schedule its practice within the teaching cycle.</w:t>
+      </w:r>
+    </w:p>
+    <w:p>
+      <w:pPr>
+        <w:pStyle w:val="Heading1"/>
+      </w:pPr>
+      <w:r>
+        <w:t>02. Teach a small state machine with a visible policy</w:t>
+      </w:r>
+    </w:p>
+    <w:p>
+      <w:r>
+        <w:t>Track corrections through active fields and derived summaries.</w:t>
+      </w:r>
+    </w:p>
+    <w:p>
+      <w:pPr>
+        <w:pStyle w:val="Heading2"/>
+      </w:pPr>
+      <w:r>
+        <w:t>State the session-only policy</w:t>
+      </w:r>
+    </w:p>
+    <w:p>
+      <w:pPr>
+        <w:spacing w:line="336" w:lineRule="auto" w:after="180"/>
+      </w:pPr>
+      <w:r>
+        <w:rPr>
+          <w:b w:val="0"/>
+        </w:rPr>
+        <w:t>Toy session policy: keep the one current approved selection only during this session. A correction replaces its active value; retain a minimal old→new audit event only until session end. A cached summary carrying the old selection must be refreshed or invalidated before use. On exit, clear the active selection, summary and session audit. A new session begins without a selection and asks for one.</w:t>
+      </w:r>
+    </w:p>
+    <w:p>
+      <w:pPr>
+        <w:spacing w:line="336" w:lineRule="auto" w:after="180"/>
+      </w:pPr>
+      <w:r>
+        <w:rPr>
+          <w:b w:val="0"/>
+        </w:rPr>
+        <w:t>Do not retain unrelated private text. This classroom contract does not claim to erase model training data or external logs in a real service.</w:t>
+      </w:r>
+    </w:p>
+    <w:p>
+      <w:pPr>
+        <w:pStyle w:val="Heading2"/>
+      </w:pPr>
+      <w:r>
+        <w:t>Compare separate topic/level practice</w:t>
+      </w:r>
+    </w:p>
+    <w:p>
+      <w:pPr>
+        <w:spacing w:line="336" w:lineRule="auto" w:after="180"/>
+      </w:pPr>
+      <w:r>
+        <w:rPr>
+          <w:b/>
+        </w:rPr>
+        <w:t>State</w:t>
+      </w:r>
+      <w:r>
+        <w:rPr>
+          <w:b w:val="0"/>
+        </w:rPr>
+        <w:t xml:space="preserve"> stores topic=plants and reading_level=beginner. User requests advanced explanation.</w:t>
+      </w:r>
+    </w:p>
+    <w:p>
+      <w:pPr>
+        <w:spacing w:line="336" w:lineRule="auto" w:after="180"/>
+      </w:pPr>
+      <w:r>
+        <w:rPr>
+          <w:b w:val="0"/>
+        </w:rPr>
+        <w:t>What changes?</w:t>
+      </w:r>
+    </w:p>
+    <w:p>
+      <w:pPr>
+        <w:spacing w:line="336" w:lineRule="auto" w:after="180"/>
+      </w:pPr>
+      <w:r>
+        <w:rPr>
+          <w:b w:val="0"/>
+        </w:rPr>
+        <w:t xml:space="preserve">Update reading level, retain topic unless changed. Keep only necessary </w:t>
+      </w:r>
+      <w:r>
+        <w:rPr>
+          <w:b/>
+        </w:rPr>
+        <w:t>state</w:t>
+      </w:r>
+      <w:r>
+        <w:rPr>
+          <w:b w:val="0"/>
+        </w:rPr>
+        <w:t xml:space="preserve"> with correction/reset. Context does not guarantee permanent memory.</w:t>
+      </w:r>
+    </w:p>
+    <w:p>
+      <w:pPr>
+        <w:pStyle w:val="Heading2"/>
+      </w:pPr>
+      <w:r>
+        <w:t>Trace room A→B and stale summary</w:t>
+      </w:r>
+    </w:p>
+    <w:p>
+      <w:pPr>
+        <w:spacing w:line="336" w:lineRule="auto" w:after="180"/>
+      </w:pPr>
+      <w:r>
+        <w:rPr>
+          <w:b w:val="0"/>
+        </w:rPr>
+        <w:t>Turn 1 selects room A; turn 2 corrects to room B. A later answer uses A from an older summary.</w:t>
+      </w:r>
+    </w:p>
+    <w:p>
+      <w:pPr>
+        <w:spacing w:line="336" w:lineRule="auto" w:after="180"/>
+      </w:pPr>
+      <w:r>
+        <w:rPr>
+          <w:b w:val="0"/>
+        </w:rPr>
+        <w:t xml:space="preserve">Active </w:t>
+      </w:r>
+      <w:r>
+        <w:rPr>
+          <w:b/>
+        </w:rPr>
+        <w:t>state</w:t>
+      </w:r>
+      <w:r>
+        <w:rPr>
+          <w:b w:val="0"/>
+        </w:rPr>
+        <w:t xml:space="preserve"> should be B under the correction rule. The summary is stale; regenerate or invalidate it and preserve the correction audit within the declared session lifetime.</w:t>
+      </w:r>
+    </w:p>
+    <w:p>
+      <w:pPr>
+        <w:pStyle w:val="Heading2"/>
+      </w:pPr>
+      <w:r>
+        <w:t>Read the complete book case</w:t>
+      </w:r>
+    </w:p>
+    <w:p>
+      <w:pPr>
+        <w:spacing w:line="336" w:lineRule="auto" w:after="180"/>
+      </w:pPr>
+      <w:r>
+        <w:rPr>
+          <w:b w:val="0"/>
+        </w:rPr>
+        <w:t>Keep a reading conversation consistent when the learner changes the selected book.</w:t>
+      </w:r>
+    </w:p>
+    <w:p>
+      <w:pPr>
+        <w:spacing w:line="336" w:lineRule="auto" w:after="180"/>
+      </w:pPr>
+      <w:r>
+        <w:rPr>
+          <w:b w:val="0"/>
+        </w:rPr>
+        <w:t xml:space="preserve">In this toy session, “choose Cedar” sets selected_book=Cedar; “change to Maple” replaces it. </w:t>
+      </w:r>
+      <w:r>
+        <w:rPr>
+          <w:b/>
+        </w:rPr>
+        <w:t>Session state</w:t>
+      </w:r>
+      <w:r>
+        <w:rPr>
+          <w:b w:val="0"/>
+        </w:rPr>
+        <w:t xml:space="preserve"> is cleared on exit.</w:t>
+      </w:r>
+    </w:p>
+    <w:p>
+      <w:pPr>
+        <w:spacing w:line="336" w:lineRule="auto" w:after="180"/>
+      </w:pPr>
+      <w:r>
+        <w:rPr>
+          <w:b w:val="0"/>
+        </w:rPr>
+        <w:t xml:space="preserve">All </w:t>
+      </w:r>
+      <w:r>
+        <w:rPr>
+          <w:b/>
+        </w:rPr>
+        <w:t>input</w:t>
+      </w:r>
+      <w:r>
+        <w:rPr>
+          <w:b w:val="0"/>
+        </w:rPr>
+        <w:t>s and outcomes in this worked example are invented classroom data; no real model run is claimed.</w:t>
+      </w:r>
+    </w:p>
+    <w:p>
+      <w:pPr>
+        <w:pStyle w:val="Heading2"/>
+      </w:pPr>
+      <w:r>
+        <w:t>Trace book states and lifetime</w:t>
+      </w:r>
+    </w:p>
+    <w:p>
+      <w:r>
+        <w:drawing>
+          <wp:inline xmlns:a="http://schemas.openxmlformats.org/drawingml/2006/main" xmlns:pic="http://schemas.openxmlformats.org/drawingml/2006/picture">
+            <wp:extent cx="5486400" cy="3182112"/>
+            <wp:docPr id="1" name="Picture 1" descr="First choice: Store Cedar as this session’s selected book. → Correct choice: Replace Cedar with Maple; do not append an equally active second choice. → End session: Clear selected_book. A new session begins with no selected book."/>
+            <wp:cNvGraphicFramePr>
+              <a:graphicFrameLocks noChangeAspect="1"/>
+            </wp:cNvGraphicFramePr>
+            <a:graphic>
+              <a:graphicData uri="http://schemas.openxmlformats.org/drawingml/2006/picture">
+                <pic:pic>
+                  <pic:nvPicPr>
+                    <pic:cNvPr id="0" name="academy-story-ai-3-20-02.png"/>
+                    <pic:cNvPicPr/>
+                  </pic:nvPicPr>
+                  <pic:blipFill>
+                    <a:blip r:embed="rId9"/>
+                    <a:stretch>
+                      <a:fillRect/>
+                    </a:stretch>
+                  </pic:blipFill>
+                  <pic:spPr>
+                    <a:xfrm>
+                      <a:off x="0" y="0"/>
+                      <a:ext cx="5486400" cy="3182112"/>
+                    </a:xfrm>
+                    <a:prstGeom prst="rect"/>
+                  </pic:spPr>
+                </pic:pic>
+              </a:graphicData>
+            </a:graphic>
+          </wp:inline>
+        </w:drawing>
       </w:r>
     </w:p>
     <w:p>
@@ -792,7 +1312,114 @@
         <w:pStyle w:val="Heading3"/>
       </w:pPr>
       <w:r>
-        <w:t>Preparation for the connected explanation</w:t>
+        <w:t>Read the picture one step at a time</w:t>
+      </w:r>
+    </w:p>
+    <w:tbl>
+      <w:tblPr>
+        <w:tblStyle w:val="LightShading-Accent1"/>
+        <w:tblW w:type="auto" w:w="0"/>
+        <w:tblLook w:firstColumn="1" w:firstRow="1" w:lastColumn="0" w:lastRow="0" w:noHBand="0" w:noVBand="1" w:val="04A0"/>
+      </w:tblPr>
+      <w:tblGrid>
+        <w:gridCol w:w="5112"/>
+        <w:gridCol w:w="5112"/>
+      </w:tblGrid>
+      <w:tr>
+        <w:trPr>
+          <w:tblHeader/>
+        </w:trPr>
+        <w:tc>
+          <w:tcPr>
+            <w:tcW w:type="dxa" w:w="5112"/>
+          </w:tcPr>
+          <w:p>
+            <w:r>
+              <w:t>Step</w:t>
+            </w:r>
+          </w:p>
+        </w:tc>
+        <w:tc>
+          <w:tcPr>
+            <w:tcW w:type="dxa" w:w="5112"/>
+          </w:tcPr>
+          <w:p>
+            <w:r>
+              <w:t>What happens and why</w:t>
+            </w:r>
+          </w:p>
+        </w:tc>
+      </w:tr>
+      <w:tr>
+        <w:tc>
+          <w:tcPr>
+            <w:tcW w:type="dxa" w:w="5112"/>
+          </w:tcPr>
+          <w:p>
+            <w:r>
+              <w:t>1. First choice</w:t>
+            </w:r>
+          </w:p>
+        </w:tc>
+        <w:tc>
+          <w:tcPr>
+            <w:tcW w:type="dxa" w:w="5112"/>
+          </w:tcPr>
+          <w:p>
+            <w:r>
+              <w:t>Store Cedar as this session’s selected book.</w:t>
+            </w:r>
+          </w:p>
+        </w:tc>
+      </w:tr>
+      <w:tr>
+        <w:tc>
+          <w:tcPr>
+            <w:tcW w:type="dxa" w:w="5112"/>
+          </w:tcPr>
+          <w:p>
+            <w:r>
+              <w:t>2. Correct choice</w:t>
+            </w:r>
+          </w:p>
+        </w:tc>
+        <w:tc>
+          <w:tcPr>
+            <w:tcW w:type="dxa" w:w="5112"/>
+          </w:tcPr>
+          <w:p>
+            <w:r>
+              <w:t>Replace Cedar with Maple; do not append an equally active second choice.</w:t>
+            </w:r>
+          </w:p>
+        </w:tc>
+      </w:tr>
+      <w:tr>
+        <w:tc>
+          <w:tcPr>
+            <w:tcW w:type="dxa" w:w="5112"/>
+          </w:tcPr>
+          <w:p>
+            <w:r>
+              <w:t>3. End session</w:t>
+            </w:r>
+          </w:p>
+        </w:tc>
+        <w:tc>
+          <w:tcPr>
+            <w:tcW w:type="dxa" w:w="5112"/>
+          </w:tcPr>
+          <w:p>
+            <w:r>
+              <w:t>Clear selected_book. A new session begins with no selected book.</w:t>
+            </w:r>
+          </w:p>
+        </w:tc>
+      </w:tr>
+    </w:tbl>
+    <w:p>
+      <w:r>
+        <w:t>Match each pictured step to the supplied facts. This is a worked teaching case, not an independent assessment.</w:t>
       </w:r>
     </w:p>
     <w:p>
@@ -803,18 +1430,620 @@
         <w:rPr>
           <w:b w:val="0"/>
         </w:rPr>
-        <w:t xml:space="preserve">Two 45-minute sessions. Conversation </w:t>
+        <w:t xml:space="preserve">Read the picture in order. Clear selected_book. A new session begins with no selected book. The arrows show which recorded </w:t>
       </w:r>
       <w:r>
         <w:rPr>
           <w:b/>
         </w:rPr>
+        <w:t>input</w:t>
+      </w:r>
+      <w:r>
+        <w:rPr>
+          <w:b w:val="0"/>
+        </w:rPr>
+        <w:t xml:space="preserve"> or intermediate result each decision uses.</w:t>
+      </w:r>
+    </w:p>
+    <w:p>
+      <w:pPr>
+        <w:spacing w:line="336" w:lineRule="auto" w:after="180"/>
+      </w:pPr>
+      <w:r>
+        <w:rPr>
+          <w:b w:val="0"/>
+        </w:rPr>
+        <w:t>Explain the deciding step aloud before checking the changed case; pointing to the final answer alone does not show how it follows.</w:t>
+      </w:r>
+    </w:p>
+    <w:tbl>
+      <w:tblPr>
+        <w:tblStyle w:val="LightShading-Accent1"/>
+        <w:tblW w:type="auto" w:w="0"/>
+        <w:tblLook w:firstColumn="1" w:firstRow="1" w:lastColumn="0" w:lastRow="0" w:noHBand="0" w:noVBand="1" w:val="04A0"/>
+      </w:tblPr>
+      <w:tblGrid>
+        <w:gridCol w:w="3408"/>
+        <w:gridCol w:w="3408"/>
+        <w:gridCol w:w="3408"/>
+      </w:tblGrid>
+      <w:tr>
+        <w:trPr>
+          <w:tblHeader/>
+        </w:trPr>
+        <w:tc>
+          <w:tcPr>
+            <w:tcW w:type="dxa" w:w="3408"/>
+          </w:tcPr>
+          <w:p>
+            <w:r>
+              <w:t>Event</w:t>
+            </w:r>
+          </w:p>
+        </w:tc>
+        <w:tc>
+          <w:tcPr>
+            <w:tcW w:type="dxa" w:w="3408"/>
+          </w:tcPr>
+          <w:p>
+            <w:r>
+              <w:t>Active selected_book</w:t>
+            </w:r>
+          </w:p>
+        </w:tc>
+        <w:tc>
+          <w:tcPr>
+            <w:tcW w:type="dxa" w:w="3408"/>
+          </w:tcPr>
+          <w:p>
+            <w:r>
+              <w:t>Summary / audit action</w:t>
+            </w:r>
+          </w:p>
+        </w:tc>
+      </w:tr>
+      <w:tr>
+        <w:tc>
+          <w:tcPr>
+            <w:tcW w:type="dxa" w:w="3408"/>
+          </w:tcPr>
+          <w:p>
+            <w:r>
+              <w:t>Start session</w:t>
+            </w:r>
+          </w:p>
+        </w:tc>
+        <w:tc>
+          <w:tcPr>
+            <w:tcW w:type="dxa" w:w="3408"/>
+          </w:tcPr>
+          <w:p>
+            <w:r>
+              <w:t>None</w:t>
+            </w:r>
+          </w:p>
+        </w:tc>
+        <w:tc>
+          <w:tcPr>
+            <w:tcW w:type="dxa" w:w="3408"/>
+          </w:tcPr>
+          <w:p>
+            <w:r>
+              <w:t>No selection to reuse</w:t>
+            </w:r>
+          </w:p>
+        </w:tc>
+      </w:tr>
+      <w:tr>
+        <w:tc>
+          <w:tcPr>
+            <w:tcW w:type="dxa" w:w="3408"/>
+          </w:tcPr>
+          <w:p>
+            <w:r>
+              <w:t>Turn1 choose Cedar</w:t>
+            </w:r>
+          </w:p>
+        </w:tc>
+        <w:tc>
+          <w:tcPr>
+            <w:tcW w:type="dxa" w:w="3408"/>
+          </w:tcPr>
+          <w:p>
+            <w:r>
+              <w:t>Cedar</w:t>
+            </w:r>
+          </w:p>
+        </w:tc>
+        <w:tc>
+          <w:tcPr>
+            <w:tcW w:type="dxa" w:w="3408"/>
+          </w:tcPr>
+          <w:p>
+            <w:r>
+              <w:t>Record source turn1</w:t>
+            </w:r>
+          </w:p>
+        </w:tc>
+      </w:tr>
+      <w:tr>
+        <w:tc>
+          <w:tcPr>
+            <w:tcW w:type="dxa" w:w="3408"/>
+          </w:tcPr>
+          <w:p>
+            <w:r>
+              <w:t>Turn2 change to Maple</w:t>
+            </w:r>
+          </w:p>
+        </w:tc>
+        <w:tc>
+          <w:tcPr>
+            <w:tcW w:type="dxa" w:w="3408"/>
+          </w:tcPr>
+          <w:p>
+            <w:r>
+              <w:t>Maple</w:t>
+            </w:r>
+          </w:p>
+        </w:tc>
+        <w:tc>
+          <w:tcPr>
+            <w:tcW w:type="dxa" w:w="3408"/>
+          </w:tcPr>
+          <w:p>
+            <w:r>
+              <w:t>Refresh/invalidate Cedar summary; minimal Cedar→Maple audit</w:t>
+            </w:r>
+          </w:p>
+        </w:tc>
+      </w:tr>
+      <w:tr>
+        <w:tc>
+          <w:tcPr>
+            <w:tcW w:type="dxa" w:w="3408"/>
+          </w:tcPr>
+          <w:p>
+            <w:r>
+              <w:t>Exit</w:t>
+            </w:r>
+          </w:p>
+        </w:tc>
+        <w:tc>
+          <w:tcPr>
+            <w:tcW w:type="dxa" w:w="3408"/>
+          </w:tcPr>
+          <w:p>
+            <w:r>
+              <w:t>None</w:t>
+            </w:r>
+          </w:p>
+        </w:tc>
+        <w:tc>
+          <w:tcPr>
+            <w:tcW w:type="dxa" w:w="3408"/>
+          </w:tcPr>
+          <w:p>
+            <w:r>
+              <w:t>Clear session summary and audit</w:t>
+            </w:r>
+          </w:p>
+        </w:tc>
+      </w:tr>
+      <w:tr>
+        <w:tc>
+          <w:tcPr>
+            <w:tcW w:type="dxa" w:w="3408"/>
+          </w:tcPr>
+          <w:p>
+            <w:r>
+              <w:t>New session asks summarise my book</w:t>
+            </w:r>
+          </w:p>
+        </w:tc>
+        <w:tc>
+          <w:tcPr>
+            <w:tcW w:type="dxa" w:w="3408"/>
+          </w:tcPr>
+          <w:p>
+            <w:r>
+              <w:t>None</w:t>
+            </w:r>
+          </w:p>
+        </w:tc>
+        <w:tc>
+          <w:tcPr>
+            <w:tcW w:type="dxa" w:w="3408"/>
+          </w:tcPr>
+          <w:p>
+            <w:r>
+              <w:t>Ask which book; do not silently restore Maple</w:t>
+            </w:r>
+          </w:p>
+        </w:tc>
+      </w:tr>
+    </w:tbl>
+    <w:p>
+      <w:pPr>
+        <w:pStyle w:val="Heading2"/>
+      </w:pPr>
+      <w:r>
+        <w:t>Predict the new-session request</w:t>
+      </w:r>
+    </w:p>
+    <w:p>
+      <w:pPr>
+        <w:spacing w:line="336" w:lineRule="auto" w:after="180"/>
+      </w:pPr>
+      <w:r>
+        <w:rPr>
+          <w:b w:val="0"/>
+        </w:rPr>
+        <w:t>Change: The next session asks “summarise my book” without naming one.</w:t>
+      </w:r>
+    </w:p>
+    <w:p>
+      <w:pPr>
+        <w:spacing w:line="336" w:lineRule="auto" w:after="180"/>
+      </w:pPr>
+      <w:r>
+        <w:rPr>
+          <w:b/>
+        </w:rPr>
+        <w:t>Prediction</w:t>
+      </w:r>
+      <w:r>
+        <w:rPr>
+          <w:b w:val="0"/>
+        </w:rPr>
+        <w:t>: Ask which book the learner wants.</w:t>
+      </w:r>
+    </w:p>
+    <w:p>
+      <w:pPr>
+        <w:spacing w:line="336" w:lineRule="auto" w:after="180"/>
+      </w:pPr>
+      <w:r>
+        <w:rPr>
+          <w:b w:val="0"/>
+        </w:rPr>
+        <w:t xml:space="preserve">Reason: The declared policy clears </w:t>
+      </w:r>
+      <w:r>
+        <w:rPr>
+          <w:b/>
+        </w:rPr>
+        <w:t>session state</w:t>
+      </w:r>
+      <w:r>
+        <w:rPr>
+          <w:b w:val="0"/>
+        </w:rPr>
+        <w:t>, so yesterday’s choice is unavailable.</w:t>
+      </w:r>
+    </w:p>
+    <w:p>
+      <w:pPr>
+        <w:pStyle w:val="Heading2"/>
+      </w:pPr>
+      <w:r>
+        <w:t>Name model-learning and deletion limits</w:t>
+      </w:r>
+    </w:p>
+    <w:p>
+      <w:pPr>
+        <w:spacing w:line="336" w:lineRule="auto" w:after="180"/>
+      </w:pPr>
+      <w:r>
+        <w:rPr>
+          <w:b w:val="0"/>
+        </w:rPr>
+        <w:t xml:space="preserve">Conversation </w:t>
+      </w:r>
+      <w:r>
+        <w:rPr>
+          <w:b/>
+        </w:rPr>
         <w:t>state</w:t>
       </w:r>
       <w:r>
         <w:rPr>
           <w:b w:val="0"/>
         </w:rPr>
+        <w:t xml:space="preserve"> is an application record; it is not </w:t>
+      </w:r>
+      <w:r>
+        <w:rPr>
+          <w:b/>
+        </w:rPr>
+        <w:t>evidence</w:t>
+      </w:r>
+      <w:r>
+        <w:rPr>
+          <w:b w:val="0"/>
+        </w:rPr>
+        <w:t xml:space="preserve"> that the model permanently learned the learner’s preferences.</w:t>
+      </w:r>
+    </w:p>
+    <w:p>
+      <w:pPr>
+        <w:spacing w:line="336" w:lineRule="auto" w:after="180"/>
+      </w:pPr>
+      <w:r>
+        <w:rPr>
+          <w:b w:val="0"/>
+        </w:rPr>
+        <w:t xml:space="preserve">Cover the result. Ask learners to name the </w:t>
+      </w:r>
+      <w:r>
+        <w:rPr>
+          <w:b/>
+        </w:rPr>
+        <w:t>input</w:t>
+      </w:r>
+      <w:r>
+        <w:rPr>
+          <w:b w:val="0"/>
+        </w:rPr>
+        <w:t xml:space="preserve">s and predict the next step. Uncover one step, connect the icon to the actual procedure, and explain its </w:t>
+      </w:r>
+      <w:r>
+        <w:rPr>
+          <w:b/>
+        </w:rPr>
+        <w:t>evidence</w:t>
+      </w:r>
+      <w:r>
+        <w:rPr>
+          <w:b w:val="0"/>
+        </w:rPr>
+        <w:t>. Then change the supplied condition and compare.</w:t>
+      </w:r>
+    </w:p>
+    <w:p>
+      <w:pPr>
+        <w:spacing w:line="336" w:lineRule="auto" w:after="180"/>
+      </w:pPr>
+      <w:r>
+        <w:rPr>
+          <w:b w:val="0"/>
+        </w:rPr>
+        <w:t>The picture is a representation; it does not document execution of a real AI model.</w:t>
+      </w:r>
+    </w:p>
+    <w:p>
+      <w:pPr>
+        <w:pStyle w:val="Heading2"/>
+      </w:pPr>
+      <w:r>
+        <w:t>Earlier wording, alternatives and picture transcripts · reference / check after trying</w:t>
+      </w:r>
+    </w:p>
+    <w:p>
+      <w:pPr>
+        <w:spacing w:line="336" w:lineRule="auto" w:after="180"/>
+      </w:pPr>
+      <w:r>
+        <w:rPr>
+          <w:b w:val="0"/>
+        </w:rPr>
+        <w:t>Explain the mechanism</w:t>
+      </w:r>
+    </w:p>
+    <w:p>
+      <w:pPr>
+        <w:spacing w:line="336" w:lineRule="auto" w:after="180"/>
+      </w:pPr>
+      <w:r>
+        <w:rPr>
+          <w:b/>
+        </w:rPr>
+        <w:t>Input</w:t>
+      </w:r>
+      <w:r>
+        <w:rPr>
+          <w:b w:val="0"/>
+        </w:rPr>
+        <w:t xml:space="preserve"> → </w:t>
+      </w:r>
+      <w:r>
+        <w:rPr>
+          <w:b/>
+        </w:rPr>
+        <w:t>Process</w:t>
+      </w:r>
+      <w:r>
+        <w:rPr>
+          <w:b w:val="0"/>
+        </w:rPr>
+        <w:t xml:space="preserve"> → </w:t>
+      </w:r>
+      <w:r>
+        <w:rPr>
+          <w:b/>
+        </w:rPr>
+        <w:t>Output</w:t>
+      </w:r>
+    </w:p>
+    <w:p>
+      <w:pPr>
+        <w:spacing w:line="336" w:lineRule="auto" w:after="180"/>
+      </w:pPr>
+      <w:r>
+        <w:rPr>
+          <w:b w:val="0"/>
+        </w:rPr>
+        <w:t>Trace the information. At each stage, ask what changed and how you could test it.</w:t>
+      </w:r>
+    </w:p>
+    <w:p>
+      <w:pPr>
+        <w:spacing w:line="336" w:lineRule="auto" w:after="180"/>
+      </w:pPr>
+      <w:r>
+        <w:rPr>
+          <w:b w:val="0"/>
+        </w:rPr>
+        <w:t>Which stage could fail even when the other two are correct? Explain:</w:t>
+      </w:r>
+    </w:p>
+    <w:p>
+      <w:pPr>
+        <w:spacing w:line="336" w:lineRule="auto" w:after="180"/>
+      </w:pPr>
+      <w:r>
+        <w:rPr>
+          <w:b w:val="0"/>
+        </w:rPr>
+        <w:t xml:space="preserve">Predict first. Then check each step. A correct answer without visible reasoning is incomplete </w:t>
+      </w:r>
+      <w:r>
+        <w:rPr>
+          <w:b/>
+        </w:rPr>
+        <w:t>evidence</w:t>
+      </w:r>
+      <w:r>
+        <w:rPr>
+          <w:b w:val="0"/>
+        </w:rPr>
+        <w:t>.</w:t>
+      </w:r>
+    </w:p>
+    <w:p>
+      <w:pPr>
+        <w:spacing w:line="336" w:lineRule="auto" w:after="180"/>
+      </w:pPr>
+      <w:r>
+        <w:rPr>
+          <w:b w:val="0"/>
+        </w:rPr>
+        <w:t>1. Keep current topic and learner’s chosen difficulty for the session.</w:t>
+      </w:r>
+    </w:p>
+    <w:p>
+      <w:pPr>
+        <w:spacing w:line="336" w:lineRule="auto" w:after="180"/>
+      </w:pPr>
+      <w:r>
+        <w:rPr>
+          <w:b w:val="0"/>
+        </w:rPr>
+        <w:t>2. Summarize progress without storing full private conversation.</w:t>
+      </w:r>
+    </w:p>
+    <w:p>
+      <w:pPr>
+        <w:spacing w:line="336" w:lineRule="auto" w:after="180"/>
+      </w:pPr>
+      <w:r>
+        <w:rPr>
+          <w:b w:val="0"/>
+        </w:rPr>
+        <w:t>3. Forget sensitive or unnecessary details.</w:t>
+      </w:r>
+    </w:p>
+    <w:p>
+      <w:pPr>
+        <w:spacing w:line="336" w:lineRule="auto" w:after="180"/>
+      </w:pPr>
+      <w:r>
+        <w:rPr>
+          <w:b w:val="0"/>
+        </w:rPr>
+        <w:t>4. Retrieve approved study notes only when the learner requests that topic.</w:t>
+      </w:r>
+    </w:p>
+    <w:p>
+      <w:pPr>
+        <w:spacing w:line="336" w:lineRule="auto" w:after="180"/>
+      </w:pPr>
+      <w:r>
+        <w:rPr>
+          <w:b w:val="0"/>
+        </w:rPr>
+        <w:t>Recalculate, retrace, or re</w:t>
+      </w:r>
+      <w:r>
+        <w:rPr>
+          <w:b/>
+        </w:rPr>
+        <w:t>state</w:t>
+      </w:r>
+      <w:r>
+        <w:rPr>
+          <w:b w:val="0"/>
+        </w:rPr>
+        <w:t xml:space="preserve"> the reasoning in your own representation:</w:t>
+      </w:r>
+    </w:p>
+    <w:p>
+      <w:pPr>
+        <w:spacing w:line="336" w:lineRule="auto" w:after="180"/>
+      </w:pPr>
+      <w:r>
+        <w:rPr>
+          <w:b w:val="0"/>
+        </w:rPr>
+        <w:t xml:space="preserve">CHECK Did the </w:t>
+      </w:r>
+      <w:r>
+        <w:rPr>
+          <w:b/>
+        </w:rPr>
+        <w:t>evidence</w:t>
+      </w:r>
+      <w:r>
+        <w:rPr>
+          <w:b w:val="0"/>
+        </w:rPr>
+        <w:t xml:space="preserve"> answer the exact question? Did the total, path, or source record stay consistent?</w:t>
+      </w:r>
+    </w:p>
+    <w:p>
+      <w:pPr>
+        <w:pStyle w:val="Heading3"/>
+      </w:pPr>
+      <w:r>
+        <w:t>Concrete teaching case</w:t>
+      </w:r>
+    </w:p>
+    <w:p>
+      <w:pPr>
+        <w:pStyle w:val="Heading3"/>
+      </w:pPr>
+      <w:r>
+        <w:t>Exact explanation to model</w:t>
+      </w:r>
+    </w:p>
+    <w:p>
+      <w:pPr>
+        <w:pStyle w:val="Heading3"/>
+      </w:pPr>
+      <w:r>
+        <w:t>Explain the added worked example</w:t>
+      </w:r>
+    </w:p>
+    <w:p>
+      <w:pPr>
+        <w:spacing w:line="336" w:lineRule="auto" w:after="180"/>
+      </w:pPr>
+      <w:r>
+        <w:rPr>
+          <w:b w:val="0"/>
+        </w:rPr>
+        <w:t xml:space="preserve">Conversation </w:t>
+      </w:r>
+      <w:r>
+        <w:rPr>
+          <w:b/>
+        </w:rPr>
+        <w:t>state</w:t>
+      </w:r>
+      <w:r>
+        <w:rPr>
+          <w:b w:val="0"/>
+        </w:rPr>
         <w:t xml:space="preserve"> stores facts or prior interactions for later use. It needs scope, provenance, correction and </w:t>
       </w:r>
       <w:r>
@@ -838,19 +2067,7 @@
         <w:rPr>
           <w:b w:val="0"/>
         </w:rPr>
-        <w:t xml:space="preserve">Use the supplied constructed scenarios to make the </w:t>
-      </w:r>
-      <w:r>
-        <w:rPr>
-          <w:b/>
-        </w:rPr>
-        <w:t>mechanism</w:t>
-      </w:r>
-      <w:r>
-        <w:rPr>
-          <w:b w:val="0"/>
-        </w:rPr>
-        <w:t xml:space="preserve"> inspectable. Collect W4 before sharing solutions.</w:t>
+        <w:t>Begin by writing the question the procedure is intended to answer. Identify the information already supplied, the information it will produce and the information still missing.</w:t>
       </w:r>
     </w:p>
     <w:p>
@@ -861,27 +2078,7 @@
         <w:rPr>
           <w:b w:val="0"/>
         </w:rPr>
-        <w:t xml:space="preserve">Students should name intermediate </w:t>
-      </w:r>
-      <w:r>
-        <w:rPr>
-          <w:b/>
-        </w:rPr>
-        <w:t>evidence</w:t>
-      </w:r>
-      <w:r>
-        <w:rPr>
-          <w:b w:val="0"/>
-        </w:rPr>
-        <w:t xml:space="preserve"> and limitations; classroom pacing and learning effectiveness remain unvalidated.</w:t>
-      </w:r>
-    </w:p>
-    <w:p>
-      <w:pPr>
-        <w:pStyle w:val="Heading3"/>
-      </w:pPr>
-      <w:r>
-        <w:t>Readiness answer</w:t>
+        <w:t>These are constructed classroom examples; they do not require live accounts, private records or an external service. Do not treat a plausible explanation as a measured outcome.</w:t>
       </w:r>
     </w:p>
     <w:p>
@@ -892,31 +2089,7 @@
         <w:rPr>
           <w:b w:val="0"/>
         </w:rPr>
-        <w:t xml:space="preserve">A result depends on the </w:t>
-      </w:r>
-      <w:r>
-        <w:rPr>
-          <w:b/>
-        </w:rPr>
-        <w:t>input</w:t>
-      </w:r>
-      <w:r>
-        <w:rPr>
-          <w:b w:val="0"/>
-        </w:rPr>
-        <w:t xml:space="preserve">s, procedure and conditions that produced it. Preserve data roles and distinguish observed outcomes from </w:t>
-      </w:r>
-      <w:r>
-        <w:rPr>
-          <w:b/>
-        </w:rPr>
-        <w:t>prediction</w:t>
-      </w:r>
-      <w:r>
-        <w:rPr>
-          <w:b w:val="0"/>
-        </w:rPr>
-        <w:t>s or unmeasured conditions.</w:t>
+        <w:t>This classroom assistant keeps an approved room ID only for the current session. A later correction replaces the active value but retains an audit event until session end.</w:t>
       </w:r>
     </w:p>
     <w:p>
@@ -927,471 +2100,7 @@
         <w:rPr>
           <w:b w:val="0"/>
         </w:rPr>
-        <w:t>If the prior concept cannot be explained, use a short retrieval activity before this chapter.</w:t>
-      </w:r>
-    </w:p>
-    <w:p>
-      <w:pPr>
-        <w:spacing w:line="336" w:lineRule="auto" w:after="180"/>
-      </w:pPr>
-      <w:r>
-        <w:rPr>
-          <w:b w:val="0"/>
-        </w:rPr>
-        <w:t>Lesson and workbook; paper and pencil</w:t>
-      </w:r>
-    </w:p>
-    <w:p>
-      <w:pPr>
-        <w:spacing w:line="336" w:lineRule="auto" w:after="180"/>
-      </w:pPr>
-      <w:r>
-        <w:rPr>
-          <w:b w:val="0"/>
-        </w:rPr>
-        <w:t>Calculator and optional local Python 3 for arithmetic; no live API or private data</w:t>
-      </w:r>
-    </w:p>
-    <w:p>
-      <w:pPr>
-        <w:spacing w:line="336" w:lineRule="auto" w:after="180"/>
-      </w:pPr>
-      <w:r>
-        <w:rPr>
-          <w:b w:val="0"/>
-        </w:rPr>
-        <w:t>Prepare the fresh retry separately and withhold its solution until after collection</w:t>
-      </w:r>
-    </w:p>
-    <w:p>
-      <w:pPr>
-        <w:pStyle w:val="Heading3"/>
-      </w:pPr>
-      <w:r>
-        <w:t>End goal for the pictorial case</w:t>
-      </w:r>
-    </w:p>
-    <w:p>
-      <w:pPr>
-        <w:spacing w:line="336" w:lineRule="auto" w:after="180"/>
-      </w:pPr>
-      <w:r>
-        <w:rPr>
-          <w:b w:val="0"/>
-        </w:rPr>
-        <w:t xml:space="preserve">By the end, I can explain conversation </w:t>
-      </w:r>
-      <w:r>
-        <w:rPr>
-          <w:b/>
-        </w:rPr>
-        <w:t>state</w:t>
-      </w:r>
-      <w:r>
-        <w:rPr>
-          <w:b w:val="0"/>
-        </w:rPr>
-        <w:t xml:space="preserve"> and memory using a traced example and a </w:t>
-      </w:r>
-      <w:r>
-        <w:rPr>
-          <w:b/>
-        </w:rPr>
-        <w:t>state</w:t>
-      </w:r>
-      <w:r>
-        <w:rPr>
-          <w:b w:val="0"/>
-        </w:rPr>
-        <w:t>d limitation.</w:t>
-      </w:r>
-    </w:p>
-    <w:p>
-      <w:pPr>
-        <w:spacing w:line="336" w:lineRule="auto" w:after="180"/>
-      </w:pPr>
-      <w:r>
-        <w:rPr>
-          <w:b w:val="0"/>
-        </w:rPr>
-        <w:t>This added worked case illustrates the week’s main idea. Retain all original and connected topics; schedule its practice within the teaching cycle.</w:t>
-      </w:r>
-    </w:p>
-    <w:p>
-      <w:pPr>
-        <w:pStyle w:val="Heading1"/>
-      </w:pPr>
-      <w:r>
-        <w:t>02. Explain the mechanism</w:t>
-      </w:r>
-    </w:p>
-    <w:p>
-      <w:r>
-        <w:t>Model Conversation State and Memory using the supplied case, labelled mechanism and reasoning. Make the scope of each conclusion explicit.</w:t>
-      </w:r>
-    </w:p>
-    <w:p>
-      <w:pPr>
-        <w:spacing w:line="336" w:lineRule="auto" w:after="180"/>
-      </w:pPr>
-      <w:r>
-        <w:rPr>
-          <w:b/>
-        </w:rPr>
-        <w:t>Input</w:t>
-      </w:r>
-      <w:r>
-        <w:rPr>
-          <w:b w:val="0"/>
-        </w:rPr>
-        <w:t xml:space="preserve"> → </w:t>
-      </w:r>
-      <w:r>
-        <w:rPr>
-          <w:b/>
-        </w:rPr>
-        <w:t>Process</w:t>
-      </w:r>
-      <w:r>
-        <w:rPr>
-          <w:b w:val="0"/>
-        </w:rPr>
-        <w:t xml:space="preserve"> → </w:t>
-      </w:r>
-      <w:r>
-        <w:rPr>
-          <w:b/>
-        </w:rPr>
-        <w:t>Output</w:t>
-      </w:r>
-    </w:p>
-    <w:p>
-      <w:pPr>
-        <w:spacing w:line="336" w:lineRule="auto" w:after="180"/>
-      </w:pPr>
-      <w:r>
-        <w:rPr>
-          <w:b w:val="0"/>
-        </w:rPr>
-        <w:t>Trace the information. At each stage, ask what changed and how you could test it.</w:t>
-      </w:r>
-    </w:p>
-    <w:p>
-      <w:pPr>
-        <w:spacing w:line="336" w:lineRule="auto" w:after="180"/>
-      </w:pPr>
-      <w:r>
-        <w:rPr>
-          <w:b w:val="0"/>
-        </w:rPr>
-        <w:t>Which stage could fail even when the other two are correct? Explain:</w:t>
-      </w:r>
-    </w:p>
-    <w:p>
-      <w:pPr>
-        <w:spacing w:line="336" w:lineRule="auto" w:after="180"/>
-      </w:pPr>
-      <w:r>
-        <w:rPr>
-          <w:b w:val="0"/>
-        </w:rPr>
-        <w:t xml:space="preserve">Predict first. Then check each step. A correct answer without visible reasoning is incomplete </w:t>
-      </w:r>
-      <w:r>
-        <w:rPr>
-          <w:b/>
-        </w:rPr>
-        <w:t>evidence</w:t>
-      </w:r>
-      <w:r>
-        <w:rPr>
-          <w:b w:val="0"/>
-        </w:rPr>
-        <w:t>.</w:t>
-      </w:r>
-    </w:p>
-    <w:p>
-      <w:pPr>
-        <w:spacing w:line="336" w:lineRule="auto" w:after="180"/>
-        <w:shd w:fill="F4F9FC"/>
-      </w:pPr>
-      <w:r>
-        <w:rPr>
-          <w:b w:val="0"/>
-        </w:rPr>
-        <w:t>1. Keep current topic and learner’s chosen difficulty for the session.</w:t>
-      </w:r>
-    </w:p>
-    <w:p>
-      <w:pPr>
-        <w:spacing w:line="336" w:lineRule="auto" w:after="180"/>
-        <w:shd w:fill="F4F9FC"/>
-      </w:pPr>
-      <w:r>
-        <w:rPr>
-          <w:b w:val="0"/>
-        </w:rPr>
-        <w:t>2. Summarize progress without storing full private conversation.</w:t>
-      </w:r>
-    </w:p>
-    <w:p>
-      <w:pPr>
-        <w:spacing w:line="336" w:lineRule="auto" w:after="180"/>
-        <w:shd w:fill="F4F9FC"/>
-      </w:pPr>
-      <w:r>
-        <w:rPr>
-          <w:b w:val="0"/>
-        </w:rPr>
-        <w:t>3. Forget sensitive or unnecessary details.</w:t>
-      </w:r>
-    </w:p>
-    <w:p>
-      <w:pPr>
-        <w:spacing w:line="336" w:lineRule="auto" w:after="180"/>
-        <w:shd w:fill="F4F9FC"/>
-      </w:pPr>
-      <w:r>
-        <w:rPr>
-          <w:b w:val="0"/>
-        </w:rPr>
-        <w:t>4. Retrieve approved study notes only when the learner requests that topic.</w:t>
-      </w:r>
-    </w:p>
-    <w:p>
-      <w:pPr>
-        <w:spacing w:line="336" w:lineRule="auto" w:after="180"/>
-      </w:pPr>
-      <w:r>
-        <w:rPr>
-          <w:b w:val="0"/>
-        </w:rPr>
-        <w:t>Recalculate, retrace, or re</w:t>
-      </w:r>
-      <w:r>
-        <w:rPr>
-          <w:b/>
-        </w:rPr>
-        <w:t>state</w:t>
-      </w:r>
-      <w:r>
-        <w:rPr>
-          <w:b w:val="0"/>
-        </w:rPr>
-        <w:t xml:space="preserve"> the reasoning in your own representation:</w:t>
-      </w:r>
-    </w:p>
-    <w:p>
-      <w:pPr>
-        <w:spacing w:line="336" w:lineRule="auto" w:after="180"/>
-        <w:shd w:fill="F5F1FB"/>
-      </w:pPr>
-      <w:r>
-        <w:rPr>
-          <w:b w:val="0"/>
-        </w:rPr>
-        <w:t xml:space="preserve">CHECK Did the </w:t>
-      </w:r>
-      <w:r>
-        <w:rPr>
-          <w:b/>
-        </w:rPr>
-        <w:t>evidence</w:t>
-      </w:r>
-      <w:r>
-        <w:rPr>
-          <w:b w:val="0"/>
-        </w:rPr>
-        <w:t xml:space="preserve"> answer the exact question? Did the total, path, or source record stay consistent?</w:t>
-      </w:r>
-    </w:p>
-    <w:p>
-      <w:pPr>
-        <w:pStyle w:val="Heading3"/>
-      </w:pPr>
-      <w:r>
-        <w:t>Concrete teaching case</w:t>
-      </w:r>
-    </w:p>
-    <w:p>
-      <w:pPr>
-        <w:pStyle w:val="Heading3"/>
-      </w:pPr>
-      <w:r>
-        <w:t>The teaching case</w:t>
-      </w:r>
-    </w:p>
-    <w:p>
-      <w:pPr>
-        <w:spacing w:line="336" w:lineRule="auto" w:after="180"/>
-        <w:shd w:fill="F1F6FC"/>
-      </w:pPr>
-      <w:r>
-        <w:rPr>
-          <w:b/>
-        </w:rPr>
-        <w:t>State</w:t>
-      </w:r>
-      <w:r>
-        <w:rPr>
-          <w:b w:val="0"/>
-        </w:rPr>
-        <w:t xml:space="preserve"> stores topic=plants and reading_level=beginner. User requests advanced explanation.</w:t>
-      </w:r>
-    </w:p>
-    <w:p>
-      <w:pPr>
-        <w:spacing w:line="336" w:lineRule="auto" w:after="180"/>
-        <w:shd w:fill="F5F1FB"/>
-      </w:pPr>
-      <w:r>
-        <w:rPr>
-          <w:b w:val="0"/>
-        </w:rPr>
-        <w:t>What changes?</w:t>
-      </w:r>
-    </w:p>
-    <w:p>
-      <w:pPr>
-        <w:pStyle w:val="Heading3"/>
-      </w:pPr>
-      <w:r>
-        <w:t>Exact explanation to model</w:t>
-      </w:r>
-    </w:p>
-    <w:p>
-      <w:pPr>
-        <w:pStyle w:val="Heading3"/>
-      </w:pPr>
-      <w:r>
-        <w:t>Why the result follows</w:t>
-      </w:r>
-    </w:p>
-    <w:p>
-      <w:pPr>
-        <w:spacing w:line="336" w:lineRule="auto" w:after="180"/>
-        <w:shd w:fill="F1F6FC"/>
-      </w:pPr>
-      <w:r>
-        <w:rPr>
-          <w:b w:val="0"/>
-        </w:rPr>
-        <w:t xml:space="preserve">Update reading level, retain topic unless changed. Keep only necessary </w:t>
-      </w:r>
-      <w:r>
-        <w:rPr>
-          <w:b/>
-        </w:rPr>
-        <w:t>state</w:t>
-      </w:r>
-      <w:r>
-        <w:rPr>
-          <w:b w:val="0"/>
-        </w:rPr>
-        <w:t xml:space="preserve"> with correction/reset. Context does not guarantee permanent memory.</w:t>
-      </w:r>
-    </w:p>
-    <w:p>
-      <w:pPr>
-        <w:pStyle w:val="Heading3"/>
-      </w:pPr>
-      <w:r>
-        <w:t>Explain the added worked example</w:t>
-      </w:r>
-    </w:p>
-    <w:p>
-      <w:pPr>
-        <w:spacing w:line="336" w:lineRule="auto" w:after="180"/>
-      </w:pPr>
-      <w:r>
-        <w:rPr>
-          <w:b w:val="0"/>
-        </w:rPr>
-        <w:t xml:space="preserve">Conversation </w:t>
-      </w:r>
-      <w:r>
-        <w:rPr>
-          <w:b/>
-        </w:rPr>
-        <w:t>state</w:t>
-      </w:r>
-      <w:r>
-        <w:rPr>
-          <w:b w:val="0"/>
-        </w:rPr>
-        <w:t xml:space="preserve"> stores facts or prior interactions for later use. It needs scope, provenance, correction and </w:t>
-      </w:r>
-      <w:r>
-        <w:rPr>
-          <w:b/>
-        </w:rPr>
-        <w:t>retention rule</w:t>
-      </w:r>
-      <w:r>
-        <w:rPr>
-          <w:b w:val="0"/>
-        </w:rPr>
-        <w:t>s rather than indefinite accumulation.</w:t>
-      </w:r>
-    </w:p>
-    <w:p>
-      <w:pPr>
-        <w:pStyle w:val="Heading3"/>
-      </w:pPr>
-      <w:r>
-        <w:t>Explain the added worked example · 1</w:t>
-      </w:r>
-    </w:p>
-    <w:p>
-      <w:pPr>
-        <w:spacing w:line="336" w:lineRule="auto" w:after="180"/>
-      </w:pPr>
-      <w:r>
-        <w:rPr>
-          <w:b w:val="0"/>
-        </w:rPr>
-        <w:t>Begin by writing the question the procedure is intended to answer. Identify the information already supplied, the information it will produce and the information still missing.</w:t>
-      </w:r>
-    </w:p>
-    <w:p>
-      <w:pPr>
-        <w:spacing w:line="336" w:lineRule="auto" w:after="180"/>
-      </w:pPr>
-      <w:r>
-        <w:rPr>
-          <w:b w:val="0"/>
-        </w:rPr>
-        <w:t>These are constructed classroom examples; they do not require live accounts, private records or an external service. Do not treat a plausible explanation as a measured outcome.</w:t>
-      </w:r>
-    </w:p>
-    <w:p>
-      <w:pPr>
-        <w:spacing w:line="336" w:lineRule="auto" w:after="180"/>
-      </w:pPr>
-      <w:r>
-        <w:rPr>
-          <w:b w:val="0"/>
-        </w:rPr>
-        <w:t>This classroom assistant keeps an approved room ID only for the current session. A later correction replaces the active value but retains an audit event until session end.</w:t>
-      </w:r>
-    </w:p>
-    <w:p>
-      <w:pPr>
-        <w:spacing w:line="336" w:lineRule="auto" w:after="180"/>
-      </w:pPr>
-      <w:r>
-        <w:rPr>
-          <w:b w:val="0"/>
-        </w:rPr>
         <w:t>Do not persist private text merely because it appeared in conversation.</w:t>
-      </w:r>
-    </w:p>
-    <w:p>
-      <w:pPr>
-        <w:pStyle w:val="Heading3"/>
-      </w:pPr>
-      <w:r>
-        <w:t>Explain the added worked example · 2</w:t>
       </w:r>
     </w:p>
     <w:p>
@@ -1612,48 +2321,6 @@
         <w:rPr>
           <w:b w:val="0"/>
         </w:rPr>
-        <w:t>Turn 1 selects room A; turn 2 corrects to room B. A later answer uses A from an older summary.</w:t>
-      </w:r>
-    </w:p>
-    <w:p>
-      <w:pPr>
-        <w:spacing w:line="336" w:lineRule="auto" w:after="180"/>
-      </w:pPr>
-      <w:r>
-        <w:rPr>
-          <w:b w:val="0"/>
-        </w:rPr>
-        <w:t xml:space="preserve">Active </w:t>
-      </w:r>
-      <w:r>
-        <w:rPr>
-          <w:b/>
-        </w:rPr>
-        <w:t>state</w:t>
-      </w:r>
-      <w:r>
-        <w:rPr>
-          <w:b w:val="0"/>
-        </w:rPr>
-        <w:t xml:space="preserve"> should be B under the correction rule. The summary is stale; regenerate or invalidate it and preserve the correction audit within the declared session lifetime.</w:t>
-      </w:r>
-    </w:p>
-    <w:p>
-      <w:pPr>
-        <w:pStyle w:val="Heading3"/>
-      </w:pPr>
-      <w:r>
-        <w:t>Model the reasoning aloud · 3</w:t>
-      </w:r>
-    </w:p>
-    <w:p>
-      <w:pPr>
-        <w:spacing w:line="336" w:lineRule="auto" w:after="180"/>
-      </w:pPr>
-      <w:r>
-        <w:rPr>
-          <w:b w:val="0"/>
-        </w:rPr>
         <w:t xml:space="preserve">Compare the intermediate </w:t>
       </w:r>
       <w:r>
@@ -1851,85 +2518,10 @@
     </w:p>
     <w:p>
       <w:pPr>
-        <w:spacing w:line="336" w:lineRule="auto" w:after="180"/>
-      </w:pPr>
-      <w:r>
-        <w:rPr>
-          <w:b w:val="0"/>
-        </w:rPr>
-        <w:t>Keep a reading conversation consistent when the learner changes the selected book.</w:t>
-      </w:r>
-    </w:p>
-    <w:p>
-      <w:pPr>
         <w:pStyle w:val="Heading3"/>
       </w:pPr>
       <w:r>
         <w:t>The facts we will use</w:t>
-      </w:r>
-    </w:p>
-    <w:p>
-      <w:pPr>
-        <w:pStyle w:val="Heading3"/>
-      </w:pPr>
-      <w:r>
-        <w:t>Supplied facts</w:t>
-      </w:r>
-    </w:p>
-    <w:p>
-      <w:pPr>
-        <w:spacing w:line="336" w:lineRule="auto" w:after="180"/>
-        <w:shd w:fill="F1F6FC"/>
-      </w:pPr>
-      <w:r>
-        <w:rPr>
-          <w:b w:val="0"/>
-        </w:rPr>
-        <w:t xml:space="preserve">In this toy session, “choose Cedar” sets selected_book=Cedar; “change to Maple” replaces it. </w:t>
-      </w:r>
-      <w:r>
-        <w:rPr>
-          <w:b/>
-        </w:rPr>
-        <w:t>Session state</w:t>
-      </w:r>
-      <w:r>
-        <w:rPr>
-          <w:b w:val="0"/>
-        </w:rPr>
-        <w:t xml:space="preserve"> is cleared on exit.</w:t>
-      </w:r>
-    </w:p>
-    <w:p>
-      <w:pPr>
-        <w:pStyle w:val="Heading3"/>
-      </w:pPr>
-      <w:r>
-        <w:t>Supplied facts</w:t>
-      </w:r>
-    </w:p>
-    <w:p>
-      <w:pPr>
-        <w:spacing w:line="336" w:lineRule="auto" w:after="180"/>
-        <w:shd w:fill="F1F6FC"/>
-      </w:pPr>
-      <w:r>
-        <w:rPr>
-          <w:b w:val="0"/>
-        </w:rPr>
-        <w:t xml:space="preserve">All </w:t>
-      </w:r>
-      <w:r>
-        <w:rPr>
-          <w:b/>
-        </w:rPr>
-        <w:t>input</w:t>
-      </w:r>
-      <w:r>
-        <w:rPr>
-          <w:b w:val="0"/>
-        </w:rPr>
-        <w:t>s and outcomes in this worked example are invented classroom data; no real model run is claimed.</w:t>
       </w:r>
     </w:p>
     <w:p>
@@ -1937,7 +2529,7 @@
         <w:drawing>
           <wp:inline xmlns:a="http://schemas.openxmlformats.org/drawingml/2006/main" xmlns:pic="http://schemas.openxmlformats.org/drawingml/2006/picture">
             <wp:extent cx="5486400" cy="5225143"/>
-            <wp:docPr id="1" name="Picture 1" descr="Conversation State and Memory. First choice: Store Cedar as this session’s selected book.. Correct choice: Replace Cedar with Maple; do not append an equally active second choice.. End session: Clear selected_book. A new session begins with no selected book."/>
+            <wp:docPr id="2" name="Picture 2" descr="Conversation State and Memory. First choice: Store Cedar as this session’s selected book.. Correct choice: Replace Cedar with Maple; do not append an equally active second choice.. End session: Clear selected_book. A new session begins with no selected book."/>
             <wp:cNvGraphicFramePr>
               <a:graphicFrameLocks noChangeAspect="1"/>
             </wp:cNvGraphicFramePr>
@@ -1949,7 +2541,7 @@
                     <pic:cNvPicPr/>
                   </pic:nvPicPr>
                   <pic:blipFill>
-                    <a:blip r:embed="rId9"/>
+                    <a:blip r:embed="rId10"/>
                     <a:stretch>
                       <a:fillRect/>
                     </a:stretch>
@@ -1973,114 +2565,7 @@
         <w:pStyle w:val="Heading3"/>
       </w:pPr>
       <w:r>
-        <w:t>Read the picture one step at a time</w:t>
-      </w:r>
-    </w:p>
-    <w:tbl>
-      <w:tblPr>
-        <w:tblStyle w:val="LightShading-Accent1"/>
-        <w:tblW w:type="auto" w:w="0"/>
-        <w:tblLook w:firstColumn="1" w:firstRow="1" w:lastColumn="0" w:lastRow="0" w:noHBand="0" w:noVBand="1" w:val="04A0"/>
-      </w:tblPr>
-      <w:tblGrid>
-        <w:gridCol w:w="5112"/>
-        <w:gridCol w:w="5112"/>
-      </w:tblGrid>
-      <w:tr>
-        <w:trPr>
-          <w:tblHeader/>
-        </w:trPr>
-        <w:tc>
-          <w:tcPr>
-            <w:tcW w:type="dxa" w:w="5112"/>
-          </w:tcPr>
-          <w:p>
-            <w:r>
-              <w:t>Step</w:t>
-            </w:r>
-          </w:p>
-        </w:tc>
-        <w:tc>
-          <w:tcPr>
-            <w:tcW w:type="dxa" w:w="5112"/>
-          </w:tcPr>
-          <w:p>
-            <w:r>
-              <w:t>What happens and why</w:t>
-            </w:r>
-          </w:p>
-        </w:tc>
-      </w:tr>
-      <w:tr>
-        <w:tc>
-          <w:tcPr>
-            <w:tcW w:type="dxa" w:w="5112"/>
-          </w:tcPr>
-          <w:p>
-            <w:r>
-              <w:t>1. First choice</w:t>
-            </w:r>
-          </w:p>
-        </w:tc>
-        <w:tc>
-          <w:tcPr>
-            <w:tcW w:type="dxa" w:w="5112"/>
-          </w:tcPr>
-          <w:p>
-            <w:r>
-              <w:t>Store Cedar as this session’s selected book.</w:t>
-            </w:r>
-          </w:p>
-        </w:tc>
-      </w:tr>
-      <w:tr>
-        <w:tc>
-          <w:tcPr>
-            <w:tcW w:type="dxa" w:w="5112"/>
-          </w:tcPr>
-          <w:p>
-            <w:r>
-              <w:t>2. Correct choice</w:t>
-            </w:r>
-          </w:p>
-        </w:tc>
-        <w:tc>
-          <w:tcPr>
-            <w:tcW w:type="dxa" w:w="5112"/>
-          </w:tcPr>
-          <w:p>
-            <w:r>
-              <w:t>Replace Cedar with Maple; do not append an equally active second choice.</w:t>
-            </w:r>
-          </w:p>
-        </w:tc>
-      </w:tr>
-      <w:tr>
-        <w:tc>
-          <w:tcPr>
-            <w:tcW w:type="dxa" w:w="5112"/>
-          </w:tcPr>
-          <w:p>
-            <w:r>
-              <w:t>3. End session</w:t>
-            </w:r>
-          </w:p>
-        </w:tc>
-        <w:tc>
-          <w:tcPr>
-            <w:tcW w:type="dxa" w:w="5112"/>
-          </w:tcPr>
-          <w:p>
-            <w:r>
-              <w:t>Clear selected_book. A new session begins with no selected book.</w:t>
-            </w:r>
-          </w:p>
-        </w:tc>
-      </w:tr>
-    </w:tbl>
-    <w:p>
-      <w:r>
-        <w:t>Match each pictured step to the supplied facts. This is a worked teaching case, not an independent assessment.</w:t>
+        <w:t>Why this result follows</w:t>
       </w:r>
     </w:p>
     <w:p>
@@ -2088,7 +2573,7 @@
         <w:pStyle w:val="Heading3"/>
       </w:pPr>
       <w:r>
-        <w:t>Why this result follows</w:t>
+        <w:t>What this example does not establish</w:t>
       </w:r>
     </w:p>
     <w:p>
@@ -2096,43 +2581,385 @@
         <w:pStyle w:val="Heading3"/>
       </w:pPr>
       <w:r>
-        <w:t>Why the result follows</w:t>
+        <w:t>Change one thing in the pictured case</w:t>
+      </w:r>
+    </w:p>
+    <w:p>
+      <w:pPr>
+        <w:pStyle w:val="Heading3"/>
+      </w:pPr>
+      <w:r>
+        <w:t>Ask while showing the picture</w:t>
+      </w:r>
+    </w:p>
+    <w:p>
+      <w:pPr>
+        <w:pStyle w:val="Heading1"/>
+      </w:pPr>
+      <w:r>
+        <w:t>03. Guide the explanation, then remove help</w:t>
+      </w:r>
+    </w:p>
+    <w:p>
+      <w:r>
+        <w:t>Collect each learner’s reasoning before showing feedback.</w:t>
+      </w:r>
+    </w:p>
+    <w:p>
+      <w:pPr>
+        <w:pStyle w:val="Heading2"/>
+      </w:pPr>
+      <w:r>
+        <w:t>Main completion prompt</w:t>
       </w:r>
     </w:p>
     <w:p>
       <w:pPr>
         <w:spacing w:line="336" w:lineRule="auto" w:after="180"/>
-        <w:shd w:fill="F1F6FC"/>
-      </w:pPr>
-      <w:r>
-        <w:rPr>
-          <w:b w:val="0"/>
-        </w:rPr>
-        <w:t xml:space="preserve">Read the picture in order. Clear selected_book. A new session begins with no selected book. The arrows show which recorded </w:t>
+      </w:pPr>
+      <w:r>
+        <w:rPr>
+          <w:b w:val="0"/>
+        </w:rPr>
+        <w:t>Completion task: Turn 1 selects room A; turn 2 corrects to room B. A later answer uses A from an older summary. Show the intermediate steps and give the conclusion with its scope.</w:t>
+      </w:r>
+    </w:p>
+    <w:p>
+      <w:pPr>
+        <w:pStyle w:val="Heading2"/>
+      </w:pPr>
+      <w:r>
+        <w:t>Expected reasoning and fading help</w:t>
+      </w:r>
+    </w:p>
+    <w:p>
+      <w:pPr>
+        <w:spacing w:line="336" w:lineRule="auto" w:after="180"/>
+      </w:pPr>
+      <w:r>
+        <w:rPr>
+          <w:b w:val="0"/>
+        </w:rPr>
+        <w:t xml:space="preserve">Teacher check: Teacher explanation: Active </w:t>
       </w:r>
       <w:r>
         <w:rPr>
           <w:b/>
         </w:rPr>
+        <w:t>state</w:t>
+      </w:r>
+      <w:r>
+        <w:rPr>
+          <w:b w:val="0"/>
+        </w:rPr>
+        <w:t xml:space="preserve"> should be B under the correction rule. The summary is stale; regenerate or invalidate it and preserve the correction audit within the declared session lifetime.</w:t>
+      </w:r>
+    </w:p>
+    <w:p>
+      <w:pPr>
+        <w:spacing w:line="336" w:lineRule="auto" w:after="180"/>
+      </w:pPr>
+      <w:r>
+        <w:rPr>
+          <w:b w:val="0"/>
+        </w:rPr>
+        <w:t xml:space="preserve">Start by identifying the given </w:t>
+      </w:r>
+      <w:r>
+        <w:rPr>
+          <w:b/>
+        </w:rPr>
         <w:t>input</w:t>
       </w:r>
       <w:r>
         <w:rPr>
           <w:b w:val="0"/>
         </w:rPr>
-        <w:t xml:space="preserve"> or intermediate result each decision uses.</w:t>
+        <w:t>s together. Leave the intermediate steps blank. If needed, model one step, then withdraw that help on the next step. Move to a full trace only when the partial trace is understood.</w:t>
       </w:r>
     </w:p>
     <w:p>
       <w:pPr>
         <w:spacing w:line="336" w:lineRule="auto" w:after="180"/>
-        <w:shd w:fill="F1F6FC"/>
-      </w:pPr>
-      <w:r>
-        <w:rPr>
-          <w:b w:val="0"/>
-        </w:rPr>
-        <w:t>Explain the deciding step aloud before checking the changed case; pointing to the final answer alone does not show how it follows.</w:t>
+      </w:pPr>
+      <w:r>
+        <w:rPr>
+          <w:b w:val="0"/>
+        </w:rPr>
+        <w:t>For partners, alternate explainer and checker; collect a response from every learner before discussion.</w:t>
+      </w:r>
+    </w:p>
+    <w:p>
+      <w:pPr>
+        <w:pStyle w:val="Heading2"/>
+      </w:pPr>
+      <w:r>
+        <w:t>Individual misconception check</w:t>
+      </w:r>
+    </w:p>
+    <w:p>
+      <w:pPr>
+        <w:spacing w:line="336" w:lineRule="auto" w:after="180"/>
+      </w:pPr>
+      <w:r>
+        <w:rPr>
+          <w:b w:val="0"/>
+        </w:rPr>
+        <w:t xml:space="preserve">Use the worked case for Conversation </w:t>
+      </w:r>
+      <w:r>
+        <w:rPr>
+          <w:b/>
+        </w:rPr>
+        <w:t>state</w:t>
+      </w:r>
+      <w:r>
+        <w:rPr>
+          <w:b w:val="0"/>
+        </w:rPr>
+        <w:t xml:space="preserve"> and retention. Proposed explanation: “The worked result establishes every future case”. Decide whether this explanation is supported.</w:t>
+      </w:r>
+    </w:p>
+    <w:p>
+      <w:pPr>
+        <w:spacing w:line="336" w:lineRule="auto" w:after="180"/>
+      </w:pPr>
+      <w:r>
+        <w:rPr>
+          <w:b w:val="0"/>
+        </w:rPr>
+        <w:t>Point to the step or supplied fact that decides; explain your repair if needed.</w:t>
+      </w:r>
+    </w:p>
+    <w:p>
+      <w:pPr>
+        <w:spacing w:line="336" w:lineRule="auto" w:after="180"/>
+      </w:pPr>
+      <w:r>
+        <w:rPr>
+          <w:b w:val="0"/>
+        </w:rPr>
+        <w:t xml:space="preserve">Expected correction: Remembered </w:t>
+      </w:r>
+      <w:r>
+        <w:rPr>
+          <w:b/>
+        </w:rPr>
+        <w:t>state</w:t>
+      </w:r>
+      <w:r>
+        <w:rPr>
+          <w:b w:val="0"/>
+        </w:rPr>
+        <w:t xml:space="preserve">ments are not automatically current or verified; retention should follow the </w:t>
+      </w:r>
+      <w:r>
+        <w:rPr>
+          <w:b/>
+        </w:rPr>
+        <w:t>state</w:t>
+      </w:r>
+      <w:r>
+        <w:rPr>
+          <w:b w:val="0"/>
+        </w:rPr>
+        <w:t>d purpose and policy.</w:t>
+      </w:r>
+    </w:p>
+    <w:p>
+      <w:pPr>
+        <w:spacing w:line="336" w:lineRule="auto" w:after="180"/>
+      </w:pPr>
+      <w:r>
+        <w:rPr>
+          <w:b w:val="0"/>
+        </w:rPr>
+        <w:t>Collect explanations, not only yes/no votes. If a misunderstanding is common, re-model the relevant step for the class.</w:t>
+      </w:r>
+    </w:p>
+    <w:p>
+      <w:pPr>
+        <w:spacing w:line="336" w:lineRule="auto" w:after="180"/>
+      </w:pPr>
+      <w:r>
+        <w:rPr>
+          <w:b w:val="0"/>
+        </w:rPr>
+        <w:t>If it affects a few learners, give a short targeted group explanation while others solve a more demanding variation.</w:t>
+      </w:r>
+    </w:p>
+    <w:p>
+      <w:pPr>
+        <w:pStyle w:val="Heading2"/>
+      </w:pPr>
+      <w:r>
+        <w:t>Pictorial question and changed-case reasoning</w:t>
+      </w:r>
+    </w:p>
+    <w:p>
+      <w:pPr>
+        <w:spacing w:line="336" w:lineRule="auto" w:after="180"/>
+      </w:pPr>
+      <w:r>
+        <w:rPr>
+          <w:b w:val="0"/>
+        </w:rPr>
+        <w:t xml:space="preserve">What is selected_book after the correction and after exit? Point to the relevant step in the picture, then write the changed result and the rule or </w:t>
+      </w:r>
+      <w:r>
+        <w:rPr>
+          <w:b/>
+        </w:rPr>
+        <w:t>evidence</w:t>
+      </w:r>
+      <w:r>
+        <w:rPr>
+          <w:b w:val="0"/>
+        </w:rPr>
+        <w:t xml:space="preserve"> that supports it.</w:t>
+      </w:r>
+    </w:p>
+    <w:p>
+      <w:pPr>
+        <w:spacing w:line="336" w:lineRule="auto" w:after="180"/>
+      </w:pPr>
+      <w:r>
+        <w:rPr>
+          <w:b w:val="0"/>
+        </w:rPr>
+        <w:t>After correction it is Maple; after exit it is unset. Ask for a new selection before making a summary. Changed-case check: Ask which book the learner wants.</w:t>
+      </w:r>
+    </w:p>
+    <w:p>
+      <w:pPr>
+        <w:spacing w:line="336" w:lineRule="auto" w:after="180"/>
+      </w:pPr>
+      <w:r>
+        <w:rPr>
+          <w:b w:val="0"/>
+        </w:rPr>
+        <w:t xml:space="preserve">The declared policy clears </w:t>
+      </w:r>
+      <w:r>
+        <w:rPr>
+          <w:b/>
+        </w:rPr>
+        <w:t>session state</w:t>
+      </w:r>
+      <w:r>
+        <w:rPr>
+          <w:b w:val="0"/>
+        </w:rPr>
+        <w:t>, so yesterday’s choice is unavailable.</w:t>
+      </w:r>
+    </w:p>
+    <w:p>
+      <w:pPr>
+        <w:spacing w:line="336" w:lineRule="auto" w:after="180"/>
+      </w:pPr>
+      <w:r>
+        <w:rPr>
+          <w:b w:val="0"/>
+        </w:rPr>
+        <w:t xml:space="preserve">Changed-case reasoning: Ask which book the learner wants. The declared policy clears </w:t>
+      </w:r>
+      <w:r>
+        <w:rPr>
+          <w:b/>
+        </w:rPr>
+        <w:t>session state</w:t>
+      </w:r>
+      <w:r>
+        <w:rPr>
+          <w:b w:val="0"/>
+        </w:rPr>
+        <w:t>, so yesterday’s choice is unavailable.</w:t>
+      </w:r>
+    </w:p>
+    <w:p>
+      <w:pPr>
+        <w:spacing w:line="336" w:lineRule="auto" w:after="180"/>
+      </w:pPr>
+      <w:r>
+        <w:rPr>
+          <w:b w:val="0"/>
+        </w:rPr>
+        <w:t xml:space="preserve">Collect each learner’s explanation before discussion. Use the first missing connection between </w:t>
+      </w:r>
+      <w:r>
+        <w:rPr>
+          <w:b/>
+        </w:rPr>
+        <w:t>input</w:t>
+      </w:r>
+      <w:r>
+        <w:rPr>
+          <w:b w:val="0"/>
+        </w:rPr>
+        <w:t xml:space="preserve">, deciding step and result to choose support. This question is worked-case practice, not fresh mastery </w:t>
+      </w:r>
+      <w:r>
+        <w:rPr>
+          <w:b/>
+        </w:rPr>
+        <w:t>evidence</w:t>
+      </w:r>
+      <w:r>
+        <w:rPr>
+          <w:b w:val="0"/>
+        </w:rPr>
+        <w:t>.</w:t>
+      </w:r>
+    </w:p>
+    <w:p>
+      <w:pPr>
+        <w:pStyle w:val="Heading2"/>
+      </w:pPr>
+      <w:r>
+        <w:t>Keep each learner explaining</w:t>
+      </w:r>
+    </w:p>
+    <w:p>
+      <w:pPr>
+        <w:pStyle w:val="ListBullet"/>
+      </w:pPr>
+      <w:r>
+        <w:t>Ask: Which facts are given, and which would we have to assume? Learners mark relevant details before discussing answers.</w:t>
+      </w:r>
+    </w:p>
+    <w:p>
+      <w:pPr>
+        <w:pStyle w:val="ListBullet"/>
+      </w:pPr>
+      <w:r>
+        <w:t>Say: Predict first. Show the rule, information path or calculation that would produce the result. A correct guess is not yet an explanation.</w:t>
+      </w:r>
+    </w:p>
+    <w:p>
+      <w:pPr>
+        <w:pStyle w:val="ListBullet"/>
+      </w:pPr>
+      <w:r>
+        <w:t>In pairs, one learner solves while the other checks evidence; exchange roles. Remove the worked answer before independent assessment.</w:t>
+      </w:r>
+    </w:p>
+    <w:p>
+      <w:pPr>
+        <w:pStyle w:val="Heading2"/>
+      </w:pPr>
+      <w:r>
+        <w:t>Earlier wording, alternatives and picture transcripts · reference / check after trying</w:t>
+      </w:r>
+    </w:p>
+    <w:p>
+      <w:pPr>
+        <w:spacing w:line="336" w:lineRule="auto" w:after="180"/>
+      </w:pPr>
+      <w:r>
+        <w:rPr>
+          <w:b w:val="0"/>
+        </w:rPr>
+        <w:t>Demonstrate and guide practice</w:t>
       </w:r>
     </w:p>
     <w:p>
@@ -2140,7 +2967,87 @@
         <w:pStyle w:val="Heading3"/>
       </w:pPr>
       <w:r>
-        <w:t>What this example does not establish</w:t>
+        <w:t>Board sequence</w:t>
+      </w:r>
+    </w:p>
+    <w:p>
+      <w:pPr>
+        <w:spacing w:line="336" w:lineRule="auto" w:after="180"/>
+      </w:pPr>
+      <w:r>
+        <w:rPr>
+          <w:b w:val="0"/>
+        </w:rPr>
+        <w:t xml:space="preserve">Write the given facts: </w:t>
+      </w:r>
+      <w:r>
+        <w:rPr>
+          <w:b/>
+        </w:rPr>
+        <w:t>State</w:t>
+      </w:r>
+      <w:r>
+        <w:rPr>
+          <w:b w:val="0"/>
+        </w:rPr>
+        <w:t xml:space="preserve"> stores topic=plants and reading_level=beginner. User requests advanced explanation.</w:t>
+      </w:r>
+    </w:p>
+    <w:p>
+      <w:pPr>
+        <w:spacing w:line="336" w:lineRule="auto" w:after="180"/>
+      </w:pPr>
+      <w:r>
+        <w:rPr>
+          <w:b w:val="0"/>
+        </w:rPr>
+        <w:t>Write the question to explain: What changes?</w:t>
+      </w:r>
+    </w:p>
+    <w:p>
+      <w:pPr>
+        <w:spacing w:line="336" w:lineRule="auto" w:after="180"/>
+      </w:pPr>
+      <w:r>
+        <w:rPr>
+          <w:b w:val="0"/>
+        </w:rPr>
+        <w:t xml:space="preserve">Reveal after </w:t>
+      </w:r>
+      <w:r>
+        <w:rPr>
+          <w:b/>
+        </w:rPr>
+        <w:t>prediction</w:t>
+      </w:r>
+      <w:r>
+        <w:rPr>
+          <w:b w:val="0"/>
+        </w:rPr>
+        <w:t xml:space="preserve">s: Update reading level, retain topic unless changed. Keep only necessary </w:t>
+      </w:r>
+      <w:r>
+        <w:rPr>
+          <w:b/>
+        </w:rPr>
+        <w:t>state</w:t>
+      </w:r>
+      <w:r>
+        <w:rPr>
+          <w:b w:val="0"/>
+        </w:rPr>
+        <w:t xml:space="preserve"> with correction/reset. Context does not guarantee permanent memory.</w:t>
+      </w:r>
+    </w:p>
+    <w:p>
+      <w:pPr>
+        <w:spacing w:line="336" w:lineRule="auto" w:after="180"/>
+      </w:pPr>
+      <w:r>
+        <w:rPr>
+          <w:b w:val="0"/>
+        </w:rPr>
+        <w:t>Use the earlier changed question as optional later practice. Reserve Trace the new lab-selection session independently for the first independent attempt before hints or feedback.</w:t>
       </w:r>
     </w:p>
     <w:p>
@@ -2148,422 +3055,18 @@
         <w:pStyle w:val="Heading3"/>
       </w:pPr>
       <w:r>
-        <w:t>Keep the stated limit</w:t>
+        <w:t>Classroom dialogue</w:t>
       </w:r>
     </w:p>
     <w:p>
       <w:pPr>
         <w:spacing w:line="336" w:lineRule="auto" w:after="180"/>
-        <w:shd w:fill="FFF5E6"/>
-      </w:pPr>
-      <w:r>
-        <w:rPr>
-          <w:b w:val="0"/>
-        </w:rPr>
-        <w:t xml:space="preserve">Conversation </w:t>
-      </w:r>
-      <w:r>
-        <w:rPr>
-          <w:b/>
-        </w:rPr>
-        <w:t>state</w:t>
-      </w:r>
-      <w:r>
-        <w:rPr>
-          <w:b w:val="0"/>
-        </w:rPr>
-        <w:t xml:space="preserve"> is an application record; it is not </w:t>
-      </w:r>
-      <w:r>
-        <w:rPr>
-          <w:b/>
-        </w:rPr>
-        <w:t>evidence</w:t>
-      </w:r>
-      <w:r>
-        <w:rPr>
-          <w:b w:val="0"/>
-        </w:rPr>
-        <w:t xml:space="preserve"> that the model permanently learned the learner’s preferences.</w:t>
-      </w:r>
-    </w:p>
-    <w:p>
-      <w:pPr>
-        <w:pStyle w:val="Heading3"/>
-      </w:pPr>
-      <w:r>
-        <w:t>Change one thing in the pictured case</w:t>
-      </w:r>
-    </w:p>
-    <w:p>
-      <w:pPr>
-        <w:pStyle w:val="Heading3"/>
-      </w:pPr>
-      <w:r>
-        <w:t>Change one thing</w:t>
-      </w:r>
-    </w:p>
-    <w:p>
-      <w:pPr>
-        <w:spacing w:line="336" w:lineRule="auto" w:after="180"/>
-        <w:shd w:fill="F5F1FB"/>
-      </w:pPr>
-      <w:r>
-        <w:rPr>
-          <w:b w:val="0"/>
-        </w:rPr>
-        <w:t>Change: The next session asks “summarise my book” without naming one.</w:t>
-      </w:r>
-    </w:p>
-    <w:p>
-      <w:pPr>
-        <w:pStyle w:val="Heading3"/>
-      </w:pPr>
-      <w:r>
-        <w:t>Predicted result</w:t>
-      </w:r>
-    </w:p>
-    <w:p>
-      <w:pPr>
-        <w:spacing w:line="336" w:lineRule="auto" w:after="180"/>
-        <w:shd w:fill="F1F6FC"/>
-      </w:pPr>
-      <w:r>
-        <w:rPr>
-          <w:b/>
-        </w:rPr>
-        <w:t>Prediction</w:t>
-      </w:r>
-      <w:r>
-        <w:rPr>
-          <w:b w:val="0"/>
-        </w:rPr>
-        <w:t>: Ask which book the learner wants.</w:t>
-      </w:r>
-    </w:p>
-    <w:p>
-      <w:pPr>
-        <w:pStyle w:val="Heading3"/>
-      </w:pPr>
-      <w:r>
-        <w:t>Why the result follows</w:t>
-      </w:r>
-    </w:p>
-    <w:p>
-      <w:pPr>
-        <w:spacing w:line="336" w:lineRule="auto" w:after="180"/>
-        <w:shd w:fill="F1F6FC"/>
-      </w:pPr>
-      <w:r>
-        <w:rPr>
-          <w:b w:val="0"/>
-        </w:rPr>
-        <w:t xml:space="preserve">Reason: The declared policy clears </w:t>
-      </w:r>
-      <w:r>
-        <w:rPr>
-          <w:b/>
-        </w:rPr>
-        <w:t>session state</w:t>
-      </w:r>
-      <w:r>
-        <w:rPr>
-          <w:b w:val="0"/>
-        </w:rPr>
-        <w:t>, so yesterday’s choice is unavailable.</w:t>
-      </w:r>
-    </w:p>
-    <w:p>
-      <w:pPr>
-        <w:pStyle w:val="Heading3"/>
-      </w:pPr>
-      <w:r>
-        <w:t>Ask while showing the picture</w:t>
-      </w:r>
-    </w:p>
-    <w:p>
-      <w:pPr>
-        <w:pStyle w:val="Heading3"/>
-      </w:pPr>
-      <w:r>
-        <w:t>Ask while showing the picture · 4</w:t>
-      </w:r>
-    </w:p>
-    <w:p>
-      <w:pPr>
-        <w:spacing w:line="336" w:lineRule="auto" w:after="180"/>
-      </w:pPr>
-      <w:r>
-        <w:rPr>
-          <w:b w:val="0"/>
-        </w:rPr>
-        <w:t xml:space="preserve">Cover the result. Ask learners to name the </w:t>
-      </w:r>
-      <w:r>
-        <w:rPr>
-          <w:b/>
-        </w:rPr>
-        <w:t>input</w:t>
-      </w:r>
-      <w:r>
-        <w:rPr>
-          <w:b w:val="0"/>
-        </w:rPr>
-        <w:t xml:space="preserve">s and predict the next step. Uncover one step, connect the icon to the actual procedure, and explain its </w:t>
-      </w:r>
-      <w:r>
-        <w:rPr>
-          <w:b/>
-        </w:rPr>
-        <w:t>evidence</w:t>
-      </w:r>
-      <w:r>
-        <w:rPr>
-          <w:b w:val="0"/>
-        </w:rPr>
-        <w:t>. Then change the supplied condition and compare.</w:t>
-      </w:r>
-    </w:p>
-    <w:p>
-      <w:pPr>
-        <w:spacing w:line="336" w:lineRule="auto" w:after="180"/>
-      </w:pPr>
-      <w:r>
-        <w:rPr>
-          <w:b w:val="0"/>
-        </w:rPr>
-        <w:t>The picture is a representation; it does not document execution of a real AI model.</w:t>
-      </w:r>
-    </w:p>
-    <w:p>
-      <w:pPr>
-        <w:pStyle w:val="Heading1"/>
-      </w:pPr>
-      <w:r>
-        <w:t>03. Demonstrate and guide practice</w:t>
-      </w:r>
-    </w:p>
-    <w:p>
-      <w:r>
-        <w:t>Demonstrate Conversation State and Memory, reduce support deliberately and check individual reasoning before discussing answers.</w:t>
-      </w:r>
-    </w:p>
-    <w:p>
-      <w:pPr>
-        <w:pStyle w:val="Heading3"/>
-      </w:pPr>
-      <w:r>
-        <w:t>Board sequence</w:t>
-      </w:r>
-    </w:p>
-    <w:p>
-      <w:pPr>
-        <w:pStyle w:val="Heading3"/>
-      </w:pPr>
-      <w:r>
-        <w:t>1. Put the facts on the board</w:t>
-      </w:r>
-    </w:p>
-    <w:p>
-      <w:pPr>
-        <w:spacing w:line="336" w:lineRule="auto" w:after="180"/>
-        <w:shd w:fill="F4F9FC"/>
-      </w:pPr>
-      <w:r>
-        <w:rPr>
-          <w:b w:val="0"/>
-        </w:rPr>
-        <w:t xml:space="preserve">Write the given facts: </w:t>
-      </w:r>
-      <w:r>
-        <w:rPr>
-          <w:b/>
-        </w:rPr>
-        <w:t>State</w:t>
-      </w:r>
-      <w:r>
-        <w:rPr>
-          <w:b w:val="0"/>
-        </w:rPr>
-        <w:t xml:space="preserve"> stores topic=plants and reading_level=beginner. User requests advanced explanation.</w:t>
-      </w:r>
-    </w:p>
-    <w:p>
-      <w:pPr>
-        <w:pStyle w:val="Heading3"/>
-      </w:pPr>
-      <w:r>
-        <w:t>2. State the decision to explain</w:t>
-      </w:r>
-    </w:p>
-    <w:p>
-      <w:pPr>
-        <w:spacing w:line="336" w:lineRule="auto" w:after="180"/>
-        <w:shd w:fill="F5F1FB"/>
-      </w:pPr>
-      <w:r>
-        <w:rPr>
-          <w:b w:val="0"/>
-        </w:rPr>
-        <w:t>Write the question to explain: What changes?</w:t>
-      </w:r>
-    </w:p>
-    <w:p>
-      <w:pPr>
-        <w:pStyle w:val="Heading3"/>
-      </w:pPr>
-      <w:r>
-        <w:t>3. Reveal the worked reasoning</w:t>
-      </w:r>
-    </w:p>
-    <w:p>
-      <w:pPr>
-        <w:spacing w:line="336" w:lineRule="auto" w:after="180"/>
-        <w:shd w:fill="F1F6FC"/>
-      </w:pPr>
-      <w:r>
-        <w:rPr>
-          <w:b w:val="0"/>
-        </w:rPr>
-        <w:t xml:space="preserve">Reveal after </w:t>
-      </w:r>
-      <w:r>
-        <w:rPr>
-          <w:b/>
-        </w:rPr>
-        <w:t>prediction</w:t>
-      </w:r>
-      <w:r>
-        <w:rPr>
-          <w:b w:val="0"/>
-        </w:rPr>
-        <w:t xml:space="preserve">s: Update reading level, retain topic unless changed. Keep only necessary </w:t>
-      </w:r>
-      <w:r>
-        <w:rPr>
-          <w:b/>
-        </w:rPr>
-        <w:t>state</w:t>
-      </w:r>
-      <w:r>
-        <w:rPr>
-          <w:b w:val="0"/>
-        </w:rPr>
-        <w:t xml:space="preserve"> with correction/reset. Context does not guarantee permanent memory.</w:t>
-      </w:r>
-    </w:p>
-    <w:p>
-      <w:pPr>
-        <w:pStyle w:val="Heading3"/>
-      </w:pPr>
-      <w:r>
-        <w:t>Hold back the independent task</w:t>
-      </w:r>
-    </w:p>
-    <w:p>
-      <w:pPr>
-        <w:spacing w:line="336" w:lineRule="auto" w:after="180"/>
-        <w:shd w:fill="F5F1FB"/>
-      </w:pPr>
-      <w:r>
-        <w:rPr>
-          <w:b w:val="0"/>
-        </w:rPr>
-        <w:t xml:space="preserve">Keep for an independent attempt: A learner corrects their project topic from oceans to forests. The next reply still uses oceans. What </w:t>
-      </w:r>
-      <w:r>
-        <w:rPr>
-          <w:b/>
-        </w:rPr>
-        <w:t>state</w:t>
-      </w:r>
-      <w:r>
-        <w:rPr>
-          <w:b w:val="0"/>
-        </w:rPr>
-        <w:t xml:space="preserve"> should change, and what should not be saved unnecessarily?</w:t>
-      </w:r>
-    </w:p>
-    <w:p>
-      <w:pPr>
-        <w:pStyle w:val="Heading3"/>
-      </w:pPr>
-      <w:r>
-        <w:t>Classroom dialogue</w:t>
-      </w:r>
-    </w:p>
-    <w:p>
-      <w:pPr>
-        <w:pStyle w:val="Heading3"/>
-      </w:pPr>
-      <w:r>
-        <w:t>Ask the class</w:t>
-      </w:r>
-    </w:p>
-    <w:p>
-      <w:pPr>
-        <w:spacing w:line="336" w:lineRule="auto" w:after="180"/>
-        <w:shd w:fill="F5F1FB"/>
-      </w:pPr>
-      <w:r>
-        <w:rPr>
-          <w:b w:val="0"/>
-        </w:rPr>
-        <w:t>Ask: Which facts are given, and which would we have to assume? Learners mark relevant details before discussing answers.</w:t>
-      </w:r>
-    </w:p>
-    <w:p>
-      <w:pPr>
-        <w:pStyle w:val="Heading3"/>
-      </w:pPr>
-      <w:r>
-        <w:t>Language to model</w:t>
-      </w:r>
-    </w:p>
-    <w:p>
-      <w:pPr>
-        <w:spacing w:line="336" w:lineRule="auto" w:after="180"/>
-        <w:shd w:fill="F1F6F8"/>
-      </w:pPr>
-      <w:r>
-        <w:rPr>
-          <w:b w:val="0"/>
-        </w:rPr>
-        <w:t>Say: Predict first. Show the rule, information path or calculation that would produce the result. A correct guess is not yet an explanation.</w:t>
-      </w:r>
-    </w:p>
-    <w:p>
-      <w:pPr>
-        <w:spacing w:line="336" w:lineRule="auto" w:after="180"/>
       </w:pPr>
       <w:r>
         <w:rPr>
           <w:b w:val="0"/>
         </w:rPr>
         <w:t>Reveal reasoning one step at a time. Explain why a tempting alternative fails. Write units and denominators for arithmetic, trace conditions for decisions, and identify supporting sources for claims.</w:t>
-      </w:r>
-    </w:p>
-    <w:p>
-      <w:pPr>
-        <w:spacing w:line="336" w:lineRule="auto" w:after="180"/>
-      </w:pPr>
-      <w:r>
-        <w:rPr>
-          <w:b w:val="0"/>
-        </w:rPr>
-        <w:t xml:space="preserve">In pairs, one learner solves while the other checks </w:t>
-      </w:r>
-      <w:r>
-        <w:rPr>
-          <w:b/>
-        </w:rPr>
-        <w:t>evidence</w:t>
-      </w:r>
-      <w:r>
-        <w:rPr>
-          <w:b w:val="0"/>
-        </w:rPr>
-        <w:t>; exchange roles. Remove the worked answer before independent assessment.</w:t>
       </w:r>
     </w:p>
     <w:p>
@@ -2912,434 +3415,103 @@
         <w:pStyle w:val="Heading3"/>
       </w:pPr>
       <w:r>
-        <w:t>Completion practice</w:t>
+        <w:t>Individual reasoning check</w:t>
+      </w:r>
+    </w:p>
+    <w:p>
+      <w:pPr>
+        <w:pStyle w:val="Heading3"/>
+      </w:pPr>
+      <w:r>
+        <w:t>Pictorial practice question</w:t>
+      </w:r>
+    </w:p>
+    <w:p>
+      <w:pPr>
+        <w:pStyle w:val="Heading3"/>
+      </w:pPr>
+      <w:r>
+        <w:t>Reasoned teacher answer</w:t>
+      </w:r>
+    </w:p>
+    <w:p>
+      <w:pPr>
+        <w:pStyle w:val="Heading1"/>
+      </w:pPr>
+      <w:r>
+        <w:t>04. Run the supplied investigation</w:t>
+      </w:r>
+    </w:p>
+    <w:p>
+      <w:r>
+        <w:t>Keep expected results, observed paper traces and remaining limits distinguishable.</w:t>
+      </w:r>
+    </w:p>
+    <w:p>
+      <w:pPr>
+        <w:pStyle w:val="Heading2"/>
+      </w:pPr>
+      <w:r>
+        <w:t>Supplied materials and answer guidance</w:t>
       </w:r>
     </w:p>
     <w:p>
       <w:pPr>
         <w:spacing w:line="336" w:lineRule="auto" w:after="180"/>
-        <w:shd w:fill="F5F1FB"/>
-      </w:pPr>
-      <w:r>
-        <w:rPr>
-          <w:b w:val="0"/>
-        </w:rPr>
-        <w:t>Completion task: Turn 1 selects room A; turn 2 corrects to room B. A later answer uses A from an older summary. Show the intermediate steps and give the conclusion with its scope.</w:t>
-      </w:r>
-    </w:p>
-    <w:p>
-      <w:pPr>
-        <w:pStyle w:val="Heading3"/>
-      </w:pPr>
-      <w:r>
-        <w:t>Reasoning to listen for</w:t>
-      </w:r>
-    </w:p>
-    <w:p>
-      <w:pPr>
-        <w:spacing w:line="336" w:lineRule="auto" w:after="180"/>
-        <w:shd w:fill="F1F6FC"/>
-      </w:pPr>
-      <w:r>
-        <w:rPr>
-          <w:b w:val="0"/>
-        </w:rPr>
-        <w:t xml:space="preserve">Teacher check: Teacher explanation: Active </w:t>
-      </w:r>
-      <w:r>
-        <w:rPr>
-          <w:b/>
-        </w:rPr>
-        <w:t>state</w:t>
-      </w:r>
-      <w:r>
-        <w:rPr>
-          <w:b w:val="0"/>
-        </w:rPr>
-        <w:t xml:space="preserve"> should be B under the correction rule. The summary is stale; regenerate or invalidate it and preserve the correction audit within the declared session lifetime.</w:t>
-      </w:r>
-    </w:p>
-    <w:p>
-      <w:pPr>
-        <w:spacing w:line="336" w:lineRule="auto" w:after="180"/>
-      </w:pPr>
-      <w:r>
-        <w:rPr>
-          <w:b w:val="0"/>
-        </w:rPr>
-        <w:t xml:space="preserve">Start by identifying the given </w:t>
-      </w:r>
-      <w:r>
-        <w:rPr>
-          <w:b/>
-        </w:rPr>
-        <w:t>input</w:t>
-      </w:r>
-      <w:r>
-        <w:rPr>
-          <w:b w:val="0"/>
-        </w:rPr>
-        <w:t>s together. Leave the intermediate steps blank. If needed, model one step, then withdraw that help on the next step. Move to a full trace only when the partial trace is understood.</w:t>
-      </w:r>
-    </w:p>
-    <w:p>
-      <w:pPr>
-        <w:spacing w:line="336" w:lineRule="auto" w:after="180"/>
-      </w:pPr>
-      <w:r>
-        <w:rPr>
-          <w:b w:val="0"/>
-        </w:rPr>
-        <w:t>For partners, alternate explainer and checker; collect a response from every learner before discussion.</w:t>
-      </w:r>
-    </w:p>
-    <w:p>
-      <w:pPr>
-        <w:pStyle w:val="Heading3"/>
-      </w:pPr>
-      <w:r>
-        <w:t>Individual reasoning check</w:t>
-      </w:r>
-    </w:p>
-    <w:p>
-      <w:pPr>
-        <w:spacing w:line="336" w:lineRule="auto" w:after="180"/>
-      </w:pPr>
-      <w:r>
-        <w:rPr>
-          <w:b w:val="0"/>
-        </w:rPr>
-        <w:t xml:space="preserve">Use the worked case for Conversation </w:t>
-      </w:r>
-      <w:r>
-        <w:rPr>
-          <w:b/>
-        </w:rPr>
-        <w:t>state</w:t>
-      </w:r>
-      <w:r>
-        <w:rPr>
-          <w:b w:val="0"/>
-        </w:rPr>
-        <w:t xml:space="preserve"> and retention. Proposed explanation: “The worked result establishes every future case”. Decide whether this explanation is supported.</w:t>
-      </w:r>
-    </w:p>
-    <w:p>
-      <w:pPr>
-        <w:spacing w:line="336" w:lineRule="auto" w:after="180"/>
-      </w:pPr>
-      <w:r>
-        <w:rPr>
-          <w:b w:val="0"/>
-        </w:rPr>
-        <w:t>Point to the step or supplied fact that decides; explain your repair if needed.</w:t>
-      </w:r>
-    </w:p>
-    <w:p>
-      <w:pPr>
-        <w:pStyle w:val="Heading3"/>
-      </w:pPr>
-      <w:r>
-        <w:t>Expected repair</w:t>
-      </w:r>
-    </w:p>
-    <w:p>
-      <w:pPr>
-        <w:spacing w:line="336" w:lineRule="auto" w:after="180"/>
-        <w:shd w:fill="F1F6FC"/>
-      </w:pPr>
-      <w:r>
-        <w:rPr>
-          <w:b w:val="0"/>
-        </w:rPr>
-        <w:t xml:space="preserve">Expected correction: Remembered </w:t>
-      </w:r>
-      <w:r>
-        <w:rPr>
-          <w:b/>
-        </w:rPr>
-        <w:t>state</w:t>
-      </w:r>
-      <w:r>
-        <w:rPr>
-          <w:b w:val="0"/>
-        </w:rPr>
-        <w:t xml:space="preserve">ments are not automatically current or verified; retention should follow the </w:t>
-      </w:r>
-      <w:r>
-        <w:rPr>
-          <w:b/>
-        </w:rPr>
-        <w:t>state</w:t>
-      </w:r>
-      <w:r>
-        <w:rPr>
-          <w:b w:val="0"/>
-        </w:rPr>
-        <w:t>d purpose and policy.</w:t>
-      </w:r>
-    </w:p>
-    <w:p>
-      <w:pPr>
-        <w:spacing w:line="336" w:lineRule="auto" w:after="180"/>
-      </w:pPr>
-      <w:r>
-        <w:rPr>
-          <w:b w:val="0"/>
-        </w:rPr>
-        <w:t>Collect explanations, not only yes/no votes. If a misunderstanding is common, re-model the relevant step for the class.</w:t>
-      </w:r>
-    </w:p>
-    <w:p>
-      <w:pPr>
-        <w:spacing w:line="336" w:lineRule="auto" w:after="180"/>
-      </w:pPr>
-      <w:r>
-        <w:rPr>
-          <w:b w:val="0"/>
-        </w:rPr>
-        <w:t>If it affects a few learners, give a short targeted group explanation while others solve a more demanding variation.</w:t>
-      </w:r>
-    </w:p>
-    <w:p>
-      <w:pPr>
-        <w:pStyle w:val="Heading3"/>
-      </w:pPr>
-      <w:r>
-        <w:t>Pictorial practice question</w:t>
-      </w:r>
-    </w:p>
-    <w:p>
-      <w:pPr>
-        <w:spacing w:line="336" w:lineRule="auto" w:after="180"/>
-      </w:pPr>
-      <w:r>
-        <w:rPr>
-          <w:b w:val="0"/>
-        </w:rPr>
-        <w:t xml:space="preserve">What is selected_book after the correction and after exit? Point to the relevant step in the picture, then write the changed result and the rule or </w:t>
-      </w:r>
-      <w:r>
-        <w:rPr>
-          <w:b/>
-        </w:rPr>
-        <w:t>evidence</w:t>
-      </w:r>
-      <w:r>
-        <w:rPr>
-          <w:b w:val="0"/>
-        </w:rPr>
-        <w:t xml:space="preserve"> that supports it.</w:t>
-      </w:r>
-    </w:p>
-    <w:p>
-      <w:pPr>
-        <w:pStyle w:val="Heading3"/>
-      </w:pPr>
-      <w:r>
-        <w:t>Reasoned teacher answer</w:t>
-      </w:r>
-    </w:p>
-    <w:p>
-      <w:pPr>
-        <w:spacing w:line="336" w:lineRule="auto" w:after="180"/>
-      </w:pPr>
-      <w:r>
-        <w:rPr>
-          <w:b w:val="0"/>
-        </w:rPr>
-        <w:t>After correction it is Maple; after exit it is unset. Ask for a new selection before making a summary. Changed-case check: Ask which book the learner wants.</w:t>
-      </w:r>
-    </w:p>
-    <w:p>
-      <w:pPr>
-        <w:spacing w:line="336" w:lineRule="auto" w:after="180"/>
-      </w:pPr>
-      <w:r>
-        <w:rPr>
-          <w:b w:val="0"/>
-        </w:rPr>
-        <w:t xml:space="preserve">The declared policy clears </w:t>
-      </w:r>
-      <w:r>
-        <w:rPr>
-          <w:b/>
-        </w:rPr>
-        <w:t>session state</w:t>
-      </w:r>
-      <w:r>
-        <w:rPr>
-          <w:b w:val="0"/>
-        </w:rPr>
-        <w:t>, so yesterday’s choice is unavailable.</w:t>
-      </w:r>
-    </w:p>
-    <w:p>
-      <w:pPr>
-        <w:spacing w:line="336" w:lineRule="auto" w:after="180"/>
-      </w:pPr>
-      <w:r>
-        <w:rPr>
-          <w:b w:val="0"/>
-        </w:rPr>
-        <w:t xml:space="preserve">Changed-case reasoning: Ask which book the learner wants. The declared policy clears </w:t>
-      </w:r>
-      <w:r>
-        <w:rPr>
-          <w:b/>
-        </w:rPr>
-        <w:t>session state</w:t>
-      </w:r>
-      <w:r>
-        <w:rPr>
-          <w:b w:val="0"/>
-        </w:rPr>
-        <w:t>, so yesterday’s choice is unavailable.</w:t>
-      </w:r>
-    </w:p>
-    <w:p>
-      <w:pPr>
-        <w:spacing w:line="336" w:lineRule="auto" w:after="180"/>
-      </w:pPr>
-      <w:r>
-        <w:rPr>
-          <w:b w:val="0"/>
-        </w:rPr>
-        <w:t xml:space="preserve">Collect each learner’s explanation before discussion. Use the first missing connection between </w:t>
-      </w:r>
-      <w:r>
-        <w:rPr>
-          <w:b/>
-        </w:rPr>
-        <w:t>input</w:t>
-      </w:r>
-      <w:r>
-        <w:rPr>
-          <w:b w:val="0"/>
-        </w:rPr>
-        <w:t xml:space="preserve">, deciding step and result to choose support. This question is worked-case practice, not fresh mastery </w:t>
-      </w:r>
-      <w:r>
-        <w:rPr>
-          <w:b/>
-        </w:rPr>
-        <w:t>evidence</w:t>
-      </w:r>
-      <w:r>
-        <w:rPr>
-          <w:b w:val="0"/>
-        </w:rPr>
-        <w:t>.</w:t>
-      </w:r>
-    </w:p>
-    <w:p>
-      <w:pPr>
-        <w:pStyle w:val="Heading1"/>
-      </w:pPr>
-      <w:r>
-        <w:t>04. Run the weekly evidence lab</w:t>
-      </w:r>
-    </w:p>
-    <w:p>
-      <w:r>
-        <w:t>Run the Conversation State and Memory investigation and use the first unsupported step to choose a teaching response.</w:t>
-      </w:r>
-    </w:p>
-    <w:p>
-      <w:pPr>
-        <w:spacing w:line="336" w:lineRule="auto" w:after="180"/>
-      </w:pPr>
-      <w:r>
-        <w:rPr>
-          <w:b w:val="0"/>
-        </w:rPr>
-        <w:t>Words You Can Use to Reason</w:t>
-      </w:r>
-    </w:p>
-    <w:p>
-      <w:pPr>
-        <w:spacing w:line="336" w:lineRule="auto" w:after="180"/>
-      </w:pPr>
-      <w:r>
-        <w:rPr>
-          <w:b w:val="0"/>
-        </w:rPr>
-        <w:t>A definition matters when you can recognize the idea, use it, and contrast it with a near-miss.</w:t>
-      </w:r>
-    </w:p>
-    <w:p>
-      <w:pPr>
-        <w:spacing w:line="336" w:lineRule="auto" w:after="180"/>
-      </w:pPr>
-      <w:r>
-        <w:rPr>
-          <w:b w:val="0"/>
-        </w:rPr>
+      </w:pPr>
+      <w:r>
+        <w:rPr>
+          <w:b w:val="0"/>
+        </w:rPr>
+        <w:t>Book trace: None→Cedar→Maple→None at exit. New session asks which book. Room trace A→B requires stale summary refresh/invalidation; audit expires at exit. Six cards respectively keep, replace, invalidate, avoid unrelated private retention, retrieve current evidence, clear/ask. Independent lab trace is L1→L2→None; new session asks. These are application-state paper traces, not live persistence/deletion tests.</w:t>
+      </w:r>
+    </w:p>
+    <w:p>
+      <w:pPr>
+        <w:pStyle w:val="Heading2"/>
+      </w:pPr>
+      <w:r>
+        <w:t>Run and record</w:t>
+      </w:r>
+    </w:p>
+    <w:p>
+      <w:pPr>
+        <w:pStyle w:val="ListNumber"/>
+      </w:pPr>
+      <w:r>
         <w:t>Predict → Test → Record → Explain</w:t>
       </w:r>
     </w:p>
     <w:p>
       <w:pPr>
-        <w:spacing w:line="336" w:lineRule="auto" w:after="180"/>
-      </w:pPr>
-      <w:r>
-        <w:rPr>
-          <w:b w:val="0"/>
-        </w:rPr>
+        <w:pStyle w:val="ListNumber"/>
+      </w:pPr>
+      <w:r>
         <w:t>Keep expected and actual results separate. Surprises are useful data when recorded honestly.</w:t>
       </w:r>
     </w:p>
     <w:p>
       <w:pPr>
-        <w:spacing w:line="336" w:lineRule="auto" w:after="180"/>
-      </w:pPr>
-      <w:r>
-        <w:rPr>
-          <w:b w:val="0"/>
-        </w:rPr>
-        <w:t>Sort information cards into keep, summarize, forget, or retrieve; justify purpose, permission, and retention time.</w:t>
-      </w:r>
-    </w:p>
-    <w:p>
-      <w:pPr>
-        <w:spacing w:line="336" w:lineRule="auto" w:after="180"/>
-        <w:shd w:fill="F5F1FB"/>
-      </w:pPr>
-      <w:r>
-        <w:rPr>
-          <w:b w:val="0"/>
-        </w:rPr>
+        <w:pStyle w:val="ListNumber"/>
+      </w:pPr>
+      <w:r>
+        <w:t>Use the six supplied fictional information cards and explicit session policy. Decide what to keep, replace, refresh, avoid retaining, retrieve or clear; justify purpose, provenance and lifetime. Trace application state without claiming real-service deletion or persistent learning.</w:t>
+      </w:r>
+    </w:p>
+    <w:p>
+      <w:pPr>
+        <w:pStyle w:val="ListNumber"/>
+      </w:pPr>
+      <w:r>
         <w:t>What did the hardest test teach you that the normal test did not?</w:t>
       </w:r>
     </w:p>
     <w:p>
       <w:pPr>
-        <w:pStyle w:val="Heading3"/>
-      </w:pPr>
-      <w:r>
-        <w:t>Make the lab runnable</w:t>
-      </w:r>
-    </w:p>
-    <w:p>
-      <w:pPr>
-        <w:spacing w:line="336" w:lineRule="auto" w:after="180"/>
-      </w:pPr>
-      <w:r>
-        <w:rPr>
-          <w:b w:val="0"/>
-        </w:rPr>
-        <w:t>Use the concrete case as the shared normal case and the independent question as a second case. Each pair creates a boundary or missing-information case and predicts its result before testing.</w:t>
-      </w:r>
-    </w:p>
-    <w:p>
-      <w:pPr>
-        <w:spacing w:line="336" w:lineRule="auto" w:after="180"/>
-      </w:pPr>
-      <w:r>
-        <w:rPr>
-          <w:b w:val="0"/>
-        </w:rPr>
-        <w:t>Keep the expected result separate from an observed mistake.</w:t>
+        <w:pStyle w:val="Heading2"/>
+      </w:pPr>
+      <w:r>
+        <w:t>Keep an inspectable record</w:t>
       </w:r>
     </w:p>
     <w:tbl>
@@ -3490,10 +3662,10 @@
     </w:tbl>
     <w:p>
       <w:pPr>
-        <w:pStyle w:val="Heading3"/>
-      </w:pPr>
-      <w:r>
-        <w:t>Diagnose and reteach</w:t>
+        <w:pStyle w:val="Heading2"/>
+      </w:pPr>
+      <w:r>
+        <w:t>Diagnose the first misunderstanding</w:t>
       </w:r>
     </w:p>
     <w:p>
@@ -3504,7 +3676,31 @@
         <w:rPr>
           <w:b w:val="0"/>
         </w:rPr>
-        <w:t>For guessing, return to given facts and request a trace. For vocabulary without application, use one example and one non-example. For arithmetic errors, check the setup before the calculation.</w:t>
+        <w:t xml:space="preserve">The worked result establishes every future case: Remembered </w:t>
+      </w:r>
+      <w:r>
+        <w:rPr>
+          <w:b/>
+        </w:rPr>
+        <w:t>state</w:t>
+      </w:r>
+      <w:r>
+        <w:rPr>
+          <w:b w:val="0"/>
+        </w:rPr>
+        <w:t xml:space="preserve">ments are not automatically current or verified; retention should follow the </w:t>
+      </w:r>
+      <w:r>
+        <w:rPr>
+          <w:b/>
+        </w:rPr>
+        <w:t>state</w:t>
+      </w:r>
+      <w:r>
+        <w:rPr>
+          <w:b w:val="0"/>
+        </w:rPr>
+        <w:t>d purpose and policy.</w:t>
       </w:r>
     </w:p>
     <w:p>
@@ -3515,15 +3711,31 @@
         <w:rPr>
           <w:b w:val="0"/>
         </w:rPr>
-        <w:t>Finish with a different uncoached case before recording mastery.</w:t>
-      </w:r>
-    </w:p>
-    <w:p>
-      <w:pPr>
-        <w:pStyle w:val="Heading3"/>
-      </w:pPr>
-      <w:r>
-        <w:t>Address these additional misconceptions</w:t>
+        <w:t xml:space="preserve">A missing </w:t>
+      </w:r>
+      <w:r>
+        <w:rPr>
+          <w:b/>
+        </w:rPr>
+        <w:t>input</w:t>
+      </w:r>
+      <w:r>
+        <w:rPr>
+          <w:b w:val="0"/>
+        </w:rPr>
+        <w:t xml:space="preserve"> may be replaced without recording the change: A replacement changes the </w:t>
+      </w:r>
+      <w:r>
+        <w:rPr>
+          <w:b/>
+        </w:rPr>
+        <w:t>evidence</w:t>
+      </w:r>
+      <w:r>
+        <w:rPr>
+          <w:b w:val="0"/>
+        </w:rPr>
+        <w:t xml:space="preserve"> or contract. Record the change and its justification; do not silently turn unknown into a measured value.</w:t>
       </w:r>
     </w:p>
     <w:p>
@@ -3534,97 +3746,27 @@
         <w:rPr>
           <w:b w:val="0"/>
         </w:rPr>
-        <w:t xml:space="preserve">The worked result establishes every future case: Remembered </w:t>
+        <w:t xml:space="preserve">Repeating an assessed case is new independent </w:t>
       </w:r>
       <w:r>
         <w:rPr>
           <w:b/>
         </w:rPr>
-        <w:t>state</w:t>
-      </w:r>
-      <w:r>
-        <w:rPr>
-          <w:b w:val="0"/>
-        </w:rPr>
-        <w:t xml:space="preserve">ments are not automatically current or verified; retention should follow the </w:t>
-      </w:r>
-      <w:r>
-        <w:rPr>
-          <w:b/>
-        </w:rPr>
-        <w:t>state</w:t>
-      </w:r>
-      <w:r>
-        <w:rPr>
-          <w:b w:val="0"/>
-        </w:rPr>
-        <w:t>d purpose and policy.</w:t>
-      </w:r>
-    </w:p>
-    <w:p>
-      <w:pPr>
-        <w:spacing w:line="336" w:lineRule="auto" w:after="180"/>
-      </w:pPr>
-      <w:r>
-        <w:rPr>
-          <w:b w:val="0"/>
-        </w:rPr>
-        <w:t xml:space="preserve">A missing </w:t>
-      </w:r>
-      <w:r>
-        <w:rPr>
-          <w:b/>
-        </w:rPr>
-        <w:t>input</w:t>
-      </w:r>
-      <w:r>
-        <w:rPr>
-          <w:b w:val="0"/>
-        </w:rPr>
-        <w:t xml:space="preserve"> may be replaced without recording the change: A replacement changes the </w:t>
-      </w:r>
-      <w:r>
-        <w:rPr>
-          <w:b/>
-        </w:rPr>
         <w:t>evidence</w:t>
       </w:r>
       <w:r>
         <w:rPr>
           <w:b w:val="0"/>
         </w:rPr>
-        <w:t xml:space="preserve"> or contract. Record the change and its justification; do not silently turn unknown into a measured value.</w:t>
-      </w:r>
-    </w:p>
-    <w:p>
-      <w:pPr>
-        <w:spacing w:line="336" w:lineRule="auto" w:after="180"/>
-      </w:pPr>
-      <w:r>
-        <w:rPr>
-          <w:b w:val="0"/>
-        </w:rPr>
-        <w:t xml:space="preserve">Repeating an assessed case is new independent </w:t>
-      </w:r>
-      <w:r>
-        <w:rPr>
-          <w:b/>
-        </w:rPr>
-        <w:t>evidence</w:t>
-      </w:r>
-      <w:r>
-        <w:rPr>
-          <w:b w:val="0"/>
-        </w:rPr>
         <w:t>: A replay checks consistency. An example used for feedback or revision cannot later be described as untouched final evaluation.</w:t>
       </w:r>
     </w:p>
     <w:p>
       <w:pPr>
-        <w:pStyle w:val="Heading3"/>
-      </w:pPr>
-      <w:r>
-        <w:t>Match the support to the first error</w:t>
+        <w:pStyle w:val="Heading2"/>
+      </w:pPr>
+      <w:r>
+        <w:t>Choose support from the response</w:t>
       </w:r>
     </w:p>
     <w:tbl>
@@ -3797,15 +3939,775 @@
     </w:p>
     <w:p>
       <w:pPr>
+        <w:pStyle w:val="Heading2"/>
+      </w:pPr>
+      <w:r>
+        <w:t>Earlier wording, alternatives and picture transcripts · reference / check after trying</w:t>
+      </w:r>
+    </w:p>
+    <w:p>
+      <w:pPr>
+        <w:spacing w:line="336" w:lineRule="auto" w:after="180"/>
+      </w:pPr>
+      <w:r>
+        <w:rPr>
+          <w:b w:val="0"/>
+        </w:rPr>
+        <w:t>Run the weekly evidence lab</w:t>
+      </w:r>
+    </w:p>
+    <w:p>
+      <w:pPr>
+        <w:spacing w:line="336" w:lineRule="auto" w:after="180"/>
+      </w:pPr>
+      <w:r>
+        <w:rPr>
+          <w:b w:val="0"/>
+        </w:rPr>
+        <w:t>Words You Can Use to Reason</w:t>
+      </w:r>
+    </w:p>
+    <w:p>
+      <w:pPr>
+        <w:spacing w:line="336" w:lineRule="auto" w:after="180"/>
+      </w:pPr>
+      <w:r>
+        <w:rPr>
+          <w:b w:val="0"/>
+        </w:rPr>
+        <w:t>A definition matters when you can recognize the idea, use it, and contrast it with a near-miss.</w:t>
+      </w:r>
+    </w:p>
+    <w:p>
+      <w:pPr>
+        <w:pStyle w:val="Heading3"/>
+      </w:pPr>
+      <w:r>
+        <w:t>Make the lab runnable</w:t>
+      </w:r>
+    </w:p>
+    <w:p>
+      <w:pPr>
+        <w:spacing w:line="336" w:lineRule="auto" w:after="180"/>
+      </w:pPr>
+      <w:r>
+        <w:rPr>
+          <w:b w:val="0"/>
+        </w:rPr>
+        <w:t>Use the supplied investigation for shared practice. Keep predictions and observed paper-trace results separate. Reserve Trace the new lab-selection session independently for the individual first attempt before feedback; do not use the reserved case as a paired lab task.</w:t>
+      </w:r>
+    </w:p>
+    <w:p>
+      <w:pPr>
+        <w:pStyle w:val="Heading3"/>
+      </w:pPr>
+      <w:r>
+        <w:t>Diagnose and reteach</w:t>
+      </w:r>
+    </w:p>
+    <w:p>
+      <w:pPr>
+        <w:spacing w:line="336" w:lineRule="auto" w:after="180"/>
+      </w:pPr>
+      <w:r>
+        <w:rPr>
+          <w:b w:val="0"/>
+        </w:rPr>
+        <w:t>For guessing, return to given facts and request a trace. For vocabulary without application, use one example and one non-example. For arithmetic errors, check the setup before the calculation.</w:t>
+      </w:r>
+    </w:p>
+    <w:p>
+      <w:pPr>
+        <w:spacing w:line="336" w:lineRule="auto" w:after="180"/>
+      </w:pPr>
+      <w:r>
+        <w:rPr>
+          <w:b w:val="0"/>
+        </w:rPr>
+        <w:t>Finish with a different uncoached case before recording mastery.</w:t>
+      </w:r>
+    </w:p>
+    <w:p>
+      <w:pPr>
+        <w:pStyle w:val="Heading3"/>
+      </w:pPr>
+      <w:r>
+        <w:t>Address these additional misconceptions</w:t>
+      </w:r>
+    </w:p>
+    <w:p>
+      <w:pPr>
+        <w:pStyle w:val="Heading3"/>
+      </w:pPr>
+      <w:r>
+        <w:t>Match the support to the first error</w:t>
+      </w:r>
+    </w:p>
+    <w:p>
+      <w:pPr>
         <w:pStyle w:val="Heading1"/>
       </w:pPr>
       <w:r>
-        <w:t>05. Assess and explain the answers</w:t>
-      </w:r>
-    </w:p>
-    <w:p>
-      <w:r>
-        <w:t>Use the Conversation State and Memory questions, teacher keys and criteria after the relevant attempts. Previously discussed cases are practice; protect the separately selected independent task.</w:t>
+        <w:t>05. Assess the selected new case</w:t>
+      </w:r>
+    </w:p>
+    <w:p>
+      <w:r>
+        <w:t>Keep this key until after the first attempt; accept valid alternatives with defensible reasoning.</w:t>
+      </w:r>
+    </w:p>
+    <w:p>
+      <w:pPr>
+        <w:pStyle w:val="Heading2"/>
+      </w:pPr>
+      <w:r>
+        <w:t>Selected independent question and key</w:t>
+      </w:r>
+    </w:p>
+    <w:p>
+      <w:pPr>
+        <w:spacing w:line="336" w:lineRule="auto" w:after="180"/>
+      </w:pPr>
+      <w:r>
+        <w:rPr>
+          <w:b w:val="0"/>
+        </w:rPr>
+        <w:t xml:space="preserve">Selected case: A session stores lab L1 then corrects to L2; session ends. A new session has no room </w:t>
+      </w:r>
+      <w:r>
+        <w:rPr>
+          <w:b/>
+        </w:rPr>
+        <w:t>input</w:t>
+      </w:r>
+      <w:r>
+        <w:rPr>
+          <w:b w:val="0"/>
+        </w:rPr>
+        <w:t xml:space="preserve">. </w:t>
+      </w:r>
+      <w:r>
+        <w:rPr>
+          <w:b/>
+        </w:rPr>
+        <w:t>State</w:t>
+      </w:r>
+      <w:r>
+        <w:rPr>
+          <w:b w:val="0"/>
+        </w:rPr>
+        <w:t xml:space="preserve"> the active values at each stage.</w:t>
+      </w:r>
+    </w:p>
+    <w:p>
+      <w:pPr>
+        <w:spacing w:line="336" w:lineRule="auto" w:after="180"/>
+      </w:pPr>
+      <w:r>
+        <w:rPr>
+          <w:b w:val="0"/>
+        </w:rPr>
+        <w:t>Teacher explanation: L1 then L2; after session end no retained active lab under this contract. New session must ask instead of silently retrieving old L2.</w:t>
+      </w:r>
+    </w:p>
+    <w:p>
+      <w:pPr>
+        <w:pStyle w:val="Heading2"/>
+      </w:pPr>
+      <w:r>
+        <w:t>Judge explanation, trace and limits</w:t>
+      </w:r>
+    </w:p>
+    <w:tbl>
+      <w:tblPr>
+        <w:tblStyle w:val="LightShading-Accent1"/>
+        <w:tblW w:type="auto" w:w="0"/>
+        <w:tblLook w:firstColumn="1" w:firstRow="1" w:lastColumn="0" w:lastRow="0" w:noHBand="0" w:noVBand="1" w:val="04A0"/>
+      </w:tblPr>
+      <w:tblGrid>
+        <w:gridCol w:w="5112"/>
+        <w:gridCol w:w="5112"/>
+      </w:tblGrid>
+      <w:tr>
+        <w:trPr>
+          <w:tblHeader/>
+        </w:trPr>
+        <w:tc>
+          <w:tcPr>
+            <w:tcW w:type="dxa" w:w="5112"/>
+          </w:tcPr>
+          <w:p>
+            <w:r>
+              <w:t>Dimension</w:t>
+            </w:r>
+          </w:p>
+        </w:tc>
+        <w:tc>
+          <w:tcPr>
+            <w:tcW w:type="dxa" w:w="5112"/>
+          </w:tcPr>
+          <w:p>
+            <w:r>
+              <w:t>Evidence required</w:t>
+            </w:r>
+          </w:p>
+        </w:tc>
+      </w:tr>
+      <w:tr>
+        <w:tc>
+          <w:tcPr>
+            <w:tcW w:type="dxa" w:w="5112"/>
+          </w:tcPr>
+          <w:p>
+            <w:r>
+              <w:t>Explanation</w:t>
+            </w:r>
+          </w:p>
+        </w:tc>
+        <w:tc>
+          <w:tcPr>
+            <w:tcW w:type="dxa" w:w="5112"/>
+          </w:tcPr>
+          <w:p>
+            <w:r>
+              <w:t>Names the applicable idea or procedure and ties it to the supplied facts.</w:t>
+            </w:r>
+          </w:p>
+        </w:tc>
+      </w:tr>
+      <w:tr>
+        <w:tc>
+          <w:tcPr>
+            <w:tcW w:type="dxa" w:w="5112"/>
+          </w:tcPr>
+          <w:p>
+            <w:r>
+              <w:t>Trace and result</w:t>
+            </w:r>
+          </w:p>
+        </w:tc>
+        <w:tc>
+          <w:tcPr>
+            <w:tcW w:type="dxa" w:w="5112"/>
+          </w:tcPr>
+          <w:p>
+            <w:r>
+              <w:t>Preserves the given inputs and shows the relevant intermediate steps; distinguishes a prediction from an observed execution.</w:t>
+            </w:r>
+          </w:p>
+        </w:tc>
+      </w:tr>
+      <w:tr>
+        <w:tc>
+          <w:tcPr>
+            <w:tcW w:type="dxa" w:w="5112"/>
+          </w:tcPr>
+          <w:p>
+            <w:r>
+              <w:t>Limits</w:t>
+            </w:r>
+          </w:p>
+        </w:tc>
+        <w:tc>
+          <w:tcPr>
+            <w:tcW w:type="dxa" w:w="5112"/>
+          </w:tcPr>
+          <w:p>
+            <w:r>
+              <w:t>States the assumptions, missing evidence or conditions under which the result would change.</w:t>
+            </w:r>
+          </w:p>
+        </w:tc>
+      </w:tr>
+    </w:tbl>
+    <w:p>
+      <w:pPr>
+        <w:spacing w:line="336" w:lineRule="auto" w:after="180"/>
+      </w:pPr>
+      <w:r>
+        <w:rPr>
+          <w:b w:val="0"/>
+        </w:rPr>
+        <w:t>Record each dimension as not yet, with support, or independent. Accept a valid alternative procedure with a defensible trace.</w:t>
+      </w:r>
+    </w:p>
+    <w:p>
+      <w:pPr>
+        <w:spacing w:line="336" w:lineRule="auto" w:after="180"/>
+      </w:pPr>
+      <w:r>
+        <w:rPr>
+          <w:b w:val="0"/>
+        </w:rPr>
+        <w:t xml:space="preserve">Do not penalise an honestly recorded model failure if the learner correctly explains its </w:t>
+      </w:r>
+      <w:r>
+        <w:rPr>
+          <w:b/>
+        </w:rPr>
+        <w:t>evidence</w:t>
+      </w:r>
+      <w:r>
+        <w:rPr>
+          <w:b w:val="0"/>
+        </w:rPr>
+        <w:t xml:space="preserve"> and limits.</w:t>
+      </w:r>
+    </w:p>
+    <w:p>
+      <w:pPr>
+        <w:pStyle w:val="Heading2"/>
+      </w:pPr>
+      <w:r>
+        <w:t>Give one usable repair action</w:t>
+      </w:r>
+    </w:p>
+    <w:p>
+      <w:pPr>
+        <w:spacing w:line="336" w:lineRule="auto" w:after="180"/>
+      </w:pPr>
+      <w:r>
+        <w:rPr>
+          <w:b w:val="0"/>
+        </w:rPr>
+        <w:t>Name the earliest unsupported step and give one action to repair it. Have the learner make that repair now and explain why. Then assess the relevant skill on a fresh, fully specified case.</w:t>
+      </w:r>
+    </w:p>
+    <w:p>
+      <w:pPr>
+        <w:spacing w:line="336" w:lineRule="auto" w:after="180"/>
+      </w:pPr>
+      <w:r>
+        <w:rPr>
+          <w:b w:val="0"/>
+        </w:rPr>
+        <w:t>Confirm it was not previously practised with feedback; solve and check the new case before assigning it. A follow-up design prompt is a starting brief, not automatically an equivalent test.</w:t>
+      </w:r>
+    </w:p>
+    <w:p>
+      <w:pPr>
+        <w:pStyle w:val="Heading2"/>
+      </w:pPr>
+      <w:r>
+        <w:t>W1 Explain the mechanism</w:t>
+      </w:r>
+    </w:p>
+    <w:p>
+      <w:pPr>
+        <w:spacing w:line="336" w:lineRule="auto" w:after="180"/>
+      </w:pPr>
+      <w:r>
+        <w:rPr>
+          <w:b w:val="0"/>
+        </w:rPr>
+        <w:t xml:space="preserve">Explain the weekly </w:t>
+      </w:r>
+      <w:r>
+        <w:rPr>
+          <w:b/>
+        </w:rPr>
+        <w:t>mechanism</w:t>
+      </w:r>
+      <w:r>
+        <w:rPr>
+          <w:b w:val="0"/>
+        </w:rPr>
+        <w:t xml:space="preserve"> in your own words. Use the worked scenario to name its </w:t>
+      </w:r>
+      <w:r>
+        <w:rPr>
+          <w:b/>
+        </w:rPr>
+        <w:t>input</w:t>
+      </w:r>
+      <w:r>
+        <w:rPr>
+          <w:b w:val="0"/>
+        </w:rPr>
+        <w:t xml:space="preserve">, decision rule and </w:t>
+      </w:r>
+      <w:r>
+        <w:rPr>
+          <w:b/>
+        </w:rPr>
+        <w:t>output</w:t>
+      </w:r>
+      <w:r>
+        <w:rPr>
+          <w:b w:val="0"/>
+        </w:rPr>
+        <w:t>.</w:t>
+      </w:r>
+    </w:p>
+    <w:p>
+      <w:pPr>
+        <w:spacing w:line="336" w:lineRule="auto" w:after="180"/>
+      </w:pPr>
+      <w:r>
+        <w:rPr>
+          <w:b w:val="0"/>
+        </w:rPr>
+        <w:t xml:space="preserve">Teacher explanation: Conversation </w:t>
+      </w:r>
+      <w:r>
+        <w:rPr>
+          <w:b/>
+        </w:rPr>
+        <w:t>state</w:t>
+      </w:r>
+      <w:r>
+        <w:rPr>
+          <w:b w:val="0"/>
+        </w:rPr>
+        <w:t xml:space="preserve"> stores facts or prior interactions for later use. It needs scope, provenance, correction and </w:t>
+      </w:r>
+      <w:r>
+        <w:rPr>
+          <w:b/>
+        </w:rPr>
+        <w:t>retention rule</w:t>
+      </w:r>
+      <w:r>
+        <w:rPr>
+          <w:b w:val="0"/>
+        </w:rPr>
+        <w:t>s rather than indefinite accumulation.</w:t>
+      </w:r>
+    </w:p>
+    <w:p>
+      <w:pPr>
+        <w:spacing w:line="336" w:lineRule="auto" w:after="180"/>
+      </w:pPr>
+      <w:r>
+        <w:rPr>
+          <w:b w:val="0"/>
+        </w:rPr>
+        <w:t>This classroom assistant keeps an approved room ID only for the current session. A later correction replaces the active value but retains an audit event until session end.</w:t>
+      </w:r>
+    </w:p>
+    <w:p>
+      <w:pPr>
+        <w:spacing w:line="336" w:lineRule="auto" w:after="180"/>
+      </w:pPr>
+      <w:r>
+        <w:rPr>
+          <w:b w:val="0"/>
+        </w:rPr>
+        <w:t>Do not persist private text merely because it appeared in conversation.</w:t>
+      </w:r>
+    </w:p>
+    <w:p>
+      <w:pPr>
+        <w:pStyle w:val="Heading2"/>
+      </w:pPr>
+      <w:r>
+        <w:t>W2 Trace the worked case</w:t>
+      </w:r>
+    </w:p>
+    <w:p>
+      <w:pPr>
+        <w:spacing w:line="336" w:lineRule="auto" w:after="180"/>
+      </w:pPr>
+      <w:r>
+        <w:rPr>
+          <w:b w:val="0"/>
+        </w:rPr>
+        <w:t>Turn 1 selects room A; turn 2 corrects to room B. A later answer uses A from an older summary. Show the intermediate steps and give the conclusion with its scope.</w:t>
+      </w:r>
+    </w:p>
+    <w:p>
+      <w:pPr>
+        <w:spacing w:line="336" w:lineRule="auto" w:after="180"/>
+      </w:pPr>
+      <w:r>
+        <w:rPr>
+          <w:b w:val="0"/>
+        </w:rPr>
+        <w:t xml:space="preserve">Teacher explanation: Active </w:t>
+      </w:r>
+      <w:r>
+        <w:rPr>
+          <w:b/>
+        </w:rPr>
+        <w:t>state</w:t>
+      </w:r>
+      <w:r>
+        <w:rPr>
+          <w:b w:val="0"/>
+        </w:rPr>
+        <w:t xml:space="preserve"> should be B under the correction rule. The summary is stale; regenerate or invalidate it and preserve the correction audit within the declared session lifetime.</w:t>
+      </w:r>
+    </w:p>
+    <w:p>
+      <w:pPr>
+        <w:pStyle w:val="Heading2"/>
+      </w:pPr>
+      <w:r>
+        <w:t>W3 Audit the limit</w:t>
+      </w:r>
+    </w:p>
+    <w:p>
+      <w:pPr>
+        <w:spacing w:line="336" w:lineRule="auto" w:after="180"/>
+      </w:pPr>
+      <w:r>
+        <w:rPr>
+          <w:b w:val="0"/>
+        </w:rPr>
+        <w:t xml:space="preserve">A report omits this qualification: Remembered </w:t>
+      </w:r>
+      <w:r>
+        <w:rPr>
+          <w:b/>
+        </w:rPr>
+        <w:t>state</w:t>
+      </w:r>
+      <w:r>
+        <w:rPr>
+          <w:b w:val="0"/>
+        </w:rPr>
+        <w:t xml:space="preserve">ments are not automatically current or verified; retention should follow the </w:t>
+      </w:r>
+      <w:r>
+        <w:rPr>
+          <w:b/>
+        </w:rPr>
+        <w:t>state</w:t>
+      </w:r>
+      <w:r>
+        <w:rPr>
+          <w:b w:val="0"/>
+        </w:rPr>
+        <w:t>d purpose and policy.</w:t>
+      </w:r>
+    </w:p>
+    <w:p>
+      <w:pPr>
+        <w:spacing w:line="336" w:lineRule="auto" w:after="180"/>
+      </w:pPr>
+      <w:r>
+        <w:rPr>
+          <w:b w:val="0"/>
+        </w:rPr>
+        <w:t>Explain how omitting it could change a reader's interpretation, and write an accurate replacement.</w:t>
+      </w:r>
+    </w:p>
+    <w:p>
+      <w:pPr>
+        <w:spacing w:line="336" w:lineRule="auto" w:after="180"/>
+      </w:pPr>
+      <w:r>
+        <w:rPr>
+          <w:b w:val="0"/>
+        </w:rPr>
+        <w:t xml:space="preserve">Teacher explanation: Remembered </w:t>
+      </w:r>
+      <w:r>
+        <w:rPr>
+          <w:b/>
+        </w:rPr>
+        <w:t>state</w:t>
+      </w:r>
+      <w:r>
+        <w:rPr>
+          <w:b w:val="0"/>
+        </w:rPr>
+        <w:t xml:space="preserve">ments are not automatically current or verified; retention should follow the </w:t>
+      </w:r>
+      <w:r>
+        <w:rPr>
+          <w:b/>
+        </w:rPr>
+        <w:t>state</w:t>
+      </w:r>
+      <w:r>
+        <w:rPr>
+          <w:b w:val="0"/>
+        </w:rPr>
+        <w:t>d purpose and policy.</w:t>
+      </w:r>
+    </w:p>
+    <w:p>
+      <w:pPr>
+        <w:spacing w:line="336" w:lineRule="auto" w:after="180"/>
+      </w:pPr>
+      <w:r>
+        <w:rPr>
+          <w:b/>
+        </w:rPr>
+        <w:t>State</w:t>
+      </w:r>
+      <w:r>
+        <w:rPr>
+          <w:b w:val="0"/>
+        </w:rPr>
+        <w:t xml:space="preserve"> the observed result separately from the unverified or out-of-scope claim; preserve the original </w:t>
+      </w:r>
+      <w:r>
+        <w:rPr>
+          <w:b/>
+        </w:rPr>
+        <w:t>evidence</w:t>
+      </w:r>
+      <w:r>
+        <w:rPr>
+          <w:b w:val="0"/>
+        </w:rPr>
+        <w:t xml:space="preserve"> rather than inventing a missing fact.</w:t>
+      </w:r>
+    </w:p>
+    <w:p>
+      <w:pPr>
+        <w:pStyle w:val="Heading2"/>
+      </w:pPr>
+      <w:r>
+        <w:t>W5 Design a revealing follow-up</w:t>
+      </w:r>
+    </w:p>
+    <w:p>
+      <w:pPr>
+        <w:spacing w:line="336" w:lineRule="auto" w:after="180"/>
+      </w:pPr>
+      <w:r>
+        <w:rPr>
+          <w:b w:val="0"/>
+        </w:rPr>
+        <w:t>For the worked scenario, propose one additional case that could reveal a failure, describe its expected outcome before running it, and explain what would need to remain fixed for a fair comparison.</w:t>
+      </w:r>
+    </w:p>
+    <w:p>
+      <w:pPr>
+        <w:spacing w:line="336" w:lineRule="auto" w:after="180"/>
+      </w:pPr>
+      <w:r>
+        <w:rPr>
+          <w:b w:val="0"/>
+        </w:rPr>
+        <w:t>Do not reuse W4 as a new final test after receiving feedback.</w:t>
+      </w:r>
+    </w:p>
+    <w:p>
+      <w:pPr>
+        <w:spacing w:line="336" w:lineRule="auto" w:after="180"/>
+      </w:pPr>
+      <w:r>
+        <w:rPr>
+          <w:b w:val="0"/>
+        </w:rPr>
+        <w:t xml:space="preserve">Teacher explanation: Accept a concrete variant of the worked </w:t>
+      </w:r>
+      <w:r>
+        <w:rPr>
+          <w:b/>
+        </w:rPr>
+        <w:t>input</w:t>
+      </w:r>
+      <w:r>
+        <w:rPr>
+          <w:b w:val="0"/>
+        </w:rPr>
+        <w:t xml:space="preserve"> or a missing/conflicting/boundary condition, with an expectation derived from the declared procedure.</w:t>
+      </w:r>
+    </w:p>
+    <w:p>
+      <w:pPr>
+        <w:spacing w:line="336" w:lineRule="auto" w:after="180"/>
+      </w:pPr>
+      <w:r>
+        <w:rPr>
+          <w:b w:val="0"/>
+        </w:rPr>
+        <w:t xml:space="preserve">Require preserved settings, original </w:t>
+      </w:r>
+      <w:r>
+        <w:rPr>
+          <w:b/>
+        </w:rPr>
+        <w:t>output</w:t>
+      </w:r>
+      <w:r>
+        <w:rPr>
+          <w:b w:val="0"/>
+        </w:rPr>
+        <w:t xml:space="preserve">s and data roles. Remembered </w:t>
+      </w:r>
+      <w:r>
+        <w:rPr>
+          <w:b/>
+        </w:rPr>
+        <w:t>state</w:t>
+      </w:r>
+      <w:r>
+        <w:rPr>
+          <w:b w:val="0"/>
+        </w:rPr>
+        <w:t xml:space="preserve">ments are not automatically current or verified; retention should follow the </w:t>
+      </w:r>
+      <w:r>
+        <w:rPr>
+          <w:b/>
+        </w:rPr>
+        <w:t>state</w:t>
+      </w:r>
+      <w:r>
+        <w:rPr>
+          <w:b w:val="0"/>
+        </w:rPr>
+        <w:t>d purpose and policy.</w:t>
+      </w:r>
+    </w:p>
+    <w:p>
+      <w:pPr>
+        <w:spacing w:line="336" w:lineRule="auto" w:after="180"/>
+      </w:pPr>
+      <w:r>
+        <w:rPr>
+          <w:b w:val="0"/>
+        </w:rPr>
+        <w:t xml:space="preserve">The new case should test this particular </w:t>
+      </w:r>
+      <w:r>
+        <w:rPr>
+          <w:b/>
+        </w:rPr>
+        <w:t>mechanism</w:t>
+      </w:r>
+      <w:r>
+        <w:rPr>
+          <w:b w:val="0"/>
+        </w:rPr>
+        <w:t xml:space="preserve"> rather than merely re</w:t>
+      </w:r>
+      <w:r>
+        <w:rPr>
+          <w:b/>
+        </w:rPr>
+        <w:t>state</w:t>
+      </w:r>
+      <w:r>
+        <w:rPr>
+          <w:b w:val="0"/>
+        </w:rPr>
+        <w:t xml:space="preserve"> the original result.</w:t>
+      </w:r>
+    </w:p>
+    <w:p>
+      <w:pPr>
+        <w:pStyle w:val="Heading2"/>
+      </w:pPr>
+      <w:r>
+        <w:t>Earlier wording, alternatives and picture transcripts · reference / check after trying</w:t>
+      </w:r>
+    </w:p>
+    <w:p>
+      <w:pPr>
+        <w:spacing w:line="336" w:lineRule="auto" w:after="180"/>
+      </w:pPr>
+      <w:r>
+        <w:rPr>
+          <w:b w:val="0"/>
+        </w:rPr>
+        <w:t>Assess and explain the answers</w:t>
       </w:r>
     </w:p>
     <w:p>
@@ -3818,22 +4720,44 @@
     </w:p>
     <w:p>
       <w:pPr>
+        <w:spacing w:line="336" w:lineRule="auto" w:after="180"/>
+      </w:pPr>
+      <w:r>
+        <w:rPr>
+          <w:b w:val="0"/>
+        </w:rPr>
+        <w:t xml:space="preserve">Update reading level, retain topic unless changed. Keep only necessary </w:t>
+      </w:r>
+      <w:r>
+        <w:rPr>
+          <w:b/>
+        </w:rPr>
+        <w:t>state</w:t>
+      </w:r>
+      <w:r>
+        <w:rPr>
+          <w:b w:val="0"/>
+        </w:rPr>
+        <w:t xml:space="preserve"> with correction/reset. Context does not guarantee permanent memory.</w:t>
+      </w:r>
+    </w:p>
+    <w:p>
+      <w:pPr>
         <w:pStyle w:val="Heading3"/>
       </w:pPr>
       <w:r>
-        <w:t>Teacher key · Worked case answer</w:t>
+        <w:t>Additional transfer practice question</w:t>
       </w:r>
     </w:p>
     <w:p>
       <w:pPr>
         <w:spacing w:line="336" w:lineRule="auto" w:after="180"/>
-        <w:shd w:fill="F1F6FC"/>
-      </w:pPr>
-      <w:r>
-        <w:rPr>
-          <w:b w:val="0"/>
-        </w:rPr>
-        <w:t xml:space="preserve">Update reading level, retain topic unless changed. Keep only necessary </w:t>
+      </w:pPr>
+      <w:r>
+        <w:rPr>
+          <w:b w:val="0"/>
+        </w:rPr>
+        <w:t xml:space="preserve">A learner corrects their project topic from oceans to forests. The next reply still uses oceans. What </w:t>
       </w:r>
       <w:r>
         <w:rPr>
@@ -3845,7 +4769,7 @@
         <w:rPr>
           <w:b w:val="0"/>
         </w:rPr>
-        <w:t xml:space="preserve"> with correction/reset. Context does not guarantee permanent memory.</w:t>
+        <w:t xml:space="preserve"> should change, and what should not be saved unnecessarily?</w:t>
       </w:r>
     </w:p>
     <w:p>
@@ -3853,61 +4777,12 @@
         <w:pStyle w:val="Heading3"/>
       </w:pPr>
       <w:r>
-        <w:t>Independent question</w:t>
-      </w:r>
-    </w:p>
-    <w:p>
-      <w:pPr>
-        <w:pStyle w:val="Heading3"/>
-      </w:pPr>
-      <w:r>
-        <w:t>Independent question · withhold the key</w:t>
+        <w:t>Reasoned practice answer</w:t>
       </w:r>
     </w:p>
     <w:p>
       <w:pPr>
         <w:spacing w:line="336" w:lineRule="auto" w:after="180"/>
-        <w:shd w:fill="F5F1FB"/>
-      </w:pPr>
-      <w:r>
-        <w:rPr>
-          <w:b w:val="0"/>
-        </w:rPr>
-        <w:t xml:space="preserve">A learner corrects their project topic from oceans to forests. The next reply still uses oceans. What </w:t>
-      </w:r>
-      <w:r>
-        <w:rPr>
-          <w:b/>
-        </w:rPr>
-        <w:t>state</w:t>
-      </w:r>
-      <w:r>
-        <w:rPr>
-          <w:b w:val="0"/>
-        </w:rPr>
-        <w:t xml:space="preserve"> should change, and what should not be saved unnecessarily?</w:t>
-      </w:r>
-    </w:p>
-    <w:p>
-      <w:pPr>
-        <w:pStyle w:val="Heading3"/>
-      </w:pPr>
-      <w:r>
-        <w:t>Expected independent answer</w:t>
-      </w:r>
-    </w:p>
-    <w:p>
-      <w:pPr>
-        <w:pStyle w:val="Heading3"/>
-      </w:pPr>
-      <w:r>
-        <w:t>Teacher key · Expected independent answer</w:t>
-      </w:r>
-    </w:p>
-    <w:p>
-      <w:pPr>
-        <w:spacing w:line="336" w:lineRule="auto" w:after="180"/>
-        <w:shd w:fill="F1F6FC"/>
       </w:pPr>
       <w:r>
         <w:rPr>
@@ -4213,1169 +5088,419 @@
     </w:p>
     <w:p>
       <w:pPr>
+        <w:spacing w:line="336" w:lineRule="auto" w:after="180"/>
+      </w:pPr>
+      <w:r>
+        <w:rPr>
+          <w:b w:val="0"/>
+        </w:rPr>
+        <w:t xml:space="preserve">New </w:t>
+      </w:r>
+      <w:r>
+        <w:rPr>
+          <w:b/>
+        </w:rPr>
+        <w:t>state</w:t>
+      </w:r>
+      <w:r>
+        <w:rPr>
+          <w:b w:val="0"/>
+        </w:rPr>
+        <w:t xml:space="preserve"> is topic=plants, level=Grade 6. Keep only needed fields and let the user correct or reset them.</w:t>
+      </w:r>
+    </w:p>
+    <w:p>
+      <w:pPr>
+        <w:spacing w:line="336" w:lineRule="auto" w:after="180"/>
+      </w:pPr>
+      <w:r>
+        <w:rPr>
+          <w:b w:val="0"/>
+        </w:rPr>
+        <w:t>Session context does not by itself establish storage beyond the interaction; explicit persistence requires its own design and controls.</w:t>
+      </w:r>
+    </w:p>
+    <w:p>
+      <w:pPr>
         <w:pStyle w:val="Heading3"/>
       </w:pPr>
       <w:r>
-        <w:t>Teacher key · Original transfer answer</w:t>
+        <w:t>Explanations for the additional workbook examples</w:t>
+      </w:r>
+    </w:p>
+    <w:p>
+      <w:pPr>
+        <w:pStyle w:val="Heading3"/>
+      </w:pPr>
+      <w:r>
+        <w:t>W1 Explain the mechanism</w:t>
+      </w:r>
+    </w:p>
+    <w:p>
+      <w:pPr>
+        <w:pStyle w:val="Heading3"/>
+      </w:pPr>
+      <w:r>
+        <w:t>W2 Trace the worked case</w:t>
+      </w:r>
+    </w:p>
+    <w:p>
+      <w:pPr>
+        <w:pStyle w:val="Heading3"/>
+      </w:pPr>
+      <w:r>
+        <w:t>W3 Audit the limit</w:t>
+      </w:r>
+    </w:p>
+    <w:p>
+      <w:pPr>
+        <w:pStyle w:val="Heading3"/>
+      </w:pPr>
+      <w:r>
+        <w:t>W4 Apply a new case independently</w:t>
       </w:r>
     </w:p>
     <w:p>
       <w:pPr>
         <w:spacing w:line="336" w:lineRule="auto" w:after="180"/>
-        <w:shd w:fill="F1F6FC"/>
-      </w:pPr>
-      <w:r>
-        <w:rPr>
-          <w:b w:val="0"/>
-        </w:rPr>
-        <w:t xml:space="preserve">New </w:t>
+      </w:pPr>
+      <w:r>
+        <w:rPr>
+          <w:b w:val="0"/>
+        </w:rPr>
+        <w:t xml:space="preserve">A session stores lab L1 then corrects to L2; session ends. A new session has no room </w:t>
       </w:r>
       <w:r>
         <w:rPr>
           <w:b/>
         </w:rPr>
+        <w:t>input</w:t>
+      </w:r>
+      <w:r>
+        <w:rPr>
+          <w:b w:val="0"/>
+        </w:rPr>
+        <w:t xml:space="preserve">. </w:t>
+      </w:r>
+      <w:r>
+        <w:rPr>
+          <w:b/>
+        </w:rPr>
+        <w:t>State</w:t>
+      </w:r>
+      <w:r>
+        <w:rPr>
+          <w:b w:val="0"/>
+        </w:rPr>
+        <w:t xml:space="preserve"> the active values at each stage.</w:t>
+      </w:r>
+    </w:p>
+    <w:p>
+      <w:pPr>
+        <w:spacing w:line="336" w:lineRule="auto" w:after="180"/>
+      </w:pPr>
+      <w:r>
+        <w:rPr>
+          <w:b w:val="0"/>
+        </w:rPr>
+        <w:t>Teacher explanation: L1 then L2; after session end no retained active lab under this contract. New session must ask instead of silently retrieving old L2.</w:t>
+      </w:r>
+    </w:p>
+    <w:p>
+      <w:pPr>
+        <w:pStyle w:val="Heading3"/>
+      </w:pPr>
+      <w:r>
+        <w:t>W5 Design a revealing follow-up</w:t>
+      </w:r>
+    </w:p>
+    <w:p>
+      <w:pPr>
+        <w:pStyle w:val="Heading3"/>
+      </w:pPr>
+      <w:r>
+        <w:t>Assess independent transfer</w:t>
+      </w:r>
+    </w:p>
+    <w:p>
+      <w:pPr>
+        <w:pStyle w:val="Heading3"/>
+      </w:pPr>
+      <w:r>
+        <w:t>Selected case answer</w:t>
+      </w:r>
+    </w:p>
+    <w:p>
+      <w:pPr>
+        <w:pStyle w:val="Heading3"/>
+      </w:pPr>
+      <w:r>
+        <w:t>Feedback that the learner uses</w:t>
+      </w:r>
+    </w:p>
+    <w:p>
+      <w:pPr>
+        <w:pStyle w:val="Heading1"/>
+      </w:pPr>
+      <w:r>
+        <w:t>06. Connect, adapt and return</w:t>
+      </w:r>
+    </w:p>
+    <w:p>
+      <w:r>
+        <w:t>Retain the project evidence and revisit the reasoning on a changed case.</w:t>
+      </w:r>
+    </w:p>
+    <w:p>
+      <w:pPr>
+        <w:pStyle w:val="Heading2"/>
+      </w:pPr>
+      <w:r>
+        <w:t>Project evidence to keep</w:t>
+      </w:r>
+    </w:p>
+    <w:p>
+      <w:pPr>
+        <w:spacing w:line="336" w:lineRule="auto" w:after="180"/>
+      </w:pPr>
+      <w:r>
+        <w:rPr>
+          <w:b w:val="0"/>
+        </w:rPr>
+        <w:t xml:space="preserve">Store minimal </w:t>
+      </w:r>
+      <w:r>
+        <w:rPr>
+          <w:b/>
+        </w:rPr>
+        <w:t>session state</w:t>
+      </w:r>
+      <w:r>
+        <w:rPr>
+          <w:b w:val="0"/>
+        </w:rPr>
+        <w:t xml:space="preserve"> and make </w:t>
+      </w:r>
+      <w:r>
+        <w:rPr>
+          <w:b/>
+        </w:rPr>
+        <w:t>persistent memory</w:t>
+      </w:r>
+      <w:r>
+        <w:rPr>
+          <w:b w:val="0"/>
+        </w:rPr>
+        <w:t xml:space="preserve"> optional, visible, and erasable.</w:t>
+      </w:r>
+    </w:p>
+    <w:p>
+      <w:pPr>
+        <w:spacing w:line="336" w:lineRule="auto" w:after="180"/>
+      </w:pPr>
+      <w:r>
+        <w:rPr>
+          <w:b w:val="0"/>
+        </w:rPr>
+        <w:t xml:space="preserve">Keep the decision, </w:t>
+      </w:r>
+      <w:r>
+        <w:rPr>
+          <w:b/>
+        </w:rPr>
+        <w:t>input</w:t>
+      </w:r>
+      <w:r>
+        <w:rPr>
+          <w:b w:val="0"/>
+        </w:rPr>
+        <w:t xml:space="preserve">, result, explanation and remaining limitation in the project </w:t>
+      </w:r>
+      <w:r>
+        <w:rPr>
+          <w:b/>
+        </w:rPr>
+        <w:t>evidence</w:t>
+      </w:r>
+      <w:r>
+        <w:rPr>
+          <w:b w:val="0"/>
+        </w:rPr>
+        <w:t xml:space="preserve"> record. Retrieve this record next week rather than restarting the project.</w:t>
+      </w:r>
+    </w:p>
+    <w:p>
+      <w:pPr>
+        <w:spacing w:line="336" w:lineRule="auto" w:after="180"/>
+      </w:pPr>
+      <w:r>
+        <w:rPr>
+          <w:b w:val="0"/>
+        </w:rPr>
+        <w:t xml:space="preserve">For your Verified Study Buddy, save the </w:t>
+      </w:r>
+      <w:r>
+        <w:rPr>
+          <w:b/>
+        </w:rPr>
+        <w:t>input</w:t>
+      </w:r>
+      <w:r>
+        <w:rPr>
+          <w:b w:val="0"/>
+        </w:rPr>
+        <w:t>, procedure, observed result and limitation of this check.</w:t>
+      </w:r>
+    </w:p>
+    <w:p>
+      <w:pPr>
+        <w:spacing w:line="336" w:lineRule="auto" w:after="180"/>
+      </w:pPr>
+      <w:r>
+        <w:rPr>
+          <w:b w:val="0"/>
+        </w:rPr>
+        <w:t>Label this worked example as practice; use a different, previously unreviewed case when checking independent understanding.</w:t>
+      </w:r>
+    </w:p>
+    <w:p>
+      <w:pPr>
+        <w:pStyle w:val="Heading2"/>
+      </w:pPr>
+      <w:r>
+        <w:t>Support while preserving the reasoning goal</w:t>
+      </w:r>
+    </w:p>
+    <w:p>
+      <w:pPr>
+        <w:spacing w:line="336" w:lineRule="auto" w:after="180"/>
+      </w:pPr>
+      <w:r>
+        <w:rPr>
+          <w:b w:val="0"/>
+        </w:rPr>
+        <w:t xml:space="preserve">Provide one short approved passage; separate instruction, </w:t>
+      </w:r>
+      <w:r>
+        <w:rPr>
+          <w:b/>
+        </w:rPr>
+        <w:t>input</w:t>
+      </w:r>
+      <w:r>
+        <w:rPr>
+          <w:b w:val="0"/>
+        </w:rPr>
+        <w:t xml:space="preserve">, </w:t>
+      </w:r>
+      <w:r>
+        <w:rPr>
+          <w:b/>
+        </w:rPr>
+        <w:t>output</w:t>
+      </w:r>
+      <w:r>
+        <w:rPr>
+          <w:b w:val="0"/>
+        </w:rPr>
+        <w:t xml:space="preserve"> and </w:t>
+      </w:r>
+      <w:r>
+        <w:rPr>
+          <w:b/>
+        </w:rPr>
+        <w:t>evidence</w:t>
+      </w:r>
+      <w:r>
+        <w:rPr>
+          <w:b w:val="0"/>
+        </w:rPr>
+        <w:t>. Stretch: introduce an unsupported claim or conflicting source and validate claim by claim with a fallback.</w:t>
+      </w:r>
+    </w:p>
+    <w:p>
+      <w:pPr>
+        <w:spacing w:line="336" w:lineRule="auto" w:after="180"/>
+      </w:pPr>
+      <w:r>
+        <w:rPr>
+          <w:b w:val="0"/>
+        </w:rPr>
+        <w:t xml:space="preserve">Provide an </w:t>
+      </w:r>
+      <w:r>
+        <w:rPr>
+          <w:b/>
+        </w:rPr>
+        <w:t>input</w:t>
+      </w:r>
+      <w:r>
+        <w:rPr>
+          <w:b w:val="0"/>
+        </w:rPr>
+        <w:t>/procedure/result/limit frame and a calculator when needed. Ask students to identify the first step before completing the whole trace.</w:t>
+      </w:r>
+    </w:p>
+    <w:p>
+      <w:pPr>
+        <w:spacing w:line="336" w:lineRule="auto" w:after="180"/>
+      </w:pPr>
+      <w:r>
+        <w:rPr>
+          <w:b w:val="0"/>
+        </w:rPr>
+        <w:t xml:space="preserve">Extension: compare two concrete variants of this </w:t>
+      </w:r>
+      <w:r>
+        <w:rPr>
+          <w:b/>
+        </w:rPr>
+        <w:t>mechanism</w:t>
+      </w:r>
+      <w:r>
+        <w:rPr>
+          <w:b w:val="0"/>
+        </w:rPr>
+        <w:t xml:space="preserve"> while holding unrelated conditions fixed; report both successful and unsuccessful outcomes.</w:t>
+      </w:r>
+    </w:p>
+    <w:p>
+      <w:pPr>
+        <w:spacing w:line="336" w:lineRule="auto" w:after="180"/>
+      </w:pPr>
+      <w:r>
+        <w:rPr>
+          <w:b w:val="0"/>
+        </w:rPr>
+        <w:t xml:space="preserve">W4: L1 then L2; after session end no retained active lab under this contract. New session must ask instead of silently retrieving old L2. Require intermediate reasoning and the </w:t>
+      </w:r>
+      <w:r>
+        <w:rPr>
+          <w:b/>
+        </w:rPr>
         <w:t>state</w:t>
       </w:r>
       <w:r>
         <w:rPr>
           <w:b w:val="0"/>
         </w:rPr>
-        <w:t xml:space="preserve"> is topic=plants, level=Grade 6. Keep only needed fields and let the user correct or reset them.</w:t>
+        <w:t>d scope.</w:t>
       </w:r>
     </w:p>
     <w:p>
       <w:pPr>
         <w:spacing w:line="336" w:lineRule="auto" w:after="180"/>
-        <w:shd w:fill="F1F6FC"/>
-      </w:pPr>
-      <w:r>
-        <w:rPr>
-          <w:b w:val="0"/>
-        </w:rPr>
-        <w:t>Session context does not by itself establish storage beyond the interaction; explicit persistence requires its own design and controls.</w:t>
-      </w:r>
-    </w:p>
-    <w:p>
-      <w:pPr>
-        <w:pStyle w:val="Heading3"/>
-      </w:pPr>
-      <w:r>
-        <w:t>Explanations for the additional workbook examples</w:t>
-      </w:r>
-    </w:p>
-    <w:p>
-      <w:pPr>
-        <w:pStyle w:val="Heading3"/>
-      </w:pPr>
-      <w:r>
-        <w:t>W1 Explain the mechanism</w:t>
-      </w:r>
-    </w:p>
-    <w:p>
-      <w:pPr>
-        <w:pStyle w:val="Heading3"/>
-      </w:pPr>
-      <w:r>
-        <w:t>Workbook question · W1</w:t>
+      </w:pPr>
+      <w:r>
+        <w:rPr>
+          <w:b w:val="0"/>
+        </w:rPr>
+        <w:t>Fresh retry: A session stores team T, correction U; new session starts with no team. Expected reasoning: Active U within the old session; absent in the new session. Ask for the current team.</w:t>
       </w:r>
     </w:p>
     <w:p>
       <w:pPr>
         <w:spacing w:line="336" w:lineRule="auto" w:after="180"/>
-        <w:shd w:fill="F5F1FB"/>
-      </w:pPr>
-      <w:r>
-        <w:rPr>
-          <w:b w:val="0"/>
-        </w:rPr>
-        <w:t xml:space="preserve">Explain the weekly </w:t>
-      </w:r>
-      <w:r>
-        <w:rPr>
-          <w:b/>
-        </w:rPr>
-        <w:t>mechanism</w:t>
-      </w:r>
-      <w:r>
-        <w:rPr>
-          <w:b w:val="0"/>
-        </w:rPr>
-        <w:t xml:space="preserve"> in your own words. Use the worked scenario to name its </w:t>
-      </w:r>
-      <w:r>
-        <w:rPr>
-          <w:b/>
-        </w:rPr>
-        <w:t>input</w:t>
-      </w:r>
-      <w:r>
-        <w:rPr>
-          <w:b w:val="0"/>
-        </w:rPr>
-        <w:t xml:space="preserve">, decision rule and </w:t>
-      </w:r>
-      <w:r>
-        <w:rPr>
-          <w:b/>
-        </w:rPr>
-        <w:t>output</w:t>
-      </w:r>
-      <w:r>
-        <w:rPr>
-          <w:b w:val="0"/>
-        </w:rPr>
-        <w:t>.</w:t>
-      </w:r>
-    </w:p>
-    <w:p>
-      <w:pPr>
-        <w:pStyle w:val="Heading3"/>
-      </w:pPr>
-      <w:r>
-        <w:t>Teacher reasoning · W1</w:t>
-      </w:r>
-    </w:p>
-    <w:p>
-      <w:pPr>
-        <w:spacing w:line="336" w:lineRule="auto" w:after="180"/>
-        <w:shd w:fill="F1F6FC"/>
-      </w:pPr>
-      <w:r>
-        <w:rPr>
-          <w:b w:val="0"/>
-        </w:rPr>
-        <w:t xml:space="preserve">Teacher explanation: Conversation </w:t>
-      </w:r>
-      <w:r>
-        <w:rPr>
-          <w:b/>
-        </w:rPr>
-        <w:t>state</w:t>
-      </w:r>
-      <w:r>
-        <w:rPr>
-          <w:b w:val="0"/>
-        </w:rPr>
-        <w:t xml:space="preserve"> stores facts or prior interactions for later use. It needs scope, provenance, correction and </w:t>
-      </w:r>
-      <w:r>
-        <w:rPr>
-          <w:b/>
-        </w:rPr>
-        <w:t>retention rule</w:t>
-      </w:r>
-      <w:r>
-        <w:rPr>
-          <w:b w:val="0"/>
-        </w:rPr>
-        <w:t>s rather than indefinite accumulation.</w:t>
-      </w:r>
-    </w:p>
-    <w:p>
-      <w:pPr>
-        <w:spacing w:line="336" w:lineRule="auto" w:after="180"/>
-        <w:shd w:fill="F1F6FC"/>
-      </w:pPr>
-      <w:r>
-        <w:rPr>
-          <w:b w:val="0"/>
-        </w:rPr>
-        <w:t>This classroom assistant keeps an approved room ID only for the current session. A later correction replaces the active value but retains an audit event until session end.</w:t>
-      </w:r>
-    </w:p>
-    <w:p>
-      <w:pPr>
-        <w:spacing w:line="336" w:lineRule="auto" w:after="180"/>
-        <w:shd w:fill="F1F6FC"/>
-      </w:pPr>
-      <w:r>
-        <w:rPr>
-          <w:b w:val="0"/>
-        </w:rPr>
-        <w:t>Do not persist private text merely because it appeared in conversation.</w:t>
-      </w:r>
-    </w:p>
-    <w:p>
-      <w:pPr>
-        <w:pStyle w:val="Heading3"/>
-      </w:pPr>
-      <w:r>
-        <w:t>W2 Trace the worked case</w:t>
-      </w:r>
-    </w:p>
-    <w:p>
-      <w:pPr>
-        <w:pStyle w:val="Heading3"/>
-      </w:pPr>
-      <w:r>
-        <w:t>Workbook question · W2</w:t>
-      </w:r>
-    </w:p>
-    <w:p>
-      <w:pPr>
-        <w:spacing w:line="336" w:lineRule="auto" w:after="180"/>
-        <w:shd w:fill="F5F1FB"/>
-      </w:pPr>
-      <w:r>
-        <w:rPr>
-          <w:b w:val="0"/>
-        </w:rPr>
-        <w:t>Turn 1 selects room A; turn 2 corrects to room B. A later answer uses A from an older summary. Show the intermediate steps and give the conclusion with its scope.</w:t>
-      </w:r>
-    </w:p>
-    <w:p>
-      <w:pPr>
-        <w:pStyle w:val="Heading3"/>
-      </w:pPr>
-      <w:r>
-        <w:t>Teacher reasoning · W2</w:t>
-      </w:r>
-    </w:p>
-    <w:p>
-      <w:pPr>
-        <w:spacing w:line="336" w:lineRule="auto" w:after="180"/>
-        <w:shd w:fill="F1F6FC"/>
-      </w:pPr>
-      <w:r>
-        <w:rPr>
-          <w:b w:val="0"/>
-        </w:rPr>
-        <w:t xml:space="preserve">Teacher explanation: Active </w:t>
-      </w:r>
-      <w:r>
-        <w:rPr>
-          <w:b/>
-        </w:rPr>
-        <w:t>state</w:t>
-      </w:r>
-      <w:r>
-        <w:rPr>
-          <w:b w:val="0"/>
-        </w:rPr>
-        <w:t xml:space="preserve"> should be B under the correction rule. The summary is stale; regenerate or invalidate it and preserve the correction audit within the declared session lifetime.</w:t>
-      </w:r>
-    </w:p>
-    <w:p>
-      <w:pPr>
-        <w:pStyle w:val="Heading3"/>
-      </w:pPr>
-      <w:r>
-        <w:t>W3 Audit the limit</w:t>
-      </w:r>
-    </w:p>
-    <w:p>
-      <w:pPr>
-        <w:pStyle w:val="Heading3"/>
-      </w:pPr>
-      <w:r>
-        <w:t>Workbook question · W3</w:t>
-      </w:r>
-    </w:p>
-    <w:p>
-      <w:pPr>
-        <w:spacing w:line="336" w:lineRule="auto" w:after="180"/>
-        <w:shd w:fill="F5F1FB"/>
-      </w:pPr>
-      <w:r>
-        <w:rPr>
-          <w:b w:val="0"/>
-        </w:rPr>
-        <w:t xml:space="preserve">A report omits this qualification: Remembered </w:t>
-      </w:r>
-      <w:r>
-        <w:rPr>
-          <w:b/>
-        </w:rPr>
-        <w:t>state</w:t>
-      </w:r>
-      <w:r>
-        <w:rPr>
-          <w:b w:val="0"/>
-        </w:rPr>
-        <w:t xml:space="preserve">ments are not automatically current or verified; retention should follow the </w:t>
-      </w:r>
-      <w:r>
-        <w:rPr>
-          <w:b/>
-        </w:rPr>
-        <w:t>state</w:t>
-      </w:r>
-      <w:r>
-        <w:rPr>
-          <w:b w:val="0"/>
-        </w:rPr>
-        <w:t>d purpose and policy.</w:t>
-      </w:r>
-    </w:p>
-    <w:p>
-      <w:pPr>
-        <w:spacing w:line="336" w:lineRule="auto" w:after="180"/>
-        <w:shd w:fill="F5F1FB"/>
-      </w:pPr>
-      <w:r>
-        <w:rPr>
-          <w:b w:val="0"/>
-        </w:rPr>
-        <w:t>Explain how omitting it could change a reader's interpretation, and write an accurate replacement.</w:t>
-      </w:r>
-    </w:p>
-    <w:p>
-      <w:pPr>
-        <w:pStyle w:val="Heading3"/>
-      </w:pPr>
-      <w:r>
-        <w:t>Teacher reasoning · W3</w:t>
-      </w:r>
-    </w:p>
-    <w:p>
-      <w:pPr>
-        <w:spacing w:line="336" w:lineRule="auto" w:after="180"/>
-        <w:shd w:fill="F1F6FC"/>
-      </w:pPr>
-      <w:r>
-        <w:rPr>
-          <w:b w:val="0"/>
-        </w:rPr>
-        <w:t xml:space="preserve">Teacher explanation: Remembered </w:t>
-      </w:r>
-      <w:r>
-        <w:rPr>
-          <w:b/>
-        </w:rPr>
-        <w:t>state</w:t>
-      </w:r>
-      <w:r>
-        <w:rPr>
-          <w:b w:val="0"/>
-        </w:rPr>
-        <w:t xml:space="preserve">ments are not automatically current or verified; retention should follow the </w:t>
-      </w:r>
-      <w:r>
-        <w:rPr>
-          <w:b/>
-        </w:rPr>
-        <w:t>state</w:t>
-      </w:r>
-      <w:r>
-        <w:rPr>
-          <w:b w:val="0"/>
-        </w:rPr>
-        <w:t>d purpose and policy.</w:t>
-      </w:r>
-    </w:p>
-    <w:p>
-      <w:pPr>
-        <w:spacing w:line="336" w:lineRule="auto" w:after="180"/>
-        <w:shd w:fill="F1F6FC"/>
-      </w:pPr>
-      <w:r>
-        <w:rPr>
-          <w:b/>
-        </w:rPr>
-        <w:t>State</w:t>
-      </w:r>
-      <w:r>
-        <w:rPr>
-          <w:b w:val="0"/>
-        </w:rPr>
-        <w:t xml:space="preserve"> the observed result separately from the unverified or out-of-scope claim; preserve the original </w:t>
-      </w:r>
-      <w:r>
-        <w:rPr>
-          <w:b/>
-        </w:rPr>
-        <w:t>evidence</w:t>
-      </w:r>
-      <w:r>
-        <w:rPr>
-          <w:b w:val="0"/>
-        </w:rPr>
-        <w:t xml:space="preserve"> rather than inventing a missing fact.</w:t>
-      </w:r>
-    </w:p>
-    <w:p>
-      <w:pPr>
-        <w:pStyle w:val="Heading3"/>
-      </w:pPr>
-      <w:r>
-        <w:t>W4 Apply a new case independently</w:t>
-      </w:r>
-    </w:p>
-    <w:p>
-      <w:pPr>
-        <w:pStyle w:val="Heading3"/>
-      </w:pPr>
-      <w:r>
-        <w:t>Workbook question · W4</w:t>
-      </w:r>
-    </w:p>
-    <w:p>
-      <w:pPr>
-        <w:spacing w:line="336" w:lineRule="auto" w:after="180"/>
-        <w:shd w:fill="F5F1FB"/>
-      </w:pPr>
-      <w:r>
-        <w:rPr>
-          <w:b w:val="0"/>
-        </w:rPr>
-        <w:t xml:space="preserve">A session stores lab L1 then corrects to L2; session ends. A new session has no room </w:t>
-      </w:r>
-      <w:r>
-        <w:rPr>
-          <w:b/>
-        </w:rPr>
-        <w:t>input</w:t>
-      </w:r>
-      <w:r>
-        <w:rPr>
-          <w:b w:val="0"/>
-        </w:rPr>
-        <w:t xml:space="preserve">. </w:t>
-      </w:r>
-      <w:r>
-        <w:rPr>
-          <w:b/>
-        </w:rPr>
-        <w:t>State</w:t>
-      </w:r>
-      <w:r>
-        <w:rPr>
-          <w:b w:val="0"/>
-        </w:rPr>
-        <w:t xml:space="preserve"> the active values at each stage.</w:t>
-      </w:r>
-    </w:p>
-    <w:p>
-      <w:pPr>
-        <w:pStyle w:val="Heading3"/>
-      </w:pPr>
-      <w:r>
-        <w:t>Teacher reasoning · W4</w:t>
-      </w:r>
-    </w:p>
-    <w:p>
-      <w:pPr>
-        <w:spacing w:line="336" w:lineRule="auto" w:after="180"/>
-        <w:shd w:fill="F1F6FC"/>
-      </w:pPr>
-      <w:r>
-        <w:rPr>
-          <w:b w:val="0"/>
-        </w:rPr>
-        <w:t>Teacher explanation: L1 then L2; after session end no retained active lab under this contract. New session must ask instead of silently retrieving old L2.</w:t>
-      </w:r>
-    </w:p>
-    <w:p>
-      <w:pPr>
-        <w:pStyle w:val="Heading3"/>
-      </w:pPr>
-      <w:r>
-        <w:t>W5 Design a revealing follow-up</w:t>
-      </w:r>
-    </w:p>
-    <w:p>
-      <w:pPr>
-        <w:pStyle w:val="Heading3"/>
-      </w:pPr>
-      <w:r>
-        <w:t>Workbook question · W5</w:t>
-      </w:r>
-    </w:p>
-    <w:p>
-      <w:pPr>
-        <w:spacing w:line="336" w:lineRule="auto" w:after="180"/>
-        <w:shd w:fill="F5F1FB"/>
-      </w:pPr>
-      <w:r>
-        <w:rPr>
-          <w:b w:val="0"/>
-        </w:rPr>
-        <w:t>For the worked scenario, propose one additional case that could reveal a failure, describe its expected outcome before running it, and explain what would need to remain fixed for a fair comparison.</w:t>
-      </w:r>
-    </w:p>
-    <w:p>
-      <w:pPr>
-        <w:spacing w:line="336" w:lineRule="auto" w:after="180"/>
-        <w:shd w:fill="F5F1FB"/>
-      </w:pPr>
-      <w:r>
-        <w:rPr>
-          <w:b w:val="0"/>
-        </w:rPr>
-        <w:t>Do not reuse W4 as a new final test after receiving feedback.</w:t>
-      </w:r>
-    </w:p>
-    <w:p>
-      <w:pPr>
-        <w:pStyle w:val="Heading3"/>
-      </w:pPr>
-      <w:r>
-        <w:t>Teacher reasoning · W5</w:t>
-      </w:r>
-    </w:p>
-    <w:p>
-      <w:pPr>
-        <w:spacing w:line="336" w:lineRule="auto" w:after="180"/>
-        <w:shd w:fill="F1F6FC"/>
-      </w:pPr>
-      <w:r>
-        <w:rPr>
-          <w:b w:val="0"/>
-        </w:rPr>
-        <w:t xml:space="preserve">Teacher explanation: Accept a concrete variant of the worked </w:t>
-      </w:r>
-      <w:r>
-        <w:rPr>
-          <w:b/>
-        </w:rPr>
-        <w:t>input</w:t>
-      </w:r>
-      <w:r>
-        <w:rPr>
-          <w:b w:val="0"/>
-        </w:rPr>
-        <w:t xml:space="preserve"> or a missing/conflicting/boundary condition, with an expectation derived from the declared procedure.</w:t>
-      </w:r>
-    </w:p>
-    <w:p>
-      <w:pPr>
-        <w:spacing w:line="336" w:lineRule="auto" w:after="180"/>
-        <w:shd w:fill="F1F6FC"/>
-      </w:pPr>
-      <w:r>
-        <w:rPr>
-          <w:b w:val="0"/>
-        </w:rPr>
-        <w:t xml:space="preserve">Require preserved settings, original </w:t>
-      </w:r>
-      <w:r>
-        <w:rPr>
-          <w:b/>
-        </w:rPr>
-        <w:t>output</w:t>
-      </w:r>
-      <w:r>
-        <w:rPr>
-          <w:b w:val="0"/>
-        </w:rPr>
-        <w:t xml:space="preserve">s and data roles. Remembered </w:t>
-      </w:r>
-      <w:r>
-        <w:rPr>
-          <w:b/>
-        </w:rPr>
-        <w:t>state</w:t>
-      </w:r>
-      <w:r>
-        <w:rPr>
-          <w:b w:val="0"/>
-        </w:rPr>
-        <w:t xml:space="preserve">ments are not automatically current or verified; retention should follow the </w:t>
-      </w:r>
-      <w:r>
-        <w:rPr>
-          <w:b/>
-        </w:rPr>
-        <w:t>state</w:t>
-      </w:r>
-      <w:r>
-        <w:rPr>
-          <w:b w:val="0"/>
-        </w:rPr>
-        <w:t>d purpose and policy.</w:t>
-      </w:r>
-    </w:p>
-    <w:p>
-      <w:pPr>
-        <w:spacing w:line="336" w:lineRule="auto" w:after="180"/>
-        <w:shd w:fill="F1F6FC"/>
-      </w:pPr>
-      <w:r>
-        <w:rPr>
-          <w:b w:val="0"/>
-        </w:rPr>
-        <w:t xml:space="preserve">The new case should test this particular </w:t>
-      </w:r>
-      <w:r>
-        <w:rPr>
-          <w:b/>
-        </w:rPr>
-        <w:t>mechanism</w:t>
-      </w:r>
-      <w:r>
-        <w:rPr>
-          <w:b w:val="0"/>
-        </w:rPr>
-        <w:t xml:space="preserve"> rather than merely re</w:t>
-      </w:r>
-      <w:r>
-        <w:rPr>
-          <w:b/>
-        </w:rPr>
-        <w:t>state</w:t>
-      </w:r>
-      <w:r>
-        <w:rPr>
-          <w:b w:val="0"/>
-        </w:rPr>
-        <w:t xml:space="preserve"> the original result.</w:t>
-      </w:r>
-    </w:p>
-    <w:p>
-      <w:pPr>
-        <w:pStyle w:val="Heading3"/>
-      </w:pPr>
-      <w:r>
-        <w:t>Assess independent transfer</w:t>
-      </w:r>
-    </w:p>
-    <w:p>
-      <w:pPr>
-        <w:pStyle w:val="Heading3"/>
-      </w:pPr>
-      <w:r>
-        <w:t>Independent question · withhold the key</w:t>
-      </w:r>
-    </w:p>
-    <w:p>
-      <w:pPr>
-        <w:spacing w:line="336" w:lineRule="auto" w:after="180"/>
-        <w:shd w:fill="F5F1FB"/>
-      </w:pPr>
-      <w:r>
-        <w:rPr>
-          <w:b w:val="0"/>
-        </w:rPr>
-        <w:t xml:space="preserve">Selected case: A session stores lab L1 then corrects to L2; session ends. A new session has no room </w:t>
-      </w:r>
-      <w:r>
-        <w:rPr>
-          <w:b/>
-        </w:rPr>
-        <w:t>input</w:t>
-      </w:r>
-      <w:r>
-        <w:rPr>
-          <w:b w:val="0"/>
-        </w:rPr>
-        <w:t xml:space="preserve">. </w:t>
-      </w:r>
-      <w:r>
-        <w:rPr>
-          <w:b/>
-        </w:rPr>
-        <w:t>State</w:t>
-      </w:r>
-      <w:r>
-        <w:rPr>
-          <w:b w:val="0"/>
-        </w:rPr>
-        <w:t xml:space="preserve"> the active values at each stage.</w:t>
-      </w:r>
-    </w:p>
-    <w:p>
-      <w:pPr>
-        <w:pStyle w:val="Heading3"/>
-      </w:pPr>
-      <w:r>
-        <w:t>Selected case answer</w:t>
-      </w:r>
-    </w:p>
-    <w:p>
-      <w:pPr>
-        <w:pStyle w:val="Heading3"/>
-      </w:pPr>
-      <w:r>
-        <w:t>Teacher key · Selected case answer</w:t>
-      </w:r>
-    </w:p>
-    <w:p>
-      <w:pPr>
-        <w:spacing w:line="336" w:lineRule="auto" w:after="180"/>
-        <w:shd w:fill="F1F6FC"/>
-      </w:pPr>
-      <w:r>
-        <w:rPr>
-          <w:b w:val="0"/>
-        </w:rPr>
-        <w:t>Teacher explanation: L1 then L2; after session end no retained active lab under this contract. New session must ask instead of silently retrieving old L2.</w:t>
-      </w:r>
-    </w:p>
-    <w:tbl>
-      <w:tblPr>
-        <w:tblStyle w:val="LightShading-Accent1"/>
-        <w:tblW w:type="auto" w:w="0"/>
-        <w:tblLook w:firstColumn="1" w:firstRow="1" w:lastColumn="0" w:lastRow="0" w:noHBand="0" w:noVBand="1" w:val="04A0"/>
-      </w:tblPr>
-      <w:tblGrid>
-        <w:gridCol w:w="5112"/>
-        <w:gridCol w:w="5112"/>
-      </w:tblGrid>
-      <w:tr>
-        <w:trPr>
-          <w:tblHeader/>
-        </w:trPr>
-        <w:tc>
-          <w:tcPr>
-            <w:tcW w:type="dxa" w:w="5112"/>
-          </w:tcPr>
-          <w:p>
-            <w:r>
-              <w:t>Dimension</w:t>
-            </w:r>
-          </w:p>
-        </w:tc>
-        <w:tc>
-          <w:tcPr>
-            <w:tcW w:type="dxa" w:w="5112"/>
-          </w:tcPr>
-          <w:p>
-            <w:r>
-              <w:t>Evidence required</w:t>
-            </w:r>
-          </w:p>
-        </w:tc>
-      </w:tr>
-      <w:tr>
-        <w:tc>
-          <w:tcPr>
-            <w:tcW w:type="dxa" w:w="5112"/>
-          </w:tcPr>
-          <w:p>
-            <w:r>
-              <w:t>Explanation</w:t>
-            </w:r>
-          </w:p>
-        </w:tc>
-        <w:tc>
-          <w:tcPr>
-            <w:tcW w:type="dxa" w:w="5112"/>
-          </w:tcPr>
-          <w:p>
-            <w:r>
-              <w:t>Names the applicable idea or procedure and ties it to the supplied facts.</w:t>
-            </w:r>
-          </w:p>
-        </w:tc>
-      </w:tr>
-      <w:tr>
-        <w:tc>
-          <w:tcPr>
-            <w:tcW w:type="dxa" w:w="5112"/>
-          </w:tcPr>
-          <w:p>
-            <w:r>
-              <w:t>Trace and result</w:t>
-            </w:r>
-          </w:p>
-        </w:tc>
-        <w:tc>
-          <w:tcPr>
-            <w:tcW w:type="dxa" w:w="5112"/>
-          </w:tcPr>
-          <w:p>
-            <w:r>
-              <w:t>Preserves the given inputs and shows the relevant intermediate steps; distinguishes a prediction from an observed execution.</w:t>
-            </w:r>
-          </w:p>
-        </w:tc>
-      </w:tr>
-      <w:tr>
-        <w:tc>
-          <w:tcPr>
-            <w:tcW w:type="dxa" w:w="5112"/>
-          </w:tcPr>
-          <w:p>
-            <w:r>
-              <w:t>Limits</w:t>
-            </w:r>
-          </w:p>
-        </w:tc>
-        <w:tc>
-          <w:tcPr>
-            <w:tcW w:type="dxa" w:w="5112"/>
-          </w:tcPr>
-          <w:p>
-            <w:r>
-              <w:t>States the assumptions, missing evidence or conditions under which the result would change.</w:t>
-            </w:r>
-          </w:p>
-        </w:tc>
-      </w:tr>
-    </w:tbl>
-    <w:p>
-      <w:pPr>
-        <w:pStyle w:val="Heading3"/>
-      </w:pPr>
-      <w:r>
-        <w:t>Teacher key · Selected case answer</w:t>
-      </w:r>
-    </w:p>
-    <w:p>
-      <w:pPr>
-        <w:spacing w:line="336" w:lineRule="auto" w:after="180"/>
-        <w:shd w:fill="F1F6FC"/>
-      </w:pPr>
-      <w:r>
-        <w:rPr>
-          <w:b w:val="0"/>
-        </w:rPr>
-        <w:t>Record each dimension as not yet, with support, or independent. Accept a valid alternative procedure with a defensible trace.</w:t>
-      </w:r>
-    </w:p>
-    <w:p>
-      <w:pPr>
-        <w:spacing w:line="336" w:lineRule="auto" w:after="180"/>
-        <w:shd w:fill="F1F6FC"/>
-      </w:pPr>
-      <w:r>
-        <w:rPr>
-          <w:b w:val="0"/>
-        </w:rPr>
-        <w:t xml:space="preserve">Do not penalise an honestly recorded model failure if the learner correctly explains its </w:t>
-      </w:r>
-      <w:r>
-        <w:rPr>
-          <w:b/>
-        </w:rPr>
-        <w:t>evidence</w:t>
-      </w:r>
-      <w:r>
-        <w:rPr>
-          <w:b w:val="0"/>
-        </w:rPr>
-        <w:t xml:space="preserve"> and limits.</w:t>
-      </w:r>
-    </w:p>
-    <w:p>
-      <w:pPr>
-        <w:pStyle w:val="Heading3"/>
-      </w:pPr>
-      <w:r>
-        <w:t>Feedback that the learner uses</w:t>
-      </w:r>
-    </w:p>
-    <w:p>
-      <w:pPr>
-        <w:spacing w:line="336" w:lineRule="auto" w:after="180"/>
-      </w:pPr>
-      <w:r>
-        <w:rPr>
-          <w:b w:val="0"/>
-        </w:rPr>
-        <w:t>Name the earliest unsupported step and give one action to repair it. Have the learner make that repair now and explain why. Then assess the relevant skill on a fresh, fully specified case.</w:t>
-      </w:r>
-    </w:p>
-    <w:p>
-      <w:pPr>
-        <w:spacing w:line="336" w:lineRule="auto" w:after="180"/>
-      </w:pPr>
-      <w:r>
-        <w:rPr>
-          <w:b w:val="0"/>
-        </w:rPr>
-        <w:t>Confirm it was not previously practised with feedback; solve and check the new case before assigning it. A follow-up design prompt is a starting brief, not automatically an equivalent test.</w:t>
-      </w:r>
-    </w:p>
-    <w:p>
-      <w:pPr>
-        <w:pStyle w:val="Heading1"/>
-      </w:pPr>
-      <w:r>
-        <w:t>06. Connect and extend learning</w:t>
-      </w:r>
-    </w:p>
-    <w:p>
-      <w:r>
-        <w:t>Connect Conversation State and Memory to Verified Study Buddy, adapt support and plan a later changed-case check.</w:t>
-      </w:r>
-    </w:p>
-    <w:p>
-      <w:pPr>
-        <w:pStyle w:val="Heading3"/>
-      </w:pPr>
-      <w:r>
-        <w:t>Verified Study Buddy</w:t>
-      </w:r>
-    </w:p>
-    <w:p>
-      <w:pPr>
-        <w:spacing w:line="336" w:lineRule="auto" w:after="180"/>
-      </w:pPr>
-      <w:r>
-        <w:rPr>
-          <w:b w:val="0"/>
-        </w:rPr>
-        <w:t xml:space="preserve">Store minimal </w:t>
-      </w:r>
-      <w:r>
-        <w:rPr>
-          <w:b/>
-        </w:rPr>
-        <w:t>session state</w:t>
-      </w:r>
-      <w:r>
-        <w:rPr>
-          <w:b w:val="0"/>
-        </w:rPr>
-        <w:t xml:space="preserve"> and make </w:t>
-      </w:r>
-      <w:r>
-        <w:rPr>
-          <w:b/>
-        </w:rPr>
-        <w:t>persistent memory</w:t>
-      </w:r>
-      <w:r>
-        <w:rPr>
-          <w:b w:val="0"/>
-        </w:rPr>
-        <w:t xml:space="preserve"> optional, visible, and erasable.</w:t>
-      </w:r>
-    </w:p>
-    <w:p>
-      <w:pPr>
-        <w:spacing w:line="336" w:lineRule="auto" w:after="180"/>
-      </w:pPr>
-      <w:r>
-        <w:rPr>
-          <w:b w:val="0"/>
-        </w:rPr>
-        <w:t xml:space="preserve">Keep the decision, </w:t>
-      </w:r>
-      <w:r>
-        <w:rPr>
-          <w:b/>
-        </w:rPr>
-        <w:t>input</w:t>
-      </w:r>
-      <w:r>
-        <w:rPr>
-          <w:b w:val="0"/>
-        </w:rPr>
-        <w:t xml:space="preserve">, result, explanation and remaining limitation in the project </w:t>
-      </w:r>
-      <w:r>
-        <w:rPr>
-          <w:b/>
-        </w:rPr>
-        <w:t>evidence</w:t>
-      </w:r>
-      <w:r>
-        <w:rPr>
-          <w:b w:val="0"/>
-        </w:rPr>
-        <w:t xml:space="preserve"> record. Retrieve this record next week rather than restarting the project.</w:t>
-      </w:r>
-    </w:p>
-    <w:p>
-      <w:pPr>
-        <w:pStyle w:val="Heading3"/>
-      </w:pPr>
-      <w:r>
-        <w:t>Support and stretch</w:t>
-      </w:r>
-    </w:p>
-    <w:p>
-      <w:pPr>
-        <w:spacing w:line="336" w:lineRule="auto" w:after="180"/>
-      </w:pPr>
-      <w:r>
-        <w:rPr>
-          <w:b w:val="0"/>
-        </w:rPr>
-        <w:t xml:space="preserve">Provide one short approved passage; separate instruction, </w:t>
-      </w:r>
-      <w:r>
-        <w:rPr>
-          <w:b/>
-        </w:rPr>
-        <w:t>input</w:t>
-      </w:r>
-      <w:r>
-        <w:rPr>
-          <w:b w:val="0"/>
-        </w:rPr>
-        <w:t xml:space="preserve">, </w:t>
-      </w:r>
-      <w:r>
-        <w:rPr>
-          <w:b/>
-        </w:rPr>
-        <w:t>output</w:t>
-      </w:r>
-      <w:r>
-        <w:rPr>
-          <w:b w:val="0"/>
-        </w:rPr>
-        <w:t xml:space="preserve"> and </w:t>
-      </w:r>
-      <w:r>
-        <w:rPr>
-          <w:b/>
-        </w:rPr>
-        <w:t>evidence</w:t>
-      </w:r>
-      <w:r>
-        <w:rPr>
-          <w:b w:val="0"/>
-        </w:rPr>
-        <w:t>. Stretch: introduce an unsupported claim or conflicting source and validate claim by claim with a fallback.</w:t>
-      </w:r>
-    </w:p>
-    <w:p>
-      <w:pPr>
-        <w:pStyle w:val="Heading3"/>
-      </w:pPr>
-      <w:r>
-        <w:t>Exit reflection</w:t>
-      </w:r>
-    </w:p>
-    <w:p>
-      <w:pPr>
-        <w:spacing w:line="336" w:lineRule="auto" w:after="180"/>
-      </w:pPr>
-      <w:r>
-        <w:rPr>
-          <w:b w:val="0"/>
-        </w:rPr>
-        <w:t xml:space="preserve">Ask for one decision the learner can now justify and one situation requiring more </w:t>
-      </w:r>
-      <w:r>
-        <w:rPr>
-          <w:b/>
-        </w:rPr>
-        <w:t>evidence</w:t>
-      </w:r>
-      <w:r>
-        <w:rPr>
-          <w:b w:val="0"/>
-        </w:rPr>
-        <w:t xml:space="preserve"> or human review. Confidence ratings are separate from correct independent performance.</w:t>
-      </w:r>
-    </w:p>
-    <w:p>
-      <w:pPr>
-        <w:pStyle w:val="Heading3"/>
-      </w:pPr>
-      <w:r>
-        <w:t>Bridge to the next week</w:t>
-      </w:r>
-    </w:p>
-    <w:p>
-      <w:pPr>
-        <w:spacing w:line="336" w:lineRule="auto" w:after="180"/>
-      </w:pPr>
-      <w:r>
-        <w:rPr>
-          <w:b w:val="0"/>
-        </w:rPr>
-        <w:t xml:space="preserve">Next: Week 21: Tools and APIs. Retrieve today’s </w:t>
-      </w:r>
-      <w:r>
-        <w:rPr>
-          <w:b/>
-        </w:rPr>
-        <w:t>evidence</w:t>
-      </w:r>
-      <w:r>
-        <w:rPr>
-          <w:b w:val="0"/>
-        </w:rPr>
-        <w:t xml:space="preserve"> and identify what carries forward and what is new.</w:t>
-      </w:r>
-    </w:p>
-    <w:p>
-      <w:pPr>
-        <w:pStyle w:val="Heading3"/>
-      </w:pPr>
-      <w:r>
-        <w:t>Support and fresh reassessment</w:t>
-      </w:r>
-    </w:p>
-    <w:p>
-      <w:pPr>
-        <w:spacing w:line="336" w:lineRule="auto" w:after="180"/>
-      </w:pPr>
-      <w:r>
-        <w:rPr>
-          <w:b w:val="0"/>
-        </w:rPr>
-        <w:t xml:space="preserve">Provide an </w:t>
-      </w:r>
-      <w:r>
-        <w:rPr>
-          <w:b/>
-        </w:rPr>
-        <w:t>input</w:t>
-      </w:r>
-      <w:r>
-        <w:rPr>
-          <w:b w:val="0"/>
-        </w:rPr>
-        <w:t>/procedure/result/limit frame and a calculator when needed. Ask students to identify the first step before completing the whole trace.</w:t>
-      </w:r>
-    </w:p>
-    <w:p>
-      <w:pPr>
-        <w:spacing w:line="336" w:lineRule="auto" w:after="180"/>
-      </w:pPr>
-      <w:r>
-        <w:rPr>
-          <w:b w:val="0"/>
-        </w:rPr>
-        <w:t xml:space="preserve">Extension: compare two concrete variants of this </w:t>
-      </w:r>
-      <w:r>
-        <w:rPr>
-          <w:b/>
-        </w:rPr>
-        <w:t>mechanism</w:t>
-      </w:r>
-      <w:r>
-        <w:rPr>
-          <w:b w:val="0"/>
-        </w:rPr>
-        <w:t xml:space="preserve"> while holding unrelated conditions fixed; report both successful and unsuccessful outcomes.</w:t>
-      </w:r>
-    </w:p>
-    <w:p>
-      <w:pPr>
-        <w:spacing w:line="336" w:lineRule="auto" w:after="180"/>
-      </w:pPr>
-      <w:r>
-        <w:rPr>
-          <w:b w:val="0"/>
-        </w:rPr>
-        <w:t xml:space="preserve">W4: L1 then L2; after session end no retained active lab under this contract. New session must ask instead of silently retrieving old L2. Require intermediate reasoning and the </w:t>
-      </w:r>
-      <w:r>
-        <w:rPr>
-          <w:b/>
-        </w:rPr>
-        <w:t>state</w:t>
-      </w:r>
-      <w:r>
-        <w:rPr>
-          <w:b w:val="0"/>
-        </w:rPr>
-        <w:t>d scope.</w:t>
-      </w:r>
-    </w:p>
-    <w:p>
-      <w:pPr>
-        <w:spacing w:line="336" w:lineRule="auto" w:after="180"/>
-      </w:pPr>
-      <w:r>
-        <w:rPr>
-          <w:b w:val="0"/>
-        </w:rPr>
-        <w:t>Fresh retry: A session stores team T, correction U; new session starts with no team. Expected reasoning: Active U within the old session; absent in the new session. Ask for the current team.</w:t>
-      </w:r>
-    </w:p>
-    <w:p>
-      <w:pPr>
-        <w:spacing w:line="336" w:lineRule="auto" w:after="180"/>
       </w:pPr>
       <w:r>
         <w:rPr>
@@ -5386,33 +5511,10 @@
     </w:p>
     <w:p>
       <w:pPr>
-        <w:spacing w:line="336" w:lineRule="auto" w:after="180"/>
-      </w:pPr>
-      <w:r>
-        <w:rPr>
-          <w:b w:val="0"/>
-        </w:rPr>
-        <w:t xml:space="preserve">Next connection: Copyright and permitted sources. Preserve the current case record and retrieve its </w:t>
-      </w:r>
-      <w:r>
-        <w:rPr>
-          <w:b/>
-        </w:rPr>
-        <w:t>evidence</w:t>
-      </w:r>
-      <w:r>
-        <w:rPr>
-          <w:b w:val="0"/>
-        </w:rPr>
-        <w:t xml:space="preserve"> boundary before moving on.</w:t>
-      </w:r>
-    </w:p>
-    <w:p>
-      <w:pPr>
-        <w:pStyle w:val="Heading3"/>
-      </w:pPr>
-      <w:r>
-        <w:t>Plan the delayed return</w:t>
+        <w:pStyle w:val="Heading2"/>
+      </w:pPr>
+      <w:r>
+        <w:t>Plan the delayed check</w:t>
       </w:r>
     </w:p>
     <w:p>
@@ -5629,71 +5731,176 @@
     </w:p>
     <w:p>
       <w:pPr>
+        <w:pStyle w:val="Heading2"/>
+      </w:pPr>
+      <w:r>
+        <w:t>Bridge to next week</w:t>
+      </w:r>
+    </w:p>
+    <w:p>
+      <w:pPr>
+        <w:spacing w:line="336" w:lineRule="auto" w:after="180"/>
+      </w:pPr>
+      <w:r>
+        <w:rPr>
+          <w:b w:val="0"/>
+        </w:rPr>
+        <w:t xml:space="preserve">Ask for one decision the learner can now justify and one situation requiring more </w:t>
+      </w:r>
+      <w:r>
+        <w:rPr>
+          <w:b/>
+        </w:rPr>
+        <w:t>evidence</w:t>
+      </w:r>
+      <w:r>
+        <w:rPr>
+          <w:b w:val="0"/>
+        </w:rPr>
+        <w:t xml:space="preserve"> or human review. Confidence ratings are separate from correct independent performance.</w:t>
+      </w:r>
+    </w:p>
+    <w:p>
+      <w:pPr>
+        <w:spacing w:line="336" w:lineRule="auto" w:after="180"/>
+      </w:pPr>
+      <w:r>
+        <w:rPr>
+          <w:b w:val="0"/>
+        </w:rPr>
+        <w:t xml:space="preserve">Next: Week 21: Tools and APIs. Retrieve today’s </w:t>
+      </w:r>
+      <w:r>
+        <w:rPr>
+          <w:b/>
+        </w:rPr>
+        <w:t>evidence</w:t>
+      </w:r>
+      <w:r>
+        <w:rPr>
+          <w:b w:val="0"/>
+        </w:rPr>
+        <w:t xml:space="preserve"> and identify what carries forward and what is new.</w:t>
+      </w:r>
+    </w:p>
+    <w:p>
+      <w:pPr>
+        <w:spacing w:line="336" w:lineRule="auto" w:after="180"/>
+      </w:pPr>
+      <w:r>
+        <w:rPr>
+          <w:b w:val="0"/>
+        </w:rPr>
+        <w:t>Next is Week 21: Tools and APIs. Carry forward explicit state, provenance and correction rules when a helper sends a request and receives a tool result.</w:t>
+      </w:r>
+    </w:p>
+    <w:p>
+      <w:pPr>
+        <w:pStyle w:val="Heading2"/>
+      </w:pPr>
+      <w:r>
+        <w:t>Earlier wording, alternatives and picture transcripts · reference / check after trying</w:t>
+      </w:r>
+    </w:p>
+    <w:p>
+      <w:pPr>
+        <w:spacing w:line="336" w:lineRule="auto" w:after="180"/>
+      </w:pPr>
+      <w:r>
+        <w:rPr>
+          <w:b w:val="0"/>
+        </w:rPr>
+        <w:t>Connect and extend learning</w:t>
+      </w:r>
+    </w:p>
+    <w:p>
+      <w:pPr>
         <w:pStyle w:val="Heading3"/>
       </w:pPr>
       <w:r>
+        <w:t>Verified Study Buddy</w:t>
+      </w:r>
+    </w:p>
+    <w:p>
+      <w:pPr>
+        <w:pStyle w:val="Heading3"/>
+      </w:pPr>
+      <w:r>
+        <w:t>Support and stretch</w:t>
+      </w:r>
+    </w:p>
+    <w:p>
+      <w:pPr>
+        <w:pStyle w:val="Heading3"/>
+      </w:pPr>
+      <w:r>
+        <w:t>Exit reflection</w:t>
+      </w:r>
+    </w:p>
+    <w:p>
+      <w:pPr>
+        <w:pStyle w:val="Heading3"/>
+      </w:pPr>
+      <w:r>
+        <w:t>Bridge to the next week</w:t>
+      </w:r>
+    </w:p>
+    <w:p>
+      <w:pPr>
+        <w:pStyle w:val="Heading3"/>
+      </w:pPr>
+      <w:r>
+        <w:t>Support and fresh reassessment</w:t>
+      </w:r>
+    </w:p>
+    <w:p>
+      <w:pPr>
+        <w:pStyle w:val="Heading3"/>
+      </w:pPr>
+      <w:r>
+        <w:t>Plan the delayed return</w:t>
+      </w:r>
+    </w:p>
+    <w:p>
+      <w:pPr>
+        <w:pStyle w:val="Heading3"/>
+      </w:pPr>
+      <w:r>
         <w:t>Project evidence from this case</w:t>
       </w:r>
     </w:p>
     <w:p>
       <w:pPr>
+        <w:pStyle w:val="Heading1"/>
+      </w:pPr>
+      <w:r>
+        <w:t>Reference bank and extra practice</w:t>
+      </w:r>
+    </w:p>
+    <w:p>
+      <w:pPr>
+        <w:pStyle w:val="Heading1"/>
+      </w:pPr>
+      <w:r>
+        <w:t>07. Reference: alternative planning checklist</w:t>
+      </w:r>
+    </w:p>
+    <w:p>
+      <w:r>
+        <w:t>Use as a reminder alongside the main route rather than teaching the cycle twice.</w:t>
+      </w:r>
+    </w:p>
+    <w:p>
+      <w:pPr>
+        <w:pStyle w:val="Heading2"/>
+      </w:pPr>
+      <w:r>
+        <w:t>Preparation and schedule</w:t>
+      </w:r>
+    </w:p>
+    <w:p>
+      <w:pPr>
         <w:spacing w:line="336" w:lineRule="auto" w:after="180"/>
-      </w:pPr>
-      <w:r>
-        <w:rPr>
-          <w:b w:val="0"/>
-        </w:rPr>
-        <w:t xml:space="preserve">For your Verified Study Buddy, save the </w:t>
-      </w:r>
-      <w:r>
-        <w:rPr>
-          <w:b/>
-        </w:rPr>
-        <w:t>input</w:t>
-      </w:r>
-      <w:r>
-        <w:rPr>
-          <w:b w:val="0"/>
-        </w:rPr>
-        <w:t>, procedure, observed result and limitation of this check.</w:t>
-      </w:r>
-    </w:p>
-    <w:p>
-      <w:pPr>
-        <w:spacing w:line="336" w:lineRule="auto" w:after="180"/>
-      </w:pPr>
-      <w:r>
-        <w:rPr>
-          <w:b w:val="0"/>
-        </w:rPr>
-        <w:t>Label this worked example as practice; use a different, previously unreviewed case when checking independent understanding.</w:t>
-      </w:r>
-    </w:p>
-    <w:p>
-      <w:pPr>
-        <w:pStyle w:val="Heading1"/>
-      </w:pPr>
-      <w:r>
-        <w:t>07. Prepare, teach and assess</w:t>
-      </w:r>
-    </w:p>
-    <w:p>
-      <w:r>
-        <w:t>Use this preparation summary alongside the detailed Conversation State and Memory lesson; it is a checklist rather than a replacement for the full sequence.</w:t>
-      </w:r>
-    </w:p>
-    <w:p>
-      <w:pPr>
-        <w:pStyle w:val="Heading3"/>
-      </w:pPr>
-      <w:r>
-        <w:t>Teaching target</w:t>
-      </w:r>
-    </w:p>
-    <w:p>
-      <w:pPr>
-        <w:spacing w:line="336" w:lineRule="auto" w:after="180"/>
-        <w:shd w:fill="EDF7F3"/>
       </w:pPr>
       <w:r>
         <w:rPr>
@@ -5894,6 +6101,14 @@
     </w:tbl>
     <w:p>
       <w:pPr>
+        <w:pStyle w:val="Heading2"/>
+      </w:pPr>
+      <w:r>
+        <w:t>Practice and assessment reminders</w:t>
+      </w:r>
+    </w:p>
+    <w:p>
+      <w:pPr>
         <w:spacing w:line="336" w:lineRule="auto" w:after="180"/>
       </w:pPr>
       <w:r>
@@ -5905,16 +6120,7 @@
     </w:p>
     <w:p>
       <w:pPr>
-        <w:pStyle w:val="Heading3"/>
-      </w:pPr>
-      <w:r>
-        <w:t>Supported practice answer</w:t>
-      </w:r>
-    </w:p>
-    <w:p>
-      <w:pPr>
         <w:spacing w:line="336" w:lineRule="auto" w:after="180"/>
-        <w:shd w:fill="F1F6FC"/>
       </w:pPr>
       <w:r>
         <w:rPr>
@@ -5971,16 +6177,7 @@
     </w:p>
     <w:p>
       <w:pPr>
-        <w:pStyle w:val="Heading3"/>
-      </w:pPr>
-      <w:r>
-        <w:t>Repair the misconception</w:t>
-      </w:r>
-    </w:p>
-    <w:p>
-      <w:pPr>
         <w:spacing w:line="336" w:lineRule="auto" w:after="180"/>
-        <w:shd w:fill="FFF5E6"/>
       </w:pPr>
       <w:r>
         <w:rPr>
@@ -6015,16 +6212,7 @@
     </w:p>
     <w:p>
       <w:pPr>
-        <w:pStyle w:val="Heading3"/>
-      </w:pPr>
-      <w:r>
-        <w:t>Support without giving away the answer</w:t>
-      </w:r>
-    </w:p>
-    <w:p>
-      <w:pPr>
         <w:spacing w:line="336" w:lineRule="auto" w:after="180"/>
-        <w:shd w:fill="F1F6F8"/>
       </w:pPr>
       <w:r>
         <w:rPr>
@@ -6047,16 +6235,7 @@
     </w:p>
     <w:p>
       <w:pPr>
-        <w:pStyle w:val="Heading3"/>
-      </w:pPr>
-      <w:r>
-        <w:t>Extend the reasoning</w:t>
-      </w:r>
-    </w:p>
-    <w:p>
-      <w:pPr>
         <w:spacing w:line="336" w:lineRule="auto" w:after="180"/>
-        <w:shd w:fill="F5F1FB"/>
       </w:pPr>
       <w:r>
         <w:rPr>
@@ -6080,7 +6259,6 @@
     <w:p>
       <w:pPr>
         <w:spacing w:line="336" w:lineRule="auto" w:after="180"/>
-        <w:shd w:fill="F5F1FB"/>
       </w:pPr>
       <w:r>
         <w:rPr>
@@ -6103,16 +6281,7 @@
     </w:p>
     <w:p>
       <w:pPr>
-        <w:pStyle w:val="Heading3"/>
-      </w:pPr>
-      <w:r>
-        <w:t>Protect the independent attempt</w:t>
-      </w:r>
-    </w:p>
-    <w:p>
-      <w:pPr>
         <w:spacing w:line="336" w:lineRule="auto" w:after="180"/>
-        <w:shd w:fill="FFF5E6"/>
       </w:pPr>
       <w:r>
         <w:rPr>
@@ -6307,16 +6476,7 @@
     </w:tbl>
     <w:p>
       <w:pPr>
-        <w:pStyle w:val="Heading3"/>
-      </w:pPr>
-      <w:r>
-        <w:t>Project checkpoint</w:t>
-      </w:r>
-    </w:p>
-    <w:p>
-      <w:pPr>
         <w:spacing w:line="336" w:lineRule="auto" w:after="180"/>
-        <w:shd w:fill="EDF7F3"/>
       </w:pPr>
       <w:r>
         <w:rPr>
@@ -6353,12 +6513,20 @@
         <w:pStyle w:val="Heading1"/>
       </w:pPr>
       <w:r>
-        <w:t>08. Use feedback, labs and repair paths</w:t>
-      </w:r>
-    </w:p>
-    <w:p>
-      <w:r>
-        <w:t>Use feedback, earlier review and portfolios purposefully. Apply the coding routine only when this lesson has an executable lab.</w:t>
+        <w:t>08. Reference: feedback and records</w:t>
+      </w:r>
+    </w:p>
+    <w:p>
+      <w:r>
+        <w:t>Use digital tools where they help retain an explanation and its evidence.</w:t>
+      </w:r>
+    </w:p>
+    <w:p>
+      <w:pPr>
+        <w:pStyle w:val="Heading2"/>
+      </w:pPr>
+      <w:r>
+        <w:t>Keep practice and independent evidence separate</w:t>
       </w:r>
     </w:p>
     <w:p>
@@ -6397,10 +6565,52 @@
     </w:p>
     <w:p>
       <w:pPr>
-        <w:pStyle w:val="Heading3"/>
-      </w:pPr>
-      <w:r>
-        <w:t>For later coding lessons</w:t>
+        <w:pStyle w:val="Heading2"/>
+      </w:pPr>
+      <w:r>
+        <w:t>Repair and portfolio records</w:t>
+      </w:r>
+    </w:p>
+    <w:p>
+      <w:pPr>
+        <w:spacing w:line="336" w:lineRule="auto" w:after="180"/>
+      </w:pPr>
+      <w:r>
+        <w:rPr>
+          <w:b w:val="0"/>
+        </w:rPr>
+        <w:t>Use the earlier worked-explanation links to address a specific missing building block, then return to the current question. Adapt this suggestion after observing the learner; it is not an automatic diagnosis.</w:t>
+      </w:r>
+    </w:p>
+    <w:p>
+      <w:pPr>
+        <w:spacing w:line="336" w:lineRule="auto" w:after="180"/>
+      </w:pPr>
+      <w:r>
+        <w:rPr>
+          <w:b w:val="0"/>
+        </w:rPr>
+        <w:t xml:space="preserve">Collect the completed-work portfolio as </w:t>
+      </w:r>
+      <w:r>
+        <w:rPr>
+          <w:b/>
+        </w:rPr>
+        <w:t>evidence</w:t>
+      </w:r>
+      <w:r>
+        <w:rPr>
+          <w:b w:val="0"/>
+        </w:rPr>
+        <w:t>. Record support separately from correctness, and assess explanation, trace/test and limitations. Progress ticks and quiz selections alone do not establish mastery.</w:t>
+      </w:r>
+    </w:p>
+    <w:p>
+      <w:pPr>
+        <w:pStyle w:val="Heading2"/>
+      </w:pPr>
+      <w:r>
+        <w:t>Earlier wording, alternatives and picture transcripts · reference / check after trying</w:t>
       </w:r>
     </w:p>
     <w:p>
@@ -6411,7 +6621,6 @@
     <w:p>
       <w:pPr>
         <w:spacing w:line="336" w:lineRule="auto" w:after="180"/>
-        <w:shd w:fill="F1F6F8"/>
       </w:pPr>
       <w:r>
         <w:rPr>
@@ -6434,77 +6643,20 @@
     </w:p>
     <w:p>
       <w:pPr>
-        <w:spacing w:line="336" w:lineRule="auto" w:after="180"/>
-      </w:pPr>
-      <w:r>
-        <w:rPr>
-          <w:b w:val="0"/>
-        </w:rPr>
-        <w:t>Use the earlier worked-explanation links to address a specific missing building block, then return to the current question. Adapt this suggestion after observing the learner; it is not an automatic diagnosis.</w:t>
-      </w:r>
-    </w:p>
-    <w:p>
-      <w:pPr>
-        <w:spacing w:line="336" w:lineRule="auto" w:after="180"/>
-      </w:pPr>
-      <w:r>
-        <w:rPr>
-          <w:b w:val="0"/>
-        </w:rPr>
-        <w:t xml:space="preserve">Collect the completed-work portfolio as </w:t>
-      </w:r>
-      <w:r>
-        <w:rPr>
-          <w:b/>
-        </w:rPr>
-        <w:t>evidence</w:t>
-      </w:r>
-      <w:r>
-        <w:rPr>
-          <w:b w:val="0"/>
-        </w:rPr>
-        <w:t>. Record support separately from correctness, and assess explanation, trace/test and limitations. Progress ticks and quiz selections alone do not establish mastery.</w:t>
-      </w:r>
-    </w:p>
-    <w:p>
-      <w:pPr>
         <w:pStyle w:val="Heading1"/>
       </w:pPr>
       <w:r>
-        <w:t>09. Visual concept journey</w:t>
-      </w:r>
-    </w:p>
-    <w:p>
-      <w:r>
-        <w:t>Show one Conversation State and Memory graphic at a time, request a prediction and discuss its trace before the independent assessment.</w:t>
-      </w:r>
-    </w:p>
-    <w:p>
-      <w:pPr>
-        <w:spacing w:line="336" w:lineRule="auto" w:after="180"/>
-      </w:pPr>
-      <w:r>
-        <w:rPr>
-          <w:b w:val="0"/>
-        </w:rPr>
-        <w:t xml:space="preserve">Use one picture at a time. Hide a worked result before asking for a </w:t>
-      </w:r>
-      <w:r>
-        <w:rPr>
-          <w:b/>
-        </w:rPr>
-        <w:t>prediction</w:t>
-      </w:r>
-      <w:r>
-        <w:rPr>
-          <w:b w:val="0"/>
-        </w:rPr>
-        <w:t>, then reveal it for feedback. These are supported teaching cases; retain the separate independent assessment for a fresh first attempt.</w:t>
-      </w:r>
-    </w:p>
-    <w:p>
-      <w:pPr>
-        <w:pStyle w:val="Heading3"/>
+        <w:t>09. Reference: teach with the six pictures</w:t>
+      </w:r>
+    </w:p>
+    <w:p>
+      <w:r>
+        <w:t>Choose the picture for the teaching move and connect it to the explanation.</w:t>
+      </w:r>
+    </w:p>
+    <w:p>
+      <w:pPr>
+        <w:pStyle w:val="Heading2"/>
       </w:pPr>
       <w:r>
         <w:t>01. Conversation State and Memory: the case</w:t>
@@ -6515,7 +6667,7 @@
         <w:drawing>
           <wp:inline xmlns:a="http://schemas.openxmlformats.org/drawingml/2006/main" xmlns:pic="http://schemas.openxmlformats.org/drawingml/2006/picture">
             <wp:extent cx="5486400" cy="3142488"/>
-            <wp:docPr id="2" name="Picture 2" descr="Keep a reading conversation consistent when the learner changes the selected book. Supplied facts: In this toy session, “choose Cedar” sets selected_book=Cedar; “change to Maple” replaces it. Session state is cleared on exit. All inputs and outcomes in this worked example are invented classroom data; no real model run is claimed."/>
+            <wp:docPr id="3" name="Picture 3" descr="Keep a reading conversation consistent when the learner changes the selected book. Supplied facts: In this toy session, “choose Cedar” sets selected_book=Cedar; “change to Maple” replaces it. Session state is cleared on exit. All inputs and outcomes in this worked example are invented classroom data; no real model run is claimed."/>
             <wp:cNvGraphicFramePr>
               <a:graphicFrameLocks noChangeAspect="1"/>
             </wp:cNvGraphicFramePr>
@@ -6527,7 +6679,7 @@
                     <pic:cNvPicPr/>
                   </pic:nvPicPr>
                   <pic:blipFill>
-                    <a:blip r:embed="rId10"/>
+                    <a:blip r:embed="rId11"/>
                     <a:stretch>
                       <a:fillRect/>
                     </a:stretch>
@@ -6595,7 +6747,6 @@
     <w:p>
       <w:pPr>
         <w:spacing w:line="336" w:lineRule="auto" w:after="180"/>
-        <w:shd w:fill="F5F1FB"/>
       </w:pPr>
       <w:r>
         <w:rPr>
@@ -6606,16 +6757,7 @@
     </w:p>
     <w:p>
       <w:pPr>
-        <w:pStyle w:val="Heading3"/>
-      </w:pPr>
-      <w:r>
-        <w:t>Discuss while showing the picture</w:t>
-      </w:r>
-    </w:p>
-    <w:p>
-      <w:pPr>
         <w:spacing w:line="336" w:lineRule="auto" w:after="180"/>
-        <w:shd w:fill="F1F6F8"/>
       </w:pPr>
       <w:r>
         <w:rPr>
@@ -6626,7 +6768,7 @@
     </w:p>
     <w:p>
       <w:pPr>
-        <w:pStyle w:val="Heading3"/>
+        <w:pStyle w:val="Heading2"/>
       </w:pPr>
       <w:r>
         <w:t>02. Follow the deciding steps</w:t>
@@ -6637,7 +6779,7 @@
         <w:drawing>
           <wp:inline xmlns:a="http://schemas.openxmlformats.org/drawingml/2006/main" xmlns:pic="http://schemas.openxmlformats.org/drawingml/2006/picture">
             <wp:extent cx="5486400" cy="3182112"/>
-            <wp:docPr id="3" name="Picture 3" descr="First choice: Store Cedar as this session’s selected book. → Correct choice: Replace Cedar with Maple; do not append an equally active second choice. → End session: Clear selected_book. A new session begins with no selected book."/>
+            <wp:docPr id="4" name="Picture 4" descr="First choice: Store Cedar as this session’s selected book. → Correct choice: Replace Cedar with Maple; do not append an equally active second choice. → End session: Clear selected_book. A new session begins with no selected book."/>
             <wp:cNvGraphicFramePr>
               <a:graphicFrameLocks noChangeAspect="1"/>
             </wp:cNvGraphicFramePr>
@@ -6649,7 +6791,7 @@
                     <pic:cNvPicPr/>
                   </pic:nvPicPr>
                   <pic:blipFill>
-                    <a:blip r:embed="rId11"/>
+                    <a:blip r:embed="rId9"/>
                     <a:stretch>
                       <a:fillRect/>
                     </a:stretch>
@@ -6693,7 +6835,6 @@
     <w:p>
       <w:pPr>
         <w:spacing w:line="336" w:lineRule="auto" w:after="180"/>
-        <w:shd w:fill="F5F1FB"/>
       </w:pPr>
       <w:r>
         <w:rPr>
@@ -6716,16 +6857,7 @@
     </w:p>
     <w:p>
       <w:pPr>
-        <w:pStyle w:val="Heading3"/>
-      </w:pPr>
-      <w:r>
-        <w:t>Discuss while showing the picture</w:t>
-      </w:r>
-    </w:p>
-    <w:p>
-      <w:pPr>
         <w:spacing w:line="336" w:lineRule="auto" w:after="180"/>
-        <w:shd w:fill="F1F6F8"/>
       </w:pPr>
       <w:r>
         <w:rPr>
@@ -6748,7 +6880,7 @@
     </w:p>
     <w:p>
       <w:pPr>
-        <w:pStyle w:val="Heading3"/>
+        <w:pStyle w:val="Heading2"/>
       </w:pPr>
       <w:r>
         <w:t>03. The session record changes — the model is not retrained</w:t>
@@ -6759,7 +6891,7 @@
         <w:drawing>
           <wp:inline xmlns:a="http://schemas.openxmlformats.org/drawingml/2006/main" xmlns:pic="http://schemas.openxmlformats.org/drawingml/2006/picture">
             <wp:extent cx="5486400" cy="3444240"/>
-            <wp:docPr id="4" name="Picture 4" descr="The selected_book session state is Cedar after the first choice, Maple after correction, and unset after exit. This is an application record, not proof of permanent learning."/>
+            <wp:docPr id="5" name="Picture 5" descr="The selected_book session state is Cedar after the first choice, Maple after correction, and unset after exit. This is an application record, not proof of permanent learning."/>
             <wp:cNvGraphicFramePr>
               <a:graphicFrameLocks noChangeAspect="1"/>
             </wp:cNvGraphicFramePr>
@@ -6816,7 +6948,6 @@
     <w:p>
       <w:pPr>
         <w:spacing w:line="336" w:lineRule="auto" w:after="180"/>
-        <w:shd w:fill="F5F1FB"/>
       </w:pPr>
       <w:r>
         <w:rPr>
@@ -6827,16 +6958,7 @@
     </w:p>
     <w:p>
       <w:pPr>
-        <w:pStyle w:val="Heading3"/>
-      </w:pPr>
-      <w:r>
-        <w:t>Discuss while showing the picture</w:t>
-      </w:r>
-    </w:p>
-    <w:p>
-      <w:pPr>
         <w:spacing w:line="336" w:lineRule="auto" w:after="180"/>
-        <w:shd w:fill="F1F6F8"/>
       </w:pPr>
       <w:r>
         <w:rPr>
@@ -6847,7 +6969,7 @@
     </w:p>
     <w:p>
       <w:pPr>
-        <w:pStyle w:val="Heading3"/>
+        <w:pStyle w:val="Heading2"/>
       </w:pPr>
       <w:r>
         <w:t>04. Change one thing. Trace what follows.</w:t>
@@ -6858,7 +6980,7 @@
         <w:drawing>
           <wp:inline xmlns:a="http://schemas.openxmlformats.org/drawingml/2006/main" xmlns:pic="http://schemas.openxmlformats.org/drawingml/2006/picture">
             <wp:extent cx="5486400" cy="3026664"/>
-            <wp:docPr id="5" name="Picture 5" descr="Original case: Clear selected_book. A new session begins with no selected book. Changed condition: The next session asks “summarise my book” without naming one. Expected result: Ask which book the learner wants. Reason: The declared policy clears session state, so yesterday’s choice is unavailable."/>
+            <wp:docPr id="6" name="Picture 6" descr="Original case: Clear selected_book. A new session begins with no selected book. Changed condition: The next session asks “summarise my book” without naming one. Expected result: Ask which book the learner wants. Reason: The declared policy clears session state, so yesterday’s choice is unavailable."/>
             <wp:cNvGraphicFramePr>
               <a:graphicFrameLocks noChangeAspect="1"/>
             </wp:cNvGraphicFramePr>
@@ -6926,7 +7048,6 @@
     <w:p>
       <w:pPr>
         <w:spacing w:line="336" w:lineRule="auto" w:after="180"/>
-        <w:shd w:fill="F5F1FB"/>
       </w:pPr>
       <w:r>
         <w:rPr>
@@ -6937,16 +7058,7 @@
     </w:p>
     <w:p>
       <w:pPr>
-        <w:pStyle w:val="Heading3"/>
-      </w:pPr>
-      <w:r>
-        <w:t>Discuss while showing the picture</w:t>
-      </w:r>
-    </w:p>
-    <w:p>
-      <w:pPr>
         <w:spacing w:line="336" w:lineRule="auto" w:after="180"/>
-        <w:shd w:fill="F1F6F8"/>
       </w:pPr>
       <w:r>
         <w:rPr>
@@ -6958,7 +7070,6 @@
     <w:p>
       <w:pPr>
         <w:spacing w:line="336" w:lineRule="auto" w:after="180"/>
-        <w:shd w:fill="F1F6F8"/>
       </w:pPr>
       <w:r>
         <w:rPr>
@@ -6981,7 +7092,7 @@
     </w:p>
     <w:p>
       <w:pPr>
-        <w:pStyle w:val="Heading3"/>
+        <w:pStyle w:val="Heading2"/>
       </w:pPr>
       <w:r>
         <w:t>05. Connect the explanation to its limit</w:t>
@@ -6992,7 +7103,7 @@
         <w:drawing>
           <wp:inline xmlns:a="http://schemas.openxmlformats.org/drawingml/2006/main" xmlns:pic="http://schemas.openxmlformats.org/drawingml/2006/picture">
             <wp:extent cx="5486400" cy="2834640"/>
-            <wp:docPr id="6" name="Picture 6" descr="Read the picture in order. Clear selected_book. A new session begins with no selected book. The arrows show which recorded input or intermediate result each decision uses. Explain the deciding step aloud before checking the changed case; pointing to the final answer alone does not show how it follows. Limit: Conversation state is an application record; it is not evidence that the model permanently learned the learner’s preferences."/>
+            <wp:docPr id="7" name="Picture 7" descr="Read the picture in order. Clear selected_book. A new session begins with no selected book. The arrows show which recorded input or intermediate result each decision uses. Explain the deciding step aloud before checking the changed case; pointing to the final answer alone does not show how it follows. Limit: Conversation state is an application record; it is not evidence that the model permanently learned the learner’s preferences."/>
             <wp:cNvGraphicFramePr>
               <a:graphicFrameLocks noChangeAspect="1"/>
             </wp:cNvGraphicFramePr>
@@ -7095,7 +7206,6 @@
     <w:p>
       <w:pPr>
         <w:spacing w:line="336" w:lineRule="auto" w:after="180"/>
-        <w:shd w:fill="F5F1FB"/>
       </w:pPr>
       <w:r>
         <w:rPr>
@@ -7106,16 +7216,7 @@
     </w:p>
     <w:p>
       <w:pPr>
-        <w:pStyle w:val="Heading3"/>
-      </w:pPr>
-      <w:r>
-        <w:t>Discuss while showing the picture</w:t>
-      </w:r>
-    </w:p>
-    <w:p>
-      <w:pPr>
         <w:spacing w:line="336" w:lineRule="auto" w:after="180"/>
-        <w:shd w:fill="F1F6F8"/>
       </w:pPr>
       <w:r>
         <w:rPr>
@@ -7127,7 +7228,6 @@
     <w:p>
       <w:pPr>
         <w:spacing w:line="336" w:lineRule="auto" w:after="180"/>
-        <w:shd w:fill="F1F6F8"/>
       </w:pPr>
       <w:r>
         <w:rPr>
@@ -7174,7 +7274,7 @@
     </w:p>
     <w:p>
       <w:pPr>
-        <w:pStyle w:val="Heading3"/>
+        <w:pStyle w:val="Heading2"/>
       </w:pPr>
       <w:r>
         <w:t>06. Make the idea visible in your project</w:t>
@@ -7185,7 +7285,7 @@
         <w:drawing>
           <wp:inline xmlns:a="http://schemas.openxmlformats.org/drawingml/2006/main" xmlns:pic="http://schemas.openxmlformats.org/drawingml/2006/picture">
             <wp:extent cx="5486400" cy="3681984"/>
-            <wp:docPr id="7" name="Picture 7" descr="For your Verified Study Buddy, save the input, procedure, observed result and limitation of this check. Label this worked example as practice; use a different, previously unreviewed case when checking independent understanding. Draw your input, deciding step, result and limit. Supported question: What is selected_book after the correction and after exit? Point to the relevant step in the picture, then write the changed result and the rule or evidence that supports it."/>
+            <wp:docPr id="8" name="Picture 8" descr="For your Verified Study Buddy, save the input, procedure, observed result and limitation of this check. Label this worked example as practice; use a different, previously unreviewed case when checking independent understanding. Draw your input, deciding step, result and limit. Supported question: What is selected_book after the correction and after exit? Point to the relevant step in the picture, then write the changed result and the rule or evidence that supports it."/>
             <wp:cNvGraphicFramePr>
               <a:graphicFrameLocks noChangeAspect="1"/>
             </wp:cNvGraphicFramePr>
@@ -7288,7 +7388,6 @@
     <w:p>
       <w:pPr>
         <w:spacing w:line="336" w:lineRule="auto" w:after="180"/>
-        <w:shd w:fill="F5F1FB"/>
       </w:pPr>
       <w:r>
         <w:rPr>
@@ -7311,70 +7410,138 @@
     </w:p>
     <w:p>
       <w:pPr>
+        <w:spacing w:line="336" w:lineRule="auto" w:after="180"/>
+      </w:pPr>
+      <w:r>
+        <w:rPr>
+          <w:b w:val="0"/>
+        </w:rPr>
+        <w:t xml:space="preserve">Teacher prompt: Draw your project trace and justify the deciding step using </w:t>
+      </w:r>
+      <w:r>
+        <w:rPr>
+          <w:b/>
+        </w:rPr>
+        <w:t>evidence</w:t>
+      </w:r>
+      <w:r>
+        <w:rPr>
+          <w:b w:val="0"/>
+        </w:rPr>
+        <w:t>. Ask learners to describe one label or arrow in ordinary words. Use the adjacent transcript if the image is difficult to see.</w:t>
+      </w:r>
+    </w:p>
+    <w:p>
+      <w:pPr>
+        <w:spacing w:line="336" w:lineRule="auto" w:after="180"/>
+      </w:pPr>
+      <w:r>
+        <w:rPr>
+          <w:b w:val="0"/>
+        </w:rPr>
+        <w:t>Supported practice key: After correction it is Maple; after exit it is unset. Ask for a new selection before making a summary. Changed-case check: Ask which book the learner wants.</w:t>
+      </w:r>
+    </w:p>
+    <w:p>
+      <w:pPr>
+        <w:spacing w:line="336" w:lineRule="auto" w:after="180"/>
+      </w:pPr>
+      <w:r>
+        <w:rPr>
+          <w:b w:val="0"/>
+        </w:rPr>
+        <w:t xml:space="preserve">The declared policy clears </w:t>
+      </w:r>
+      <w:r>
+        <w:rPr>
+          <w:b/>
+        </w:rPr>
+        <w:t>session state</w:t>
+      </w:r>
+      <w:r>
+        <w:rPr>
+          <w:b w:val="0"/>
+        </w:rPr>
+        <w:t>, so yesterday’s choice is unavailable.</w:t>
+      </w:r>
+    </w:p>
+    <w:p>
+      <w:pPr>
+        <w:pStyle w:val="Heading2"/>
+      </w:pPr>
+      <w:r>
+        <w:t>Earlier wording, alternatives and picture transcripts · reference / check after trying</w:t>
+      </w:r>
+    </w:p>
+    <w:p>
+      <w:pPr>
+        <w:spacing w:line="336" w:lineRule="auto" w:after="180"/>
+      </w:pPr>
+      <w:r>
+        <w:rPr>
+          <w:b w:val="0"/>
+        </w:rPr>
+        <w:t xml:space="preserve">Use one picture at a time. Hide a worked result before asking for a </w:t>
+      </w:r>
+      <w:r>
+        <w:rPr>
+          <w:b/>
+        </w:rPr>
+        <w:t>prediction</w:t>
+      </w:r>
+      <w:r>
+        <w:rPr>
+          <w:b w:val="0"/>
+        </w:rPr>
+        <w:t>, then reveal it for feedback. These are supported teaching cases; retain the separate independent assessment for a fresh first attempt.</w:t>
+      </w:r>
+    </w:p>
+    <w:p>
+      <w:pPr>
         <w:pStyle w:val="Heading3"/>
       </w:pPr>
       <w:r>
-        <w:t>Discuss while showing the picture</w:t>
-      </w:r>
-    </w:p>
-    <w:p>
-      <w:pPr>
-        <w:spacing w:line="336" w:lineRule="auto" w:after="180"/>
-        <w:shd w:fill="F1F6F8"/>
-      </w:pPr>
-      <w:r>
-        <w:rPr>
-          <w:b w:val="0"/>
-        </w:rPr>
-        <w:t xml:space="preserve">Teacher prompt: Draw your project trace and justify the deciding step using </w:t>
-      </w:r>
-      <w:r>
-        <w:rPr>
-          <w:b/>
-        </w:rPr>
-        <w:t>evidence</w:t>
-      </w:r>
-      <w:r>
-        <w:rPr>
-          <w:b w:val="0"/>
-        </w:rPr>
-        <w:t>. Ask learners to describe one label or arrow in ordinary words. Use the adjacent transcript if the image is difficult to see.</w:t>
-      </w:r>
-    </w:p>
-    <w:p>
-      <w:pPr>
-        <w:spacing w:line="336" w:lineRule="auto" w:after="180"/>
-        <w:shd w:fill="F1F6F8"/>
-      </w:pPr>
-      <w:r>
-        <w:rPr>
-          <w:b w:val="0"/>
-        </w:rPr>
-        <w:t>Supported practice key: After correction it is Maple; after exit it is unset. Ask for a new selection before making a summary. Changed-case check: Ask which book the learner wants.</w:t>
-      </w:r>
-    </w:p>
-    <w:p>
-      <w:pPr>
-        <w:spacing w:line="336" w:lineRule="auto" w:after="180"/>
-        <w:shd w:fill="F1F6F8"/>
-      </w:pPr>
-      <w:r>
-        <w:rPr>
-          <w:b w:val="0"/>
-        </w:rPr>
-        <w:t xml:space="preserve">The declared policy clears </w:t>
-      </w:r>
-      <w:r>
-        <w:rPr>
-          <w:b/>
-        </w:rPr>
-        <w:t>session state</w:t>
-      </w:r>
-      <w:r>
-        <w:rPr>
-          <w:b w:val="0"/>
-        </w:rPr>
-        <w:t>, so yesterday’s choice is unavailable.</w:t>
+        <w:t>01. Conversation State and Memory: the case</w:t>
+      </w:r>
+    </w:p>
+    <w:p>
+      <w:pPr>
+        <w:pStyle w:val="Heading3"/>
+      </w:pPr>
+      <w:r>
+        <w:t>02. Follow the deciding steps</w:t>
+      </w:r>
+    </w:p>
+    <w:p>
+      <w:pPr>
+        <w:pStyle w:val="Heading3"/>
+      </w:pPr>
+      <w:r>
+        <w:t>03. The session record changes — the model is not retrained</w:t>
+      </w:r>
+    </w:p>
+    <w:p>
+      <w:pPr>
+        <w:pStyle w:val="Heading3"/>
+      </w:pPr>
+      <w:r>
+        <w:t>04. Change one thing. Trace what follows.</w:t>
+      </w:r>
+    </w:p>
+    <w:p>
+      <w:pPr>
+        <w:pStyle w:val="Heading3"/>
+      </w:pPr>
+      <w:r>
+        <w:t>05. Connect the explanation to its limit</w:t>
+      </w:r>
+    </w:p>
+    <w:p>
+      <w:pPr>
+        <w:pStyle w:val="Heading3"/>
+      </w:pPr>
+      <w:r>
+        <w:t>06. Make the idea visible in your project</w:t>
       </w:r>
     </w:p>
     <w:sectPr>
